--- a/docs/(에스원) 입사지원서(이력서)_로봇비전개발_김진민.docx
+++ b/docs/(에스원) 입사지원서(이력서)_로봇비전개발_김진민.docx
@@ -1,6 +1,6 @@
 
 <file path=word/document.xml><?xml version="1.0" encoding="utf-8"?>
-<w:document xmlns:wpc="http://schemas.microsoft.com/office/word/2010/wordprocessingCanvas" xmlns:mc="http://schemas.openxmlformats.org/markup-compatibility/2006" xmlns:o="urn:schemas-microsoft-com:office:office" xmlns:r="http://schemas.openxmlformats.org/officeDocument/2006/relationships" xmlns:m="http://schemas.openxmlformats.org/officeDocument/2006/math" xmlns:v="urn:schemas-microsoft-com:vml" xmlns:wp14="http://schemas.microsoft.com/office/word/2010/wordprocessingDrawing" xmlns:wp="http://schemas.openxmlformats.org/drawingml/2006/wordprocessingDrawing" xmlns:w10="urn:schemas-microsoft-com:office:word" xmlns:w="http://schemas.openxmlformats.org/wordprocessingml/2006/main" xmlns:w14="http://schemas.microsoft.com/office/word/2010/wordml" xmlns:wpg="http://schemas.microsoft.com/office/word/2010/wordprocessingGroup" xmlns:wpi="http://schemas.microsoft.com/office/word/2010/wordprocessingInk" xmlns:wne="http://schemas.microsoft.com/office/word/2006/wordml" xmlns:wps="http://schemas.microsoft.com/office/word/2010/wordprocessingShape" mc:Ignorable="w14 wp14">
+<w:document xmlns:wpc="http://schemas.microsoft.com/office/word/2010/wordprocessingCanvas" xmlns:cx="http://schemas.microsoft.com/office/drawing/2014/chartex" xmlns:cx1="http://schemas.microsoft.com/office/drawing/2015/9/8/chartex" xmlns:cx2="http://schemas.microsoft.com/office/drawing/2015/10/21/chartex" xmlns:cx3="http://schemas.microsoft.com/office/drawing/2016/5/9/chartex" xmlns:cx4="http://schemas.microsoft.com/office/drawing/2016/5/10/chartex" xmlns:cx5="http://schemas.microsoft.com/office/drawing/2016/5/11/chartex" xmlns:cx6="http://schemas.microsoft.com/office/drawing/2016/5/12/chartex" xmlns:cx7="http://schemas.microsoft.com/office/drawing/2016/5/13/chartex" xmlns:cx8="http://schemas.microsoft.com/office/drawing/2016/5/14/chartex" xmlns:mc="http://schemas.openxmlformats.org/markup-compatibility/2006" xmlns:aink="http://schemas.microsoft.com/office/drawing/2016/ink" xmlns:am3d="http://schemas.microsoft.com/office/drawing/2017/model3d" xmlns:o="urn:schemas-microsoft-com:office:office" xmlns:oel="http://schemas.microsoft.com/office/2019/extlst" xmlns:r="http://schemas.openxmlformats.org/officeDocument/2006/relationships" xmlns:m="http://schemas.openxmlformats.org/officeDocument/2006/math" xmlns:v="urn:schemas-microsoft-com:vml" xmlns:wp14="http://schemas.microsoft.com/office/word/2010/wordprocessingDrawing" xmlns:wp="http://schemas.openxmlformats.org/drawingml/2006/wordprocessingDrawing" xmlns:w10="urn:schemas-microsoft-com:office:word" xmlns:w="http://schemas.openxmlformats.org/wordprocessingml/2006/main" xmlns:w14="http://schemas.microsoft.com/office/word/2010/wordml" xmlns:w15="http://schemas.microsoft.com/office/word/2012/wordml" xmlns:w16cex="http://schemas.microsoft.com/office/word/2018/wordml/cex" xmlns:w16cid="http://schemas.microsoft.com/office/word/2016/wordml/cid" xmlns:w16="http://schemas.microsoft.com/office/word/2018/wordml" xmlns:w16du="http://schemas.microsoft.com/office/word/2023/wordml/word16du" xmlns:w16sdtdh="http://schemas.microsoft.com/office/word/2020/wordml/sdtdatahash" xmlns:w16sdtfl="http://schemas.microsoft.com/office/word/2024/wordml/sdtformatlock" xmlns:w16se="http://schemas.microsoft.com/office/word/2015/wordml/symex" xmlns:wpg="http://schemas.microsoft.com/office/word/2010/wordprocessingGroup" xmlns:wpi="http://schemas.microsoft.com/office/word/2010/wordprocessingInk" xmlns:wne="http://schemas.microsoft.com/office/word/2006/wordml" xmlns:wps="http://schemas.microsoft.com/office/word/2010/wordprocessingShape" mc:Ignorable="w14 w15 w16se w16cid w16 w16cex w16sdtdh w16sdtfl w16du wp14">
   <w:body>
     <w:p>
       <w:pPr>
@@ -16,8 +16,6 @@
           <w:u w:val="single"/>
         </w:rPr>
       </w:pPr>
-      <w:bookmarkStart w:id="0" w:name="_GoBack"/>
-      <w:bookmarkEnd w:id="0"/>
       <w:r>
         <w:rPr>
           <w:rFonts w:hint="eastAsia"/>
@@ -91,8 +89,17 @@
           <w:rFonts w:hint="eastAsia"/>
           <w:szCs w:val="20"/>
         </w:rPr>
-        <w:t xml:space="preserve"> 에스원</w:t>
-      </w:r>
+        <w:t xml:space="preserve"> </w:t>
+      </w:r>
+      <w:proofErr w:type="spellStart"/>
+      <w:r>
+        <w:rPr>
+          <w:rFonts w:hint="eastAsia"/>
+          <w:szCs w:val="20"/>
+        </w:rPr>
+        <w:t>에스원</w:t>
+      </w:r>
+      <w:proofErr w:type="spellEnd"/>
       <w:r>
         <w:rPr>
           <w:rFonts w:hint="eastAsia"/>
@@ -322,13 +329,28 @@
           <w:rFonts w:hint="eastAsia"/>
           <w:szCs w:val="20"/>
         </w:rPr>
-        <w:t xml:space="preserve">  - 수집 항목 </w:t>
-      </w:r>
-      <w:r>
-        <w:rPr>
-          <w:szCs w:val="20"/>
-        </w:rPr>
-        <w:t xml:space="preserve">: </w:t>
+        <w:t xml:space="preserve">  - 수집 </w:t>
+      </w:r>
+      <w:proofErr w:type="gramStart"/>
+      <w:r>
+        <w:rPr>
+          <w:rFonts w:hint="eastAsia"/>
+          <w:szCs w:val="20"/>
+        </w:rPr>
+        <w:t xml:space="preserve">항목 </w:t>
+      </w:r>
+      <w:r>
+        <w:rPr>
+          <w:szCs w:val="20"/>
+        </w:rPr>
+        <w:t>:</w:t>
+      </w:r>
+      <w:proofErr w:type="gramEnd"/>
+      <w:r>
+        <w:rPr>
+          <w:szCs w:val="20"/>
+        </w:rPr>
+        <w:t xml:space="preserve"> </w:t>
       </w:r>
       <w:r>
         <w:rPr>
@@ -557,12 +579,21 @@
         </w:rPr>
         <w:t xml:space="preserve"> </w:t>
       </w:r>
-      <w:r>
-        <w:rPr>
-          <w:rFonts w:hint="eastAsia"/>
-          <w:szCs w:val="20"/>
-        </w:rPr>
-        <w:t>교수명,</w:t>
+      <w:proofErr w:type="spellStart"/>
+      <w:r>
+        <w:rPr>
+          <w:rFonts w:hint="eastAsia"/>
+          <w:szCs w:val="20"/>
+        </w:rPr>
+        <w:t>교수명</w:t>
+      </w:r>
+      <w:proofErr w:type="spellEnd"/>
+      <w:r>
+        <w:rPr>
+          <w:rFonts w:hint="eastAsia"/>
+          <w:szCs w:val="20"/>
+        </w:rPr>
+        <w:t>,</w:t>
       </w:r>
       <w:r>
         <w:rPr>
@@ -685,13 +716,28 @@
           <w:rFonts w:hint="eastAsia"/>
           <w:szCs w:val="20"/>
         </w:rPr>
-        <w:t xml:space="preserve">- 수집 방법 </w:t>
-      </w:r>
-      <w:r>
-        <w:rPr>
-          <w:szCs w:val="20"/>
-        </w:rPr>
-        <w:t xml:space="preserve">: </w:t>
+        <w:t xml:space="preserve">- 수집 </w:t>
+      </w:r>
+      <w:proofErr w:type="gramStart"/>
+      <w:r>
+        <w:rPr>
+          <w:rFonts w:hint="eastAsia"/>
+          <w:szCs w:val="20"/>
+        </w:rPr>
+        <w:t xml:space="preserve">방법 </w:t>
+      </w:r>
+      <w:r>
+        <w:rPr>
+          <w:szCs w:val="20"/>
+        </w:rPr>
+        <w:t>:</w:t>
+      </w:r>
+      <w:proofErr w:type="gramEnd"/>
+      <w:r>
+        <w:rPr>
+          <w:szCs w:val="20"/>
+        </w:rPr>
+        <w:t xml:space="preserve"> </w:t>
       </w:r>
       <w:r>
         <w:rPr>
@@ -743,13 +789,28 @@
           <w:rFonts w:hint="eastAsia"/>
           <w:szCs w:val="20"/>
         </w:rPr>
-        <w:t xml:space="preserve">- 수집 및 이용 목적 </w:t>
-      </w:r>
-      <w:r>
-        <w:rPr>
-          <w:szCs w:val="20"/>
-        </w:rPr>
-        <w:t xml:space="preserve">: </w:t>
+        <w:t xml:space="preserve">- 수집 및 이용 </w:t>
+      </w:r>
+      <w:proofErr w:type="gramStart"/>
+      <w:r>
+        <w:rPr>
+          <w:rFonts w:hint="eastAsia"/>
+          <w:szCs w:val="20"/>
+        </w:rPr>
+        <w:t xml:space="preserve">목적 </w:t>
+      </w:r>
+      <w:r>
+        <w:rPr>
+          <w:szCs w:val="20"/>
+        </w:rPr>
+        <w:t>:</w:t>
+      </w:r>
+      <w:proofErr w:type="gramEnd"/>
+      <w:r>
+        <w:rPr>
+          <w:szCs w:val="20"/>
+        </w:rPr>
+        <w:t xml:space="preserve"> </w:t>
       </w:r>
       <w:r>
         <w:rPr>
@@ -781,13 +842,28 @@
           <w:rFonts w:hint="eastAsia"/>
           <w:szCs w:val="20"/>
         </w:rPr>
-        <w:t xml:space="preserve">보유 및 이용 기간 </w:t>
-      </w:r>
-      <w:r>
-        <w:rPr>
-          <w:szCs w:val="20"/>
-        </w:rPr>
-        <w:t xml:space="preserve">: </w:t>
+        <w:t xml:space="preserve">보유 및 이용 </w:t>
+      </w:r>
+      <w:proofErr w:type="gramStart"/>
+      <w:r>
+        <w:rPr>
+          <w:rFonts w:hint="eastAsia"/>
+          <w:szCs w:val="20"/>
+        </w:rPr>
+        <w:t xml:space="preserve">기간 </w:t>
+      </w:r>
+      <w:r>
+        <w:rPr>
+          <w:szCs w:val="20"/>
+        </w:rPr>
+        <w:t>:</w:t>
+      </w:r>
+      <w:proofErr w:type="gramEnd"/>
+      <w:r>
+        <w:rPr>
+          <w:szCs w:val="20"/>
+        </w:rPr>
+        <w:t xml:space="preserve"> </w:t>
       </w:r>
       <w:r>
         <w:rPr>
@@ -840,8 +916,18 @@
           <w:color w:val="0000FF"/>
           <w:szCs w:val="20"/>
         </w:rPr>
-        <w:t>*본인은 회사가 위와 같이 개인정보를 수집 및 이용하는 것을 충분히 이해하고 이에 동의합니다. (  예  )</w:t>
-      </w:r>
+        <w:t xml:space="preserve">*본인은 회사가 위와 같이 개인정보를 수집 및 이용하는 것을 충분히 이해하고 이에 동의합니다. </w:t>
+      </w:r>
+      <w:proofErr w:type="gramStart"/>
+      <w:r>
+        <w:rPr>
+          <w:rFonts w:hint="eastAsia"/>
+          <w:color w:val="0000FF"/>
+          <w:szCs w:val="20"/>
+        </w:rPr>
+        <w:t>(  예  )</w:t>
+      </w:r>
+      <w:proofErr w:type="gramEnd"/>
     </w:p>
     <w:p>
       <w:pPr>
@@ -877,7 +963,15 @@
           <w:rFonts w:hint="eastAsia"/>
           <w:szCs w:val="20"/>
         </w:rPr>
-        <w:t xml:space="preserve">개인 정보의 제 </w:t>
+        <w:t xml:space="preserve">개인 정보의 </w:t>
+      </w:r>
+      <w:proofErr w:type="gramStart"/>
+      <w:r>
+        <w:rPr>
+          <w:rFonts w:hint="eastAsia"/>
+          <w:szCs w:val="20"/>
+        </w:rPr>
+        <w:t xml:space="preserve">제 </w:t>
       </w:r>
       <w:r>
         <w:rPr>
@@ -885,6 +979,7 @@
         </w:rPr>
         <w:t>3</w:t>
       </w:r>
+      <w:proofErr w:type="gramEnd"/>
       <w:r>
         <w:rPr>
           <w:rFonts w:hint="eastAsia"/>
@@ -1004,13 +1099,28 @@
           <w:rFonts w:hint="eastAsia"/>
           <w:szCs w:val="20"/>
         </w:rPr>
-        <w:t xml:space="preserve">     - 제공대상 </w:t>
-      </w:r>
-      <w:r>
-        <w:rPr>
-          <w:szCs w:val="20"/>
-        </w:rPr>
-        <w:t xml:space="preserve">: </w:t>
+        <w:t xml:space="preserve">     - </w:t>
+      </w:r>
+      <w:proofErr w:type="gramStart"/>
+      <w:r>
+        <w:rPr>
+          <w:rFonts w:hint="eastAsia"/>
+          <w:szCs w:val="20"/>
+        </w:rPr>
+        <w:t xml:space="preserve">제공대상 </w:t>
+      </w:r>
+      <w:r>
+        <w:rPr>
+          <w:szCs w:val="20"/>
+        </w:rPr>
+        <w:t>:</w:t>
+      </w:r>
+      <w:proofErr w:type="gramEnd"/>
+      <w:r>
+        <w:rPr>
+          <w:szCs w:val="20"/>
+        </w:rPr>
+        <w:t xml:space="preserve"> </w:t>
       </w:r>
       <w:r>
         <w:rPr>
@@ -1042,13 +1152,28 @@
           <w:rFonts w:hint="eastAsia"/>
           <w:szCs w:val="20"/>
         </w:rPr>
-        <w:t xml:space="preserve">제공하는 개인정보 </w:t>
-      </w:r>
-      <w:r>
-        <w:rPr>
-          <w:szCs w:val="20"/>
-        </w:rPr>
-        <w:t xml:space="preserve">: </w:t>
+        <w:t xml:space="preserve">제공하는 </w:t>
+      </w:r>
+      <w:proofErr w:type="gramStart"/>
+      <w:r>
+        <w:rPr>
+          <w:rFonts w:hint="eastAsia"/>
+          <w:szCs w:val="20"/>
+        </w:rPr>
+        <w:t xml:space="preserve">개인정보 </w:t>
+      </w:r>
+      <w:r>
+        <w:rPr>
+          <w:szCs w:val="20"/>
+        </w:rPr>
+        <w:t>:</w:t>
+      </w:r>
+      <w:proofErr w:type="gramEnd"/>
+      <w:r>
+        <w:rPr>
+          <w:szCs w:val="20"/>
+        </w:rPr>
+        <w:t xml:space="preserve"> </w:t>
       </w:r>
       <w:r>
         <w:rPr>
@@ -1089,12 +1214,21 @@
         </w:rPr>
         <w:t xml:space="preserve"> </w:t>
       </w:r>
-      <w:r>
-        <w:rPr>
-          <w:rFonts w:hint="eastAsia"/>
-          <w:szCs w:val="20"/>
-        </w:rPr>
-        <w:t>전공명,</w:t>
+      <w:proofErr w:type="spellStart"/>
+      <w:r>
+        <w:rPr>
+          <w:rFonts w:hint="eastAsia"/>
+          <w:szCs w:val="20"/>
+        </w:rPr>
+        <w:t>전공명</w:t>
+      </w:r>
+      <w:proofErr w:type="spellEnd"/>
+      <w:r>
+        <w:rPr>
+          <w:rFonts w:hint="eastAsia"/>
+          <w:szCs w:val="20"/>
+        </w:rPr>
+        <w:t>,</w:t>
       </w:r>
       <w:r>
         <w:rPr>
@@ -1102,12 +1236,21 @@
         </w:rPr>
         <w:t xml:space="preserve"> </w:t>
       </w:r>
-      <w:r>
-        <w:rPr>
-          <w:rFonts w:hint="eastAsia"/>
-          <w:szCs w:val="20"/>
-        </w:rPr>
-        <w:t>입학년도,</w:t>
+      <w:proofErr w:type="spellStart"/>
+      <w:r>
+        <w:rPr>
+          <w:rFonts w:hint="eastAsia"/>
+          <w:szCs w:val="20"/>
+        </w:rPr>
+        <w:t>입학년도</w:t>
+      </w:r>
+      <w:proofErr w:type="spellEnd"/>
+      <w:r>
+        <w:rPr>
+          <w:rFonts w:hint="eastAsia"/>
+          <w:szCs w:val="20"/>
+        </w:rPr>
+        <w:t>,</w:t>
       </w:r>
       <w:r>
         <w:rPr>
@@ -1115,12 +1258,21 @@
         </w:rPr>
         <w:t xml:space="preserve"> </w:t>
       </w:r>
-      <w:r>
-        <w:rPr>
-          <w:rFonts w:hint="eastAsia"/>
-          <w:szCs w:val="20"/>
-        </w:rPr>
-        <w:t>졸업년도 등)</w:t>
+      <w:proofErr w:type="spellStart"/>
+      <w:r>
+        <w:rPr>
+          <w:rFonts w:hint="eastAsia"/>
+          <w:szCs w:val="20"/>
+        </w:rPr>
+        <w:t>졸업년도</w:t>
+      </w:r>
+      <w:proofErr w:type="spellEnd"/>
+      <w:r>
+        <w:rPr>
+          <w:rFonts w:hint="eastAsia"/>
+          <w:szCs w:val="20"/>
+        </w:rPr>
+        <w:t xml:space="preserve"> 등)</w:t>
       </w:r>
     </w:p>
     <w:p>
@@ -1145,13 +1297,28 @@
           <w:rFonts w:hint="eastAsia"/>
           <w:szCs w:val="20"/>
         </w:rPr>
-        <w:t xml:space="preserve">개인정보 제공목적 </w:t>
-      </w:r>
-      <w:r>
-        <w:rPr>
-          <w:szCs w:val="20"/>
-        </w:rPr>
-        <w:t xml:space="preserve">: </w:t>
+        <w:t xml:space="preserve">개인정보 </w:t>
+      </w:r>
+      <w:proofErr w:type="gramStart"/>
+      <w:r>
+        <w:rPr>
+          <w:rFonts w:hint="eastAsia"/>
+          <w:szCs w:val="20"/>
+        </w:rPr>
+        <w:t xml:space="preserve">제공목적 </w:t>
+      </w:r>
+      <w:r>
+        <w:rPr>
+          <w:szCs w:val="20"/>
+        </w:rPr>
+        <w:t>:</w:t>
+      </w:r>
+      <w:proofErr w:type="gramEnd"/>
+      <w:r>
+        <w:rPr>
+          <w:szCs w:val="20"/>
+        </w:rPr>
+        <w:t xml:space="preserve"> </w:t>
       </w:r>
       <w:r>
         <w:rPr>
@@ -1177,8 +1344,17 @@
           <w:rFonts w:hint="eastAsia"/>
           <w:szCs w:val="20"/>
         </w:rPr>
-        <w:t xml:space="preserve">     - 개인정보 보유 및 이용기간 :</w:t>
-      </w:r>
+        <w:t xml:space="preserve">     - 개인정보 보유 및 </w:t>
+      </w:r>
+      <w:proofErr w:type="gramStart"/>
+      <w:r>
+        <w:rPr>
+          <w:rFonts w:hint="eastAsia"/>
+          <w:szCs w:val="20"/>
+        </w:rPr>
+        <w:t>이용기간 :</w:t>
+      </w:r>
+      <w:proofErr w:type="gramEnd"/>
       <w:r>
         <w:rPr>
           <w:szCs w:val="20"/>
@@ -1290,7 +1466,15 @@
           <w:rFonts w:hint="eastAsia"/>
           <w:szCs w:val="20"/>
         </w:rPr>
-        <w:t xml:space="preserve">    - 제공대상 </w:t>
+        <w:t xml:space="preserve">    - </w:t>
+      </w:r>
+      <w:proofErr w:type="gramStart"/>
+      <w:r>
+        <w:rPr>
+          <w:rFonts w:hint="eastAsia"/>
+          <w:szCs w:val="20"/>
+        </w:rPr>
+        <w:t xml:space="preserve">제공대상 </w:t>
       </w:r>
       <w:r>
         <w:rPr>
@@ -1298,6 +1482,7 @@
         </w:rPr>
         <w:t>:</w:t>
       </w:r>
+      <w:proofErr w:type="gramEnd"/>
       <w:r>
         <w:rPr>
           <w:rFonts w:hint="eastAsia"/>
@@ -1328,13 +1513,28 @@
           <w:rFonts w:hint="eastAsia"/>
           <w:szCs w:val="20"/>
         </w:rPr>
-        <w:t xml:space="preserve">제공하는 개인정보 </w:t>
-      </w:r>
-      <w:r>
-        <w:rPr>
-          <w:szCs w:val="20"/>
-        </w:rPr>
-        <w:t xml:space="preserve">: </w:t>
+        <w:t xml:space="preserve">제공하는 </w:t>
+      </w:r>
+      <w:proofErr w:type="gramStart"/>
+      <w:r>
+        <w:rPr>
+          <w:rFonts w:hint="eastAsia"/>
+          <w:szCs w:val="20"/>
+        </w:rPr>
+        <w:t xml:space="preserve">개인정보 </w:t>
+      </w:r>
+      <w:r>
+        <w:rPr>
+          <w:szCs w:val="20"/>
+        </w:rPr>
+        <w:t>:</w:t>
+      </w:r>
+      <w:proofErr w:type="gramEnd"/>
+      <w:r>
+        <w:rPr>
+          <w:szCs w:val="20"/>
+        </w:rPr>
+        <w:t xml:space="preserve"> </w:t>
       </w:r>
       <w:r>
         <w:rPr>
@@ -1401,12 +1601,21 @@
         </w:rPr>
         <w:t xml:space="preserve"> </w:t>
       </w:r>
-      <w:r>
-        <w:rPr>
-          <w:rFonts w:hint="eastAsia"/>
-          <w:szCs w:val="20"/>
-        </w:rPr>
-        <w:t>입사년도,</w:t>
+      <w:proofErr w:type="spellStart"/>
+      <w:r>
+        <w:rPr>
+          <w:rFonts w:hint="eastAsia"/>
+          <w:szCs w:val="20"/>
+        </w:rPr>
+        <w:t>입사년도</w:t>
+      </w:r>
+      <w:proofErr w:type="spellEnd"/>
+      <w:r>
+        <w:rPr>
+          <w:rFonts w:hint="eastAsia"/>
+          <w:szCs w:val="20"/>
+        </w:rPr>
+        <w:t>,</w:t>
       </w:r>
       <w:r>
         <w:rPr>
@@ -1414,12 +1623,21 @@
         </w:rPr>
         <w:t xml:space="preserve"> </w:t>
       </w:r>
-      <w:r>
-        <w:rPr>
-          <w:rFonts w:hint="eastAsia"/>
-          <w:szCs w:val="20"/>
-        </w:rPr>
-        <w:t>퇴직년도 등)</w:t>
+      <w:proofErr w:type="spellStart"/>
+      <w:r>
+        <w:rPr>
+          <w:rFonts w:hint="eastAsia"/>
+          <w:szCs w:val="20"/>
+        </w:rPr>
+        <w:t>퇴직년도</w:t>
+      </w:r>
+      <w:proofErr w:type="spellEnd"/>
+      <w:r>
+        <w:rPr>
+          <w:rFonts w:hint="eastAsia"/>
+          <w:szCs w:val="20"/>
+        </w:rPr>
+        <w:t xml:space="preserve"> 등)</w:t>
       </w:r>
     </w:p>
     <w:p>
@@ -1444,13 +1662,28 @@
           <w:rFonts w:hint="eastAsia"/>
           <w:szCs w:val="20"/>
         </w:rPr>
-        <w:t xml:space="preserve">개인정보 제공목적 </w:t>
-      </w:r>
-      <w:r>
-        <w:rPr>
-          <w:szCs w:val="20"/>
-        </w:rPr>
-        <w:t xml:space="preserve">: </w:t>
+        <w:t xml:space="preserve">개인정보 </w:t>
+      </w:r>
+      <w:proofErr w:type="gramStart"/>
+      <w:r>
+        <w:rPr>
+          <w:rFonts w:hint="eastAsia"/>
+          <w:szCs w:val="20"/>
+        </w:rPr>
+        <w:t xml:space="preserve">제공목적 </w:t>
+      </w:r>
+      <w:r>
+        <w:rPr>
+          <w:szCs w:val="20"/>
+        </w:rPr>
+        <w:t>:</w:t>
+      </w:r>
+      <w:proofErr w:type="gramEnd"/>
+      <w:r>
+        <w:rPr>
+          <w:szCs w:val="20"/>
+        </w:rPr>
+        <w:t xml:space="preserve"> </w:t>
       </w:r>
       <w:r>
         <w:rPr>
@@ -1482,13 +1715,28 @@
           <w:rFonts w:hint="eastAsia"/>
           <w:szCs w:val="20"/>
         </w:rPr>
-        <w:t xml:space="preserve">개인정보 보유 및 이용기간 </w:t>
-      </w:r>
-      <w:r>
-        <w:rPr>
-          <w:szCs w:val="20"/>
-        </w:rPr>
-        <w:t xml:space="preserve">: </w:t>
+        <w:t xml:space="preserve">개인정보 보유 및 </w:t>
+      </w:r>
+      <w:proofErr w:type="gramStart"/>
+      <w:r>
+        <w:rPr>
+          <w:rFonts w:hint="eastAsia"/>
+          <w:szCs w:val="20"/>
+        </w:rPr>
+        <w:t xml:space="preserve">이용기간 </w:t>
+      </w:r>
+      <w:r>
+        <w:rPr>
+          <w:szCs w:val="20"/>
+        </w:rPr>
+        <w:t>:</w:t>
+      </w:r>
+      <w:proofErr w:type="gramEnd"/>
+      <w:r>
+        <w:rPr>
+          <w:szCs w:val="20"/>
+        </w:rPr>
+        <w:t xml:space="preserve"> </w:t>
       </w:r>
       <w:r>
         <w:rPr>
@@ -1561,7 +1809,61 @@
           <w:color w:val="0000FF"/>
           <w:szCs w:val="20"/>
         </w:rPr>
-        <w:t xml:space="preserve">* 본인은 회사가 위와 같이 개인정보를 제 3자에게 제공하는 것을 충분히 이해하고 이에 동의합니다.(  예  ) </w:t>
+        <w:t xml:space="preserve">* 본인은 회사가 위와 같이 개인정보를 </w:t>
+      </w:r>
+      <w:proofErr w:type="gramStart"/>
+      <w:r>
+        <w:rPr>
+          <w:rFonts w:hint="eastAsia"/>
+          <w:color w:val="0000FF"/>
+          <w:szCs w:val="20"/>
+        </w:rPr>
+        <w:t>제 3</w:t>
+      </w:r>
+      <w:proofErr w:type="gramEnd"/>
+      <w:r>
+        <w:rPr>
+          <w:rFonts w:hint="eastAsia"/>
+          <w:color w:val="0000FF"/>
+          <w:szCs w:val="20"/>
+        </w:rPr>
+        <w:t xml:space="preserve">자에게 제공하는 것을 충분히 이해하고 이에 </w:t>
+      </w:r>
+      <w:proofErr w:type="gramStart"/>
+      <w:r>
+        <w:rPr>
+          <w:rFonts w:hint="eastAsia"/>
+          <w:color w:val="0000FF"/>
+          <w:szCs w:val="20"/>
+        </w:rPr>
+        <w:t>동의합니다.(</w:t>
+      </w:r>
+      <w:proofErr w:type="gramEnd"/>
+      <w:r>
+        <w:rPr>
+          <w:rFonts w:hint="eastAsia"/>
+          <w:color w:val="0000FF"/>
+          <w:szCs w:val="20"/>
+        </w:rPr>
+        <w:t xml:space="preserve">  </w:t>
+      </w:r>
+      <w:proofErr w:type="gramStart"/>
+      <w:r>
+        <w:rPr>
+          <w:rFonts w:hint="eastAsia"/>
+          <w:color w:val="0000FF"/>
+          <w:szCs w:val="20"/>
+        </w:rPr>
+        <w:t>예  )</w:t>
+      </w:r>
+      <w:proofErr w:type="gramEnd"/>
+      <w:r>
+        <w:rPr>
+          <w:rFonts w:hint="eastAsia"/>
+          <w:color w:val="0000FF"/>
+          <w:szCs w:val="20"/>
+        </w:rPr>
+        <w:t xml:space="preserve"> </w:t>
       </w:r>
     </w:p>
     <w:p>
@@ -1596,7 +1898,67 @@
           <w:spacing w:val="-18"/>
           <w:szCs w:val="20"/>
         </w:rPr>
-        <w:t>2026년  6월  13일                성명 : 김진민  (인)</w:t>
+        <w:t>2026</w:t>
+      </w:r>
+      <w:proofErr w:type="gramStart"/>
+      <w:r>
+        <w:rPr>
+          <w:rFonts w:hint="eastAsia"/>
+          <w:b/>
+          <w:spacing w:val="-18"/>
+          <w:szCs w:val="20"/>
+        </w:rPr>
+        <w:t>년  6월  13</w:t>
+      </w:r>
+      <w:proofErr w:type="gramEnd"/>
+      <w:r>
+        <w:rPr>
+          <w:rFonts w:hint="eastAsia"/>
+          <w:b/>
+          <w:spacing w:val="-18"/>
+          <w:szCs w:val="20"/>
+        </w:rPr>
+        <w:t xml:space="preserve">일                </w:t>
+      </w:r>
+      <w:proofErr w:type="gramStart"/>
+      <w:r>
+        <w:rPr>
+          <w:rFonts w:hint="eastAsia"/>
+          <w:b/>
+          <w:spacing w:val="-18"/>
+          <w:szCs w:val="20"/>
+        </w:rPr>
+        <w:t>성명 :</w:t>
+      </w:r>
+      <w:proofErr w:type="gramEnd"/>
+      <w:r>
+        <w:rPr>
+          <w:rFonts w:hint="eastAsia"/>
+          <w:b/>
+          <w:spacing w:val="-18"/>
+          <w:szCs w:val="20"/>
+        </w:rPr>
+        <w:t xml:space="preserve"> </w:t>
+      </w:r>
+      <w:proofErr w:type="gramStart"/>
+      <w:r>
+        <w:rPr>
+          <w:rFonts w:hint="eastAsia"/>
+          <w:b/>
+          <w:spacing w:val="-18"/>
+          <w:szCs w:val="20"/>
+        </w:rPr>
+        <w:t>김진민  (</w:t>
+      </w:r>
+      <w:proofErr w:type="gramEnd"/>
+      <w:r>
+        <w:rPr>
+          <w:rFonts w:hint="eastAsia"/>
+          <w:b/>
+          <w:spacing w:val="-18"/>
+          <w:szCs w:val="20"/>
+        </w:rPr>
+        <w:t>인)</w:t>
       </w:r>
     </w:p>
     <w:p>
@@ -1639,6 +2001,7 @@
         </w:rPr>
         <w:t xml:space="preserve">주식회사 </w:t>
       </w:r>
+      <w:proofErr w:type="spellStart"/>
       <w:r>
         <w:rPr>
           <w:rFonts w:hint="eastAsia"/>
@@ -1650,6 +2013,7 @@
         </w:rPr>
         <w:t>에스원</w:t>
       </w:r>
+      <w:proofErr w:type="spellEnd"/>
       <w:r>
         <w:rPr>
           <w:rFonts w:hint="eastAsia"/>
@@ -1775,7 +2139,27 @@
                 <w:sz w:val="22"/>
                 <w:szCs w:val="22"/>
               </w:rPr>
-              <w:t>로봇비전개발 (책임급)</w:t>
+              <w:t>로봇비전개발 (</w:t>
+            </w:r>
+            <w:proofErr w:type="spellStart"/>
+            <w:r>
+              <w:rPr>
+                <w:rFonts w:asciiTheme="majorHAnsi" w:eastAsiaTheme="majorHAnsi" w:hAnsiTheme="majorHAnsi" w:hint="eastAsia"/>
+                <w:b/>
+                <w:sz w:val="22"/>
+                <w:szCs w:val="22"/>
+              </w:rPr>
+              <w:t>책임급</w:t>
+            </w:r>
+            <w:proofErr w:type="spellEnd"/>
+            <w:r>
+              <w:rPr>
+                <w:rFonts w:asciiTheme="majorHAnsi" w:eastAsiaTheme="majorHAnsi" w:hAnsiTheme="majorHAnsi" w:hint="eastAsia"/>
+                <w:b/>
+                <w:sz w:val="22"/>
+                <w:szCs w:val="22"/>
+              </w:rPr>
+              <w:t>)</w:t>
             </w:r>
           </w:p>
         </w:tc>
@@ -2564,7 +2948,30 @@
                 <w:rFonts w:asciiTheme="majorHAnsi" w:eastAsiaTheme="majorHAnsi" w:hAnsiTheme="majorHAnsi" w:hint="eastAsia"/>
                 <w:sz w:val="22"/>
               </w:rPr>
-              <w:t>JLPT N2 / 영어 회화 중급</w:t>
+              <w:t xml:space="preserve">일본어 회화 </w:t>
+            </w:r>
+            <w:proofErr w:type="gramStart"/>
+            <w:r>
+              <w:rPr>
+                <w:rFonts w:asciiTheme="majorHAnsi" w:eastAsiaTheme="majorHAnsi" w:hAnsiTheme="majorHAnsi" w:hint="eastAsia"/>
+                <w:sz w:val="22"/>
+              </w:rPr>
+              <w:t>중급</w:t>
+            </w:r>
+            <w:r>
+              <w:rPr>
+                <w:rFonts w:asciiTheme="majorHAnsi" w:eastAsiaTheme="majorHAnsi" w:hAnsiTheme="majorHAnsi" w:hint="eastAsia"/>
+                <w:sz w:val="22"/>
+              </w:rPr>
+              <w:t xml:space="preserve"> /</w:t>
+            </w:r>
+            <w:proofErr w:type="gramEnd"/>
+            <w:r>
+              <w:rPr>
+                <w:rFonts w:asciiTheme="majorHAnsi" w:eastAsiaTheme="majorHAnsi" w:hAnsiTheme="majorHAnsi" w:hint="eastAsia"/>
+                <w:sz w:val="22"/>
+              </w:rPr>
+              <w:t xml:space="preserve"> 영어 회화 중급</w:t>
             </w:r>
           </w:p>
         </w:tc>
@@ -2704,6 +3111,7 @@
                 <w:sz w:val="22"/>
               </w:rPr>
             </w:pPr>
+            <w:proofErr w:type="spellStart"/>
             <w:r>
               <w:rPr>
                 <w:rFonts w:asciiTheme="majorHAnsi" w:eastAsiaTheme="majorHAnsi" w:hAnsiTheme="majorHAnsi" w:hint="eastAsia"/>
@@ -2712,6 +3120,7 @@
               </w:rPr>
               <w:t>총경력</w:t>
             </w:r>
+            <w:proofErr w:type="spellEnd"/>
             <w:r>
               <w:rPr>
                 <w:rFonts w:asciiTheme="majorHAnsi" w:eastAsiaTheme="majorHAnsi" w:hAnsiTheme="majorHAnsi" w:hint="eastAsia"/>
@@ -2745,7 +3154,7 @@
                 <w:sz w:val="22"/>
                 <w:szCs w:val="22"/>
               </w:rPr>
-              <w:t>3.4년 (관련 3.4년)</w:t>
+              <w:t>3년 (관련 3년)</w:t>
             </w:r>
           </w:p>
         </w:tc>
@@ -3070,7 +3479,6 @@
         <w:tc>
           <w:tcPr>
             <w:tcW w:w="1253" w:type="dxa"/>
-            <w:shd w:val="clear" w:color="auto" w:fill="auto"/>
             <w:vAlign w:val="center"/>
           </w:tcPr>
           <w:p>
@@ -3080,15 +3488,11 @@
               <w:jc w:val="center"/>
               <w:rPr>
                 <w:rFonts w:asciiTheme="majorHAnsi" w:eastAsiaTheme="majorHAnsi" w:hAnsiTheme="majorHAnsi"/>
-                <w:sz w:val="22"/>
-                <w:szCs w:val="22"/>
-              </w:rPr>
-            </w:pPr>
-            <w:r>
-              <w:rPr>
-                <w:rFonts w:asciiTheme="majorHAnsi" w:eastAsiaTheme="majorHAnsi" w:hAnsiTheme="majorHAnsi"/>
-                <w:sz w:val="22"/>
-                <w:szCs w:val="22"/>
+              </w:rPr>
+            </w:pPr>
+            <w:r>
+              <w:rPr>
+                <w:rFonts w:asciiTheme="majorHAnsi" w:eastAsiaTheme="majorHAnsi" w:hAnsiTheme="majorHAnsi"/>
               </w:rPr>
               <w:t>고교</w:t>
             </w:r>
@@ -3106,18 +3510,16 @@
               <w:jc w:val="center"/>
               <w:rPr>
                 <w:rFonts w:asciiTheme="majorHAnsi" w:eastAsiaTheme="majorHAnsi" w:hAnsiTheme="majorHAnsi"/>
-                <w:sz w:val="22"/>
-                <w:szCs w:val="22"/>
-              </w:rPr>
-            </w:pPr>
-            <w:r>
-              <w:rPr>
-                <w:rFonts w:asciiTheme="majorHAnsi" w:eastAsiaTheme="majorHAnsi" w:hAnsiTheme="majorHAnsi" w:hint="eastAsia"/>
-                <w:sz w:val="22"/>
-                <w:szCs w:val="22"/>
+              </w:rPr>
+            </w:pPr>
+            <w:proofErr w:type="spellStart"/>
+            <w:r>
+              <w:rPr>
+                <w:rFonts w:asciiTheme="majorHAnsi" w:eastAsiaTheme="majorHAnsi" w:hAnsiTheme="majorHAnsi" w:hint="eastAsia"/>
               </w:rPr>
               <w:t>창원경일고등학교</w:t>
             </w:r>
+            <w:proofErr w:type="spellEnd"/>
           </w:p>
         </w:tc>
         <w:tc>
@@ -3132,15 +3534,11 @@
               <w:jc w:val="center"/>
               <w:rPr>
                 <w:rFonts w:asciiTheme="majorHAnsi" w:eastAsiaTheme="majorHAnsi" w:hAnsiTheme="majorHAnsi"/>
-                <w:sz w:val="22"/>
-                <w:szCs w:val="22"/>
-              </w:rPr>
-            </w:pPr>
-            <w:r>
-              <w:rPr>
-                <w:rFonts w:asciiTheme="majorHAnsi" w:eastAsiaTheme="majorHAnsi" w:hAnsiTheme="majorHAnsi" w:hint="eastAsia"/>
-                <w:sz w:val="22"/>
-                <w:szCs w:val="22"/>
+              </w:rPr>
+            </w:pPr>
+            <w:r>
+              <w:rPr>
+                <w:rFonts w:asciiTheme="majorHAnsi" w:eastAsiaTheme="majorHAnsi" w:hAnsiTheme="majorHAnsi" w:hint="eastAsia"/>
               </w:rPr>
               <w:t>자연</w:t>
             </w:r>
@@ -3158,15 +3556,11 @@
               <w:jc w:val="center"/>
               <w:rPr>
                 <w:rFonts w:asciiTheme="majorHAnsi" w:eastAsiaTheme="majorHAnsi" w:hAnsiTheme="majorHAnsi"/>
-                <w:sz w:val="22"/>
-                <w:szCs w:val="22"/>
-              </w:rPr>
-            </w:pPr>
-            <w:r>
-              <w:rPr>
-                <w:rFonts w:asciiTheme="majorHAnsi" w:eastAsiaTheme="majorHAnsi" w:hAnsiTheme="majorHAnsi" w:hint="eastAsia"/>
-                <w:sz w:val="22"/>
-                <w:szCs w:val="22"/>
+              </w:rPr>
+            </w:pPr>
+            <w:r>
+              <w:rPr>
+                <w:rFonts w:asciiTheme="majorHAnsi" w:eastAsiaTheme="majorHAnsi" w:hAnsiTheme="majorHAnsi" w:hint="eastAsia"/>
               </w:rPr>
               <w:t>'12. 03 ~ '15. 02</w:t>
             </w:r>
@@ -3184,15 +3578,11 @@
               <w:jc w:val="center"/>
               <w:rPr>
                 <w:rFonts w:asciiTheme="majorHAnsi" w:eastAsiaTheme="majorHAnsi" w:hAnsiTheme="majorHAnsi"/>
-                <w:sz w:val="22"/>
-                <w:szCs w:val="22"/>
-              </w:rPr>
-            </w:pPr>
-            <w:r>
-              <w:rPr>
-                <w:rFonts w:asciiTheme="majorHAnsi" w:eastAsiaTheme="majorHAnsi" w:hAnsiTheme="majorHAnsi" w:hint="eastAsia"/>
-                <w:sz w:val="22"/>
-                <w:szCs w:val="22"/>
+              </w:rPr>
+            </w:pPr>
+            <w:r>
+              <w:rPr>
+                <w:rFonts w:asciiTheme="majorHAnsi" w:eastAsiaTheme="majorHAnsi" w:hAnsiTheme="majorHAnsi" w:hint="eastAsia"/>
               </w:rPr>
               <w:t>주</w:t>
             </w:r>
@@ -3210,15 +3600,11 @@
               <w:jc w:val="center"/>
               <w:rPr>
                 <w:rFonts w:asciiTheme="majorHAnsi" w:eastAsiaTheme="majorHAnsi" w:hAnsiTheme="majorHAnsi"/>
-                <w:sz w:val="22"/>
-                <w:szCs w:val="22"/>
-              </w:rPr>
-            </w:pPr>
-            <w:r>
-              <w:rPr>
-                <w:rFonts w:asciiTheme="majorHAnsi" w:eastAsiaTheme="majorHAnsi" w:hAnsiTheme="majorHAnsi" w:hint="eastAsia"/>
-                <w:sz w:val="22"/>
-                <w:szCs w:val="22"/>
+              </w:rPr>
+            </w:pPr>
+            <w:r>
+              <w:rPr>
+                <w:rFonts w:asciiTheme="majorHAnsi" w:eastAsiaTheme="majorHAnsi" w:hAnsiTheme="majorHAnsi" w:hint="eastAsia"/>
               </w:rPr>
               <w:t>졸업</w:t>
             </w:r>
@@ -3232,7 +3618,6 @@
         <w:tc>
           <w:tcPr>
             <w:tcW w:w="1253" w:type="dxa"/>
-            <w:shd w:val="clear" w:color="auto" w:fill="auto"/>
             <w:vAlign w:val="center"/>
           </w:tcPr>
           <w:p>
@@ -3242,17 +3627,13 @@
               <w:jc w:val="center"/>
               <w:rPr>
                 <w:rFonts w:asciiTheme="majorHAnsi" w:eastAsiaTheme="majorHAnsi" w:hAnsiTheme="majorHAnsi"/>
-                <w:sz w:val="22"/>
-                <w:szCs w:val="22"/>
-              </w:rPr>
-            </w:pPr>
-            <w:r>
-              <w:rPr>
-                <w:rFonts w:asciiTheme="majorHAnsi" w:eastAsiaTheme="majorHAnsi" w:hAnsiTheme="majorHAnsi"/>
-                <w:sz w:val="22"/>
-                <w:szCs w:val="22"/>
-              </w:rPr>
-              <w:t>전문학사</w:t>
+              </w:rPr>
+            </w:pPr>
+            <w:r>
+              <w:rPr>
+                <w:rFonts w:asciiTheme="majorHAnsi" w:eastAsiaTheme="majorHAnsi" w:hAnsiTheme="majorHAnsi"/>
+              </w:rPr>
+              <w:t>학사</w:t>
             </w:r>
           </w:p>
         </w:tc>
@@ -3268,16 +3649,13 @@
               <w:jc w:val="center"/>
               <w:rPr>
                 <w:rFonts w:asciiTheme="majorHAnsi" w:eastAsiaTheme="majorHAnsi" w:hAnsiTheme="majorHAnsi"/>
-                <w:sz w:val="22"/>
-                <w:szCs w:val="22"/>
-              </w:rPr>
-            </w:pPr>
-            <w:r>
-              <w:rPr>
-                <w:rFonts w:asciiTheme="majorHAnsi" w:eastAsiaTheme="majorHAnsi" w:hAnsiTheme="majorHAnsi" w:hint="eastAsia"/>
-                <w:sz w:val="22"/>
-                <w:szCs w:val="22"/>
-              </w:rPr>
+              </w:rPr>
+            </w:pPr>
+            <w:r>
+              <w:rPr>
+                <w:rFonts w:asciiTheme="majorHAnsi" w:eastAsiaTheme="majorHAnsi" w:hAnsiTheme="majorHAnsi" w:hint="eastAsia"/>
+              </w:rPr>
+              <w:t>금오공과대학교</w:t>
             </w:r>
           </w:p>
         </w:tc>
@@ -3293,16 +3671,13 @@
               <w:jc w:val="center"/>
               <w:rPr>
                 <w:rFonts w:asciiTheme="majorHAnsi" w:eastAsiaTheme="majorHAnsi" w:hAnsiTheme="majorHAnsi"/>
-                <w:sz w:val="22"/>
-                <w:szCs w:val="22"/>
-              </w:rPr>
-            </w:pPr>
-            <w:r>
-              <w:rPr>
-                <w:rFonts w:asciiTheme="majorHAnsi" w:eastAsiaTheme="majorHAnsi" w:hAnsiTheme="majorHAnsi" w:hint="eastAsia"/>
-                <w:sz w:val="22"/>
-                <w:szCs w:val="22"/>
-              </w:rPr>
+              </w:rPr>
+            </w:pPr>
+            <w:r>
+              <w:rPr>
+                <w:rFonts w:asciiTheme="majorHAnsi" w:eastAsiaTheme="majorHAnsi" w:hAnsiTheme="majorHAnsi" w:hint="eastAsia"/>
+              </w:rPr>
+              <w:t>기계시스템공학</w:t>
             </w:r>
           </w:p>
         </w:tc>
@@ -3318,16 +3693,13 @@
               <w:jc w:val="center"/>
               <w:rPr>
                 <w:rFonts w:asciiTheme="majorHAnsi" w:eastAsiaTheme="majorHAnsi" w:hAnsiTheme="majorHAnsi"/>
-                <w:sz w:val="22"/>
-                <w:szCs w:val="22"/>
-              </w:rPr>
-            </w:pPr>
-            <w:r>
-              <w:rPr>
-                <w:rFonts w:asciiTheme="majorHAnsi" w:eastAsiaTheme="majorHAnsi" w:hAnsiTheme="majorHAnsi" w:hint="eastAsia"/>
-                <w:sz w:val="22"/>
-                <w:szCs w:val="22"/>
-              </w:rPr>
+              </w:rPr>
+            </w:pPr>
+            <w:r>
+              <w:rPr>
+                <w:rFonts w:asciiTheme="majorHAnsi" w:eastAsiaTheme="majorHAnsi" w:hAnsiTheme="majorHAnsi" w:hint="eastAsia"/>
+              </w:rPr>
+              <w:t>'15. 03 ~ '21. 02</w:t>
             </w:r>
           </w:p>
         </w:tc>
@@ -3343,16 +3715,13 @@
               <w:jc w:val="center"/>
               <w:rPr>
                 <w:rFonts w:asciiTheme="majorHAnsi" w:eastAsiaTheme="majorHAnsi" w:hAnsiTheme="majorHAnsi"/>
-                <w:sz w:val="22"/>
-                <w:szCs w:val="22"/>
-              </w:rPr>
-            </w:pPr>
-            <w:r>
-              <w:rPr>
-                <w:rFonts w:asciiTheme="majorHAnsi" w:eastAsiaTheme="majorHAnsi" w:hAnsiTheme="majorHAnsi" w:hint="eastAsia"/>
-                <w:sz w:val="22"/>
-                <w:szCs w:val="22"/>
-              </w:rPr>
+              </w:rPr>
+            </w:pPr>
+            <w:r>
+              <w:rPr>
+                <w:rFonts w:asciiTheme="majorHAnsi" w:eastAsiaTheme="majorHAnsi" w:hAnsiTheme="majorHAnsi" w:hint="eastAsia"/>
+              </w:rPr>
+              <w:t>주</w:t>
             </w:r>
           </w:p>
         </w:tc>
@@ -3368,16 +3737,13 @@
               <w:jc w:val="center"/>
               <w:rPr>
                 <w:rFonts w:asciiTheme="majorHAnsi" w:eastAsiaTheme="majorHAnsi" w:hAnsiTheme="majorHAnsi"/>
-                <w:sz w:val="22"/>
-                <w:szCs w:val="22"/>
-              </w:rPr>
-            </w:pPr>
-            <w:r>
-              <w:rPr>
-                <w:rFonts w:asciiTheme="majorHAnsi" w:eastAsiaTheme="majorHAnsi" w:hAnsiTheme="majorHAnsi" w:hint="eastAsia"/>
-                <w:sz w:val="22"/>
-                <w:szCs w:val="22"/>
-              </w:rPr>
+              </w:rPr>
+            </w:pPr>
+            <w:r>
+              <w:rPr>
+                <w:rFonts w:asciiTheme="majorHAnsi" w:eastAsiaTheme="majorHAnsi" w:hAnsiTheme="majorHAnsi" w:hint="eastAsia"/>
+              </w:rPr>
+              <w:t>졸업</w:t>
             </w:r>
           </w:p>
         </w:tc>
@@ -3389,7 +3755,6 @@
         <w:tc>
           <w:tcPr>
             <w:tcW w:w="1253" w:type="dxa"/>
-            <w:shd w:val="clear" w:color="auto" w:fill="auto"/>
             <w:vAlign w:val="center"/>
           </w:tcPr>
           <w:p>
@@ -3399,17 +3764,13 @@
               <w:jc w:val="center"/>
               <w:rPr>
                 <w:rFonts w:asciiTheme="majorHAnsi" w:eastAsiaTheme="majorHAnsi" w:hAnsiTheme="majorHAnsi"/>
-                <w:sz w:val="22"/>
-                <w:szCs w:val="22"/>
-              </w:rPr>
-            </w:pPr>
-            <w:r>
-              <w:rPr>
-                <w:rFonts w:asciiTheme="majorHAnsi" w:eastAsiaTheme="majorHAnsi" w:hAnsiTheme="majorHAnsi"/>
-                <w:sz w:val="22"/>
-                <w:szCs w:val="22"/>
-              </w:rPr>
-              <w:t>학사</w:t>
+              </w:rPr>
+            </w:pPr>
+            <w:r>
+              <w:rPr>
+                <w:rFonts w:asciiTheme="majorHAnsi" w:eastAsiaTheme="majorHAnsi" w:hAnsiTheme="majorHAnsi" w:hint="eastAsia"/>
+              </w:rPr>
+              <w:t>석사</w:t>
             </w:r>
           </w:p>
         </w:tc>
@@ -3425,17 +3786,21 @@
               <w:jc w:val="center"/>
               <w:rPr>
                 <w:rFonts w:asciiTheme="majorHAnsi" w:eastAsiaTheme="majorHAnsi" w:hAnsiTheme="majorHAnsi"/>
-                <w:sz w:val="22"/>
-                <w:szCs w:val="22"/>
-              </w:rPr>
-            </w:pPr>
-            <w:r>
-              <w:rPr>
-                <w:rFonts w:asciiTheme="majorHAnsi" w:eastAsiaTheme="majorHAnsi" w:hAnsiTheme="majorHAnsi" w:hint="eastAsia"/>
-                <w:sz w:val="22"/>
-                <w:szCs w:val="22"/>
-              </w:rPr>
-              <w:t>금오공과대학교</w:t>
+              </w:rPr>
+            </w:pPr>
+            <w:proofErr w:type="spellStart"/>
+            <w:r>
+              <w:rPr>
+                <w:rFonts w:asciiTheme="majorHAnsi" w:eastAsiaTheme="majorHAnsi" w:hAnsiTheme="majorHAnsi"/>
+              </w:rPr>
+              <w:t>대구경북과학기술원</w:t>
+            </w:r>
+            <w:proofErr w:type="spellEnd"/>
+            <w:r>
+              <w:rPr>
+                <w:rFonts w:asciiTheme="majorHAnsi" w:eastAsiaTheme="majorHAnsi" w:hAnsiTheme="majorHAnsi"/>
+              </w:rPr>
+              <w:t>(DGIST)</w:t>
             </w:r>
           </w:p>
         </w:tc>
@@ -3450,19 +3815,23 @@
               <w:spacing w:line="240" w:lineRule="auto"/>
               <w:jc w:val="center"/>
               <w:rPr>
-                <w:rFonts w:asciiTheme="majorHAnsi" w:eastAsiaTheme="majorHAnsi" w:hAnsiTheme="majorHAnsi"/>
-                <w:sz w:val="22"/>
-                <w:szCs w:val="22"/>
-              </w:rPr>
-            </w:pPr>
-            <w:r>
-              <w:rPr>
-                <w:rFonts w:asciiTheme="majorHAnsi" w:eastAsiaTheme="majorHAnsi" w:hAnsiTheme="majorHAnsi" w:hint="eastAsia"/>
-                <w:sz w:val="22"/>
-                <w:szCs w:val="22"/>
-              </w:rPr>
-              <w:t>기계시스템공학</w:t>
-            </w:r>
+                <w:rFonts w:asciiTheme="majorHAnsi" w:eastAsiaTheme="majorHAnsi" w:hAnsiTheme="majorHAnsi" w:hint="eastAsia"/>
+              </w:rPr>
+            </w:pPr>
+            <w:proofErr w:type="spellStart"/>
+            <w:r>
+              <w:rPr>
+                <w:rFonts w:asciiTheme="majorHAnsi" w:eastAsiaTheme="majorHAnsi" w:hAnsiTheme="majorHAnsi"/>
+              </w:rPr>
+              <w:t>로봇</w:t>
+            </w:r>
+            <w:r>
+              <w:rPr>
+                <w:rFonts w:asciiTheme="majorHAnsi" w:eastAsiaTheme="majorHAnsi" w:hAnsiTheme="majorHAnsi" w:hint="eastAsia"/>
+              </w:rPr>
+              <w:t>및기계전자공학</w:t>
+            </w:r>
+            <w:proofErr w:type="spellEnd"/>
           </w:p>
         </w:tc>
         <w:tc>
@@ -3477,17 +3846,13 @@
               <w:jc w:val="center"/>
               <w:rPr>
                 <w:rFonts w:asciiTheme="majorHAnsi" w:eastAsiaTheme="majorHAnsi" w:hAnsiTheme="majorHAnsi"/>
-                <w:sz w:val="22"/>
-                <w:szCs w:val="22"/>
-              </w:rPr>
-            </w:pPr>
-            <w:r>
-              <w:rPr>
-                <w:rFonts w:asciiTheme="majorHAnsi" w:eastAsiaTheme="majorHAnsi" w:hAnsiTheme="majorHAnsi" w:hint="eastAsia"/>
-                <w:sz w:val="22"/>
-                <w:szCs w:val="22"/>
-              </w:rPr>
-              <w:t>'15. 03 ~ '21. 02</w:t>
+              </w:rPr>
+            </w:pPr>
+            <w:r>
+              <w:rPr>
+                <w:rFonts w:asciiTheme="majorHAnsi" w:eastAsiaTheme="majorHAnsi" w:hAnsiTheme="majorHAnsi"/>
+              </w:rPr>
+              <w:t>'21. 03 ~ '23. 02</w:t>
             </w:r>
           </w:p>
         </w:tc>
@@ -3503,15 +3868,11 @@
               <w:jc w:val="center"/>
               <w:rPr>
                 <w:rFonts w:asciiTheme="majorHAnsi" w:eastAsiaTheme="majorHAnsi" w:hAnsiTheme="majorHAnsi"/>
-                <w:sz w:val="22"/>
-                <w:szCs w:val="22"/>
-              </w:rPr>
-            </w:pPr>
-            <w:r>
-              <w:rPr>
-                <w:rFonts w:asciiTheme="majorHAnsi" w:eastAsiaTheme="majorHAnsi" w:hAnsiTheme="majorHAnsi" w:hint="eastAsia"/>
-                <w:sz w:val="22"/>
-                <w:szCs w:val="22"/>
+              </w:rPr>
+            </w:pPr>
+            <w:r>
+              <w:rPr>
+                <w:rFonts w:asciiTheme="majorHAnsi" w:eastAsiaTheme="majorHAnsi" w:hAnsiTheme="majorHAnsi"/>
               </w:rPr>
               <w:t>주</w:t>
             </w:r>
@@ -3529,239 +3890,14 @@
               <w:jc w:val="center"/>
               <w:rPr>
                 <w:rFonts w:asciiTheme="majorHAnsi" w:eastAsiaTheme="majorHAnsi" w:hAnsiTheme="majorHAnsi"/>
-                <w:sz w:val="22"/>
-                <w:szCs w:val="22"/>
-              </w:rPr>
-            </w:pPr>
-            <w:r>
-              <w:rPr>
-                <w:rFonts w:asciiTheme="majorHAnsi" w:eastAsiaTheme="majorHAnsi" w:hAnsiTheme="majorHAnsi" w:hint="eastAsia"/>
-                <w:sz w:val="22"/>
-                <w:szCs w:val="22"/>
+              </w:rPr>
+            </w:pPr>
+            <w:r>
+              <w:rPr>
+                <w:rFonts w:asciiTheme="majorHAnsi" w:eastAsiaTheme="majorHAnsi" w:hAnsiTheme="majorHAnsi"/>
               </w:rPr>
               <w:t>졸업</w:t>
             </w:r>
-          </w:p>
-        </w:tc>
-      </w:tr>
-      <w:tr>
-        <w:trPr>
-          <w:trHeight w:val="539"/>
-        </w:trPr>
-        <w:tc>
-          <w:tcPr>
-            <w:tcW w:w="1253" w:type="dxa"/>
-            <w:shd w:val="clear" w:color="auto" w:fill="auto"/>
-            <w:vAlign w:val="center"/>
-          </w:tcPr>
-          <w:p>
-            <w:pPr>
-              <w:jc w:val="center"/>
-              <w:rPr>
-                <w:rFonts w:asciiTheme="majorHAnsi" w:eastAsiaTheme="majorHAnsi" w:hAnsiTheme="majorHAnsi"/>
-                <w:sz w:val="22"/>
-              </w:rPr>
-            </w:pPr>
-            <w:r>
-              <w:rPr>
-                <w:rFonts w:asciiTheme="majorHAnsi" w:eastAsiaTheme="majorHAnsi" w:hAnsiTheme="majorHAnsi" w:hint="eastAsia"/>
-                <w:sz w:val="22"/>
-              </w:rPr>
-              <w:t>석사</w:t>
-            </w:r>
-          </w:p>
-        </w:tc>
-        <w:tc>
-          <w:tcPr>
-            <w:tcW w:w="1642" w:type="dxa"/>
-            <w:vAlign w:val="center"/>
-          </w:tcPr>
-          <w:p>
-            <w:pPr>
-              <w:jc w:val="center"/>
-              <w:rPr>
-                <w:rFonts w:asciiTheme="majorHAnsi" w:eastAsiaTheme="majorHAnsi" w:hAnsiTheme="majorHAnsi"/>
-                <w:sz w:val="22"/>
-              </w:rPr>
-            </w:pPr>
-            <w:r>
-              <w:t>대구경북과학기술원(DGIST)</w:t>
-            </w:r>
-          </w:p>
-        </w:tc>
-        <w:tc>
-          <w:tcPr>
-            <w:tcW w:w="1902" w:type="dxa"/>
-            <w:vAlign w:val="center"/>
-          </w:tcPr>
-          <w:p>
-            <w:pPr>
-              <w:jc w:val="center"/>
-              <w:rPr>
-                <w:rFonts w:asciiTheme="majorHAnsi" w:eastAsiaTheme="majorHAnsi" w:hAnsiTheme="majorHAnsi"/>
-                <w:sz w:val="22"/>
-              </w:rPr>
-            </w:pPr>
-            <w:r>
-              <w:t>로봇공학전공</w:t>
-            </w:r>
-          </w:p>
-        </w:tc>
-        <w:tc>
-          <w:tcPr>
-            <w:tcW w:w="2002" w:type="dxa"/>
-            <w:vAlign w:val="center"/>
-          </w:tcPr>
-          <w:p>
-            <w:pPr>
-              <w:jc w:val="center"/>
-              <w:rPr>
-                <w:rFonts w:asciiTheme="majorHAnsi" w:eastAsiaTheme="majorHAnsi" w:hAnsiTheme="majorHAnsi"/>
-                <w:sz w:val="22"/>
-              </w:rPr>
-            </w:pPr>
-            <w:r>
-              <w:t>'21. 03 ~ '23. 02</w:t>
-            </w:r>
-          </w:p>
-        </w:tc>
-        <w:tc>
-          <w:tcPr>
-            <w:tcW w:w="1119" w:type="dxa"/>
-            <w:vAlign w:val="center"/>
-          </w:tcPr>
-          <w:p>
-            <w:pPr>
-              <w:jc w:val="center"/>
-              <w:rPr>
-                <w:rFonts w:asciiTheme="majorHAnsi" w:eastAsiaTheme="majorHAnsi" w:hAnsiTheme="majorHAnsi"/>
-                <w:sz w:val="22"/>
-              </w:rPr>
-            </w:pPr>
-            <w:r>
-              <w:t>주</w:t>
-            </w:r>
-          </w:p>
-        </w:tc>
-        <w:tc>
-          <w:tcPr>
-            <w:tcW w:w="2502" w:type="dxa"/>
-            <w:vAlign w:val="center"/>
-          </w:tcPr>
-          <w:p>
-            <w:pPr>
-              <w:jc w:val="center"/>
-              <w:rPr>
-                <w:rFonts w:asciiTheme="majorHAnsi" w:eastAsiaTheme="majorHAnsi" w:hAnsiTheme="majorHAnsi"/>
-                <w:sz w:val="22"/>
-              </w:rPr>
-            </w:pPr>
-            <w:r>
-              <w:t>졸업</w:t>
-            </w:r>
-          </w:p>
-        </w:tc>
-      </w:tr>
-      <w:tr>
-        <w:trPr>
-          <w:trHeight w:val="539"/>
-        </w:trPr>
-        <w:tc>
-          <w:tcPr>
-            <w:tcW w:w="1253" w:type="dxa"/>
-            <w:shd w:val="clear" w:color="auto" w:fill="auto"/>
-            <w:vAlign w:val="center"/>
-          </w:tcPr>
-          <w:p>
-            <w:pPr>
-              <w:jc w:val="center"/>
-              <w:rPr>
-                <w:rFonts w:asciiTheme="majorHAnsi" w:eastAsiaTheme="majorHAnsi" w:hAnsiTheme="majorHAnsi"/>
-                <w:sz w:val="22"/>
-              </w:rPr>
-            </w:pPr>
-            <w:r>
-              <w:rPr>
-                <w:rFonts w:asciiTheme="majorHAnsi" w:eastAsiaTheme="majorHAnsi" w:hAnsiTheme="majorHAnsi" w:hint="eastAsia"/>
-                <w:sz w:val="22"/>
-              </w:rPr>
-              <w:t>박사</w:t>
-            </w:r>
-          </w:p>
-        </w:tc>
-        <w:tc>
-          <w:tcPr>
-            <w:tcW w:w="1642" w:type="dxa"/>
-            <w:vAlign w:val="center"/>
-          </w:tcPr>
-          <w:p>
-            <w:pPr>
-              <w:jc w:val="center"/>
-              <w:rPr>
-                <w:rFonts w:asciiTheme="majorHAnsi" w:eastAsiaTheme="majorHAnsi" w:hAnsiTheme="majorHAnsi"/>
-                <w:sz w:val="22"/>
-              </w:rPr>
-            </w:pPr>
-          </w:p>
-        </w:tc>
-        <w:tc>
-          <w:tcPr>
-            <w:tcW w:w="1902" w:type="dxa"/>
-            <w:vAlign w:val="center"/>
-          </w:tcPr>
-          <w:p>
-            <w:pPr>
-              <w:jc w:val="center"/>
-              <w:rPr>
-                <w:rFonts w:asciiTheme="majorHAnsi" w:eastAsiaTheme="majorHAnsi" w:hAnsiTheme="majorHAnsi"/>
-                <w:sz w:val="22"/>
-              </w:rPr>
-            </w:pPr>
-          </w:p>
-        </w:tc>
-        <w:tc>
-          <w:tcPr>
-            <w:tcW w:w="2002" w:type="dxa"/>
-            <w:vAlign w:val="center"/>
-          </w:tcPr>
-          <w:p>
-            <w:pPr>
-              <w:jc w:val="center"/>
-              <w:rPr>
-                <w:rFonts w:asciiTheme="majorHAnsi" w:eastAsiaTheme="majorHAnsi" w:hAnsiTheme="majorHAnsi"/>
-                <w:sz w:val="22"/>
-              </w:rPr>
-            </w:pPr>
-          </w:p>
-        </w:tc>
-        <w:tc>
-          <w:tcPr>
-            <w:tcW w:w="1119" w:type="dxa"/>
-            <w:vAlign w:val="center"/>
-          </w:tcPr>
-          <w:p>
-            <w:pPr>
-              <w:jc w:val="center"/>
-              <w:rPr>
-                <w:rFonts w:asciiTheme="majorHAnsi" w:eastAsiaTheme="majorHAnsi" w:hAnsiTheme="majorHAnsi"/>
-                <w:sz w:val="22"/>
-              </w:rPr>
-            </w:pPr>
-          </w:p>
-        </w:tc>
-        <w:tc>
-          <w:tcPr>
-            <w:tcW w:w="2502" w:type="dxa"/>
-            <w:vAlign w:val="center"/>
-          </w:tcPr>
-          <w:p>
-            <w:pPr>
-              <w:jc w:val="center"/>
-              <w:rPr>
-                <w:rFonts w:asciiTheme="majorHAnsi" w:eastAsiaTheme="majorHAnsi" w:hAnsiTheme="majorHAnsi"/>
-                <w:sz w:val="22"/>
-              </w:rPr>
-            </w:pPr>
           </w:p>
         </w:tc>
       </w:tr>
@@ -4031,8 +4167,18 @@
                 <w:b/>
                 <w:sz w:val="22"/>
               </w:rPr>
-              <w:t>근무 년수</w:t>
-            </w:r>
+              <w:t xml:space="preserve">근무 </w:t>
+            </w:r>
+            <w:proofErr w:type="spellStart"/>
+            <w:r>
+              <w:rPr>
+                <w:rFonts w:asciiTheme="majorHAnsi" w:eastAsiaTheme="majorHAnsi" w:hAnsiTheme="majorHAnsi" w:hint="eastAsia"/>
+                <w:b/>
+                <w:sz w:val="22"/>
+              </w:rPr>
+              <w:t>년수</w:t>
+            </w:r>
+            <w:proofErr w:type="spellEnd"/>
           </w:p>
         </w:tc>
       </w:tr>
@@ -4043,7 +4189,6 @@
         <w:tc>
           <w:tcPr>
             <w:tcW w:w="1507" w:type="dxa"/>
-            <w:shd w:val="clear" w:color="auto" w:fill="auto"/>
             <w:vAlign w:val="center"/>
           </w:tcPr>
           <w:p>
@@ -4063,8 +4208,18 @@
                 <w:sz w:val="22"/>
                 <w:szCs w:val="22"/>
               </w:rPr>
-              <w:t>㈜디지트랙</w:t>
-            </w:r>
+              <w:t>㈜</w:t>
+            </w:r>
+            <w:proofErr w:type="spellStart"/>
+            <w:r>
+              <w:rPr>
+                <w:rFonts w:asciiTheme="majorHAnsi" w:eastAsiaTheme="majorHAnsi" w:hAnsiTheme="majorHAnsi" w:hint="eastAsia"/>
+                <w:sz w:val="22"/>
+                <w:szCs w:val="22"/>
+              </w:rPr>
+              <w:t>디지트랙</w:t>
+            </w:r>
+            <w:proofErr w:type="spellEnd"/>
           </w:p>
         </w:tc>
         <w:tc>
@@ -4136,7 +4291,52 @@
               </w:rPr>
             </w:pPr>
             <w:r>
-              <w:t>광학 트래킹·수술 내비게이션 SW / 무인지게차 비전·비주얼 서보잉 / 스마트팩토리 시뮬레이션</w:t>
+              <w:t xml:space="preserve">광학 </w:t>
+            </w:r>
+            <w:proofErr w:type="spellStart"/>
+            <w:r>
+              <w:t>트래킹</w:t>
+            </w:r>
+            <w:proofErr w:type="spellEnd"/>
+            <w:r>
+              <w:t xml:space="preserve">·수술 내비게이션 </w:t>
+            </w:r>
+            <w:proofErr w:type="gramStart"/>
+            <w:r>
+              <w:t>SW /</w:t>
+            </w:r>
+            <w:proofErr w:type="gramEnd"/>
+            <w:r>
+              <w:t xml:space="preserve"> </w:t>
+            </w:r>
+            <w:proofErr w:type="spellStart"/>
+            <w:r>
+              <w:t>무인지게차</w:t>
+            </w:r>
+            <w:proofErr w:type="spellEnd"/>
+            <w:r>
+              <w:t xml:space="preserve"> 비전·비주얼 </w:t>
+            </w:r>
+            <w:proofErr w:type="spellStart"/>
+            <w:proofErr w:type="gramStart"/>
+            <w:r>
+              <w:t>서보잉</w:t>
+            </w:r>
+            <w:proofErr w:type="spellEnd"/>
+            <w:r>
+              <w:t xml:space="preserve"> /</w:t>
+            </w:r>
+            <w:proofErr w:type="gramEnd"/>
+            <w:r>
+              <w:t xml:space="preserve"> </w:t>
+            </w:r>
+            <w:proofErr w:type="spellStart"/>
+            <w:r>
+              <w:t>스마트팩토리</w:t>
+            </w:r>
+            <w:proofErr w:type="spellEnd"/>
+            <w:r>
+              <w:t xml:space="preserve"> 시뮬레이션</w:t>
             </w:r>
           </w:p>
         </w:tc>
@@ -4188,219 +4388,16 @@
                 <w:sz w:val="22"/>
                 <w:szCs w:val="22"/>
               </w:rPr>
-              <w:t>3.4년</w:t>
-              <w:br/>
-              <w:t>(3년 4개월)</w:t>
-            </w:r>
-          </w:p>
-        </w:tc>
-      </w:tr>
-      <w:tr>
-        <w:trPr>
-          <w:trHeight w:val="518"/>
-        </w:trPr>
-        <w:tc>
-          <w:tcPr>
-            <w:tcW w:w="1507" w:type="dxa"/>
-            <w:shd w:val="clear" w:color="auto" w:fill="auto"/>
-            <w:vAlign w:val="center"/>
-          </w:tcPr>
-          <w:p>
-            <w:pPr>
-              <w:jc w:val="center"/>
-              <w:rPr>
-                <w:rFonts w:asciiTheme="majorHAnsi" w:eastAsiaTheme="majorHAnsi" w:hAnsiTheme="majorHAnsi"/>
-                <w:sz w:val="22"/>
-              </w:rPr>
-            </w:pPr>
-            <w:r/>
-          </w:p>
-        </w:tc>
-        <w:tc>
-          <w:tcPr>
-            <w:tcW w:w="1532" w:type="dxa"/>
-            <w:vAlign w:val="center"/>
-          </w:tcPr>
-          <w:p>
-            <w:pPr>
-              <w:jc w:val="center"/>
-              <w:rPr>
-                <w:rFonts w:asciiTheme="majorHAnsi" w:eastAsiaTheme="majorHAnsi" w:hAnsiTheme="majorHAnsi"/>
-                <w:sz w:val="22"/>
-              </w:rPr>
-            </w:pPr>
-            <w:r/>
-          </w:p>
-        </w:tc>
-        <w:tc>
-          <w:tcPr>
-            <w:tcW w:w="979" w:type="dxa"/>
-            <w:vAlign w:val="center"/>
-          </w:tcPr>
-          <w:p>
-            <w:pPr>
-              <w:jc w:val="center"/>
-              <w:rPr>
-                <w:rFonts w:asciiTheme="majorHAnsi" w:eastAsiaTheme="majorHAnsi" w:hAnsiTheme="majorHAnsi"/>
-                <w:sz w:val="22"/>
-              </w:rPr>
-            </w:pPr>
-            <w:r/>
-          </w:p>
-        </w:tc>
-        <w:tc>
-          <w:tcPr>
-            <w:tcW w:w="2777" w:type="dxa"/>
-            <w:vAlign w:val="center"/>
-          </w:tcPr>
-          <w:p>
-            <w:pPr>
-              <w:jc w:val="center"/>
-              <w:rPr>
-                <w:rFonts w:asciiTheme="majorHAnsi" w:eastAsiaTheme="majorHAnsi" w:hAnsiTheme="majorHAnsi"/>
-                <w:sz w:val="22"/>
-              </w:rPr>
-            </w:pPr>
-            <w:r/>
-          </w:p>
-        </w:tc>
-        <w:tc>
-          <w:tcPr>
-            <w:tcW w:w="2230" w:type="dxa"/>
-            <w:vAlign w:val="center"/>
-          </w:tcPr>
-          <w:p>
-            <w:pPr>
-              <w:jc w:val="center"/>
-              <w:rPr>
-                <w:rFonts w:asciiTheme="majorHAnsi" w:eastAsiaTheme="majorHAnsi" w:hAnsiTheme="majorHAnsi"/>
-                <w:sz w:val="22"/>
-              </w:rPr>
-            </w:pPr>
-            <w:r/>
-          </w:p>
-        </w:tc>
-        <w:tc>
-          <w:tcPr>
-            <w:tcW w:w="1395" w:type="dxa"/>
-            <w:vAlign w:val="center"/>
-          </w:tcPr>
-          <w:p>
-            <w:pPr>
-              <w:jc w:val="center"/>
-              <w:rPr>
-                <w:rFonts w:asciiTheme="majorHAnsi" w:eastAsiaTheme="majorHAnsi" w:hAnsiTheme="majorHAnsi"/>
-                <w:sz w:val="22"/>
-              </w:rPr>
-            </w:pPr>
-            <w:r/>
-          </w:p>
-        </w:tc>
-      </w:tr>
-      <w:tr>
-        <w:trPr>
-          <w:trHeight w:val="518"/>
-        </w:trPr>
-        <w:tc>
-          <w:tcPr>
-            <w:tcW w:w="1507" w:type="dxa"/>
-            <w:shd w:val="clear" w:color="auto" w:fill="auto"/>
-            <w:vAlign w:val="center"/>
-          </w:tcPr>
-          <w:p>
-            <w:pPr>
-              <w:jc w:val="center"/>
-              <w:rPr>
-                <w:rFonts w:asciiTheme="majorHAnsi" w:eastAsiaTheme="majorHAnsi" w:hAnsiTheme="majorHAnsi"/>
-                <w:sz w:val="22"/>
-              </w:rPr>
-            </w:pPr>
-            <w:r/>
-          </w:p>
-        </w:tc>
-        <w:tc>
-          <w:tcPr>
-            <w:tcW w:w="1532" w:type="dxa"/>
-            <w:vAlign w:val="center"/>
-          </w:tcPr>
-          <w:p>
-            <w:pPr>
-              <w:jc w:val="center"/>
-              <w:rPr>
-                <w:rFonts w:asciiTheme="majorHAnsi" w:eastAsiaTheme="majorHAnsi" w:hAnsiTheme="majorHAnsi"/>
-                <w:sz w:val="22"/>
-              </w:rPr>
-            </w:pPr>
-            <w:r/>
-          </w:p>
-        </w:tc>
-        <w:tc>
-          <w:tcPr>
-            <w:tcW w:w="979" w:type="dxa"/>
-            <w:vAlign w:val="center"/>
-          </w:tcPr>
-          <w:p>
-            <w:pPr>
-              <w:jc w:val="center"/>
-              <w:rPr>
-                <w:rFonts w:asciiTheme="majorHAnsi" w:eastAsiaTheme="majorHAnsi" w:hAnsiTheme="majorHAnsi"/>
-                <w:sz w:val="22"/>
-              </w:rPr>
-            </w:pPr>
-            <w:r/>
-          </w:p>
-        </w:tc>
-        <w:tc>
-          <w:tcPr>
-            <w:tcW w:w="2777" w:type="dxa"/>
-            <w:vAlign w:val="center"/>
-          </w:tcPr>
-          <w:p>
-            <w:pPr>
-              <w:jc w:val="center"/>
-              <w:rPr>
-                <w:rFonts w:asciiTheme="majorHAnsi" w:eastAsiaTheme="majorHAnsi" w:hAnsiTheme="majorHAnsi"/>
-                <w:sz w:val="22"/>
-              </w:rPr>
-            </w:pPr>
-            <w:r/>
-          </w:p>
-        </w:tc>
-        <w:tc>
-          <w:tcPr>
-            <w:tcW w:w="2230" w:type="dxa"/>
-            <w:vAlign w:val="center"/>
-          </w:tcPr>
-          <w:p>
-            <w:pPr>
-              <w:jc w:val="center"/>
-              <w:rPr>
-                <w:rFonts w:asciiTheme="majorHAnsi" w:eastAsiaTheme="majorHAnsi" w:hAnsiTheme="majorHAnsi"/>
-                <w:sz w:val="22"/>
-              </w:rPr>
-            </w:pPr>
-            <w:r>
-              <w:rPr>
-                <w:rFonts w:asciiTheme="majorHAnsi" w:eastAsiaTheme="majorHAnsi" w:hAnsiTheme="majorHAnsi" w:hint="eastAsia"/>
-                <w:sz w:val="22"/>
-              </w:rPr>
-            </w:r>
-          </w:p>
-        </w:tc>
-        <w:tc>
-          <w:tcPr>
-            <w:tcW w:w="1395" w:type="dxa"/>
-            <w:vAlign w:val="center"/>
-          </w:tcPr>
-          <w:p>
-            <w:pPr>
-              <w:jc w:val="center"/>
-              <w:rPr>
-                <w:rFonts w:asciiTheme="majorHAnsi" w:eastAsiaTheme="majorHAnsi" w:hAnsiTheme="majorHAnsi"/>
-                <w:sz w:val="22"/>
-              </w:rPr>
-            </w:pPr>
-            <w:r/>
+              <w:t>3년</w:t>
+            </w:r>
+            <w:r>
+              <w:rPr>
+                <w:rFonts w:asciiTheme="majorHAnsi" w:eastAsiaTheme="majorHAnsi" w:hAnsiTheme="majorHAnsi" w:hint="eastAsia"/>
+                <w:sz w:val="22"/>
+                <w:szCs w:val="22"/>
+              </w:rPr>
+              <w:t>+</w:t>
+            </w:r>
           </w:p>
         </w:tc>
       </w:tr>
@@ -4442,39 +4439,17 @@
         <w:jc w:val="left"/>
         <w:rPr>
           <w:rFonts w:asciiTheme="majorHAnsi" w:eastAsiaTheme="majorHAnsi" w:hAnsiTheme="majorHAnsi"/>
-          <w:sz w:val="22"/>
-        </w:rPr>
-      </w:pPr>
-      <w:r>
-        <w:rPr>
-          <w:rFonts w:asciiTheme="majorHAnsi" w:eastAsiaTheme="majorHAnsi" w:hAnsiTheme="majorHAnsi" w:hint="eastAsia"/>
           <w:b/>
           <w:sz w:val="32"/>
         </w:rPr>
-        <w:lastRenderedPageBreak/>
-        <w:t xml:space="preserve">◈ 세부경력사항 </w:t>
-      </w:r>
-      <w:r>
-        <w:rPr>
-          <w:rFonts w:asciiTheme="majorHAnsi" w:eastAsiaTheme="majorHAnsi" w:hAnsiTheme="majorHAnsi" w:hint="eastAsia"/>
-          <w:sz w:val="22"/>
-        </w:rPr>
-        <w:t>*경력사항에 기재한 모든 회사에 대한 세부 사항 기입</w:t>
-      </w:r>
-      <w:r>
-        <w:rPr>
-          <w:rFonts w:asciiTheme="majorHAnsi" w:eastAsiaTheme="majorHAnsi" w:hAnsiTheme="majorHAnsi" w:hint="eastAsia"/>
-          <w:sz w:val="22"/>
-        </w:rPr>
-        <w:t xml:space="preserve"> </w:t>
-      </w:r>
-      <w:r>
-        <w:rPr>
-          <w:rFonts w:asciiTheme="majorHAnsi" w:eastAsiaTheme="majorHAnsi" w:hAnsiTheme="majorHAnsi" w:hint="eastAsia"/>
+      </w:pPr>
+      <w:r>
+        <w:rPr>
+          <w:rFonts w:asciiTheme="majorHAnsi" w:eastAsiaTheme="majorHAnsi" w:hAnsiTheme="majorHAnsi"/>
           <w:b/>
-          <w:highlight w:val="yellow"/>
-        </w:rPr>
-        <w:t>최근(위) 과거(아래)로↓</w:t>
+          <w:sz w:val="32"/>
+        </w:rPr>
+        <w:br w:type="page"/>
       </w:r>
     </w:p>
     <w:p>
@@ -4486,6 +4461,50 @@
         <w:jc w:val="left"/>
         <w:rPr>
           <w:rFonts w:asciiTheme="majorHAnsi" w:eastAsiaTheme="majorHAnsi" w:hAnsiTheme="majorHAnsi"/>
+          <w:sz w:val="22"/>
+        </w:rPr>
+      </w:pPr>
+      <w:r>
+        <w:rPr>
+          <w:rFonts w:asciiTheme="majorHAnsi" w:eastAsiaTheme="majorHAnsi" w:hAnsiTheme="majorHAnsi" w:hint="eastAsia"/>
+          <w:b/>
+          <w:sz w:val="32"/>
+        </w:rPr>
+        <w:lastRenderedPageBreak/>
+        <w:t xml:space="preserve">◈ 세부경력사항 </w:t>
+      </w:r>
+      <w:r>
+        <w:rPr>
+          <w:rFonts w:asciiTheme="majorHAnsi" w:eastAsiaTheme="majorHAnsi" w:hAnsiTheme="majorHAnsi" w:hint="eastAsia"/>
+          <w:sz w:val="22"/>
+        </w:rPr>
+        <w:t>*경력사항에 기재한 모든 회사에 대한 세부 사항 기입</w:t>
+      </w:r>
+      <w:r>
+        <w:rPr>
+          <w:rFonts w:asciiTheme="majorHAnsi" w:eastAsiaTheme="majorHAnsi" w:hAnsiTheme="majorHAnsi" w:hint="eastAsia"/>
+          <w:sz w:val="22"/>
+        </w:rPr>
+        <w:t xml:space="preserve"> </w:t>
+      </w:r>
+      <w:r>
+        <w:rPr>
+          <w:rFonts w:asciiTheme="majorHAnsi" w:eastAsiaTheme="majorHAnsi" w:hAnsiTheme="majorHAnsi" w:hint="eastAsia"/>
+          <w:b/>
+          <w:highlight w:val="yellow"/>
+        </w:rPr>
+        <w:t>최근(위) 과거(아래)로↓</w:t>
+      </w:r>
+    </w:p>
+    <w:p>
+      <w:pPr>
+        <w:widowControl/>
+        <w:wordWrap/>
+        <w:autoSpaceDE/>
+        <w:autoSpaceDN/>
+        <w:jc w:val="left"/>
+        <w:rPr>
+          <w:rFonts w:asciiTheme="majorHAnsi" w:eastAsiaTheme="majorHAnsi" w:hAnsiTheme="majorHAnsi"/>
           <w:b/>
           <w:sz w:val="32"/>
         </w:rPr>
@@ -4497,8 +4516,39 @@
           <w:sz w:val="32"/>
           <w:szCs w:val="32"/>
         </w:rPr>
-        <w:t>1. 회사명 : ㈜디지트랙</w:t>
-      </w:r>
+        <w:t xml:space="preserve">1. </w:t>
+      </w:r>
+      <w:proofErr w:type="gramStart"/>
+      <w:r>
+        <w:rPr>
+          <w:rFonts w:asciiTheme="majorHAnsi" w:eastAsiaTheme="majorHAnsi" w:hAnsiTheme="majorHAnsi" w:hint="eastAsia"/>
+          <w:b/>
+          <w:sz w:val="32"/>
+          <w:szCs w:val="32"/>
+        </w:rPr>
+        <w:t>회사명 :</w:t>
+      </w:r>
+      <w:proofErr w:type="gramEnd"/>
+      <w:r>
+        <w:rPr>
+          <w:rFonts w:asciiTheme="majorHAnsi" w:eastAsiaTheme="majorHAnsi" w:hAnsiTheme="majorHAnsi" w:hint="eastAsia"/>
+          <w:b/>
+          <w:sz w:val="32"/>
+          <w:szCs w:val="32"/>
+        </w:rPr>
+        <w:t xml:space="preserve"> ㈜</w:t>
+      </w:r>
+      <w:proofErr w:type="spellStart"/>
+      <w:r>
+        <w:rPr>
+          <w:rFonts w:asciiTheme="majorHAnsi" w:eastAsiaTheme="majorHAnsi" w:hAnsiTheme="majorHAnsi" w:hint="eastAsia"/>
+          <w:b/>
+          <w:sz w:val="32"/>
+          <w:szCs w:val="32"/>
+        </w:rPr>
+        <w:t>디지트랙</w:t>
+      </w:r>
+      <w:proofErr w:type="spellEnd"/>
     </w:p>
     <w:tbl>
       <w:tblPr>
@@ -4696,21 +4746,100 @@
             <w:pPr>
               <w:pStyle w:val="a7"/>
               <w:spacing w:line="240" w:lineRule="auto"/>
+              <w:ind w:firstLineChars="200" w:firstLine="480"/>
               <w:rPr>
                 <w:rFonts w:asciiTheme="majorHAnsi" w:eastAsiaTheme="majorHAnsi" w:hAnsiTheme="majorHAnsi"/>
                 <w:sz w:val="16"/>
                 <w:szCs w:val="16"/>
               </w:rPr>
             </w:pPr>
-            <w:r>
-              <w:rPr>
-                <w:rFonts w:asciiTheme="majorHAnsi" w:eastAsiaTheme="majorHAnsi" w:hAnsiTheme="majorHAnsi" w:hint="eastAsia"/>
-                <w:b/>
-                <w:bCs/>
+            <w:proofErr w:type="spellStart"/>
+            <w:r>
+              <w:rPr>
+                <w:rFonts w:asciiTheme="majorHAnsi" w:eastAsiaTheme="majorHAnsi" w:hAnsiTheme="majorHAnsi" w:hint="eastAsia"/>
                 <w:sz w:val="24"/>
                 <w:szCs w:val="24"/>
               </w:rPr>
-              <w:t>고정밀 의료용 스테레오비전 카메라를 자체 설계·제조하여 의료 및 산업 분야에 적용하는 DGIST 출자 스타트업(2018년 설립). 광학 트래킹·수술 내비게이션과 산업용 머신비전·무인지게차 자동화 솔루션을 개발. 매출 약 10억 원 규모, 임직원 약 20명.</w:t>
+              <w:t>고정밀</w:t>
+            </w:r>
+            <w:proofErr w:type="spellEnd"/>
+            <w:r>
+              <w:rPr>
+                <w:rFonts w:asciiTheme="majorHAnsi" w:eastAsiaTheme="majorHAnsi" w:hAnsiTheme="majorHAnsi" w:hint="eastAsia"/>
+                <w:sz w:val="24"/>
+                <w:szCs w:val="24"/>
+              </w:rPr>
+              <w:t xml:space="preserve"> 의료용 스테레오비전 카메라를 자체 </w:t>
+            </w:r>
+            <w:proofErr w:type="spellStart"/>
+            <w:r>
+              <w:rPr>
+                <w:rFonts w:asciiTheme="majorHAnsi" w:eastAsiaTheme="majorHAnsi" w:hAnsiTheme="majorHAnsi" w:hint="eastAsia"/>
+                <w:sz w:val="24"/>
+                <w:szCs w:val="24"/>
+              </w:rPr>
+              <w:t>설계·제조하여</w:t>
+            </w:r>
+            <w:proofErr w:type="spellEnd"/>
+            <w:r>
+              <w:rPr>
+                <w:rFonts w:asciiTheme="majorHAnsi" w:eastAsiaTheme="majorHAnsi" w:hAnsiTheme="majorHAnsi" w:hint="eastAsia"/>
+                <w:sz w:val="24"/>
+                <w:szCs w:val="24"/>
+              </w:rPr>
+              <w:t xml:space="preserve"> 의료 및 산업 분야에 적용하는 DGIST 출</w:t>
+            </w:r>
+            <w:r>
+              <w:rPr>
+                <w:rFonts w:asciiTheme="majorHAnsi" w:eastAsiaTheme="majorHAnsi" w:hAnsiTheme="majorHAnsi" w:hint="eastAsia"/>
+                <w:sz w:val="24"/>
+                <w:szCs w:val="24"/>
+              </w:rPr>
+              <w:t>신</w:t>
+            </w:r>
+            <w:r>
+              <w:rPr>
+                <w:rFonts w:asciiTheme="majorHAnsi" w:eastAsiaTheme="majorHAnsi" w:hAnsiTheme="majorHAnsi" w:hint="eastAsia"/>
+                <w:sz w:val="24"/>
+                <w:szCs w:val="24"/>
+              </w:rPr>
+              <w:t xml:space="preserve"> 스타트업(2018년 설립). 광학 </w:t>
+            </w:r>
+            <w:proofErr w:type="spellStart"/>
+            <w:r>
+              <w:rPr>
+                <w:rFonts w:asciiTheme="majorHAnsi" w:eastAsiaTheme="majorHAnsi" w:hAnsiTheme="majorHAnsi" w:hint="eastAsia"/>
+                <w:sz w:val="24"/>
+                <w:szCs w:val="24"/>
+              </w:rPr>
+              <w:t>트래킹·수술</w:t>
+            </w:r>
+            <w:proofErr w:type="spellEnd"/>
+            <w:r>
+              <w:rPr>
+                <w:rFonts w:asciiTheme="majorHAnsi" w:eastAsiaTheme="majorHAnsi" w:hAnsiTheme="majorHAnsi" w:hint="eastAsia"/>
+                <w:sz w:val="24"/>
+                <w:szCs w:val="24"/>
+              </w:rPr>
+              <w:t xml:space="preserve"> 내비게이션과 산업용 </w:t>
+            </w:r>
+            <w:proofErr w:type="spellStart"/>
+            <w:r>
+              <w:rPr>
+                <w:rFonts w:asciiTheme="majorHAnsi" w:eastAsiaTheme="majorHAnsi" w:hAnsiTheme="majorHAnsi" w:hint="eastAsia"/>
+                <w:sz w:val="24"/>
+                <w:szCs w:val="24"/>
+              </w:rPr>
+              <w:t>머신비전·무인지게차</w:t>
+            </w:r>
+            <w:proofErr w:type="spellEnd"/>
+            <w:r>
+              <w:rPr>
+                <w:rFonts w:asciiTheme="majorHAnsi" w:eastAsiaTheme="majorHAnsi" w:hAnsiTheme="majorHAnsi" w:hint="eastAsia"/>
+                <w:sz w:val="24"/>
+                <w:szCs w:val="24"/>
+              </w:rPr>
+              <w:t xml:space="preserve"> 자동화 솔루션을 개발. 매출 약 10억 원 규모, 임직원 약 20명.</w:t>
             </w:r>
           </w:p>
         </w:tc>
@@ -4727,8 +4856,6 @@
               <w:spacing w:line="240" w:lineRule="auto"/>
               <w:rPr>
                 <w:rFonts w:asciiTheme="majorHAnsi" w:eastAsiaTheme="majorHAnsi" w:hAnsiTheme="majorHAnsi"/>
-                <w:b/>
-                <w:bCs/>
                 <w:sz w:val="24"/>
                 <w:szCs w:val="24"/>
               </w:rPr>
@@ -4736,20 +4863,460 @@
             <w:r>
               <w:rPr>
                 <w:rFonts w:asciiTheme="majorHAnsi" w:eastAsiaTheme="majorHAnsi" w:hAnsiTheme="majorHAnsi" w:hint="eastAsia"/>
-                <w:b/>
-                <w:bCs/>
                 <w:sz w:val="24"/>
                 <w:szCs w:val="24"/>
               </w:rPr>
-              <w:t>■ [무인지게차 비전·비주얼 서보잉] (현재) RGB-D 카메라 기반 객체탐지 및 오차 기반 피드백 비주얼 서보잉 제어 개발 — 초기 정렬·정밀 정렬 2단계 구조로 설계하고, 정밀 정렬은 경량 모델로 실시간 처리. Foundation Model(SAM3·DUSt3R) 및 Roboflow 커스텀 학습 모델을 자사 파이프라인에 통합하여 초기 정렬 인식 약 500~700ms 달성, 직접 어노테이션 대비 1개월 이상의 개발 기간·비용 절감. LiDAR·ToF 기반 장애물 인지 병행.</w:t>
+              <w:t>■ [</w:t>
+            </w:r>
+            <w:proofErr w:type="spellStart"/>
+            <w:r>
+              <w:rPr>
+                <w:rFonts w:asciiTheme="majorHAnsi" w:eastAsiaTheme="majorHAnsi" w:hAnsiTheme="majorHAnsi" w:hint="eastAsia"/>
+                <w:sz w:val="24"/>
+                <w:szCs w:val="24"/>
+              </w:rPr>
+              <w:t>무인지게차</w:t>
+            </w:r>
+            <w:proofErr w:type="spellEnd"/>
+            <w:r>
+              <w:rPr>
+                <w:rFonts w:asciiTheme="majorHAnsi" w:eastAsiaTheme="majorHAnsi" w:hAnsiTheme="majorHAnsi" w:hint="eastAsia"/>
+                <w:sz w:val="24"/>
+                <w:szCs w:val="24"/>
+              </w:rPr>
+              <w:t xml:space="preserve"> </w:t>
+            </w:r>
+            <w:proofErr w:type="spellStart"/>
+            <w:r>
+              <w:rPr>
+                <w:rFonts w:asciiTheme="majorHAnsi" w:eastAsiaTheme="majorHAnsi" w:hAnsiTheme="majorHAnsi" w:hint="eastAsia"/>
+                <w:sz w:val="24"/>
+                <w:szCs w:val="24"/>
+              </w:rPr>
+              <w:t>비전·비주얼</w:t>
+            </w:r>
+            <w:proofErr w:type="spellEnd"/>
+            <w:r>
+              <w:rPr>
+                <w:rFonts w:asciiTheme="majorHAnsi" w:eastAsiaTheme="majorHAnsi" w:hAnsiTheme="majorHAnsi" w:hint="eastAsia"/>
+                <w:sz w:val="24"/>
+                <w:szCs w:val="24"/>
+              </w:rPr>
+              <w:t xml:space="preserve"> </w:t>
+            </w:r>
+            <w:proofErr w:type="spellStart"/>
+            <w:r>
+              <w:rPr>
+                <w:rFonts w:asciiTheme="majorHAnsi" w:eastAsiaTheme="majorHAnsi" w:hAnsiTheme="majorHAnsi" w:hint="eastAsia"/>
+                <w:sz w:val="24"/>
+                <w:szCs w:val="24"/>
+              </w:rPr>
+              <w:t>서보잉</w:t>
+            </w:r>
+            <w:proofErr w:type="spellEnd"/>
+            <w:r>
+              <w:rPr>
+                <w:rFonts w:asciiTheme="majorHAnsi" w:eastAsiaTheme="majorHAnsi" w:hAnsiTheme="majorHAnsi" w:hint="eastAsia"/>
+                <w:sz w:val="24"/>
+                <w:szCs w:val="24"/>
+              </w:rPr>
+              <w:t xml:space="preserve">] (현재) RGB-D 카메라 기반 객체탐지 및 오차 기반 피드백 비주얼 </w:t>
+            </w:r>
+            <w:proofErr w:type="spellStart"/>
+            <w:r>
+              <w:rPr>
+                <w:rFonts w:asciiTheme="majorHAnsi" w:eastAsiaTheme="majorHAnsi" w:hAnsiTheme="majorHAnsi" w:hint="eastAsia"/>
+                <w:sz w:val="24"/>
+                <w:szCs w:val="24"/>
+              </w:rPr>
+              <w:t>서보잉</w:t>
+            </w:r>
+            <w:proofErr w:type="spellEnd"/>
+            <w:r>
+              <w:rPr>
+                <w:rFonts w:asciiTheme="majorHAnsi" w:eastAsiaTheme="majorHAnsi" w:hAnsiTheme="majorHAnsi" w:hint="eastAsia"/>
+                <w:sz w:val="24"/>
+                <w:szCs w:val="24"/>
+              </w:rPr>
+              <w:t xml:space="preserve"> 제어 개발 — 초기 </w:t>
+            </w:r>
+            <w:proofErr w:type="spellStart"/>
+            <w:r>
+              <w:rPr>
+                <w:rFonts w:asciiTheme="majorHAnsi" w:eastAsiaTheme="majorHAnsi" w:hAnsiTheme="majorHAnsi" w:hint="eastAsia"/>
+                <w:sz w:val="24"/>
+                <w:szCs w:val="24"/>
+              </w:rPr>
+              <w:t>정렬·정밀</w:t>
+            </w:r>
+            <w:proofErr w:type="spellEnd"/>
+            <w:r>
+              <w:rPr>
+                <w:rFonts w:asciiTheme="majorHAnsi" w:eastAsiaTheme="majorHAnsi" w:hAnsiTheme="majorHAnsi" w:hint="eastAsia"/>
+                <w:sz w:val="24"/>
+                <w:szCs w:val="24"/>
+              </w:rPr>
+              <w:t xml:space="preserve"> 정렬 2단계 구조로 설계하고, 정밀 정렬은 경량 모델로 실시간 처리. Foundation Model(SAM3·DUSt3R) 및 </w:t>
+            </w:r>
+            <w:proofErr w:type="spellStart"/>
+            <w:r>
+              <w:rPr>
+                <w:rFonts w:asciiTheme="majorHAnsi" w:eastAsiaTheme="majorHAnsi" w:hAnsiTheme="majorHAnsi" w:hint="eastAsia"/>
+                <w:sz w:val="24"/>
+                <w:szCs w:val="24"/>
+              </w:rPr>
+              <w:t>Roboflow</w:t>
+            </w:r>
+            <w:proofErr w:type="spellEnd"/>
+            <w:r>
+              <w:rPr>
+                <w:rFonts w:asciiTheme="majorHAnsi" w:eastAsiaTheme="majorHAnsi" w:hAnsiTheme="majorHAnsi" w:hint="eastAsia"/>
+                <w:sz w:val="24"/>
+                <w:szCs w:val="24"/>
+              </w:rPr>
+              <w:t xml:space="preserve"> 커스텀 학습 모델을 자사 파이프라인에 통합하여 초기 정렬 인식 약 500~700ms 달성, 직접 </w:t>
+            </w:r>
+            <w:proofErr w:type="spellStart"/>
+            <w:r>
+              <w:rPr>
+                <w:rFonts w:asciiTheme="majorHAnsi" w:eastAsiaTheme="majorHAnsi" w:hAnsiTheme="majorHAnsi" w:hint="eastAsia"/>
+                <w:sz w:val="24"/>
+                <w:szCs w:val="24"/>
+              </w:rPr>
+              <w:t>어노테이션</w:t>
+            </w:r>
+            <w:proofErr w:type="spellEnd"/>
+            <w:r>
+              <w:rPr>
+                <w:rFonts w:asciiTheme="majorHAnsi" w:eastAsiaTheme="majorHAnsi" w:hAnsiTheme="majorHAnsi" w:hint="eastAsia"/>
+                <w:sz w:val="24"/>
+                <w:szCs w:val="24"/>
+              </w:rPr>
+              <w:t xml:space="preserve"> 대비 1개월 이상의 개발 </w:t>
+            </w:r>
+            <w:proofErr w:type="spellStart"/>
+            <w:r>
+              <w:rPr>
+                <w:rFonts w:asciiTheme="majorHAnsi" w:eastAsiaTheme="majorHAnsi" w:hAnsiTheme="majorHAnsi" w:hint="eastAsia"/>
+                <w:sz w:val="24"/>
+                <w:szCs w:val="24"/>
+              </w:rPr>
+              <w:t>기간·비용</w:t>
+            </w:r>
+            <w:proofErr w:type="spellEnd"/>
+            <w:r>
+              <w:rPr>
+                <w:rFonts w:asciiTheme="majorHAnsi" w:eastAsiaTheme="majorHAnsi" w:hAnsiTheme="majorHAnsi" w:hint="eastAsia"/>
+                <w:sz w:val="24"/>
+                <w:szCs w:val="24"/>
+              </w:rPr>
+              <w:t xml:space="preserve"> 절감. LiDAR·</w:t>
+            </w:r>
+            <w:proofErr w:type="spellStart"/>
+            <w:r>
+              <w:rPr>
+                <w:rFonts w:asciiTheme="majorHAnsi" w:eastAsiaTheme="majorHAnsi" w:hAnsiTheme="majorHAnsi" w:hint="eastAsia"/>
+                <w:sz w:val="24"/>
+                <w:szCs w:val="24"/>
+              </w:rPr>
+              <w:t>ToF</w:t>
+            </w:r>
+            <w:proofErr w:type="spellEnd"/>
+            <w:r>
+              <w:rPr>
+                <w:rFonts w:asciiTheme="majorHAnsi" w:eastAsiaTheme="majorHAnsi" w:hAnsiTheme="majorHAnsi" w:hint="eastAsia"/>
+                <w:sz w:val="24"/>
+                <w:szCs w:val="24"/>
+              </w:rPr>
+              <w:t xml:space="preserve"> 기반 장애물 인지 병행.</w:t>
+            </w:r>
+            <w:r>
+              <w:rPr>
+                <w:rFonts w:asciiTheme="majorHAnsi" w:eastAsiaTheme="majorHAnsi" w:hAnsiTheme="majorHAnsi" w:hint="eastAsia"/>
+                <w:sz w:val="24"/>
+                <w:szCs w:val="24"/>
+              </w:rPr>
               <w:br/>
-              <w:t>■ [카메라 캘리브레이션·3D 좌표 변환] RGB 카메라 intrinsic 캘리브레이션 및 RGB–ToF extrinsic 정합을 직접 수행, 2D 인식 결과를 로봇·대상 좌표계로 변환하는 3D 좌표 변환 파이프라인 구축.</w:t>
+              <w:t>■ [카메라 캘리브레이션·3D 좌표 변환] RGB 카메라 intrinsic 캘리브레이션 및 RGB–</w:t>
+            </w:r>
+            <w:proofErr w:type="spellStart"/>
+            <w:r>
+              <w:rPr>
+                <w:rFonts w:asciiTheme="majorHAnsi" w:eastAsiaTheme="majorHAnsi" w:hAnsiTheme="majorHAnsi" w:hint="eastAsia"/>
+                <w:sz w:val="24"/>
+                <w:szCs w:val="24"/>
+              </w:rPr>
+              <w:t>ToF</w:t>
+            </w:r>
+            <w:proofErr w:type="spellEnd"/>
+            <w:r>
+              <w:rPr>
+                <w:rFonts w:asciiTheme="majorHAnsi" w:eastAsiaTheme="majorHAnsi" w:hAnsiTheme="majorHAnsi" w:hint="eastAsia"/>
+                <w:sz w:val="24"/>
+                <w:szCs w:val="24"/>
+              </w:rPr>
+              <w:t xml:space="preserve"> extrinsic 정합을 직접 수행, 2D 인식 결과를 </w:t>
+            </w:r>
+            <w:proofErr w:type="spellStart"/>
+            <w:r>
+              <w:rPr>
+                <w:rFonts w:asciiTheme="majorHAnsi" w:eastAsiaTheme="majorHAnsi" w:hAnsiTheme="majorHAnsi" w:hint="eastAsia"/>
+                <w:sz w:val="24"/>
+                <w:szCs w:val="24"/>
+              </w:rPr>
+              <w:t>로봇·대상</w:t>
+            </w:r>
+            <w:proofErr w:type="spellEnd"/>
+            <w:r>
+              <w:rPr>
+                <w:rFonts w:asciiTheme="majorHAnsi" w:eastAsiaTheme="majorHAnsi" w:hAnsiTheme="majorHAnsi" w:hint="eastAsia"/>
+                <w:sz w:val="24"/>
+                <w:szCs w:val="24"/>
+              </w:rPr>
+              <w:t xml:space="preserve"> 좌표계로 변환하는 3D 좌표 변환 파이프라인 구축.</w:t>
+            </w:r>
+            <w:r>
+              <w:rPr>
+                <w:rFonts w:asciiTheme="majorHAnsi" w:eastAsiaTheme="majorHAnsi" w:hAnsiTheme="majorHAnsi" w:hint="eastAsia"/>
+                <w:sz w:val="24"/>
+                <w:szCs w:val="24"/>
+              </w:rPr>
               <w:br/>
-              <w:t>■ [고정밀 광학 트래킹·수술 내비게이션] 스테레오 카메라 기반 광학 트래킹과 3D 좌표계 정합(ICP·PCA·CLPSO)·실시간 위치추적으로 통합오차 약 0.2mm 달성(3년 이상 정부과제 수행). 관련 특허 3건(스테레오 카메라 2축 구동 장치 / 좌표계 정합 / 위치추적).</w:t>
+              <w:t>■ [</w:t>
+            </w:r>
+            <w:proofErr w:type="spellStart"/>
+            <w:r>
+              <w:rPr>
+                <w:rFonts w:asciiTheme="majorHAnsi" w:eastAsiaTheme="majorHAnsi" w:hAnsiTheme="majorHAnsi" w:hint="eastAsia"/>
+                <w:sz w:val="24"/>
+                <w:szCs w:val="24"/>
+              </w:rPr>
+              <w:t>고정밀</w:t>
+            </w:r>
+            <w:proofErr w:type="spellEnd"/>
+            <w:r>
+              <w:rPr>
+                <w:rFonts w:asciiTheme="majorHAnsi" w:eastAsiaTheme="majorHAnsi" w:hAnsiTheme="majorHAnsi" w:hint="eastAsia"/>
+                <w:sz w:val="24"/>
+                <w:szCs w:val="24"/>
+              </w:rPr>
+              <w:t xml:space="preserve"> 광학 </w:t>
+            </w:r>
+            <w:proofErr w:type="spellStart"/>
+            <w:r>
+              <w:rPr>
+                <w:rFonts w:asciiTheme="majorHAnsi" w:eastAsiaTheme="majorHAnsi" w:hAnsiTheme="majorHAnsi" w:hint="eastAsia"/>
+                <w:sz w:val="24"/>
+                <w:szCs w:val="24"/>
+              </w:rPr>
+              <w:t>트래킹·수술</w:t>
+            </w:r>
+            <w:proofErr w:type="spellEnd"/>
+            <w:r>
+              <w:rPr>
+                <w:rFonts w:asciiTheme="majorHAnsi" w:eastAsiaTheme="majorHAnsi" w:hAnsiTheme="majorHAnsi" w:hint="eastAsia"/>
+                <w:sz w:val="24"/>
+                <w:szCs w:val="24"/>
+              </w:rPr>
+              <w:t xml:space="preserve"> 내비게이션] 스테레오 카메라 기반 광학 </w:t>
+            </w:r>
+            <w:proofErr w:type="spellStart"/>
+            <w:r>
+              <w:rPr>
+                <w:rFonts w:asciiTheme="majorHAnsi" w:eastAsiaTheme="majorHAnsi" w:hAnsiTheme="majorHAnsi" w:hint="eastAsia"/>
+                <w:sz w:val="24"/>
+                <w:szCs w:val="24"/>
+              </w:rPr>
+              <w:t>트래킹과</w:t>
+            </w:r>
+            <w:proofErr w:type="spellEnd"/>
+            <w:r>
+              <w:rPr>
+                <w:rFonts w:asciiTheme="majorHAnsi" w:eastAsiaTheme="majorHAnsi" w:hAnsiTheme="majorHAnsi" w:hint="eastAsia"/>
+                <w:sz w:val="24"/>
+                <w:szCs w:val="24"/>
+              </w:rPr>
+              <w:t xml:space="preserve"> 3D 좌표계 정합(ICP·PCA·CLPSO)·실시간 위치추적으로 통합오차 약 0.2mm 달성(3년 이상 정부과제 수행). 관련 특허 3건(스테레오 카메라 2축 구동 </w:t>
+            </w:r>
+            <w:proofErr w:type="gramStart"/>
+            <w:r>
+              <w:rPr>
+                <w:rFonts w:asciiTheme="majorHAnsi" w:eastAsiaTheme="majorHAnsi" w:hAnsiTheme="majorHAnsi" w:hint="eastAsia"/>
+                <w:sz w:val="24"/>
+                <w:szCs w:val="24"/>
+              </w:rPr>
+              <w:t>장치 /</w:t>
+            </w:r>
+            <w:proofErr w:type="gramEnd"/>
+            <w:r>
+              <w:rPr>
+                <w:rFonts w:asciiTheme="majorHAnsi" w:eastAsiaTheme="majorHAnsi" w:hAnsiTheme="majorHAnsi" w:hint="eastAsia"/>
+                <w:sz w:val="24"/>
+                <w:szCs w:val="24"/>
+              </w:rPr>
+              <w:t xml:space="preserve"> 좌표계 </w:t>
+            </w:r>
+            <w:proofErr w:type="gramStart"/>
+            <w:r>
+              <w:rPr>
+                <w:rFonts w:asciiTheme="majorHAnsi" w:eastAsiaTheme="majorHAnsi" w:hAnsiTheme="majorHAnsi" w:hint="eastAsia"/>
+                <w:sz w:val="24"/>
+                <w:szCs w:val="24"/>
+              </w:rPr>
+              <w:t>정합 /</w:t>
+            </w:r>
+            <w:proofErr w:type="gramEnd"/>
+            <w:r>
+              <w:rPr>
+                <w:rFonts w:asciiTheme="majorHAnsi" w:eastAsiaTheme="majorHAnsi" w:hAnsiTheme="majorHAnsi" w:hint="eastAsia"/>
+                <w:sz w:val="24"/>
+                <w:szCs w:val="24"/>
+              </w:rPr>
+              <w:t xml:space="preserve"> 위치추적).</w:t>
+            </w:r>
+            <w:r>
+              <w:rPr>
+                <w:rFonts w:asciiTheme="majorHAnsi" w:eastAsiaTheme="majorHAnsi" w:hAnsiTheme="majorHAnsi" w:hint="eastAsia"/>
+                <w:sz w:val="24"/>
+                <w:szCs w:val="24"/>
+              </w:rPr>
               <w:br/>
-              <w:t>■ [로봇 SW 아키텍처] Isaac Sim·ROS2 기반 방사능 제염 디지털트윈 시뮬레이터 개발(ROS2 사용 경험 보유). 현 직장에서는 ROS2 구조를 모사한 DDS 분산 미들웨어와 trajectory_follower 등 로봇 서비스를 C/C++로 직접 설계·구현하여 산업용 팬리스 PC 환경에 양산 적용.</w:t>
+              <w:t xml:space="preserve">■ [로봇 SW 아키텍처] Isaac Sim·ROS2 기반 방사능 제염 </w:t>
+            </w:r>
+            <w:proofErr w:type="spellStart"/>
+            <w:r>
+              <w:rPr>
+                <w:rFonts w:asciiTheme="majorHAnsi" w:eastAsiaTheme="majorHAnsi" w:hAnsiTheme="majorHAnsi" w:hint="eastAsia"/>
+                <w:sz w:val="24"/>
+                <w:szCs w:val="24"/>
+              </w:rPr>
+              <w:t>디지털트윈</w:t>
+            </w:r>
+            <w:proofErr w:type="spellEnd"/>
+            <w:r>
+              <w:rPr>
+                <w:rFonts w:asciiTheme="majorHAnsi" w:eastAsiaTheme="majorHAnsi" w:hAnsiTheme="majorHAnsi" w:hint="eastAsia"/>
+                <w:sz w:val="24"/>
+                <w:szCs w:val="24"/>
+              </w:rPr>
+              <w:t xml:space="preserve"> 시뮬레이터 개발(ROS2 사용 경험 보유). 현 직장에서는 ROS2 구조를 모사한 DDS 분산 미들웨어와 </w:t>
+            </w:r>
+            <w:proofErr w:type="spellStart"/>
+            <w:r>
+              <w:rPr>
+                <w:rFonts w:asciiTheme="majorHAnsi" w:eastAsiaTheme="majorHAnsi" w:hAnsiTheme="majorHAnsi" w:hint="eastAsia"/>
+                <w:sz w:val="24"/>
+                <w:szCs w:val="24"/>
+              </w:rPr>
+              <w:t>trajectory_follower</w:t>
+            </w:r>
+            <w:proofErr w:type="spellEnd"/>
+            <w:r>
+              <w:rPr>
+                <w:rFonts w:asciiTheme="majorHAnsi" w:eastAsiaTheme="majorHAnsi" w:hAnsiTheme="majorHAnsi" w:hint="eastAsia"/>
+                <w:sz w:val="24"/>
+                <w:szCs w:val="24"/>
+              </w:rPr>
+              <w:t xml:space="preserve"> 등 로봇 서비스를 C/C++로 직접 </w:t>
+            </w:r>
+            <w:proofErr w:type="spellStart"/>
+            <w:r>
+              <w:rPr>
+                <w:rFonts w:asciiTheme="majorHAnsi" w:eastAsiaTheme="majorHAnsi" w:hAnsiTheme="majorHAnsi" w:hint="eastAsia"/>
+                <w:sz w:val="24"/>
+                <w:szCs w:val="24"/>
+              </w:rPr>
+              <w:t>설계·구현하여</w:t>
+            </w:r>
+            <w:proofErr w:type="spellEnd"/>
+            <w:r>
+              <w:rPr>
+                <w:rFonts w:asciiTheme="majorHAnsi" w:eastAsiaTheme="majorHAnsi" w:hAnsiTheme="majorHAnsi" w:hint="eastAsia"/>
+                <w:sz w:val="24"/>
+                <w:szCs w:val="24"/>
+              </w:rPr>
+              <w:t xml:space="preserve"> 산업용 </w:t>
+            </w:r>
+            <w:proofErr w:type="spellStart"/>
+            <w:r>
+              <w:rPr>
+                <w:rFonts w:asciiTheme="majorHAnsi" w:eastAsiaTheme="majorHAnsi" w:hAnsiTheme="majorHAnsi" w:hint="eastAsia"/>
+                <w:sz w:val="24"/>
+                <w:szCs w:val="24"/>
+              </w:rPr>
+              <w:t>팬리스</w:t>
+            </w:r>
+            <w:proofErr w:type="spellEnd"/>
+            <w:r>
+              <w:rPr>
+                <w:rFonts w:asciiTheme="majorHAnsi" w:eastAsiaTheme="majorHAnsi" w:hAnsiTheme="majorHAnsi" w:hint="eastAsia"/>
+                <w:sz w:val="24"/>
+                <w:szCs w:val="24"/>
+              </w:rPr>
+              <w:t xml:space="preserve"> PC 환경에 양산 적용.</w:t>
+            </w:r>
+            <w:r>
+              <w:rPr>
+                <w:rFonts w:asciiTheme="majorHAnsi" w:eastAsiaTheme="majorHAnsi" w:hAnsiTheme="majorHAnsi" w:hint="eastAsia"/>
+                <w:sz w:val="24"/>
+                <w:szCs w:val="24"/>
+              </w:rPr>
               <w:br/>
-              <w:t>■ [XR 인터페이스·시뮬레이션] HoloLens·Meta Quest·Galaxy XR 기반 수술 내비게이션 XR 인터페이스 및 스마트팩토리(AGV·AMR·로봇팔·드론) 시뮬레이션 자동화 개발.</w:t>
+              <w:t xml:space="preserve">■ [XR </w:t>
+            </w:r>
+            <w:proofErr w:type="spellStart"/>
+            <w:r>
+              <w:rPr>
+                <w:rFonts w:asciiTheme="majorHAnsi" w:eastAsiaTheme="majorHAnsi" w:hAnsiTheme="majorHAnsi" w:hint="eastAsia"/>
+                <w:sz w:val="24"/>
+                <w:szCs w:val="24"/>
+              </w:rPr>
+              <w:t>인터페이스·시뮬레이션</w:t>
+            </w:r>
+            <w:proofErr w:type="spellEnd"/>
+            <w:r>
+              <w:rPr>
+                <w:rFonts w:asciiTheme="majorHAnsi" w:eastAsiaTheme="majorHAnsi" w:hAnsiTheme="majorHAnsi" w:hint="eastAsia"/>
+                <w:sz w:val="24"/>
+                <w:szCs w:val="24"/>
+              </w:rPr>
+              <w:t xml:space="preserve">] HoloLens·Meta Quest·Galaxy XR 기반 수술 내비게이션 XR 인터페이스 및 </w:t>
+            </w:r>
+            <w:proofErr w:type="spellStart"/>
+            <w:r>
+              <w:rPr>
+                <w:rFonts w:asciiTheme="majorHAnsi" w:eastAsiaTheme="majorHAnsi" w:hAnsiTheme="majorHAnsi" w:hint="eastAsia"/>
+                <w:sz w:val="24"/>
+                <w:szCs w:val="24"/>
+              </w:rPr>
+              <w:t>스마트팩토리</w:t>
+            </w:r>
+            <w:proofErr w:type="spellEnd"/>
+            <w:r>
+              <w:rPr>
+                <w:rFonts w:asciiTheme="majorHAnsi" w:eastAsiaTheme="majorHAnsi" w:hAnsiTheme="majorHAnsi" w:hint="eastAsia"/>
+                <w:sz w:val="24"/>
+                <w:szCs w:val="24"/>
+              </w:rPr>
+              <w:t>(AGV·AMR·</w:t>
+            </w:r>
+            <w:proofErr w:type="spellStart"/>
+            <w:r>
+              <w:rPr>
+                <w:rFonts w:asciiTheme="majorHAnsi" w:eastAsiaTheme="majorHAnsi" w:hAnsiTheme="majorHAnsi" w:hint="eastAsia"/>
+                <w:sz w:val="24"/>
+                <w:szCs w:val="24"/>
+              </w:rPr>
+              <w:t>로봇팔·드론</w:t>
+            </w:r>
+            <w:proofErr w:type="spellEnd"/>
+            <w:r>
+              <w:rPr>
+                <w:rFonts w:asciiTheme="majorHAnsi" w:eastAsiaTheme="majorHAnsi" w:hAnsiTheme="majorHAnsi" w:hint="eastAsia"/>
+                <w:sz w:val="24"/>
+                <w:szCs w:val="24"/>
+              </w:rPr>
+              <w:t>) 시뮬레이션 자동화 개발.</w:t>
             </w:r>
           </w:p>
         </w:tc>
@@ -4776,7 +5343,106 @@
                 <w:sz w:val="24"/>
                 <w:szCs w:val="24"/>
               </w:rPr>
-              <w:t>의료·산업 비전, XR, 로봇 시뮬레이션 등 넓은 범위의 SI성 단기 과제를 수행하며 폭넓은 경험을 쌓았으나, 특정 분야의 전문성을 깊이 있게 심화하는 데에는 한계를 느낌. 강점인 로봇 비전(객체탐지·비주얼 서보잉·3D 좌표 변환) 분야에 집중하여, 대규모·양산형 로봇 플랫폼에서 비전 시스템을 end-to-end로 책임지며 전문성을 심화하고자 이직을 결심함.</w:t>
+              <w:t xml:space="preserve">- </w:t>
+            </w:r>
+            <w:proofErr w:type="spellStart"/>
+            <w:r>
+              <w:rPr>
+                <w:rFonts w:asciiTheme="majorHAnsi" w:eastAsiaTheme="majorHAnsi" w:hAnsiTheme="majorHAnsi" w:hint="eastAsia"/>
+                <w:sz w:val="24"/>
+                <w:szCs w:val="24"/>
+              </w:rPr>
+              <w:t>의료·산업</w:t>
+            </w:r>
+            <w:proofErr w:type="spellEnd"/>
+            <w:r>
+              <w:rPr>
+                <w:rFonts w:asciiTheme="majorHAnsi" w:eastAsiaTheme="majorHAnsi" w:hAnsiTheme="majorHAnsi" w:hint="eastAsia"/>
+                <w:sz w:val="24"/>
+                <w:szCs w:val="24"/>
+              </w:rPr>
+              <w:t xml:space="preserve"> 비전, XR, 로봇 시뮬레이션 등 넓은 범위의 SI성 단기 과제를 수행하며 폭넓은 경험을 쌓았으나, 특정 분야의 전문성을 깊이 있게 심화하는 데에는 한계를 느낌. </w:t>
+            </w:r>
+          </w:p>
+          <w:p>
+            <w:pPr>
+              <w:pStyle w:val="a6"/>
+              <w:ind w:leftChars="0" w:left="0"/>
+              <w:rPr>
+                <w:rFonts w:asciiTheme="majorHAnsi" w:eastAsiaTheme="majorHAnsi" w:hAnsiTheme="majorHAnsi"/>
+                <w:sz w:val="24"/>
+                <w:szCs w:val="24"/>
+              </w:rPr>
+            </w:pPr>
+            <w:r>
+              <w:rPr>
+                <w:rFonts w:asciiTheme="majorHAnsi" w:eastAsiaTheme="majorHAnsi" w:hAnsiTheme="majorHAnsi" w:hint="eastAsia"/>
+                <w:sz w:val="24"/>
+                <w:szCs w:val="24"/>
+              </w:rPr>
+              <w:t xml:space="preserve">- </w:t>
+            </w:r>
+            <w:r>
+              <w:rPr>
+                <w:rFonts w:asciiTheme="majorHAnsi" w:eastAsiaTheme="majorHAnsi" w:hAnsiTheme="majorHAnsi" w:hint="eastAsia"/>
+                <w:sz w:val="24"/>
+                <w:szCs w:val="24"/>
+              </w:rPr>
+              <w:t>로봇 비전(</w:t>
+            </w:r>
+            <w:proofErr w:type="spellStart"/>
+            <w:r>
+              <w:rPr>
+                <w:rFonts w:asciiTheme="majorHAnsi" w:eastAsiaTheme="majorHAnsi" w:hAnsiTheme="majorHAnsi" w:hint="eastAsia"/>
+                <w:sz w:val="24"/>
+                <w:szCs w:val="24"/>
+              </w:rPr>
+              <w:t>객체탐지·비주얼</w:t>
+            </w:r>
+            <w:proofErr w:type="spellEnd"/>
+            <w:r>
+              <w:rPr>
+                <w:rFonts w:asciiTheme="majorHAnsi" w:eastAsiaTheme="majorHAnsi" w:hAnsiTheme="majorHAnsi" w:hint="eastAsia"/>
+                <w:sz w:val="24"/>
+                <w:szCs w:val="24"/>
+              </w:rPr>
+              <w:t xml:space="preserve"> </w:t>
+            </w:r>
+            <w:proofErr w:type="spellStart"/>
+            <w:r>
+              <w:rPr>
+                <w:rFonts w:asciiTheme="majorHAnsi" w:eastAsiaTheme="majorHAnsi" w:hAnsiTheme="majorHAnsi" w:hint="eastAsia"/>
+                <w:sz w:val="24"/>
+                <w:szCs w:val="24"/>
+              </w:rPr>
+              <w:t>서보잉</w:t>
+            </w:r>
+            <w:proofErr w:type="spellEnd"/>
+            <w:r>
+              <w:rPr>
+                <w:rFonts w:asciiTheme="majorHAnsi" w:eastAsiaTheme="majorHAnsi" w:hAnsiTheme="majorHAnsi" w:hint="eastAsia"/>
+                <w:sz w:val="24"/>
+                <w:szCs w:val="24"/>
+              </w:rPr>
+              <w:t xml:space="preserve">·3D 좌표 변환) 분야에 집중하여, </w:t>
+            </w:r>
+            <w:proofErr w:type="spellStart"/>
+            <w:r>
+              <w:rPr>
+                <w:rFonts w:asciiTheme="majorHAnsi" w:eastAsiaTheme="majorHAnsi" w:hAnsiTheme="majorHAnsi" w:hint="eastAsia"/>
+                <w:sz w:val="24"/>
+                <w:szCs w:val="24"/>
+              </w:rPr>
+              <w:t>대규모·양산형</w:t>
+            </w:r>
+            <w:proofErr w:type="spellEnd"/>
+            <w:r>
+              <w:rPr>
+                <w:rFonts w:asciiTheme="majorHAnsi" w:eastAsiaTheme="majorHAnsi" w:hAnsiTheme="majorHAnsi" w:hint="eastAsia"/>
+                <w:sz w:val="24"/>
+                <w:szCs w:val="24"/>
+              </w:rPr>
+              <w:t xml:space="preserve"> 로봇 플랫폼에서 비전 시스템을 end-to-end로 책임지며 전문성을 심화하고자 이직을 결심함.</w:t>
             </w:r>
           </w:p>
         </w:tc>
@@ -4831,6 +5497,28 @@
           <w:sz w:val="32"/>
         </w:rPr>
       </w:pPr>
+    </w:p>
+    <w:p>
+      <w:pPr>
+        <w:widowControl/>
+        <w:wordWrap/>
+        <w:autoSpaceDE/>
+        <w:autoSpaceDN/>
+        <w:jc w:val="left"/>
+        <w:rPr>
+          <w:rFonts w:asciiTheme="majorHAnsi" w:eastAsiaTheme="majorHAnsi" w:hAnsiTheme="majorHAnsi"/>
+          <w:b/>
+          <w:sz w:val="32"/>
+        </w:rPr>
+      </w:pPr>
+      <w:r>
+        <w:rPr>
+          <w:rFonts w:asciiTheme="majorHAnsi" w:eastAsiaTheme="majorHAnsi" w:hAnsiTheme="majorHAnsi"/>
+          <w:b/>
+          <w:sz w:val="32"/>
+        </w:rPr>
+        <w:br w:type="page"/>
+      </w:r>
     </w:p>
     <w:p>
       <w:pPr>
@@ -5155,7 +5843,6 @@
                 <w:rFonts w:asciiTheme="majorHAnsi" w:eastAsiaTheme="majorHAnsi" w:hAnsiTheme="majorHAnsi"/>
                 <w:color w:val="000000" w:themeColor="text1"/>
                 <w:sz w:val="22"/>
-                <w:highlight w:val="yellow"/>
               </w:rPr>
             </w:pPr>
             <w:r>
@@ -5163,7 +5850,6 @@
                 <w:rFonts w:asciiTheme="majorHAnsi" w:eastAsiaTheme="majorHAnsi" w:hAnsiTheme="majorHAnsi"/>
                 <w:color w:val="000000" w:themeColor="text1"/>
                 <w:sz w:val="22"/>
-                <w:highlight w:val="yellow"/>
               </w:rPr>
               <w:t>필</w:t>
             </w:r>
@@ -5181,7 +5867,6 @@
                 <w:rFonts w:asciiTheme="majorHAnsi" w:eastAsiaTheme="majorHAnsi" w:hAnsiTheme="majorHAnsi"/>
                 <w:color w:val="000000" w:themeColor="text1"/>
                 <w:sz w:val="22"/>
-                <w:highlight w:val="yellow"/>
               </w:rPr>
             </w:pPr>
             <w:r>
@@ -5189,7 +5874,6 @@
                 <w:rFonts w:asciiTheme="majorHAnsi" w:eastAsiaTheme="majorHAnsi" w:hAnsiTheme="majorHAnsi"/>
                 <w:color w:val="000000" w:themeColor="text1"/>
                 <w:sz w:val="22"/>
-                <w:highlight w:val="yellow"/>
               </w:rPr>
               <w:t>육군</w:t>
             </w:r>
@@ -5207,7 +5891,6 @@
                 <w:rFonts w:asciiTheme="majorHAnsi" w:eastAsiaTheme="majorHAnsi" w:hAnsiTheme="majorHAnsi"/>
                 <w:color w:val="000000" w:themeColor="text1"/>
                 <w:sz w:val="22"/>
-                <w:highlight w:val="yellow"/>
               </w:rPr>
             </w:pPr>
             <w:r>
@@ -5215,7 +5898,6 @@
                 <w:rFonts w:asciiTheme="majorHAnsi" w:eastAsiaTheme="majorHAnsi" w:hAnsiTheme="majorHAnsi"/>
                 <w:color w:val="000000" w:themeColor="text1"/>
                 <w:sz w:val="22"/>
-                <w:highlight w:val="yellow"/>
               </w:rPr>
               <w:t>보병</w:t>
             </w:r>
@@ -5233,7 +5915,6 @@
                 <w:rFonts w:asciiTheme="majorHAnsi" w:eastAsiaTheme="majorHAnsi" w:hAnsiTheme="majorHAnsi"/>
                 <w:color w:val="000000" w:themeColor="text1"/>
                 <w:sz w:val="22"/>
-                <w:highlight w:val="yellow"/>
               </w:rPr>
             </w:pPr>
             <w:r>
@@ -5241,7 +5922,6 @@
                 <w:rFonts w:asciiTheme="majorHAnsi" w:eastAsiaTheme="majorHAnsi" w:hAnsiTheme="majorHAnsi"/>
                 <w:color w:val="000000" w:themeColor="text1"/>
                 <w:sz w:val="22"/>
-                <w:highlight w:val="yellow"/>
               </w:rPr>
               <w:t>병장</w:t>
             </w:r>
@@ -5259,7 +5939,6 @@
                 <w:rFonts w:asciiTheme="majorHAnsi" w:eastAsiaTheme="majorHAnsi" w:hAnsiTheme="majorHAnsi"/>
                 <w:color w:val="000000" w:themeColor="text1"/>
                 <w:sz w:val="22"/>
-                <w:highlight w:val="yellow"/>
               </w:rPr>
             </w:pPr>
             <w:r>
@@ -5267,7 +5946,6 @@
                 <w:rFonts w:asciiTheme="majorHAnsi" w:eastAsiaTheme="majorHAnsi" w:hAnsiTheme="majorHAnsi" w:hint="eastAsia"/>
                 <w:color w:val="000000" w:themeColor="text1"/>
                 <w:sz w:val="22"/>
-                <w:highlight w:val="yellow"/>
               </w:rPr>
               <w:t>-</w:t>
             </w:r>
@@ -5285,7 +5963,6 @@
                 <w:rFonts w:asciiTheme="majorHAnsi" w:eastAsiaTheme="majorHAnsi" w:hAnsiTheme="majorHAnsi"/>
                 <w:color w:val="000000" w:themeColor="text1"/>
                 <w:sz w:val="22"/>
-                <w:highlight w:val="yellow"/>
               </w:rPr>
             </w:pPr>
             <w:r>
@@ -5293,7 +5970,6 @@
                 <w:rFonts w:asciiTheme="majorHAnsi" w:eastAsiaTheme="majorHAnsi" w:hAnsiTheme="majorHAnsi" w:hint="eastAsia"/>
                 <w:color w:val="000000" w:themeColor="text1"/>
                 <w:sz w:val="22"/>
-                <w:highlight w:val="yellow"/>
               </w:rPr>
               <w:t>2016.04 ~ 2018.01</w:t>
             </w:r>
@@ -5619,7 +6295,6 @@
                 <w:rFonts w:asciiTheme="majorHAnsi" w:eastAsiaTheme="majorHAnsi" w:hAnsiTheme="majorHAnsi"/>
                 <w:color w:val="000000" w:themeColor="text1"/>
                 <w:sz w:val="22"/>
-                <w:highlight w:val="yellow"/>
               </w:rPr>
             </w:pPr>
             <w:r>
@@ -5627,7 +6302,6 @@
                 <w:rFonts w:asciiTheme="majorHAnsi" w:eastAsiaTheme="majorHAnsi" w:hAnsiTheme="majorHAnsi"/>
                 <w:color w:val="000000" w:themeColor="text1"/>
                 <w:sz w:val="22"/>
-                <w:highlight w:val="yellow"/>
               </w:rPr>
               <w:t>비대상</w:t>
             </w:r>
@@ -5645,7 +6319,6 @@
                 <w:rFonts w:asciiTheme="majorHAnsi" w:eastAsiaTheme="majorHAnsi" w:hAnsiTheme="majorHAnsi"/>
                 <w:color w:val="000000" w:themeColor="text1"/>
                 <w:sz w:val="22"/>
-                <w:highlight w:val="yellow"/>
               </w:rPr>
             </w:pPr>
             <w:r>
@@ -5653,7 +6326,6 @@
                 <w:rFonts w:asciiTheme="majorHAnsi" w:eastAsiaTheme="majorHAnsi" w:hAnsiTheme="majorHAnsi" w:hint="eastAsia"/>
                 <w:color w:val="000000" w:themeColor="text1"/>
                 <w:sz w:val="22"/>
-                <w:highlight w:val="yellow"/>
               </w:rPr>
               <w:t>-</w:t>
             </w:r>
@@ -5688,18 +6360,18 @@
                 <w:rFonts w:asciiTheme="majorHAnsi" w:eastAsiaTheme="majorHAnsi" w:hAnsiTheme="majorHAnsi"/>
                 <w:color w:val="000000" w:themeColor="text1"/>
                 <w:sz w:val="22"/>
-                <w:highlight w:val="yellow"/>
-              </w:rPr>
-            </w:pPr>
+              </w:rPr>
+            </w:pPr>
+            <w:proofErr w:type="spellStart"/>
             <w:r>
               <w:rPr>
                 <w:rFonts w:asciiTheme="majorHAnsi" w:eastAsiaTheme="majorHAnsi" w:hAnsiTheme="majorHAnsi"/>
                 <w:color w:val="000000" w:themeColor="text1"/>
                 <w:sz w:val="22"/>
-                <w:highlight w:val="yellow"/>
               </w:rPr>
               <w:t>해당없음</w:t>
             </w:r>
+            <w:proofErr w:type="spellEnd"/>
           </w:p>
         </w:tc>
         <w:tc>
@@ -5714,7 +6386,6 @@
                 <w:rFonts w:asciiTheme="majorHAnsi" w:eastAsiaTheme="majorHAnsi" w:hAnsiTheme="majorHAnsi"/>
                 <w:color w:val="000000" w:themeColor="text1"/>
                 <w:sz w:val="22"/>
-                <w:highlight w:val="yellow"/>
               </w:rPr>
             </w:pPr>
             <w:r>
@@ -5722,7 +6393,6 @@
                 <w:rFonts w:asciiTheme="majorHAnsi" w:eastAsiaTheme="majorHAnsi" w:hAnsiTheme="majorHAnsi" w:hint="eastAsia"/>
                 <w:color w:val="000000" w:themeColor="text1"/>
                 <w:sz w:val="22"/>
-                <w:highlight w:val="yellow"/>
               </w:rPr>
               <w:t>-</w:t>
             </w:r>
@@ -5740,7 +6410,6 @@
                 <w:rFonts w:asciiTheme="majorHAnsi" w:eastAsiaTheme="majorHAnsi" w:hAnsiTheme="majorHAnsi"/>
                 <w:color w:val="000000" w:themeColor="text1"/>
                 <w:sz w:val="22"/>
-                <w:highlight w:val="yellow"/>
               </w:rPr>
             </w:pPr>
             <w:r>
@@ -5748,7 +6417,6 @@
                 <w:rFonts w:asciiTheme="majorHAnsi" w:eastAsiaTheme="majorHAnsi" w:hAnsiTheme="majorHAnsi" w:hint="eastAsia"/>
                 <w:color w:val="000000" w:themeColor="text1"/>
                 <w:sz w:val="22"/>
-                <w:highlight w:val="yellow"/>
               </w:rPr>
               <w:t>-</w:t>
             </w:r>
@@ -6012,8 +6680,13 @@
                 <w:szCs w:val="22"/>
               </w:rPr>
             </w:pPr>
-            <w:r>
-              <w:t>일본국제교류기금 / JEES</w:t>
+            <w:proofErr w:type="gramStart"/>
+            <w:r>
+              <w:t>일본국제교류기금 /</w:t>
+            </w:r>
+            <w:proofErr w:type="gramEnd"/>
+            <w:r>
+              <w:t xml:space="preserve"> JEES</w:t>
             </w:r>
           </w:p>
         </w:tc>
@@ -6036,285 +6709,6 @@
             <w:r>
               <w:t>2021. 01</w:t>
             </w:r>
-          </w:p>
-        </w:tc>
-      </w:tr>
-      <w:tr>
-        <w:trPr>
-          <w:trHeight w:val="220"/>
-        </w:trPr>
-        <w:tc>
-          <w:tcPr>
-            <w:tcW w:w="2268" w:type="dxa"/>
-            <w:vAlign w:val="center"/>
-          </w:tcPr>
-          <w:p>
-            <w:pPr>
-              <w:pStyle w:val="a7"/>
-              <w:spacing w:line="240" w:lineRule="auto"/>
-              <w:jc w:val="center"/>
-              <w:rPr>
-                <w:rFonts w:asciiTheme="majorHAnsi" w:eastAsiaTheme="majorHAnsi" w:hAnsiTheme="majorHAnsi"/>
-                <w:sz w:val="22"/>
-                <w:szCs w:val="22"/>
-              </w:rPr>
-            </w:pPr>
-          </w:p>
-        </w:tc>
-        <w:tc>
-          <w:tcPr>
-            <w:tcW w:w="2835" w:type="dxa"/>
-          </w:tcPr>
-          <w:p>
-            <w:pPr>
-              <w:pStyle w:val="a7"/>
-              <w:spacing w:line="240" w:lineRule="auto"/>
-              <w:jc w:val="center"/>
-              <w:rPr>
-                <w:rFonts w:asciiTheme="majorHAnsi" w:eastAsiaTheme="majorHAnsi" w:hAnsiTheme="majorHAnsi"/>
-                <w:sz w:val="22"/>
-                <w:szCs w:val="22"/>
-              </w:rPr>
-            </w:pPr>
-          </w:p>
-        </w:tc>
-        <w:tc>
-          <w:tcPr>
-            <w:tcW w:w="1701" w:type="dxa"/>
-          </w:tcPr>
-          <w:p>
-            <w:pPr>
-              <w:pStyle w:val="a7"/>
-              <w:spacing w:line="240" w:lineRule="auto"/>
-              <w:jc w:val="center"/>
-              <w:rPr>
-                <w:rFonts w:asciiTheme="majorHAnsi" w:eastAsiaTheme="majorHAnsi" w:hAnsiTheme="majorHAnsi"/>
-                <w:sz w:val="22"/>
-                <w:szCs w:val="22"/>
-              </w:rPr>
-            </w:pPr>
-          </w:p>
-        </w:tc>
-        <w:tc>
-          <w:tcPr>
-            <w:tcW w:w="2268" w:type="dxa"/>
-            <w:vAlign w:val="center"/>
-          </w:tcPr>
-          <w:p>
-            <w:pPr>
-              <w:pStyle w:val="a7"/>
-              <w:spacing w:line="240" w:lineRule="auto"/>
-              <w:jc w:val="center"/>
-              <w:rPr>
-                <w:rFonts w:asciiTheme="majorHAnsi" w:eastAsiaTheme="majorHAnsi" w:hAnsiTheme="majorHAnsi"/>
-                <w:sz w:val="22"/>
-                <w:szCs w:val="22"/>
-              </w:rPr>
-            </w:pPr>
-          </w:p>
-        </w:tc>
-        <w:tc>
-          <w:tcPr>
-            <w:tcW w:w="1418" w:type="dxa"/>
-            <w:vAlign w:val="center"/>
-          </w:tcPr>
-          <w:p>
-            <w:pPr>
-              <w:pStyle w:val="a7"/>
-              <w:spacing w:line="240" w:lineRule="auto"/>
-              <w:jc w:val="center"/>
-              <w:rPr>
-                <w:rFonts w:asciiTheme="majorHAnsi" w:eastAsiaTheme="majorHAnsi" w:hAnsiTheme="majorHAnsi"/>
-                <w:sz w:val="22"/>
-                <w:szCs w:val="22"/>
-              </w:rPr>
-            </w:pPr>
-          </w:p>
-        </w:tc>
-      </w:tr>
-      <w:tr>
-        <w:trPr>
-          <w:trHeight w:val="93"/>
-        </w:trPr>
-        <w:tc>
-          <w:tcPr>
-            <w:tcW w:w="2268" w:type="dxa"/>
-            <w:vAlign w:val="center"/>
-          </w:tcPr>
-          <w:p>
-            <w:pPr>
-              <w:pStyle w:val="a7"/>
-              <w:spacing w:line="240" w:lineRule="auto"/>
-              <w:jc w:val="center"/>
-              <w:rPr>
-                <w:rFonts w:asciiTheme="majorHAnsi" w:eastAsiaTheme="majorHAnsi" w:hAnsiTheme="majorHAnsi"/>
-                <w:sz w:val="22"/>
-                <w:szCs w:val="22"/>
-              </w:rPr>
-            </w:pPr>
-          </w:p>
-        </w:tc>
-        <w:tc>
-          <w:tcPr>
-            <w:tcW w:w="2835" w:type="dxa"/>
-          </w:tcPr>
-          <w:p>
-            <w:pPr>
-              <w:pStyle w:val="a7"/>
-              <w:spacing w:line="240" w:lineRule="auto"/>
-              <w:jc w:val="center"/>
-              <w:rPr>
-                <w:rFonts w:asciiTheme="majorHAnsi" w:eastAsiaTheme="majorHAnsi" w:hAnsiTheme="majorHAnsi"/>
-                <w:sz w:val="22"/>
-                <w:szCs w:val="22"/>
-              </w:rPr>
-            </w:pPr>
-          </w:p>
-        </w:tc>
-        <w:tc>
-          <w:tcPr>
-            <w:tcW w:w="1701" w:type="dxa"/>
-          </w:tcPr>
-          <w:p>
-            <w:pPr>
-              <w:pStyle w:val="a7"/>
-              <w:spacing w:line="240" w:lineRule="auto"/>
-              <w:jc w:val="center"/>
-              <w:rPr>
-                <w:rFonts w:asciiTheme="majorHAnsi" w:eastAsiaTheme="majorHAnsi" w:hAnsiTheme="majorHAnsi"/>
-                <w:sz w:val="22"/>
-                <w:szCs w:val="22"/>
-              </w:rPr>
-            </w:pPr>
-          </w:p>
-        </w:tc>
-        <w:tc>
-          <w:tcPr>
-            <w:tcW w:w="2268" w:type="dxa"/>
-            <w:vAlign w:val="center"/>
-          </w:tcPr>
-          <w:p>
-            <w:pPr>
-              <w:pStyle w:val="a7"/>
-              <w:spacing w:line="240" w:lineRule="auto"/>
-              <w:jc w:val="center"/>
-              <w:rPr>
-                <w:rFonts w:asciiTheme="majorHAnsi" w:eastAsiaTheme="majorHAnsi" w:hAnsiTheme="majorHAnsi"/>
-                <w:sz w:val="22"/>
-                <w:szCs w:val="22"/>
-              </w:rPr>
-            </w:pPr>
-          </w:p>
-        </w:tc>
-        <w:tc>
-          <w:tcPr>
-            <w:tcW w:w="1418" w:type="dxa"/>
-            <w:vAlign w:val="center"/>
-          </w:tcPr>
-          <w:p>
-            <w:pPr>
-              <w:pStyle w:val="a7"/>
-              <w:spacing w:line="240" w:lineRule="auto"/>
-              <w:jc w:val="center"/>
-              <w:rPr>
-                <w:rFonts w:asciiTheme="majorHAnsi" w:eastAsiaTheme="majorHAnsi" w:hAnsiTheme="majorHAnsi"/>
-                <w:sz w:val="22"/>
-                <w:szCs w:val="22"/>
-              </w:rPr>
-            </w:pPr>
-          </w:p>
-        </w:tc>
-      </w:tr>
-      <w:tr>
-        <w:trPr>
-          <w:trHeight w:val="87"/>
-        </w:trPr>
-        <w:tc>
-          <w:tcPr>
-            <w:tcW w:w="2268" w:type="dxa"/>
-            <w:vAlign w:val="center"/>
-          </w:tcPr>
-          <w:p>
-            <w:pPr>
-              <w:pStyle w:val="a7"/>
-              <w:spacing w:line="240" w:lineRule="auto"/>
-              <w:jc w:val="center"/>
-              <w:rPr>
-                <w:rFonts w:asciiTheme="majorHAnsi" w:eastAsiaTheme="majorHAnsi" w:hAnsiTheme="majorHAnsi"/>
-                <w:sz w:val="22"/>
-                <w:szCs w:val="22"/>
-              </w:rPr>
-            </w:pPr>
-          </w:p>
-        </w:tc>
-        <w:tc>
-          <w:tcPr>
-            <w:tcW w:w="2835" w:type="dxa"/>
-          </w:tcPr>
-          <w:p>
-            <w:pPr>
-              <w:pStyle w:val="a7"/>
-              <w:spacing w:line="240" w:lineRule="auto"/>
-              <w:jc w:val="center"/>
-              <w:rPr>
-                <w:rFonts w:asciiTheme="majorHAnsi" w:eastAsiaTheme="majorHAnsi" w:hAnsiTheme="majorHAnsi"/>
-                <w:sz w:val="22"/>
-                <w:szCs w:val="22"/>
-              </w:rPr>
-            </w:pPr>
-          </w:p>
-        </w:tc>
-        <w:tc>
-          <w:tcPr>
-            <w:tcW w:w="1701" w:type="dxa"/>
-          </w:tcPr>
-          <w:p>
-            <w:pPr>
-              <w:pStyle w:val="a7"/>
-              <w:spacing w:line="240" w:lineRule="auto"/>
-              <w:jc w:val="center"/>
-              <w:rPr>
-                <w:rFonts w:asciiTheme="majorHAnsi" w:eastAsiaTheme="majorHAnsi" w:hAnsiTheme="majorHAnsi"/>
-                <w:sz w:val="22"/>
-                <w:szCs w:val="22"/>
-              </w:rPr>
-            </w:pPr>
-          </w:p>
-        </w:tc>
-        <w:tc>
-          <w:tcPr>
-            <w:tcW w:w="2268" w:type="dxa"/>
-            <w:vAlign w:val="center"/>
-          </w:tcPr>
-          <w:p>
-            <w:pPr>
-              <w:pStyle w:val="a7"/>
-              <w:spacing w:line="240" w:lineRule="auto"/>
-              <w:jc w:val="center"/>
-              <w:rPr>
-                <w:rFonts w:asciiTheme="majorHAnsi" w:eastAsiaTheme="majorHAnsi" w:hAnsiTheme="majorHAnsi"/>
-                <w:sz w:val="22"/>
-                <w:szCs w:val="22"/>
-              </w:rPr>
-            </w:pPr>
-          </w:p>
-        </w:tc>
-        <w:tc>
-          <w:tcPr>
-            <w:tcW w:w="1418" w:type="dxa"/>
-            <w:vAlign w:val="center"/>
-          </w:tcPr>
-          <w:p>
-            <w:pPr>
-              <w:pStyle w:val="a7"/>
-              <w:spacing w:line="240" w:lineRule="auto"/>
-              <w:jc w:val="center"/>
-              <w:rPr>
-                <w:rFonts w:asciiTheme="majorHAnsi" w:eastAsiaTheme="majorHAnsi" w:hAnsiTheme="majorHAnsi"/>
-                <w:sz w:val="22"/>
-                <w:szCs w:val="22"/>
-              </w:rPr>
-            </w:pPr>
           </w:p>
         </w:tc>
       </w:tr>
@@ -6413,12 +6807,26 @@
               </w:rPr>
             </w:pPr>
             <w:r>
-              <w:t>■ [직무 적합성] 현재 무인지게차에서 비전 기반 객체탐지·비주얼 서보잉을, 수술 내비게이션에서 0.2mm급 3D 좌표 정합·실시간 위치추적을 담당하고 있어, 에스원 로봇 비전 직무(실시간 객체 추적·3D 좌표 변환·비전 시스템 개발)와 직접 맞닿아 있습니다.</w:t>
+              <w:t>저는 현재 ㈜디지트랙에서 무인지게차의 비전 기반 객체탐지와 비주얼 서보잉을 개발하는 한편, 수술 내비게이션 분야에서 0.2mm급의 3차원 좌표 정합과 실시간 위치추적을 함께 담당하고 있습니다. 이는 에스원이 요구하는 ‘실시간 객체 추적, 3D 좌표 변환, 로봇 비전 시스템 개발’ 직무와 정확히 맞닿아 있으며, 제가 가장 자신 있게 깊이 기여할 수 있는 영역입니다. 카메라로 인지한 2차원 정보를 정밀한 3차원 좌표로 변환하고 그 위에서 오차를 보정하며 실시간으로 로봇을 제어해 온 경험이 에스원의 로봇 비전 개발에 곧바로 활용될 수 있다고 확신하여 지원하게 되었습니다.</w:t>
               <w:br/>
-              <w:t>■ [지원 동기] 다양한 도메인의 비전 과제로 폭넓은 경험을 쌓았으나, 이제는 대규모 양산 로봇 플랫폼에서 비전 시스템을 깊이 있게 책임지고 전문성을 심화하고 싶어 지원합니다.</w:t>
               <w:br/>
-              <w:t>■ [포부] 비주얼 서보잉·Foundation Model 통합·카메라 캘리브레이션·3D 좌표 변환 경험을 바탕으로 에스원 로봇 비전 파이프라인의 인식 정확도·실시간성·강건성 향상에 기여하겠습니다. ROS2/임베디드(Linux)·VLM 등 보강이 필요한 영역은 빠르게 학습하여 책임급 역할을 수행하겠습니다.</w:t>
-            </w:r>
+              <w:t>지금까지 의료와 산업을 아우르는 다양한 비전 과제를 수행하며 폭넓은 경험을 쌓았지만, 이제는 한 분야에 집중하여 전문성을 한층 더 깊이 발전시키고자 하는 마음이 커졌습니다. 특히 대규모로 양산되는 로봇 플랫폼 위에서 비전 시스템을 처음부터 끝까지 책임지고 고도화하는 일은 제 커리어가 지향해 온 방향과 일치하며, 에스원은 그러한 규모와 깊이를 모두 경험할 수 있는 최적의 환경이라 판단했습니다.</w:t>
+              <w:br/>
+              <w:br/>
+              <w:t>입사 후에는 비주얼 서보잉과 Foundation Model 통합, 카메라 캘리브레이션, 3D 좌표 변환에 대한 실무 경험을 바탕으로 에스원 로봇 비전 파이프라인의 인식 정확도와 실시간성, 그리고 현장 강건성을 끌어올리는 데 기여하겠습니다. 아울러 ROS2 기반 임베디드(Linux) 개발과 VLM 등 보강이 필요한 영역은 빠르게 학습하여, 기술적 깊이와 협업 역량을 두루 갖춘 책임급 엔지니어로 성장하겠습니다.</w:t>
+            </w:r>
+            <w:proofErr w:type="spellStart"/>
+            <w:proofErr w:type="spellEnd"/>
+            <w:proofErr w:type="spellStart"/>
+            <w:proofErr w:type="spellEnd"/>
+            <w:proofErr w:type="spellStart"/>
+            <w:proofErr w:type="spellEnd"/>
+            <w:proofErr w:type="spellStart"/>
+            <w:proofErr w:type="spellEnd"/>
+            <w:proofErr w:type="spellStart"/>
+            <w:proofErr w:type="spellEnd"/>
+            <w:proofErr w:type="spellStart"/>
+            <w:proofErr w:type="spellEnd"/>
           </w:p>
         </w:tc>
       </w:tr>
@@ -6469,7 +6877,6 @@
                 <w:b/>
                 <w:sz w:val="22"/>
               </w:rPr>
-              <w:lastRenderedPageBreak/>
               <w:t>(2)</w:t>
             </w:r>
             <w:r>
@@ -6535,14 +6942,27 @@
               </w:rPr>
             </w:pPr>
             <w:r>
-              <w:t>■ [기계공학 기반] 금오공과대학교 기계시스템공학과에서 4족 보행 로봇(특허·수상)과 학부 비전 연구실 활동으로 로봇·비전의 기초를 다졌습니다.</w:t>
+              <w:t>저는 ‘로봇이 세상을 어떻게 보고 움직이는가’에 매료되어 한 방향으로 꾸준히 길을 걸어왔습니다. 금오공과대학교 기계시스템공학과에서는 5절 링크 구조의 4족 보행 로봇을 직접 설계·제작하여 특허 출원과 공학 페어 수상을 이루었고, 학부 비전 연구실 활동을 통해 로봇과 영상처리의 기초 체력을 다졌습니다.</w:t>
               <w:br/>
-              <w:t>■ [의료로봇 비전 심화] DGIST 로봇공학전공 석사과정(수술로봇·증강현실 연구실)에서 의료 영상처리·카메라 기하·골절 복원 최적화를 연구하여 SCI(e) 저널 게재 및 ACCAS 2022 학회 발표, 대한의료로봇학회 우수논문상을 수상했습니다.</w:t>
               <w:br/>
-              <w:t>■ [실무 전문성] ㈜디지트랙에서 고정밀 스테레오 카메라·광학 트래킹·수술 내비게이션과 무인지게차 비전·비주얼 서보잉을 개발하며 연구를 실제 제품·현장에 적용했습니다.</w:t>
+              <w:t>이후 DGIST 로봇및기계전자공학 석사과정의 수술로봇·증강현실 연구실에서 의료 영상처리와 카메라 기하학, 골절 복원 최적화를 연구했습니다. 그 결과를 SCI(e) 국제 저널에 게재하고 ACCAS 2022 국제 학회에서 발표했으며, 대한의료로봇학회 우수논문상을 수상하는 등 비전·기하 분야의 수학적 기반과 연구 역량을 인정받았습니다.</w:t>
               <w:br/>
-              <w:t>■ [관통 주제] ‘카메라로 본 2D 영상을 정밀한 3D 좌표로 옮기고 그 위에서 실시간으로 제어한다’는 3D 기하·비전이 제 커리어를 일관되게 관통하는 강점입니다.</w:t>
-            </w:r>
+              <w:br/>
+              <w:t>㈜디지트랙에서는 연구가 실제 제품과 현장으로 이어지는 전 과정을 경험했습니다. 고정밀 스테레오 카메라와 광학 트래킹·수술 내비게이션을 개발해 0.2mm급 정밀도를 구현했고, 최근에는 무인지게차의 비전 객체탐지와 비주얼 서보잉을 맡아 인식 모듈을 실시간 제어와 결합해 왔습니다.</w:t>
+              <w:br/>
+              <w:br/>
+              <w:t>이처럼 ‘카메라로 본 2차원 영상을 정밀한 3차원 좌표로 옮기고, 그 위에서 실시간으로 제어한다’는 주제가 학부 시절부터 현재까지 제 커리어를 일관되게 관통하고 있습니다. 탄탄한 수학적 기반과 시스템 통합 능력, 그리고 새로운 모델을 빠르게 흡수해 현장에 응용하는 실행력이 저의 가장 큰 강점입니다.</w:t>
+            </w:r>
+            <w:proofErr w:type="spellStart"/>
+            <w:proofErr w:type="spellEnd"/>
+            <w:proofErr w:type="spellStart"/>
+            <w:proofErr w:type="spellEnd"/>
+            <w:proofErr w:type="spellStart"/>
+            <w:proofErr w:type="spellEnd"/>
+            <w:proofErr w:type="spellStart"/>
+            <w:proofErr w:type="spellEnd"/>
+            <w:proofErr w:type="spellStart"/>
+            <w:proofErr w:type="spellEnd"/>
           </w:p>
         </w:tc>
       </w:tr>
@@ -6654,20 +7074,30 @@
               </w:rPr>
             </w:pPr>
             <w:r>
-              <w:t>■ [주요 실적] 무인지게차 비전 인식모듈 개발(Foundation Model 통합으로 초기 정렬 약 500~700ms, 개발기간 1개월+ 절감) / 수술 내비게이션 통합오차 약 0.2mm·3년+ 정부과제 수행 / 특허 3건 / SCI(e) 논문 1편·ACCAS 2022 / 대한의료로봇학회 우수논문상·의료메타버스학회 우수포스터상.</w:t>
+              <w:t>가장 대표적인 실적은 현재 진행 중인 무인지게차 비전 인식 모듈입니다. SAM3, DUSt3R와 같은 Foundation Model과 Roboflow 기반 커스텀 학습 모델을 자사 파이프라인에 통합하여 초기 정렬 인식을 약 500~700ms 수준으로 구현했고, 직접 어노테이션으로 개발했을 경우 대비 1개월 이상의 개발 기간과 비용을 절감했습니다. 또한 수술 내비게이션에서는 스테레오 카메라 기반 광학 트래킹과 3D 좌표계 정합(ICP·PCA·CLPSO)으로 약 0.2mm의 통합 오차를 3년 이상의 정부과제를 통해 달성했습니다. 이러한 성과를 바탕으로 특허 3건과 SCI(e) 논문 1편, ACCAS 2022 발표, 대한의료로봇학회 우수논문상 및 의료메타버스학회 우수포스터상을 거두었습니다.</w:t>
               <w:br/>
-              <w:t>■ [입사 후 업무 계획]</w:t>
               <w:br/>
-              <w:t xml:space="preserve">   ① ROS2/DDS 기반 비전 SW 아키텍처 설계에 기여하고,</w:t>
+              <w:t>입사 후에는 첫째 ROS2 및 DDS 기반 비전 소프트웨어 아키텍처 설계에 기여하고, 둘째 카메라 인터페이스와 캘리브레이션, 영상 파이프라인을 최적화하며, 셋째 Foundation Model과 VLM의 인지 결과를 3차원 좌표로 변환하는 모듈을 고도화하고, 넷째 비주얼 서보잉과 오차 보정 피드백을 통해 실시간 객체 추적의 정밀도와 강건성을 높이는 일에 집중하겠습니다.</w:t>
               <w:br/>
-              <w:t xml:space="preserve">   ② 카메라 인터페이스·캘리브레이션·영상 파이프라인을 최적화하며,</w:t>
               <w:br/>
-              <w:t xml:space="preserve">   ③ Foundation Model/VLM 인지 결과를 3D 좌표로 변환하는 모듈을 고도화하고,</w:t>
-              <w:br/>
-              <w:t xml:space="preserve">   ④ 비주얼 서보잉·오차 보정 피드백으로 실시간 객체 추적의 정밀도·강건성을 높이겠습니다.</w:t>
-              <w:br/>
-              <w:t>■ [성장 의지] 부족한 임베디드(Linux 드라이버)·VLM 영역은 사내 협업과 자기주도 학습으로 빠르게 보완하여 책임급으로서 팀 성과에 기여하겠습니다.</w:t>
-            </w:r>
+              <w:t>부족한 임베디드(Linux 카메라 드라이버)와 VLM 영역은 사내 협업과 자기주도 학습으로 빠르게 보완하여, 맡은 비전 시스템을 끝까지 책임지는 책임급 엔지니어로서 에스원의 로봇 사업 성장에 기여하겠습니다.</w:t>
+            </w:r>
+            <w:proofErr w:type="spellStart"/>
+            <w:proofErr w:type="spellEnd"/>
+            <w:proofErr w:type="spellStart"/>
+            <w:proofErr w:type="spellEnd"/>
+            <w:proofErr w:type="gramStart"/>
+            <w:proofErr w:type="gramEnd"/>
+            <w:proofErr w:type="gramStart"/>
+            <w:proofErr w:type="gramEnd"/>
+            <w:proofErr w:type="gramStart"/>
+            <w:proofErr w:type="gramEnd"/>
+            <w:proofErr w:type="gramStart"/>
+            <w:proofErr w:type="gramEnd"/>
+            <w:proofErr w:type="spellStart"/>
+            <w:proofErr w:type="spellEnd"/>
+            <w:proofErr w:type="spellStart"/>
+            <w:proofErr w:type="spellEnd"/>
           </w:p>
         </w:tc>
       </w:tr>
@@ -6682,7 +7112,7 @@
       </w:pPr>
     </w:p>
     <w:sectPr>
-      <w:footerReference w:type="default" r:id="rId9"/>
+      <w:footerReference w:type="default" r:id="rId8"/>
       <w:pgSz w:w="11906" w:h="16838"/>
       <w:pgMar w:top="720" w:right="720" w:bottom="720" w:left="720" w:header="851" w:footer="992" w:gutter="0"/>
       <w:cols w:space="425"/>
@@ -6693,7 +7123,7 @@
 </file>
 
 <file path=word/endnotes.xml><?xml version="1.0" encoding="utf-8"?>
-<w:endnotes xmlns:wpc="http://schemas.microsoft.com/office/word/2010/wordprocessingCanvas" xmlns:mc="http://schemas.openxmlformats.org/markup-compatibility/2006" xmlns:o="urn:schemas-microsoft-com:office:office" xmlns:r="http://schemas.openxmlformats.org/officeDocument/2006/relationships" xmlns:m="http://schemas.openxmlformats.org/officeDocument/2006/math" xmlns:v="urn:schemas-microsoft-com:vml" xmlns:wp14="http://schemas.microsoft.com/office/word/2010/wordprocessingDrawing" xmlns:wp="http://schemas.openxmlformats.org/drawingml/2006/wordprocessingDrawing" xmlns:w10="urn:schemas-microsoft-com:office:word" xmlns:w="http://schemas.openxmlformats.org/wordprocessingml/2006/main" xmlns:w14="http://schemas.microsoft.com/office/word/2010/wordml" xmlns:wpg="http://schemas.microsoft.com/office/word/2010/wordprocessingGroup" xmlns:wpi="http://schemas.microsoft.com/office/word/2010/wordprocessingInk" xmlns:wne="http://schemas.microsoft.com/office/word/2006/wordml" xmlns:wps="http://schemas.microsoft.com/office/word/2010/wordprocessingShape" mc:Ignorable="w14 wp14">
+<w:endnotes xmlns:wpc="http://schemas.microsoft.com/office/word/2010/wordprocessingCanvas" xmlns:cx="http://schemas.microsoft.com/office/drawing/2014/chartex" xmlns:cx1="http://schemas.microsoft.com/office/drawing/2015/9/8/chartex" xmlns:cx2="http://schemas.microsoft.com/office/drawing/2015/10/21/chartex" xmlns:cx3="http://schemas.microsoft.com/office/drawing/2016/5/9/chartex" xmlns:cx4="http://schemas.microsoft.com/office/drawing/2016/5/10/chartex" xmlns:cx5="http://schemas.microsoft.com/office/drawing/2016/5/11/chartex" xmlns:cx6="http://schemas.microsoft.com/office/drawing/2016/5/12/chartex" xmlns:cx7="http://schemas.microsoft.com/office/drawing/2016/5/13/chartex" xmlns:cx8="http://schemas.microsoft.com/office/drawing/2016/5/14/chartex" xmlns:mc="http://schemas.openxmlformats.org/markup-compatibility/2006" xmlns:aink="http://schemas.microsoft.com/office/drawing/2016/ink" xmlns:am3d="http://schemas.microsoft.com/office/drawing/2017/model3d" xmlns:o="urn:schemas-microsoft-com:office:office" xmlns:oel="http://schemas.microsoft.com/office/2019/extlst" xmlns:r="http://schemas.openxmlformats.org/officeDocument/2006/relationships" xmlns:m="http://schemas.openxmlformats.org/officeDocument/2006/math" xmlns:v="urn:schemas-microsoft-com:vml" xmlns:wp14="http://schemas.microsoft.com/office/word/2010/wordprocessingDrawing" xmlns:wp="http://schemas.openxmlformats.org/drawingml/2006/wordprocessingDrawing" xmlns:w10="urn:schemas-microsoft-com:office:word" xmlns:w="http://schemas.openxmlformats.org/wordprocessingml/2006/main" xmlns:w14="http://schemas.microsoft.com/office/word/2010/wordml" xmlns:w15="http://schemas.microsoft.com/office/word/2012/wordml" xmlns:w16cex="http://schemas.microsoft.com/office/word/2018/wordml/cex" xmlns:w16cid="http://schemas.microsoft.com/office/word/2016/wordml/cid" xmlns:w16="http://schemas.microsoft.com/office/word/2018/wordml" xmlns:w16du="http://schemas.microsoft.com/office/word/2023/wordml/word16du" xmlns:w16sdtdh="http://schemas.microsoft.com/office/word/2020/wordml/sdtdatahash" xmlns:w16sdtfl="http://schemas.microsoft.com/office/word/2024/wordml/sdtformatlock" xmlns:w16se="http://schemas.microsoft.com/office/word/2015/wordml/symex" xmlns:wpg="http://schemas.microsoft.com/office/word/2010/wordprocessingGroup" xmlns:wpi="http://schemas.microsoft.com/office/word/2010/wordprocessingInk" xmlns:wne="http://schemas.microsoft.com/office/word/2006/wordml" xmlns:wps="http://schemas.microsoft.com/office/word/2010/wordprocessingShape" mc:Ignorable="w14 w15 w16se w16cid w16 w16cex w16sdtdh w16sdtfl w16du wp14">
   <w:endnote w:type="separator" w:id="-1">
     <w:p>
       <w:r>
@@ -6712,7 +7142,7 @@
 </file>
 
 <file path=word/footer1.xml><?xml version="1.0" encoding="utf-8"?>
-<w:ftr xmlns:wpc="http://schemas.microsoft.com/office/word/2010/wordprocessingCanvas" xmlns:mc="http://schemas.openxmlformats.org/markup-compatibility/2006" xmlns:o="urn:schemas-microsoft-com:office:office" xmlns:r="http://schemas.openxmlformats.org/officeDocument/2006/relationships" xmlns:m="http://schemas.openxmlformats.org/officeDocument/2006/math" xmlns:v="urn:schemas-microsoft-com:vml" xmlns:wp14="http://schemas.microsoft.com/office/word/2010/wordprocessingDrawing" xmlns:wp="http://schemas.openxmlformats.org/drawingml/2006/wordprocessingDrawing" xmlns:w10="urn:schemas-microsoft-com:office:word" xmlns:w="http://schemas.openxmlformats.org/wordprocessingml/2006/main" xmlns:w14="http://schemas.microsoft.com/office/word/2010/wordml" xmlns:wpg="http://schemas.microsoft.com/office/word/2010/wordprocessingGroup" xmlns:wpi="http://schemas.microsoft.com/office/word/2010/wordprocessingInk" xmlns:wne="http://schemas.microsoft.com/office/word/2006/wordml" xmlns:wps="http://schemas.microsoft.com/office/word/2010/wordprocessingShape" mc:Ignorable="w14 wp14">
+<w:ftr xmlns:wpc="http://schemas.microsoft.com/office/word/2010/wordprocessingCanvas" xmlns:cx="http://schemas.microsoft.com/office/drawing/2014/chartex" xmlns:cx1="http://schemas.microsoft.com/office/drawing/2015/9/8/chartex" xmlns:cx2="http://schemas.microsoft.com/office/drawing/2015/10/21/chartex" xmlns:cx3="http://schemas.microsoft.com/office/drawing/2016/5/9/chartex" xmlns:cx4="http://schemas.microsoft.com/office/drawing/2016/5/10/chartex" xmlns:cx5="http://schemas.microsoft.com/office/drawing/2016/5/11/chartex" xmlns:cx6="http://schemas.microsoft.com/office/drawing/2016/5/12/chartex" xmlns:cx7="http://schemas.microsoft.com/office/drawing/2016/5/13/chartex" xmlns:cx8="http://schemas.microsoft.com/office/drawing/2016/5/14/chartex" xmlns:mc="http://schemas.openxmlformats.org/markup-compatibility/2006" xmlns:aink="http://schemas.microsoft.com/office/drawing/2016/ink" xmlns:am3d="http://schemas.microsoft.com/office/drawing/2017/model3d" xmlns:o="urn:schemas-microsoft-com:office:office" xmlns:oel="http://schemas.microsoft.com/office/2019/extlst" xmlns:r="http://schemas.openxmlformats.org/officeDocument/2006/relationships" xmlns:m="http://schemas.openxmlformats.org/officeDocument/2006/math" xmlns:v="urn:schemas-microsoft-com:vml" xmlns:wp14="http://schemas.microsoft.com/office/word/2010/wordprocessingDrawing" xmlns:wp="http://schemas.openxmlformats.org/drawingml/2006/wordprocessingDrawing" xmlns:w10="urn:schemas-microsoft-com:office:word" xmlns:w="http://schemas.openxmlformats.org/wordprocessingml/2006/main" xmlns:w14="http://schemas.microsoft.com/office/word/2010/wordml" xmlns:w15="http://schemas.microsoft.com/office/word/2012/wordml" xmlns:w16cex="http://schemas.microsoft.com/office/word/2018/wordml/cex" xmlns:w16cid="http://schemas.microsoft.com/office/word/2016/wordml/cid" xmlns:w16="http://schemas.microsoft.com/office/word/2018/wordml" xmlns:w16du="http://schemas.microsoft.com/office/word/2023/wordml/word16du" xmlns:w16sdtdh="http://schemas.microsoft.com/office/word/2020/wordml/sdtdatahash" xmlns:w16sdtfl="http://schemas.microsoft.com/office/word/2024/wordml/sdtformatlock" xmlns:w16se="http://schemas.microsoft.com/office/word/2015/wordml/symex" xmlns:wpg="http://schemas.microsoft.com/office/word/2010/wordprocessingGroup" xmlns:wpi="http://schemas.microsoft.com/office/word/2010/wordprocessingInk" xmlns:wne="http://schemas.microsoft.com/office/word/2006/wordml" xmlns:wps="http://schemas.microsoft.com/office/word/2010/wordprocessingShape" mc:Ignorable="w14 w15 w16se w16cid w16 w16cex w16sdtdh w16sdtfl w16du wp14">
   <w:p>
     <w:pPr>
       <w:pStyle w:val="a4"/>
@@ -6830,7 +7260,7 @@
         </mc:Choice>
         <mc:Fallback>
           <w:pict>
-            <v:shapetype id="_x0000_t5" coordsize="21600,21600" o:spt="5" adj="10800" path="m@0,l,21600r21600,xe">
+            <v:shapetype w14:anchorId="1D3C348B" id="_x0000_t5" coordsize="21600,21600" o:spt="5" adj="10800" path="m@0,l,21600r21600,xe">
               <v:stroke joinstyle="miter"/>
               <v:formulas>
                 <v:f eqn="val #0"/>
@@ -6842,7 +7272,7 @@
                 <v:h position="#0,topLeft" xrange="0,21600"/>
               </v:handles>
             </v:shapetype>
-            <v:shape id="AutoShape 1" o:spid="_x0000_s1026" type="#_x0000_t5" style="position:absolute;left:0;text-align:left;margin-left:116.2pt;margin-top:0;width:167.4pt;height:161.8pt;z-index:251657728;visibility:visible;mso-wrap-style:square;mso-width-percent:0;mso-height-percent:0;mso-wrap-distance-left:9pt;mso-wrap-distance-top:0;mso-wrap-distance-right:9pt;mso-wrap-distance-bottom:0;mso-position-horizontal:right;mso-position-horizontal-relative:page;mso-position-vertical:bottom;mso-position-vertical-relative:page;mso-width-percent:0;mso-height-percent:0;mso-width-relative:page;mso-height-relative:page;v-text-anchor:top" o:gfxdata="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" adj="21600" fillcolor="#d2eaf1" stroked="f">
+            <v:shape id="AutoShape 1" o:spid="_x0000_s1026" type="#_x0000_t5" style="position:absolute;left:0;text-align:left;margin-left:116.2pt;margin-top:0;width:167.4pt;height:161.8pt;z-index:251657728;visibility:visible;mso-wrap-style:square;mso-width-percent:0;mso-height-percent:0;mso-wrap-distance-left:9pt;mso-wrap-distance-top:0;mso-wrap-distance-right:9pt;mso-wrap-distance-bottom:0;mso-position-horizontal:right;mso-position-horizontal-relative:page;mso-position-vertical:bottom;mso-position-vertical-relative:page;mso-width-percent:0;mso-height-percent:0;mso-width-relative:page;mso-height-relative:page;v-text-anchor:top" o:gfxdata="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" adj="21600" fillcolor="#d2eaf1" stroked="f">
               <v:textbox>
                 <w:txbxContent>
                   <w:p>
@@ -6893,7 +7323,7 @@
 </file>
 
 <file path=word/footnotes.xml><?xml version="1.0" encoding="utf-8"?>
-<w:footnotes xmlns:wpc="http://schemas.microsoft.com/office/word/2010/wordprocessingCanvas" xmlns:mc="http://schemas.openxmlformats.org/markup-compatibility/2006" xmlns:o="urn:schemas-microsoft-com:office:office" xmlns:r="http://schemas.openxmlformats.org/officeDocument/2006/relationships" xmlns:m="http://schemas.openxmlformats.org/officeDocument/2006/math" xmlns:v="urn:schemas-microsoft-com:vml" xmlns:wp14="http://schemas.microsoft.com/office/word/2010/wordprocessingDrawing" xmlns:wp="http://schemas.openxmlformats.org/drawingml/2006/wordprocessingDrawing" xmlns:w10="urn:schemas-microsoft-com:office:word" xmlns:w="http://schemas.openxmlformats.org/wordprocessingml/2006/main" xmlns:w14="http://schemas.microsoft.com/office/word/2010/wordml" xmlns:wpg="http://schemas.microsoft.com/office/word/2010/wordprocessingGroup" xmlns:wpi="http://schemas.microsoft.com/office/word/2010/wordprocessingInk" xmlns:wne="http://schemas.microsoft.com/office/word/2006/wordml" xmlns:wps="http://schemas.microsoft.com/office/word/2010/wordprocessingShape" mc:Ignorable="w14 wp14">
+<w:footnotes xmlns:wpc="http://schemas.microsoft.com/office/word/2010/wordprocessingCanvas" xmlns:cx="http://schemas.microsoft.com/office/drawing/2014/chartex" xmlns:cx1="http://schemas.microsoft.com/office/drawing/2015/9/8/chartex" xmlns:cx2="http://schemas.microsoft.com/office/drawing/2015/10/21/chartex" xmlns:cx3="http://schemas.microsoft.com/office/drawing/2016/5/9/chartex" xmlns:cx4="http://schemas.microsoft.com/office/drawing/2016/5/10/chartex" xmlns:cx5="http://schemas.microsoft.com/office/drawing/2016/5/11/chartex" xmlns:cx6="http://schemas.microsoft.com/office/drawing/2016/5/12/chartex" xmlns:cx7="http://schemas.microsoft.com/office/drawing/2016/5/13/chartex" xmlns:cx8="http://schemas.microsoft.com/office/drawing/2016/5/14/chartex" xmlns:mc="http://schemas.openxmlformats.org/markup-compatibility/2006" xmlns:aink="http://schemas.microsoft.com/office/drawing/2016/ink" xmlns:am3d="http://schemas.microsoft.com/office/drawing/2017/model3d" xmlns:o="urn:schemas-microsoft-com:office:office" xmlns:oel="http://schemas.microsoft.com/office/2019/extlst" xmlns:r="http://schemas.openxmlformats.org/officeDocument/2006/relationships" xmlns:m="http://schemas.openxmlformats.org/officeDocument/2006/math" xmlns:v="urn:schemas-microsoft-com:vml" xmlns:wp14="http://schemas.microsoft.com/office/word/2010/wordprocessingDrawing" xmlns:wp="http://schemas.openxmlformats.org/drawingml/2006/wordprocessingDrawing" xmlns:w10="urn:schemas-microsoft-com:office:word" xmlns:w="http://schemas.openxmlformats.org/wordprocessingml/2006/main" xmlns:w14="http://schemas.microsoft.com/office/word/2010/wordml" xmlns:w15="http://schemas.microsoft.com/office/word/2012/wordml" xmlns:w16cex="http://schemas.microsoft.com/office/word/2018/wordml/cex" xmlns:w16cid="http://schemas.microsoft.com/office/word/2016/wordml/cid" xmlns:w16="http://schemas.microsoft.com/office/word/2018/wordml" xmlns:w16du="http://schemas.microsoft.com/office/word/2023/wordml/word16du" xmlns:w16sdtdh="http://schemas.microsoft.com/office/word/2020/wordml/sdtdatahash" xmlns:w16sdtfl="http://schemas.microsoft.com/office/word/2024/wordml/sdtformatlock" xmlns:w16se="http://schemas.microsoft.com/office/word/2015/wordml/symex" xmlns:wpg="http://schemas.microsoft.com/office/word/2010/wordprocessingGroup" xmlns:wpi="http://schemas.microsoft.com/office/word/2010/wordprocessingInk" xmlns:wne="http://schemas.microsoft.com/office/word/2006/wordml" xmlns:wps="http://schemas.microsoft.com/office/word/2010/wordprocessingShape" mc:Ignorable="w14 w15 w16se w16cid w16 w16cex w16sdtdh w16sdtfl w16du wp14">
   <w:footnote w:type="separator" w:id="-1">
     <w:p>
       <w:r>
@@ -6912,8 +7342,8 @@
 </file>
 
 <file path=word/numbering.xml><?xml version="1.0" encoding="utf-8"?>
-<w:numbering xmlns:wpc="http://schemas.microsoft.com/office/word/2010/wordprocessingCanvas" xmlns:mc="http://schemas.openxmlformats.org/markup-compatibility/2006" xmlns:o="urn:schemas-microsoft-com:office:office" xmlns:r="http://schemas.openxmlformats.org/officeDocument/2006/relationships" xmlns:m="http://schemas.openxmlformats.org/officeDocument/2006/math" xmlns:v="urn:schemas-microsoft-com:vml" xmlns:wp14="http://schemas.microsoft.com/office/word/2010/wordprocessingDrawing" xmlns:wp="http://schemas.openxmlformats.org/drawingml/2006/wordprocessingDrawing" xmlns:w10="urn:schemas-microsoft-com:office:word" xmlns:w="http://schemas.openxmlformats.org/wordprocessingml/2006/main" xmlns:w14="http://schemas.microsoft.com/office/word/2010/wordml" xmlns:wpg="http://schemas.microsoft.com/office/word/2010/wordprocessingGroup" xmlns:wpi="http://schemas.microsoft.com/office/word/2010/wordprocessingInk" xmlns:wne="http://schemas.microsoft.com/office/word/2006/wordml" xmlns:wps="http://schemas.microsoft.com/office/word/2010/wordprocessingShape" mc:Ignorable="w14 wp14">
-  <w:abstractNum w:abstractNumId="0">
+<w:numbering xmlns:wpc="http://schemas.microsoft.com/office/word/2010/wordprocessingCanvas" xmlns:cx="http://schemas.microsoft.com/office/drawing/2014/chartex" xmlns:cx1="http://schemas.microsoft.com/office/drawing/2015/9/8/chartex" xmlns:cx2="http://schemas.microsoft.com/office/drawing/2015/10/21/chartex" xmlns:cx3="http://schemas.microsoft.com/office/drawing/2016/5/9/chartex" xmlns:cx4="http://schemas.microsoft.com/office/drawing/2016/5/10/chartex" xmlns:cx5="http://schemas.microsoft.com/office/drawing/2016/5/11/chartex" xmlns:cx6="http://schemas.microsoft.com/office/drawing/2016/5/12/chartex" xmlns:cx7="http://schemas.microsoft.com/office/drawing/2016/5/13/chartex" xmlns:cx8="http://schemas.microsoft.com/office/drawing/2016/5/14/chartex" xmlns:mc="http://schemas.openxmlformats.org/markup-compatibility/2006" xmlns:aink="http://schemas.microsoft.com/office/drawing/2016/ink" xmlns:am3d="http://schemas.microsoft.com/office/drawing/2017/model3d" xmlns:o="urn:schemas-microsoft-com:office:office" xmlns:oel="http://schemas.microsoft.com/office/2019/extlst" xmlns:r="http://schemas.openxmlformats.org/officeDocument/2006/relationships" xmlns:m="http://schemas.openxmlformats.org/officeDocument/2006/math" xmlns:v="urn:schemas-microsoft-com:vml" xmlns:wp14="http://schemas.microsoft.com/office/word/2010/wordprocessingDrawing" xmlns:wp="http://schemas.openxmlformats.org/drawingml/2006/wordprocessingDrawing" xmlns:w10="urn:schemas-microsoft-com:office:word" xmlns:w="http://schemas.openxmlformats.org/wordprocessingml/2006/main" xmlns:w14="http://schemas.microsoft.com/office/word/2010/wordml" xmlns:w15="http://schemas.microsoft.com/office/word/2012/wordml" xmlns:w16cex="http://schemas.microsoft.com/office/word/2018/wordml/cex" xmlns:w16cid="http://schemas.microsoft.com/office/word/2016/wordml/cid" xmlns:w16="http://schemas.microsoft.com/office/word/2018/wordml" xmlns:w16du="http://schemas.microsoft.com/office/word/2023/wordml/word16du" xmlns:w16sdtdh="http://schemas.microsoft.com/office/word/2020/wordml/sdtdatahash" xmlns:w16sdtfl="http://schemas.microsoft.com/office/word/2024/wordml/sdtformatlock" xmlns:w16se="http://schemas.microsoft.com/office/word/2015/wordml/symex" xmlns:wpg="http://schemas.microsoft.com/office/word/2010/wordprocessingGroup" xmlns:wpi="http://schemas.microsoft.com/office/word/2010/wordprocessingInk" xmlns:wne="http://schemas.microsoft.com/office/word/2006/wordml" xmlns:wps="http://schemas.microsoft.com/office/word/2010/wordprocessingShape" mc:Ignorable="w14 w15 w16se w16cid w16 w16cex w16sdtdh w16sdtfl w16du wp14">
+  <w:abstractNum w:abstractNumId="0" w15:restartNumberingAfterBreak="0">
     <w:nsid w:val="0B684558"/>
     <w:multiLevelType w:val="hybridMultilevel"/>
     <w:tmpl w:val="7AF6B2F8"/>
@@ -7002,7 +7432,7 @@
       </w:pPr>
     </w:lvl>
   </w:abstractNum>
-  <w:abstractNum w:abstractNumId="1">
+  <w:abstractNum w:abstractNumId="1" w15:restartNumberingAfterBreak="0">
     <w:nsid w:val="0E9A64B6"/>
     <w:multiLevelType w:val="hybridMultilevel"/>
     <w:tmpl w:val="FE3CD7F2"/>
@@ -7091,7 +7521,7 @@
       </w:pPr>
     </w:lvl>
   </w:abstractNum>
-  <w:abstractNum w:abstractNumId="2">
+  <w:abstractNum w:abstractNumId="2" w15:restartNumberingAfterBreak="0">
     <w:nsid w:val="108C6B09"/>
     <w:multiLevelType w:val="hybridMultilevel"/>
     <w:tmpl w:val="FE3CD7F2"/>
@@ -7180,7 +7610,7 @@
       </w:pPr>
     </w:lvl>
   </w:abstractNum>
-  <w:abstractNum w:abstractNumId="3">
+  <w:abstractNum w:abstractNumId="3" w15:restartNumberingAfterBreak="0">
     <w:nsid w:val="15FE790A"/>
     <w:multiLevelType w:val="hybridMultilevel"/>
     <w:tmpl w:val="BDBEAF88"/>
@@ -7269,7 +7699,7 @@
       </w:pPr>
     </w:lvl>
   </w:abstractNum>
-  <w:abstractNum w:abstractNumId="4">
+  <w:abstractNum w:abstractNumId="4" w15:restartNumberingAfterBreak="0">
     <w:nsid w:val="1E9F7222"/>
     <w:multiLevelType w:val="hybridMultilevel"/>
     <w:tmpl w:val="54F22AB8"/>
@@ -7382,7 +7812,7 @@
       </w:rPr>
     </w:lvl>
   </w:abstractNum>
-  <w:abstractNum w:abstractNumId="5">
+  <w:abstractNum w:abstractNumId="5" w15:restartNumberingAfterBreak="0">
     <w:nsid w:val="1F4D00F2"/>
     <w:multiLevelType w:val="multilevel"/>
     <w:tmpl w:val="FE3CD7F2"/>
@@ -7471,7 +7901,7 @@
       </w:pPr>
     </w:lvl>
   </w:abstractNum>
-  <w:abstractNum w:abstractNumId="6">
+  <w:abstractNum w:abstractNumId="6" w15:restartNumberingAfterBreak="0">
     <w:nsid w:val="27FB1122"/>
     <w:multiLevelType w:val="hybridMultilevel"/>
     <w:tmpl w:val="A37EAB42"/>
@@ -7560,7 +7990,7 @@
       </w:pPr>
     </w:lvl>
   </w:abstractNum>
-  <w:abstractNum w:abstractNumId="7">
+  <w:abstractNum w:abstractNumId="7" w15:restartNumberingAfterBreak="0">
     <w:nsid w:val="2BC016CB"/>
     <w:multiLevelType w:val="hybridMultilevel"/>
     <w:tmpl w:val="2332A840"/>
@@ -7651,7 +8081,7 @@
       </w:pPr>
     </w:lvl>
   </w:abstractNum>
-  <w:abstractNum w:abstractNumId="8">
+  <w:abstractNum w:abstractNumId="8" w15:restartNumberingAfterBreak="0">
     <w:nsid w:val="2E564FB3"/>
     <w:multiLevelType w:val="hybridMultilevel"/>
     <w:tmpl w:val="5E4E55F2"/>
@@ -7740,7 +8170,7 @@
       </w:pPr>
     </w:lvl>
   </w:abstractNum>
-  <w:abstractNum w:abstractNumId="9">
+  <w:abstractNum w:abstractNumId="9" w15:restartNumberingAfterBreak="0">
     <w:nsid w:val="32680507"/>
     <w:multiLevelType w:val="hybridMultilevel"/>
     <w:tmpl w:val="0BECC762"/>
@@ -7853,7 +8283,7 @@
       </w:rPr>
     </w:lvl>
   </w:abstractNum>
-  <w:abstractNum w:abstractNumId="10">
+  <w:abstractNum w:abstractNumId="10" w15:restartNumberingAfterBreak="0">
     <w:nsid w:val="328835F4"/>
     <w:multiLevelType w:val="hybridMultilevel"/>
     <w:tmpl w:val="FE3CD7F2"/>
@@ -7942,7 +8372,7 @@
       </w:pPr>
     </w:lvl>
   </w:abstractNum>
-  <w:abstractNum w:abstractNumId="11">
+  <w:abstractNum w:abstractNumId="11" w15:restartNumberingAfterBreak="0">
     <w:nsid w:val="34FB388F"/>
     <w:multiLevelType w:val="hybridMultilevel"/>
     <w:tmpl w:val="7B8C397C"/>
@@ -8031,7 +8461,7 @@
       </w:pPr>
     </w:lvl>
   </w:abstractNum>
-  <w:abstractNum w:abstractNumId="12">
+  <w:abstractNum w:abstractNumId="12" w15:restartNumberingAfterBreak="0">
     <w:nsid w:val="3E34158F"/>
     <w:multiLevelType w:val="hybridMultilevel"/>
     <w:tmpl w:val="B70E080A"/>
@@ -8120,7 +8550,7 @@
       </w:pPr>
     </w:lvl>
   </w:abstractNum>
-  <w:abstractNum w:abstractNumId="13">
+  <w:abstractNum w:abstractNumId="13" w15:restartNumberingAfterBreak="0">
     <w:nsid w:val="3F4334BE"/>
     <w:multiLevelType w:val="hybridMultilevel"/>
     <w:tmpl w:val="10723358"/>
@@ -8233,7 +8663,7 @@
       </w:rPr>
     </w:lvl>
   </w:abstractNum>
-  <w:abstractNum w:abstractNumId="14">
+  <w:abstractNum w:abstractNumId="14" w15:restartNumberingAfterBreak="0">
     <w:nsid w:val="62DF5F7B"/>
     <w:multiLevelType w:val="hybridMultilevel"/>
     <w:tmpl w:val="5E4E55F2"/>
@@ -8322,7 +8752,7 @@
       </w:pPr>
     </w:lvl>
   </w:abstractNum>
-  <w:abstractNum w:abstractNumId="15">
+  <w:abstractNum w:abstractNumId="15" w15:restartNumberingAfterBreak="0">
     <w:nsid w:val="7A9F76A9"/>
     <w:multiLevelType w:val="hybridMultilevel"/>
     <w:tmpl w:val="FE3CD7F2"/>
@@ -8411,7 +8841,7 @@
       </w:pPr>
     </w:lvl>
   </w:abstractNum>
-  <w:abstractNum w:abstractNumId="16">
+  <w:abstractNum w:abstractNumId="16" w15:restartNumberingAfterBreak="0">
     <w:nsid w:val="7C9E17F4"/>
     <w:multiLevelType w:val="hybridMultilevel"/>
     <w:tmpl w:val="E36C452A"/>
@@ -8524,62 +8954,62 @@
       </w:rPr>
     </w:lvl>
   </w:abstractNum>
-  <w:num w:numId="1">
+  <w:num w:numId="1" w16cid:durableId="288512594">
     <w:abstractNumId w:val="6"/>
   </w:num>
-  <w:num w:numId="2">
+  <w:num w:numId="2" w16cid:durableId="1817451275">
     <w:abstractNumId w:val="11"/>
   </w:num>
-  <w:num w:numId="3">
+  <w:num w:numId="3" w16cid:durableId="1040521371">
     <w:abstractNumId w:val="14"/>
   </w:num>
-  <w:num w:numId="4">
+  <w:num w:numId="4" w16cid:durableId="1411151284">
     <w:abstractNumId w:val="8"/>
   </w:num>
-  <w:num w:numId="5">
+  <w:num w:numId="5" w16cid:durableId="186334615">
     <w:abstractNumId w:val="4"/>
   </w:num>
-  <w:num w:numId="6">
+  <w:num w:numId="6" w16cid:durableId="1480463974">
     <w:abstractNumId w:val="9"/>
   </w:num>
-  <w:num w:numId="7">
+  <w:num w:numId="7" w16cid:durableId="1804422447">
     <w:abstractNumId w:val="12"/>
   </w:num>
-  <w:num w:numId="8">
+  <w:num w:numId="8" w16cid:durableId="729765740">
     <w:abstractNumId w:val="0"/>
   </w:num>
-  <w:num w:numId="9">
+  <w:num w:numId="9" w16cid:durableId="1220018666">
     <w:abstractNumId w:val="3"/>
   </w:num>
-  <w:num w:numId="10">
+  <w:num w:numId="10" w16cid:durableId="534394520">
     <w:abstractNumId w:val="1"/>
   </w:num>
-  <w:num w:numId="11">
+  <w:num w:numId="11" w16cid:durableId="1229655259">
     <w:abstractNumId w:val="15"/>
   </w:num>
-  <w:num w:numId="12">
+  <w:num w:numId="12" w16cid:durableId="1622757985">
     <w:abstractNumId w:val="5"/>
   </w:num>
-  <w:num w:numId="13">
+  <w:num w:numId="13" w16cid:durableId="1759791982">
     <w:abstractNumId w:val="13"/>
   </w:num>
-  <w:num w:numId="14">
+  <w:num w:numId="14" w16cid:durableId="2043902267">
     <w:abstractNumId w:val="16"/>
   </w:num>
-  <w:num w:numId="15">
+  <w:num w:numId="15" w16cid:durableId="460222729">
     <w:abstractNumId w:val="10"/>
   </w:num>
-  <w:num w:numId="16">
+  <w:num w:numId="16" w16cid:durableId="1265457168">
     <w:abstractNumId w:val="2"/>
   </w:num>
-  <w:num w:numId="17">
+  <w:num w:numId="17" w16cid:durableId="882248693">
     <w:abstractNumId w:val="7"/>
   </w:num>
 </w:numbering>
 </file>
 
 <file path=word/styles.xml><?xml version="1.0" encoding="utf-8"?>
-<w:styles xmlns:mc="http://schemas.openxmlformats.org/markup-compatibility/2006" xmlns:r="http://schemas.openxmlformats.org/officeDocument/2006/relationships" xmlns:w="http://schemas.openxmlformats.org/wordprocessingml/2006/main" xmlns:w14="http://schemas.microsoft.com/office/word/2010/wordml" mc:Ignorable="w14">
+<w:styles xmlns:mc="http://schemas.openxmlformats.org/markup-compatibility/2006" xmlns:r="http://schemas.openxmlformats.org/officeDocument/2006/relationships" xmlns:w="http://schemas.openxmlformats.org/wordprocessingml/2006/main" xmlns:w14="http://schemas.microsoft.com/office/word/2010/wordml" xmlns:w15="http://schemas.microsoft.com/office/word/2012/wordml" xmlns:w16cex="http://schemas.microsoft.com/office/word/2018/wordml/cex" xmlns:w16cid="http://schemas.microsoft.com/office/word/2016/wordml/cid" xmlns:w16="http://schemas.microsoft.com/office/word/2018/wordml" xmlns:w16du="http://schemas.microsoft.com/office/word/2023/wordml/word16du" xmlns:w16sdtdh="http://schemas.microsoft.com/office/word/2020/wordml/sdtdatahash" xmlns:w16sdtfl="http://schemas.microsoft.com/office/word/2024/wordml/sdtformatlock" xmlns:w16se="http://schemas.microsoft.com/office/word/2015/wordml/symex" mc:Ignorable="w14 w15 w16se w16cid w16 w16cex w16sdtdh w16sdtfl w16du">
   <w:docDefaults>
     <w:rPrDefault>
       <w:rPr>
@@ -8589,145 +9019,383 @@
     </w:rPrDefault>
     <w:pPrDefault/>
   </w:docDefaults>
-  <w:latentStyles w:defLockedState="0" w:defUIPriority="99" w:defSemiHidden="1" w:defUnhideWhenUsed="1" w:defQFormat="0" w:count="267">
-    <w:lsdException w:name="Normal" w:semiHidden="0" w:uiPriority="0" w:unhideWhenUsed="0" w:qFormat="1"/>
-    <w:lsdException w:name="heading 1" w:semiHidden="0" w:uiPriority="9" w:unhideWhenUsed="0" w:qFormat="1"/>
-    <w:lsdException w:name="heading 2" w:uiPriority="9" w:qFormat="1"/>
-    <w:lsdException w:name="heading 3" w:uiPriority="9" w:qFormat="1"/>
-    <w:lsdException w:name="heading 4" w:uiPriority="9" w:qFormat="1"/>
-    <w:lsdException w:name="heading 5" w:uiPriority="9" w:qFormat="1"/>
-    <w:lsdException w:name="heading 6" w:uiPriority="9" w:qFormat="1"/>
-    <w:lsdException w:name="heading 7" w:uiPriority="9" w:qFormat="1"/>
-    <w:lsdException w:name="heading 8" w:uiPriority="9" w:qFormat="1"/>
-    <w:lsdException w:name="heading 9" w:uiPriority="9" w:qFormat="1"/>
-    <w:lsdException w:name="toc 1" w:uiPriority="39"/>
-    <w:lsdException w:name="toc 2" w:uiPriority="39"/>
-    <w:lsdException w:name="toc 3" w:uiPriority="39"/>
-    <w:lsdException w:name="toc 4" w:uiPriority="39"/>
-    <w:lsdException w:name="toc 5" w:uiPriority="39"/>
-    <w:lsdException w:name="toc 6" w:uiPriority="39"/>
-    <w:lsdException w:name="toc 7" w:uiPriority="39"/>
-    <w:lsdException w:name="toc 8" w:uiPriority="39"/>
-    <w:lsdException w:name="toc 9" w:uiPriority="39"/>
-    <w:lsdException w:name="footer" w:uiPriority="0"/>
-    <w:lsdException w:name="caption" w:uiPriority="35" w:qFormat="1"/>
-    <w:lsdException w:name="Title" w:semiHidden="0" w:uiPriority="10" w:unhideWhenUsed="0" w:qFormat="1"/>
-    <w:lsdException w:name="Default Paragraph Font" w:uiPriority="1"/>
-    <w:lsdException w:name="Subtitle" w:semiHidden="0" w:uiPriority="11" w:unhideWhenUsed="0" w:qFormat="1"/>
-    <w:lsdException w:name="Strong" w:semiHidden="0" w:uiPriority="22" w:unhideWhenUsed="0" w:qFormat="1"/>
-    <w:lsdException w:name="Emphasis" w:semiHidden="0" w:uiPriority="20" w:unhideWhenUsed="0" w:qFormat="1"/>
-    <w:lsdException w:name="Table Grid" w:semiHidden="0" w:uiPriority="59" w:unhideWhenUsed="0"/>
-    <w:lsdException w:name="Placeholder Text" w:unhideWhenUsed="0"/>
-    <w:lsdException w:name="No Spacing" w:semiHidden="0" w:uiPriority="1" w:unhideWhenUsed="0" w:qFormat="1"/>
-    <w:lsdException w:name="Light Shading" w:semiHidden="0" w:uiPriority="60" w:unhideWhenUsed="0"/>
-    <w:lsdException w:name="Light List" w:semiHidden="0" w:uiPriority="61" w:unhideWhenUsed="0"/>
-    <w:lsdException w:name="Light Grid" w:semiHidden="0" w:uiPriority="62" w:unhideWhenUsed="0"/>
-    <w:lsdException w:name="Medium Shading 1" w:semiHidden="0" w:uiPriority="63" w:unhideWhenUsed="0"/>
-    <w:lsdException w:name="Medium Shading 2" w:semiHidden="0" w:uiPriority="64" w:unhideWhenUsed="0"/>
-    <w:lsdException w:name="Medium List 1" w:semiHidden="0" w:uiPriority="65" w:unhideWhenUsed="0"/>
-    <w:lsdException w:name="Medium List 2" w:semiHidden="0" w:uiPriority="66" w:unhideWhenUsed="0"/>
-    <w:lsdException w:name="Medium Grid 1" w:semiHidden="0" w:uiPriority="67" w:unhideWhenUsed="0"/>
-    <w:lsdException w:name="Medium Grid 2" w:semiHidden="0" w:uiPriority="68" w:unhideWhenUsed="0"/>
-    <w:lsdException w:name="Medium Grid 3" w:semiHidden="0" w:uiPriority="69" w:unhideWhenUsed="0"/>
-    <w:lsdException w:name="Dark List" w:semiHidden="0" w:uiPriority="70" w:unhideWhenUsed="0"/>
-    <w:lsdException w:name="Colorful Shading" w:semiHidden="0" w:uiPriority="71" w:unhideWhenUsed="0"/>
-    <w:lsdException w:name="Colorful List" w:semiHidden="0" w:uiPriority="72" w:unhideWhenUsed="0"/>
-    <w:lsdException w:name="Colorful Grid" w:semiHidden="0" w:uiPriority="73" w:unhideWhenUsed="0"/>
-    <w:lsdException w:name="Light Shading Accent 1" w:semiHidden="0" w:uiPriority="60" w:unhideWhenUsed="0"/>
-    <w:lsdException w:name="Light List Accent 1" w:semiHidden="0" w:uiPriority="61" w:unhideWhenUsed="0"/>
-    <w:lsdException w:name="Light Grid Accent 1" w:semiHidden="0" w:uiPriority="62" w:unhideWhenUsed="0"/>
-    <w:lsdException w:name="Medium Shading 1 Accent 1" w:semiHidden="0" w:uiPriority="63" w:unhideWhenUsed="0"/>
-    <w:lsdException w:name="Medium Shading 2 Accent 1" w:semiHidden="0" w:uiPriority="64" w:unhideWhenUsed="0"/>
-    <w:lsdException w:name="Medium List 1 Accent 1" w:semiHidden="0" w:uiPriority="65" w:unhideWhenUsed="0"/>
-    <w:lsdException w:name="Revision" w:unhideWhenUsed="0"/>
-    <w:lsdException w:name="List Paragraph" w:semiHidden="0" w:uiPriority="34" w:unhideWhenUsed="0" w:qFormat="1"/>
-    <w:lsdException w:name="Quote" w:semiHidden="0" w:uiPriority="29" w:unhideWhenUsed="0" w:qFormat="1"/>
-    <w:lsdException w:name="Intense Quote" w:semiHidden="0" w:uiPriority="30" w:unhideWhenUsed="0" w:qFormat="1"/>
-    <w:lsdException w:name="Medium List 2 Accent 1" w:semiHidden="0" w:uiPriority="66" w:unhideWhenUsed="0"/>
-    <w:lsdException w:name="Medium Grid 1 Accent 1" w:semiHidden="0" w:uiPriority="67" w:unhideWhenUsed="0"/>
-    <w:lsdException w:name="Medium Grid 2 Accent 1" w:semiHidden="0" w:uiPriority="68" w:unhideWhenUsed="0"/>
-    <w:lsdException w:name="Medium Grid 3 Accent 1" w:semiHidden="0" w:uiPriority="69" w:unhideWhenUsed="0"/>
-    <w:lsdException w:name="Dark List Accent 1" w:semiHidden="0" w:uiPriority="70" w:unhideWhenUsed="0"/>
-    <w:lsdException w:name="Colorful Shading Accent 1" w:semiHidden="0" w:uiPriority="71" w:unhideWhenUsed="0"/>
-    <w:lsdException w:name="Colorful List Accent 1" w:semiHidden="0" w:uiPriority="72" w:unhideWhenUsed="0"/>
-    <w:lsdException w:name="Colorful Grid Accent 1" w:semiHidden="0" w:uiPriority="73" w:unhideWhenUsed="0"/>
-    <w:lsdException w:name="Light Shading Accent 2" w:semiHidden="0" w:uiPriority="60" w:unhideWhenUsed="0"/>
-    <w:lsdException w:name="Light List Accent 2" w:semiHidden="0" w:uiPriority="61" w:unhideWhenUsed="0"/>
-    <w:lsdException w:name="Light Grid Accent 2" w:semiHidden="0" w:uiPriority="62" w:unhideWhenUsed="0"/>
-    <w:lsdException w:name="Medium Shading 1 Accent 2" w:semiHidden="0" w:uiPriority="63" w:unhideWhenUsed="0"/>
-    <w:lsdException w:name="Medium Shading 2 Accent 2" w:semiHidden="0" w:uiPriority="64" w:unhideWhenUsed="0"/>
-    <w:lsdException w:name="Medium List 1 Accent 2" w:semiHidden="0" w:uiPriority="65" w:unhideWhenUsed="0"/>
-    <w:lsdException w:name="Medium List 2 Accent 2" w:semiHidden="0" w:uiPriority="66" w:unhideWhenUsed="0"/>
-    <w:lsdException w:name="Medium Grid 1 Accent 2" w:semiHidden="0" w:uiPriority="67" w:unhideWhenUsed="0"/>
-    <w:lsdException w:name="Medium Grid 2 Accent 2" w:semiHidden="0" w:uiPriority="68" w:unhideWhenUsed="0"/>
-    <w:lsdException w:name="Medium Grid 3 Accent 2" w:semiHidden="0" w:uiPriority="69" w:unhideWhenUsed="0"/>
-    <w:lsdException w:name="Dark List Accent 2" w:semiHidden="0" w:uiPriority="70" w:unhideWhenUsed="0"/>
-    <w:lsdException w:name="Colorful Shading Accent 2" w:semiHidden="0" w:uiPriority="71" w:unhideWhenUsed="0"/>
-    <w:lsdException w:name="Colorful List Accent 2" w:semiHidden="0" w:uiPriority="72" w:unhideWhenUsed="0"/>
-    <w:lsdException w:name="Colorful Grid Accent 2" w:semiHidden="0" w:uiPriority="73" w:unhideWhenUsed="0"/>
-    <w:lsdException w:name="Light Shading Accent 3" w:semiHidden="0" w:uiPriority="60" w:unhideWhenUsed="0"/>
-    <w:lsdException w:name="Light List Accent 3" w:semiHidden="0" w:uiPriority="61" w:unhideWhenUsed="0"/>
-    <w:lsdException w:name="Light Grid Accent 3" w:semiHidden="0" w:uiPriority="62" w:unhideWhenUsed="0"/>
-    <w:lsdException w:name="Medium Shading 1 Accent 3" w:semiHidden="0" w:uiPriority="63" w:unhideWhenUsed="0"/>
-    <w:lsdException w:name="Medium Shading 2 Accent 3" w:semiHidden="0" w:uiPriority="64" w:unhideWhenUsed="0"/>
-    <w:lsdException w:name="Medium List 1 Accent 3" w:semiHidden="0" w:uiPriority="65" w:unhideWhenUsed="0"/>
-    <w:lsdException w:name="Medium List 2 Accent 3" w:semiHidden="0" w:uiPriority="66" w:unhideWhenUsed="0"/>
-    <w:lsdException w:name="Medium Grid 1 Accent 3" w:semiHidden="0" w:uiPriority="67" w:unhideWhenUsed="0"/>
-    <w:lsdException w:name="Medium Grid 2 Accent 3" w:semiHidden="0" w:uiPriority="68" w:unhideWhenUsed="0"/>
-    <w:lsdException w:name="Medium Grid 3 Accent 3" w:semiHidden="0" w:uiPriority="69" w:unhideWhenUsed="0"/>
-    <w:lsdException w:name="Dark List Accent 3" w:semiHidden="0" w:uiPriority="70" w:unhideWhenUsed="0"/>
-    <w:lsdException w:name="Colorful Shading Accent 3" w:semiHidden="0" w:uiPriority="71" w:unhideWhenUsed="0"/>
-    <w:lsdException w:name="Colorful List Accent 3" w:semiHidden="0" w:uiPriority="72" w:unhideWhenUsed="0"/>
-    <w:lsdException w:name="Colorful Grid Accent 3" w:semiHidden="0" w:uiPriority="73" w:unhideWhenUsed="0"/>
-    <w:lsdException w:name="Light Shading Accent 4" w:semiHidden="0" w:uiPriority="60" w:unhideWhenUsed="0"/>
-    <w:lsdException w:name="Light List Accent 4" w:semiHidden="0" w:uiPriority="61" w:unhideWhenUsed="0"/>
-    <w:lsdException w:name="Light Grid Accent 4" w:semiHidden="0" w:uiPriority="62" w:unhideWhenUsed="0"/>
-    <w:lsdException w:name="Medium Shading 1 Accent 4" w:semiHidden="0" w:uiPriority="63" w:unhideWhenUsed="0"/>
-    <w:lsdException w:name="Medium Shading 2 Accent 4" w:semiHidden="0" w:uiPriority="64" w:unhideWhenUsed="0"/>
-    <w:lsdException w:name="Medium List 1 Accent 4" w:semiHidden="0" w:uiPriority="65" w:unhideWhenUsed="0"/>
-    <w:lsdException w:name="Medium List 2 Accent 4" w:semiHidden="0" w:uiPriority="66" w:unhideWhenUsed="0"/>
-    <w:lsdException w:name="Medium Grid 1 Accent 4" w:semiHidden="0" w:uiPriority="67" w:unhideWhenUsed="0"/>
-    <w:lsdException w:name="Medium Grid 2 Accent 4" w:semiHidden="0" w:uiPriority="68" w:unhideWhenUsed="0"/>
-    <w:lsdException w:name="Medium Grid 3 Accent 4" w:semiHidden="0" w:uiPriority="69" w:unhideWhenUsed="0"/>
-    <w:lsdException w:name="Dark List Accent 4" w:semiHidden="0" w:uiPriority="70" w:unhideWhenUsed="0"/>
-    <w:lsdException w:name="Colorful Shading Accent 4" w:semiHidden="0" w:uiPriority="71" w:unhideWhenUsed="0"/>
-    <w:lsdException w:name="Colorful List Accent 4" w:semiHidden="0" w:uiPriority="72" w:unhideWhenUsed="0"/>
-    <w:lsdException w:name="Colorful Grid Accent 4" w:semiHidden="0" w:uiPriority="73" w:unhideWhenUsed="0"/>
-    <w:lsdException w:name="Light Shading Accent 5" w:semiHidden="0" w:uiPriority="60" w:unhideWhenUsed="0"/>
-    <w:lsdException w:name="Light List Accent 5" w:semiHidden="0" w:uiPriority="61" w:unhideWhenUsed="0"/>
-    <w:lsdException w:name="Light Grid Accent 5" w:semiHidden="0" w:uiPriority="62" w:unhideWhenUsed="0"/>
-    <w:lsdException w:name="Medium Shading 1 Accent 5" w:semiHidden="0" w:uiPriority="63" w:unhideWhenUsed="0"/>
-    <w:lsdException w:name="Medium Shading 2 Accent 5" w:semiHidden="0" w:uiPriority="64" w:unhideWhenUsed="0"/>
-    <w:lsdException w:name="Medium List 1 Accent 5" w:semiHidden="0" w:uiPriority="65" w:unhideWhenUsed="0"/>
-    <w:lsdException w:name="Medium List 2 Accent 5" w:semiHidden="0" w:uiPriority="66" w:unhideWhenUsed="0"/>
-    <w:lsdException w:name="Medium Grid 1 Accent 5" w:semiHidden="0" w:uiPriority="67" w:unhideWhenUsed="0"/>
-    <w:lsdException w:name="Medium Grid 2 Accent 5" w:semiHidden="0" w:uiPriority="68" w:unhideWhenUsed="0"/>
-    <w:lsdException w:name="Medium Grid 3 Accent 5" w:semiHidden="0" w:uiPriority="69" w:unhideWhenUsed="0"/>
-    <w:lsdException w:name="Dark List Accent 5" w:semiHidden="0" w:uiPriority="70" w:unhideWhenUsed="0"/>
-    <w:lsdException w:name="Colorful Shading Accent 5" w:semiHidden="0" w:uiPriority="71" w:unhideWhenUsed="0"/>
-    <w:lsdException w:name="Colorful List Accent 5" w:semiHidden="0" w:uiPriority="72" w:unhideWhenUsed="0"/>
-    <w:lsdException w:name="Colorful Grid Accent 5" w:semiHidden="0" w:uiPriority="73" w:unhideWhenUsed="0"/>
-    <w:lsdException w:name="Light Shading Accent 6" w:semiHidden="0" w:uiPriority="60" w:unhideWhenUsed="0"/>
-    <w:lsdException w:name="Light List Accent 6" w:semiHidden="0" w:uiPriority="61" w:unhideWhenUsed="0"/>
-    <w:lsdException w:name="Light Grid Accent 6" w:semiHidden="0" w:uiPriority="62" w:unhideWhenUsed="0"/>
-    <w:lsdException w:name="Medium Shading 1 Accent 6" w:semiHidden="0" w:uiPriority="63" w:unhideWhenUsed="0"/>
-    <w:lsdException w:name="Medium Shading 2 Accent 6" w:semiHidden="0" w:uiPriority="64" w:unhideWhenUsed="0"/>
-    <w:lsdException w:name="Medium List 1 Accent 6" w:semiHidden="0" w:uiPriority="65" w:unhideWhenUsed="0"/>
-    <w:lsdException w:name="Medium List 2 Accent 6" w:semiHidden="0" w:uiPriority="66" w:unhideWhenUsed="0"/>
-    <w:lsdException w:name="Medium Grid 1 Accent 6" w:semiHidden="0" w:uiPriority="67" w:unhideWhenUsed="0"/>
-    <w:lsdException w:name="Medium Grid 2 Accent 6" w:semiHidden="0" w:uiPriority="68" w:unhideWhenUsed="0"/>
-    <w:lsdException w:name="Medium Grid 3 Accent 6" w:semiHidden="0" w:uiPriority="69" w:unhideWhenUsed="0"/>
-    <w:lsdException w:name="Dark List Accent 6" w:semiHidden="0" w:uiPriority="70" w:unhideWhenUsed="0"/>
-    <w:lsdException w:name="Colorful Shading Accent 6" w:semiHidden="0" w:uiPriority="71" w:unhideWhenUsed="0"/>
-    <w:lsdException w:name="Colorful List Accent 6" w:semiHidden="0" w:uiPriority="72" w:unhideWhenUsed="0"/>
-    <w:lsdException w:name="Colorful Grid Accent 6" w:semiHidden="0" w:uiPriority="73" w:unhideWhenUsed="0"/>
-    <w:lsdException w:name="Subtle Emphasis" w:semiHidden="0" w:uiPriority="19" w:unhideWhenUsed="0" w:qFormat="1"/>
-    <w:lsdException w:name="Intense Emphasis" w:semiHidden="0" w:uiPriority="21" w:unhideWhenUsed="0" w:qFormat="1"/>
-    <w:lsdException w:name="Subtle Reference" w:semiHidden="0" w:uiPriority="31" w:unhideWhenUsed="0" w:qFormat="1"/>
-    <w:lsdException w:name="Intense Reference" w:semiHidden="0" w:uiPriority="32" w:unhideWhenUsed="0" w:qFormat="1"/>
-    <w:lsdException w:name="Book Title" w:semiHidden="0" w:uiPriority="33" w:unhideWhenUsed="0" w:qFormat="1"/>
-    <w:lsdException w:name="Bibliography" w:uiPriority="37"/>
-    <w:lsdException w:name="TOC Heading" w:uiPriority="39" w:qFormat="1"/>
+  <w:latentStyles w:defLockedState="0" w:defUIPriority="99" w:defSemiHidden="0" w:defUnhideWhenUsed="0" w:defQFormat="0" w:count="376">
+    <w:lsdException w:name="Normal" w:uiPriority="0" w:qFormat="1"/>
+    <w:lsdException w:name="heading 1" w:uiPriority="9" w:qFormat="1"/>
+    <w:lsdException w:name="heading 2" w:semiHidden="1" w:uiPriority="9" w:unhideWhenUsed="1" w:qFormat="1"/>
+    <w:lsdException w:name="heading 3" w:semiHidden="1" w:uiPriority="9" w:unhideWhenUsed="1" w:qFormat="1"/>
+    <w:lsdException w:name="heading 4" w:semiHidden="1" w:uiPriority="9" w:unhideWhenUsed="1" w:qFormat="1"/>
+    <w:lsdException w:name="heading 5" w:semiHidden="1" w:uiPriority="9" w:unhideWhenUsed="1" w:qFormat="1"/>
+    <w:lsdException w:name="heading 6" w:semiHidden="1" w:uiPriority="9" w:unhideWhenUsed="1" w:qFormat="1"/>
+    <w:lsdException w:name="heading 7" w:semiHidden="1" w:uiPriority="9" w:unhideWhenUsed="1" w:qFormat="1"/>
+    <w:lsdException w:name="heading 8" w:semiHidden="1" w:uiPriority="9" w:unhideWhenUsed="1" w:qFormat="1"/>
+    <w:lsdException w:name="heading 9" w:semiHidden="1" w:uiPriority="9" w:unhideWhenUsed="1" w:qFormat="1"/>
+    <w:lsdException w:name="index 1" w:semiHidden="1" w:unhideWhenUsed="1"/>
+    <w:lsdException w:name="index 2" w:semiHidden="1" w:unhideWhenUsed="1"/>
+    <w:lsdException w:name="index 3" w:semiHidden="1" w:unhideWhenUsed="1"/>
+    <w:lsdException w:name="index 4" w:semiHidden="1" w:unhideWhenUsed="1"/>
+    <w:lsdException w:name="index 5" w:semiHidden="1" w:unhideWhenUsed="1"/>
+    <w:lsdException w:name="index 6" w:semiHidden="1" w:unhideWhenUsed="1"/>
+    <w:lsdException w:name="index 7" w:semiHidden="1" w:unhideWhenUsed="1"/>
+    <w:lsdException w:name="index 8" w:semiHidden="1" w:unhideWhenUsed="1"/>
+    <w:lsdException w:name="index 9" w:semiHidden="1" w:unhideWhenUsed="1"/>
+    <w:lsdException w:name="toc 1" w:semiHidden="1" w:uiPriority="39" w:unhideWhenUsed="1"/>
+    <w:lsdException w:name="toc 2" w:semiHidden="1" w:uiPriority="39" w:unhideWhenUsed="1"/>
+    <w:lsdException w:name="toc 3" w:semiHidden="1" w:uiPriority="39" w:unhideWhenUsed="1"/>
+    <w:lsdException w:name="toc 4" w:semiHidden="1" w:uiPriority="39" w:unhideWhenUsed="1"/>
+    <w:lsdException w:name="toc 5" w:semiHidden="1" w:uiPriority="39" w:unhideWhenUsed="1"/>
+    <w:lsdException w:name="toc 6" w:semiHidden="1" w:uiPriority="39" w:unhideWhenUsed="1"/>
+    <w:lsdException w:name="toc 7" w:semiHidden="1" w:uiPriority="39" w:unhideWhenUsed="1"/>
+    <w:lsdException w:name="toc 8" w:semiHidden="1" w:uiPriority="39" w:unhideWhenUsed="1"/>
+    <w:lsdException w:name="toc 9" w:semiHidden="1" w:uiPriority="39" w:unhideWhenUsed="1"/>
+    <w:lsdException w:name="Normal Indent" w:semiHidden="1" w:unhideWhenUsed="1"/>
+    <w:lsdException w:name="footnote text" w:semiHidden="1" w:unhideWhenUsed="1"/>
+    <w:lsdException w:name="annotation text" w:semiHidden="1" w:unhideWhenUsed="1"/>
+    <w:lsdException w:name="header" w:semiHidden="1" w:unhideWhenUsed="1"/>
+    <w:lsdException w:name="footer" w:semiHidden="1" w:uiPriority="0" w:unhideWhenUsed="1"/>
+    <w:lsdException w:name="index heading" w:semiHidden="1" w:unhideWhenUsed="1"/>
+    <w:lsdException w:name="caption" w:semiHidden="1" w:uiPriority="35" w:unhideWhenUsed="1" w:qFormat="1"/>
+    <w:lsdException w:name="table of figures" w:semiHidden="1" w:unhideWhenUsed="1"/>
+    <w:lsdException w:name="envelope address" w:semiHidden="1" w:unhideWhenUsed="1"/>
+    <w:lsdException w:name="envelope return" w:semiHidden="1" w:unhideWhenUsed="1"/>
+    <w:lsdException w:name="footnote reference" w:semiHidden="1" w:unhideWhenUsed="1"/>
+    <w:lsdException w:name="annotation reference" w:semiHidden="1" w:unhideWhenUsed="1"/>
+    <w:lsdException w:name="line number" w:semiHidden="1" w:unhideWhenUsed="1"/>
+    <w:lsdException w:name="page number" w:semiHidden="1" w:unhideWhenUsed="1"/>
+    <w:lsdException w:name="endnote reference" w:semiHidden="1" w:unhideWhenUsed="1"/>
+    <w:lsdException w:name="endnote text" w:semiHidden="1" w:unhideWhenUsed="1"/>
+    <w:lsdException w:name="table of authorities" w:semiHidden="1" w:unhideWhenUsed="1"/>
+    <w:lsdException w:name="macro" w:semiHidden="1" w:unhideWhenUsed="1"/>
+    <w:lsdException w:name="toa heading" w:semiHidden="1" w:unhideWhenUsed="1"/>
+    <w:lsdException w:name="List" w:semiHidden="1" w:unhideWhenUsed="1"/>
+    <w:lsdException w:name="List Bullet" w:semiHidden="1" w:unhideWhenUsed="1"/>
+    <w:lsdException w:name="List Number" w:semiHidden="1" w:unhideWhenUsed="1"/>
+    <w:lsdException w:name="List 2" w:semiHidden="1" w:unhideWhenUsed="1"/>
+    <w:lsdException w:name="List 3" w:semiHidden="1" w:unhideWhenUsed="1"/>
+    <w:lsdException w:name="List 4" w:semiHidden="1" w:unhideWhenUsed="1"/>
+    <w:lsdException w:name="List 5" w:semiHidden="1" w:unhideWhenUsed="1"/>
+    <w:lsdException w:name="List Bullet 2" w:semiHidden="1" w:unhideWhenUsed="1"/>
+    <w:lsdException w:name="List Bullet 3" w:semiHidden="1" w:unhideWhenUsed="1"/>
+    <w:lsdException w:name="List Bullet 4" w:semiHidden="1" w:unhideWhenUsed="1"/>
+    <w:lsdException w:name="List Bullet 5" w:semiHidden="1" w:unhideWhenUsed="1"/>
+    <w:lsdException w:name="List Number 2" w:semiHidden="1" w:unhideWhenUsed="1"/>
+    <w:lsdException w:name="List Number 3" w:semiHidden="1" w:unhideWhenUsed="1"/>
+    <w:lsdException w:name="List Number 4" w:semiHidden="1" w:unhideWhenUsed="1"/>
+    <w:lsdException w:name="List Number 5" w:semiHidden="1" w:unhideWhenUsed="1"/>
+    <w:lsdException w:name="Title" w:uiPriority="10" w:qFormat="1"/>
+    <w:lsdException w:name="Closing" w:semiHidden="1" w:unhideWhenUsed="1"/>
+    <w:lsdException w:name="Signature" w:semiHidden="1" w:unhideWhenUsed="1"/>
+    <w:lsdException w:name="Default Paragraph Font" w:semiHidden="1" w:uiPriority="1" w:unhideWhenUsed="1"/>
+    <w:lsdException w:name="Body Text" w:semiHidden="1" w:unhideWhenUsed="1"/>
+    <w:lsdException w:name="Body Text Indent" w:semiHidden="1" w:unhideWhenUsed="1"/>
+    <w:lsdException w:name="List Continue" w:semiHidden="1" w:unhideWhenUsed="1"/>
+    <w:lsdException w:name="List Continue 2" w:semiHidden="1" w:unhideWhenUsed="1"/>
+    <w:lsdException w:name="List Continue 3" w:semiHidden="1" w:unhideWhenUsed="1"/>
+    <w:lsdException w:name="List Continue 4" w:semiHidden="1" w:unhideWhenUsed="1"/>
+    <w:lsdException w:name="List Continue 5" w:semiHidden="1" w:unhideWhenUsed="1"/>
+    <w:lsdException w:name="Message Header" w:semiHidden="1" w:unhideWhenUsed="1"/>
+    <w:lsdException w:name="Subtitle" w:uiPriority="11" w:qFormat="1"/>
+    <w:lsdException w:name="Salutation" w:semiHidden="1" w:unhideWhenUsed="1"/>
+    <w:lsdException w:name="Date" w:semiHidden="1" w:unhideWhenUsed="1"/>
+    <w:lsdException w:name="Body Text First Indent" w:semiHidden="1" w:unhideWhenUsed="1"/>
+    <w:lsdException w:name="Body Text First Indent 2" w:semiHidden="1" w:unhideWhenUsed="1"/>
+    <w:lsdException w:name="Note Heading" w:semiHidden="1" w:unhideWhenUsed="1"/>
+    <w:lsdException w:name="Body Text 2" w:semiHidden="1" w:unhideWhenUsed="1"/>
+    <w:lsdException w:name="Body Text 3" w:semiHidden="1" w:unhideWhenUsed="1"/>
+    <w:lsdException w:name="Body Text Indent 2" w:semiHidden="1" w:unhideWhenUsed="1"/>
+    <w:lsdException w:name="Body Text Indent 3" w:semiHidden="1" w:unhideWhenUsed="1"/>
+    <w:lsdException w:name="Block Text" w:semiHidden="1" w:unhideWhenUsed="1"/>
+    <w:lsdException w:name="Hyperlink" w:semiHidden="1" w:unhideWhenUsed="1"/>
+    <w:lsdException w:name="FollowedHyperlink" w:semiHidden="1" w:unhideWhenUsed="1"/>
+    <w:lsdException w:name="Strong" w:uiPriority="22" w:qFormat="1"/>
+    <w:lsdException w:name="Emphasis" w:uiPriority="20" w:qFormat="1"/>
+    <w:lsdException w:name="Document Map" w:semiHidden="1" w:unhideWhenUsed="1"/>
+    <w:lsdException w:name="Plain Text" w:semiHidden="1" w:unhideWhenUsed="1"/>
+    <w:lsdException w:name="E-mail Signature" w:semiHidden="1" w:unhideWhenUsed="1"/>
+    <w:lsdException w:name="HTML Top of Form" w:semiHidden="1" w:unhideWhenUsed="1"/>
+    <w:lsdException w:name="HTML Bottom of Form" w:semiHidden="1" w:unhideWhenUsed="1"/>
+    <w:lsdException w:name="Normal (Web)" w:semiHidden="1" w:unhideWhenUsed="1"/>
+    <w:lsdException w:name="HTML Acronym" w:semiHidden="1" w:unhideWhenUsed="1"/>
+    <w:lsdException w:name="HTML Address" w:semiHidden="1" w:unhideWhenUsed="1"/>
+    <w:lsdException w:name="HTML Cite" w:semiHidden="1" w:unhideWhenUsed="1"/>
+    <w:lsdException w:name="HTML Code" w:semiHidden="1" w:unhideWhenUsed="1"/>
+    <w:lsdException w:name="HTML Definition" w:semiHidden="1" w:unhideWhenUsed="1"/>
+    <w:lsdException w:name="HTML Keyboard" w:semiHidden="1" w:unhideWhenUsed="1"/>
+    <w:lsdException w:name="HTML Preformatted" w:semiHidden="1" w:unhideWhenUsed="1"/>
+    <w:lsdException w:name="HTML Sample" w:semiHidden="1" w:unhideWhenUsed="1"/>
+    <w:lsdException w:name="HTML Typewriter" w:semiHidden="1" w:unhideWhenUsed="1"/>
+    <w:lsdException w:name="HTML Variable" w:semiHidden="1" w:unhideWhenUsed="1"/>
+    <w:lsdException w:name="Normal Table" w:semiHidden="1" w:unhideWhenUsed="1"/>
+    <w:lsdException w:name="annotation subject" w:semiHidden="1" w:unhideWhenUsed="1"/>
+    <w:lsdException w:name="No List" w:semiHidden="1" w:unhideWhenUsed="1"/>
+    <w:lsdException w:name="Outline List 1" w:semiHidden="1" w:unhideWhenUsed="1"/>
+    <w:lsdException w:name="Outline List 2" w:semiHidden="1" w:unhideWhenUsed="1"/>
+    <w:lsdException w:name="Outline List 3" w:semiHidden="1" w:unhideWhenUsed="1"/>
+    <w:lsdException w:name="Table Simple 1" w:semiHidden="1" w:unhideWhenUsed="1"/>
+    <w:lsdException w:name="Table Simple 2" w:semiHidden="1" w:unhideWhenUsed="1"/>
+    <w:lsdException w:name="Table Simple 3" w:semiHidden="1" w:unhideWhenUsed="1"/>
+    <w:lsdException w:name="Table Classic 1" w:semiHidden="1" w:unhideWhenUsed="1"/>
+    <w:lsdException w:name="Table Classic 2" w:semiHidden="1" w:unhideWhenUsed="1"/>
+    <w:lsdException w:name="Table Classic 3" w:semiHidden="1" w:unhideWhenUsed="1"/>
+    <w:lsdException w:name="Table Classic 4" w:semiHidden="1" w:unhideWhenUsed="1"/>
+    <w:lsdException w:name="Table Colorful 1" w:semiHidden="1" w:unhideWhenUsed="1"/>
+    <w:lsdException w:name="Table Colorful 2" w:semiHidden="1" w:unhideWhenUsed="1"/>
+    <w:lsdException w:name="Table Colorful 3" w:semiHidden="1" w:unhideWhenUsed="1"/>
+    <w:lsdException w:name="Table Columns 1" w:semiHidden="1" w:unhideWhenUsed="1"/>
+    <w:lsdException w:name="Table Columns 2" w:semiHidden="1" w:unhideWhenUsed="1"/>
+    <w:lsdException w:name="Table Columns 3" w:semiHidden="1" w:unhideWhenUsed="1"/>
+    <w:lsdException w:name="Table Columns 4" w:semiHidden="1" w:unhideWhenUsed="1"/>
+    <w:lsdException w:name="Table Columns 5" w:semiHidden="1" w:unhideWhenUsed="1"/>
+    <w:lsdException w:name="Table Grid 1" w:semiHidden="1" w:unhideWhenUsed="1"/>
+    <w:lsdException w:name="Table Grid 2" w:semiHidden="1" w:unhideWhenUsed="1"/>
+    <w:lsdException w:name="Table Grid 3" w:semiHidden="1" w:unhideWhenUsed="1"/>
+    <w:lsdException w:name="Table Grid 4" w:semiHidden="1" w:unhideWhenUsed="1"/>
+    <w:lsdException w:name="Table Grid 5" w:semiHidden="1" w:unhideWhenUsed="1"/>
+    <w:lsdException w:name="Table Grid 6" w:semiHidden="1" w:unhideWhenUsed="1"/>
+    <w:lsdException w:name="Table Grid 7" w:semiHidden="1" w:unhideWhenUsed="1"/>
+    <w:lsdException w:name="Table Grid 8" w:semiHidden="1" w:unhideWhenUsed="1"/>
+    <w:lsdException w:name="Table List 1" w:semiHidden="1" w:unhideWhenUsed="1"/>
+    <w:lsdException w:name="Table List 2" w:semiHidden="1" w:unhideWhenUsed="1"/>
+    <w:lsdException w:name="Table List 3" w:semiHidden="1" w:unhideWhenUsed="1"/>
+    <w:lsdException w:name="Table List 4" w:semiHidden="1" w:unhideWhenUsed="1"/>
+    <w:lsdException w:name="Table List 5" w:semiHidden="1" w:unhideWhenUsed="1"/>
+    <w:lsdException w:name="Table List 6" w:semiHidden="1" w:unhideWhenUsed="1"/>
+    <w:lsdException w:name="Table List 7" w:semiHidden="1" w:unhideWhenUsed="1"/>
+    <w:lsdException w:name="Table List 8" w:semiHidden="1" w:unhideWhenUsed="1"/>
+    <w:lsdException w:name="Table 3D effects 1" w:semiHidden="1" w:unhideWhenUsed="1"/>
+    <w:lsdException w:name="Table 3D effects 2" w:semiHidden="1" w:unhideWhenUsed="1"/>
+    <w:lsdException w:name="Table 3D effects 3" w:semiHidden="1" w:unhideWhenUsed="1"/>
+    <w:lsdException w:name="Table Contemporary" w:semiHidden="1" w:unhideWhenUsed="1"/>
+    <w:lsdException w:name="Table Elegant" w:semiHidden="1" w:unhideWhenUsed="1"/>
+    <w:lsdException w:name="Table Professional" w:semiHidden="1" w:unhideWhenUsed="1"/>
+    <w:lsdException w:name="Table Subtle 1" w:semiHidden="1" w:unhideWhenUsed="1"/>
+    <w:lsdException w:name="Table Subtle 2" w:semiHidden="1" w:unhideWhenUsed="1"/>
+    <w:lsdException w:name="Table Web 1" w:semiHidden="1" w:unhideWhenUsed="1"/>
+    <w:lsdException w:name="Table Web 2" w:semiHidden="1" w:unhideWhenUsed="1"/>
+    <w:lsdException w:name="Table Web 3" w:semiHidden="1" w:unhideWhenUsed="1"/>
+    <w:lsdException w:name="Balloon Text" w:semiHidden="1" w:unhideWhenUsed="1"/>
+    <w:lsdException w:name="Table Grid" w:uiPriority="59"/>
+    <w:lsdException w:name="Table Theme" w:semiHidden="1" w:unhideWhenUsed="1"/>
+    <w:lsdException w:name="Placeholder Text" w:semiHidden="1"/>
+    <w:lsdException w:name="No Spacing" w:uiPriority="1" w:qFormat="1"/>
+    <w:lsdException w:name="Light Shading" w:uiPriority="60"/>
+    <w:lsdException w:name="Light List" w:uiPriority="61"/>
+    <w:lsdException w:name="Light Grid" w:uiPriority="62"/>
+    <w:lsdException w:name="Medium Shading 1" w:uiPriority="63"/>
+    <w:lsdException w:name="Medium Shading 2" w:uiPriority="64"/>
+    <w:lsdException w:name="Medium List 1" w:uiPriority="65"/>
+    <w:lsdException w:name="Medium List 2" w:uiPriority="66"/>
+    <w:lsdException w:name="Medium Grid 1" w:uiPriority="67"/>
+    <w:lsdException w:name="Medium Grid 2" w:uiPriority="68"/>
+    <w:lsdException w:name="Medium Grid 3" w:uiPriority="69"/>
+    <w:lsdException w:name="Dark List" w:uiPriority="70"/>
+    <w:lsdException w:name="Colorful Shading" w:uiPriority="71"/>
+    <w:lsdException w:name="Colorful List" w:uiPriority="72"/>
+    <w:lsdException w:name="Colorful Grid" w:uiPriority="73"/>
+    <w:lsdException w:name="Light Shading Accent 1" w:uiPriority="60"/>
+    <w:lsdException w:name="Light List Accent 1" w:uiPriority="61"/>
+    <w:lsdException w:name="Light Grid Accent 1" w:uiPriority="62"/>
+    <w:lsdException w:name="Medium Shading 1 Accent 1" w:uiPriority="63"/>
+    <w:lsdException w:name="Medium Shading 2 Accent 1" w:uiPriority="64"/>
+    <w:lsdException w:name="Medium List 1 Accent 1" w:uiPriority="65"/>
+    <w:lsdException w:name="Revision" w:semiHidden="1"/>
+    <w:lsdException w:name="List Paragraph" w:uiPriority="34" w:qFormat="1"/>
+    <w:lsdException w:name="Quote" w:uiPriority="29" w:qFormat="1"/>
+    <w:lsdException w:name="Intense Quote" w:uiPriority="30" w:qFormat="1"/>
+    <w:lsdException w:name="Medium List 2 Accent 1" w:uiPriority="66"/>
+    <w:lsdException w:name="Medium Grid 1 Accent 1" w:uiPriority="67"/>
+    <w:lsdException w:name="Medium Grid 2 Accent 1" w:uiPriority="68"/>
+    <w:lsdException w:name="Medium Grid 3 Accent 1" w:uiPriority="69"/>
+    <w:lsdException w:name="Dark List Accent 1" w:uiPriority="70"/>
+    <w:lsdException w:name="Colorful Shading Accent 1" w:uiPriority="71"/>
+    <w:lsdException w:name="Colorful List Accent 1" w:uiPriority="72"/>
+    <w:lsdException w:name="Colorful Grid Accent 1" w:uiPriority="73"/>
+    <w:lsdException w:name="Light Shading Accent 2" w:uiPriority="60"/>
+    <w:lsdException w:name="Light List Accent 2" w:uiPriority="61"/>
+    <w:lsdException w:name="Light Grid Accent 2" w:uiPriority="62"/>
+    <w:lsdException w:name="Medium Shading 1 Accent 2" w:uiPriority="63"/>
+    <w:lsdException w:name="Medium Shading 2 Accent 2" w:uiPriority="64"/>
+    <w:lsdException w:name="Medium List 1 Accent 2" w:uiPriority="65"/>
+    <w:lsdException w:name="Medium List 2 Accent 2" w:uiPriority="66"/>
+    <w:lsdException w:name="Medium Grid 1 Accent 2" w:uiPriority="67"/>
+    <w:lsdException w:name="Medium Grid 2 Accent 2" w:uiPriority="68"/>
+    <w:lsdException w:name="Medium Grid 3 Accent 2" w:uiPriority="69"/>
+    <w:lsdException w:name="Dark List Accent 2" w:uiPriority="70"/>
+    <w:lsdException w:name="Colorful Shading Accent 2" w:uiPriority="71"/>
+    <w:lsdException w:name="Colorful List Accent 2" w:uiPriority="72"/>
+    <w:lsdException w:name="Colorful Grid Accent 2" w:uiPriority="73"/>
+    <w:lsdException w:name="Light Shading Accent 3" w:uiPriority="60"/>
+    <w:lsdException w:name="Light List Accent 3" w:uiPriority="61"/>
+    <w:lsdException w:name="Light Grid Accent 3" w:uiPriority="62"/>
+    <w:lsdException w:name="Medium Shading 1 Accent 3" w:uiPriority="63"/>
+    <w:lsdException w:name="Medium Shading 2 Accent 3" w:uiPriority="64"/>
+    <w:lsdException w:name="Medium List 1 Accent 3" w:uiPriority="65"/>
+    <w:lsdException w:name="Medium List 2 Accent 3" w:uiPriority="66"/>
+    <w:lsdException w:name="Medium Grid 1 Accent 3" w:uiPriority="67"/>
+    <w:lsdException w:name="Medium Grid 2 Accent 3" w:uiPriority="68"/>
+    <w:lsdException w:name="Medium Grid 3 Accent 3" w:uiPriority="69"/>
+    <w:lsdException w:name="Dark List Accent 3" w:uiPriority="70"/>
+    <w:lsdException w:name="Colorful Shading Accent 3" w:uiPriority="71"/>
+    <w:lsdException w:name="Colorful List Accent 3" w:uiPriority="72"/>
+    <w:lsdException w:name="Colorful Grid Accent 3" w:uiPriority="73"/>
+    <w:lsdException w:name="Light Shading Accent 4" w:uiPriority="60"/>
+    <w:lsdException w:name="Light List Accent 4" w:uiPriority="61"/>
+    <w:lsdException w:name="Light Grid Accent 4" w:uiPriority="62"/>
+    <w:lsdException w:name="Medium Shading 1 Accent 4" w:uiPriority="63"/>
+    <w:lsdException w:name="Medium Shading 2 Accent 4" w:uiPriority="64"/>
+    <w:lsdException w:name="Medium List 1 Accent 4" w:uiPriority="65"/>
+    <w:lsdException w:name="Medium List 2 Accent 4" w:uiPriority="66"/>
+    <w:lsdException w:name="Medium Grid 1 Accent 4" w:uiPriority="67"/>
+    <w:lsdException w:name="Medium Grid 2 Accent 4" w:uiPriority="68"/>
+    <w:lsdException w:name="Medium Grid 3 Accent 4" w:uiPriority="69"/>
+    <w:lsdException w:name="Dark List Accent 4" w:uiPriority="70"/>
+    <w:lsdException w:name="Colorful Shading Accent 4" w:uiPriority="71"/>
+    <w:lsdException w:name="Colorful List Accent 4" w:uiPriority="72"/>
+    <w:lsdException w:name="Colorful Grid Accent 4" w:uiPriority="73"/>
+    <w:lsdException w:name="Light Shading Accent 5" w:uiPriority="60"/>
+    <w:lsdException w:name="Light List Accent 5" w:uiPriority="61"/>
+    <w:lsdException w:name="Light Grid Accent 5" w:uiPriority="62"/>
+    <w:lsdException w:name="Medium Shading 1 Accent 5" w:uiPriority="63"/>
+    <w:lsdException w:name="Medium Shading 2 Accent 5" w:uiPriority="64"/>
+    <w:lsdException w:name="Medium List 1 Accent 5" w:uiPriority="65"/>
+    <w:lsdException w:name="Medium List 2 Accent 5" w:uiPriority="66"/>
+    <w:lsdException w:name="Medium Grid 1 Accent 5" w:uiPriority="67"/>
+    <w:lsdException w:name="Medium Grid 2 Accent 5" w:uiPriority="68"/>
+    <w:lsdException w:name="Medium Grid 3 Accent 5" w:uiPriority="69"/>
+    <w:lsdException w:name="Dark List Accent 5" w:uiPriority="70"/>
+    <w:lsdException w:name="Colorful Shading Accent 5" w:uiPriority="71"/>
+    <w:lsdException w:name="Colorful List Accent 5" w:uiPriority="72"/>
+    <w:lsdException w:name="Colorful Grid Accent 5" w:uiPriority="73"/>
+    <w:lsdException w:name="Light Shading Accent 6" w:uiPriority="60"/>
+    <w:lsdException w:name="Light List Accent 6" w:uiPriority="61"/>
+    <w:lsdException w:name="Light Grid Accent 6" w:uiPriority="62"/>
+    <w:lsdException w:name="Medium Shading 1 Accent 6" w:uiPriority="63"/>
+    <w:lsdException w:name="Medium Shading 2 Accent 6" w:uiPriority="64"/>
+    <w:lsdException w:name="Medium List 1 Accent 6" w:uiPriority="65"/>
+    <w:lsdException w:name="Medium List 2 Accent 6" w:uiPriority="66"/>
+    <w:lsdException w:name="Medium Grid 1 Accent 6" w:uiPriority="67"/>
+    <w:lsdException w:name="Medium Grid 2 Accent 6" w:uiPriority="68"/>
+    <w:lsdException w:name="Medium Grid 3 Accent 6" w:uiPriority="69"/>
+    <w:lsdException w:name="Dark List Accent 6" w:uiPriority="70"/>
+    <w:lsdException w:name="Colorful Shading Accent 6" w:uiPriority="71"/>
+    <w:lsdException w:name="Colorful List Accent 6" w:uiPriority="72"/>
+    <w:lsdException w:name="Colorful Grid Accent 6" w:uiPriority="73"/>
+    <w:lsdException w:name="Subtle Emphasis" w:uiPriority="19" w:qFormat="1"/>
+    <w:lsdException w:name="Intense Emphasis" w:uiPriority="21" w:qFormat="1"/>
+    <w:lsdException w:name="Subtle Reference" w:uiPriority="31" w:qFormat="1"/>
+    <w:lsdException w:name="Intense Reference" w:uiPriority="32" w:qFormat="1"/>
+    <w:lsdException w:name="Book Title" w:uiPriority="33" w:qFormat="1"/>
+    <w:lsdException w:name="Bibliography" w:semiHidden="1" w:uiPriority="37" w:unhideWhenUsed="1"/>
+    <w:lsdException w:name="TOC Heading" w:semiHidden="1" w:uiPriority="39" w:unhideWhenUsed="1" w:qFormat="1"/>
+    <w:lsdException w:name="Plain Table 1" w:uiPriority="41"/>
+    <w:lsdException w:name="Plain Table 2" w:uiPriority="42"/>
+    <w:lsdException w:name="Plain Table 3" w:uiPriority="43"/>
+    <w:lsdException w:name="Plain Table 4" w:uiPriority="44"/>
+    <w:lsdException w:name="Plain Table 5" w:uiPriority="45"/>
+    <w:lsdException w:name="Grid Table Light" w:uiPriority="40"/>
+    <w:lsdException w:name="Grid Table 1 Light" w:uiPriority="46"/>
+    <w:lsdException w:name="Grid Table 2" w:uiPriority="47"/>
+    <w:lsdException w:name="Grid Table 3" w:uiPriority="48"/>
+    <w:lsdException w:name="Grid Table 4" w:uiPriority="49"/>
+    <w:lsdException w:name="Grid Table 5 Dark" w:uiPriority="50"/>
+    <w:lsdException w:name="Grid Table 6 Colorful" w:uiPriority="51"/>
+    <w:lsdException w:name="Grid Table 7 Colorful" w:uiPriority="52"/>
+    <w:lsdException w:name="Grid Table 1 Light Accent 1" w:uiPriority="46"/>
+    <w:lsdException w:name="Grid Table 2 Accent 1" w:uiPriority="47"/>
+    <w:lsdException w:name="Grid Table 3 Accent 1" w:uiPriority="48"/>
+    <w:lsdException w:name="Grid Table 4 Accent 1" w:uiPriority="49"/>
+    <w:lsdException w:name="Grid Table 5 Dark Accent 1" w:uiPriority="50"/>
+    <w:lsdException w:name="Grid Table 6 Colorful Accent 1" w:uiPriority="51"/>
+    <w:lsdException w:name="Grid Table 7 Colorful Accent 1" w:uiPriority="52"/>
+    <w:lsdException w:name="Grid Table 1 Light Accent 2" w:uiPriority="46"/>
+    <w:lsdException w:name="Grid Table 2 Accent 2" w:uiPriority="47"/>
+    <w:lsdException w:name="Grid Table 3 Accent 2" w:uiPriority="48"/>
+    <w:lsdException w:name="Grid Table 4 Accent 2" w:uiPriority="49"/>
+    <w:lsdException w:name="Grid Table 5 Dark Accent 2" w:uiPriority="50"/>
+    <w:lsdException w:name="Grid Table 6 Colorful Accent 2" w:uiPriority="51"/>
+    <w:lsdException w:name="Grid Table 7 Colorful Accent 2" w:uiPriority="52"/>
+    <w:lsdException w:name="Grid Table 1 Light Accent 3" w:uiPriority="46"/>
+    <w:lsdException w:name="Grid Table 2 Accent 3" w:uiPriority="47"/>
+    <w:lsdException w:name="Grid Table 3 Accent 3" w:uiPriority="48"/>
+    <w:lsdException w:name="Grid Table 4 Accent 3" w:uiPriority="49"/>
+    <w:lsdException w:name="Grid Table 5 Dark Accent 3" w:uiPriority="50"/>
+    <w:lsdException w:name="Grid Table 6 Colorful Accent 3" w:uiPriority="51"/>
+    <w:lsdException w:name="Grid Table 7 Colorful Accent 3" w:uiPriority="52"/>
+    <w:lsdException w:name="Grid Table 1 Light Accent 4" w:uiPriority="46"/>
+    <w:lsdException w:name="Grid Table 2 Accent 4" w:uiPriority="47"/>
+    <w:lsdException w:name="Grid Table 3 Accent 4" w:uiPriority="48"/>
+    <w:lsdException w:name="Grid Table 4 Accent 4" w:uiPriority="49"/>
+    <w:lsdException w:name="Grid Table 5 Dark Accent 4" w:uiPriority="50"/>
+    <w:lsdException w:name="Grid Table 6 Colorful Accent 4" w:uiPriority="51"/>
+    <w:lsdException w:name="Grid Table 7 Colorful Accent 4" w:uiPriority="52"/>
+    <w:lsdException w:name="Grid Table 1 Light Accent 5" w:uiPriority="46"/>
+    <w:lsdException w:name="Grid Table 2 Accent 5" w:uiPriority="47"/>
+    <w:lsdException w:name="Grid Table 3 Accent 5" w:uiPriority="48"/>
+    <w:lsdException w:name="Grid Table 4 Accent 5" w:uiPriority="49"/>
+    <w:lsdException w:name="Grid Table 5 Dark Accent 5" w:uiPriority="50"/>
+    <w:lsdException w:name="Grid Table 6 Colorful Accent 5" w:uiPriority="51"/>
+    <w:lsdException w:name="Grid Table 7 Colorful Accent 5" w:uiPriority="52"/>
+    <w:lsdException w:name="Grid Table 1 Light Accent 6" w:uiPriority="46"/>
+    <w:lsdException w:name="Grid Table 2 Accent 6" w:uiPriority="47"/>
+    <w:lsdException w:name="Grid Table 3 Accent 6" w:uiPriority="48"/>
+    <w:lsdException w:name="Grid Table 4 Accent 6" w:uiPriority="49"/>
+    <w:lsdException w:name="Grid Table 5 Dark Accent 6" w:uiPriority="50"/>
+    <w:lsdException w:name="Grid Table 6 Colorful Accent 6" w:uiPriority="51"/>
+    <w:lsdException w:name="Grid Table 7 Colorful Accent 6" w:uiPriority="52"/>
+    <w:lsdException w:name="List Table 1 Light" w:uiPriority="46"/>
+    <w:lsdException w:name="List Table 2" w:uiPriority="47"/>
+    <w:lsdException w:name="List Table 3" w:uiPriority="48"/>
+    <w:lsdException w:name="List Table 4" w:uiPriority="49"/>
+    <w:lsdException w:name="List Table 5 Dark" w:uiPriority="50"/>
+    <w:lsdException w:name="List Table 6 Colorful" w:uiPriority="51"/>
+    <w:lsdException w:name="List Table 7 Colorful" w:uiPriority="52"/>
+    <w:lsdException w:name="List Table 1 Light Accent 1" w:uiPriority="46"/>
+    <w:lsdException w:name="List Table 2 Accent 1" w:uiPriority="47"/>
+    <w:lsdException w:name="List Table 3 Accent 1" w:uiPriority="48"/>
+    <w:lsdException w:name="List Table 4 Accent 1" w:uiPriority="49"/>
+    <w:lsdException w:name="List Table 5 Dark Accent 1" w:uiPriority="50"/>
+    <w:lsdException w:name="List Table 6 Colorful Accent 1" w:uiPriority="51"/>
+    <w:lsdException w:name="List Table 7 Colorful Accent 1" w:uiPriority="52"/>
+    <w:lsdException w:name="List Table 1 Light Accent 2" w:uiPriority="46"/>
+    <w:lsdException w:name="List Table 2 Accent 2" w:uiPriority="47"/>
+    <w:lsdException w:name="List Table 3 Accent 2" w:uiPriority="48"/>
+    <w:lsdException w:name="List Table 4 Accent 2" w:uiPriority="49"/>
+    <w:lsdException w:name="List Table 5 Dark Accent 2" w:uiPriority="50"/>
+    <w:lsdException w:name="List Table 6 Colorful Accent 2" w:uiPriority="51"/>
+    <w:lsdException w:name="List Table 7 Colorful Accent 2" w:uiPriority="52"/>
+    <w:lsdException w:name="List Table 1 Light Accent 3" w:uiPriority="46"/>
+    <w:lsdException w:name="List Table 2 Accent 3" w:uiPriority="47"/>
+    <w:lsdException w:name="List Table 3 Accent 3" w:uiPriority="48"/>
+    <w:lsdException w:name="List Table 4 Accent 3" w:uiPriority="49"/>
+    <w:lsdException w:name="List Table 5 Dark Accent 3" w:uiPriority="50"/>
+    <w:lsdException w:name="List Table 6 Colorful Accent 3" w:uiPriority="51"/>
+    <w:lsdException w:name="List Table 7 Colorful Accent 3" w:uiPriority="52"/>
+    <w:lsdException w:name="List Table 1 Light Accent 4" w:uiPriority="46"/>
+    <w:lsdException w:name="List Table 2 Accent 4" w:uiPriority="47"/>
+    <w:lsdException w:name="List Table 3 Accent 4" w:uiPriority="48"/>
+    <w:lsdException w:name="List Table 4 Accent 4" w:uiPriority="49"/>
+    <w:lsdException w:name="List Table 5 Dark Accent 4" w:uiPriority="50"/>
+    <w:lsdException w:name="List Table 6 Colorful Accent 4" w:uiPriority="51"/>
+    <w:lsdException w:name="List Table 7 Colorful Accent 4" w:uiPriority="52"/>
+    <w:lsdException w:name="List Table 1 Light Accent 5" w:uiPriority="46"/>
+    <w:lsdException w:name="List Table 2 Accent 5" w:uiPriority="47"/>
+    <w:lsdException w:name="List Table 3 Accent 5" w:uiPriority="48"/>
+    <w:lsdException w:name="List Table 4 Accent 5" w:uiPriority="49"/>
+    <w:lsdException w:name="List Table 5 Dark Accent 5" w:uiPriority="50"/>
+    <w:lsdException w:name="List Table 6 Colorful Accent 5" w:uiPriority="51"/>
+    <w:lsdException w:name="List Table 7 Colorful Accent 5" w:uiPriority="52"/>
+    <w:lsdException w:name="List Table 1 Light Accent 6" w:uiPriority="46"/>
+    <w:lsdException w:name="List Table 2 Accent 6" w:uiPriority="47"/>
+    <w:lsdException w:name="List Table 3 Accent 6" w:uiPriority="48"/>
+    <w:lsdException w:name="List Table 4 Accent 6" w:uiPriority="49"/>
+    <w:lsdException w:name="List Table 5 Dark Accent 6" w:uiPriority="50"/>
+    <w:lsdException w:name="List Table 6 Colorful Accent 6" w:uiPriority="51"/>
+    <w:lsdException w:name="List Table 7 Colorful Accent 6" w:uiPriority="52"/>
+    <w:lsdException w:name="Mention" w:semiHidden="1" w:unhideWhenUsed="1"/>
+    <w:lsdException w:name="Smart Hyperlink" w:semiHidden="1" w:unhideWhenUsed="1"/>
+    <w:lsdException w:name="Hashtag" w:semiHidden="1" w:unhideWhenUsed="1"/>
+    <w:lsdException w:name="Unresolved Mention" w:semiHidden="1" w:unhideWhenUsed="1"/>
+    <w:lsdException w:name="Smart Link" w:semiHidden="1" w:unhideWhenUsed="1"/>
   </w:latentStyles>
   <w:style w:type="paragraph" w:default="1" w:styleId="a">
     <w:name w:val="Normal"/>
@@ -8821,7 +9489,6 @@
     <w:uiPriority w:val="59"/>
     <w:rsid w:val="00B9472C"/>
     <w:tblPr>
-      <w:tblInd w:w="0" w:type="dxa"/>
       <w:tblBorders>
         <w:top w:val="single" w:sz="4" w:space="0" w:color="auto"/>
         <w:left w:val="single" w:sz="4" w:space="0" w:color="auto"/>
@@ -8830,300 +9497,6 @@
         <w:insideH w:val="single" w:sz="4" w:space="0" w:color="auto"/>
         <w:insideV w:val="single" w:sz="4" w:space="0" w:color="auto"/>
       </w:tblBorders>
-      <w:tblCellMar>
-        <w:top w:w="0" w:type="dxa"/>
-        <w:left w:w="108" w:type="dxa"/>
-        <w:bottom w:w="0" w:type="dxa"/>
-        <w:right w:w="108" w:type="dxa"/>
-      </w:tblCellMar>
-    </w:tblPr>
-  </w:style>
-  <w:style w:type="paragraph" w:styleId="a6">
-    <w:name w:val="List Paragraph"/>
-    <w:basedOn w:val="a"/>
-    <w:uiPriority w:val="34"/>
-    <w:qFormat/>
-    <w:rsid w:val="00D37564"/>
-    <w:pPr>
-      <w:ind w:leftChars="400" w:left="800"/>
-    </w:pPr>
-  </w:style>
-  <w:style w:type="paragraph" w:customStyle="1" w:styleId="a7">
-    <w:name w:val="바탕글"/>
-    <w:basedOn w:val="a"/>
-    <w:rsid w:val="00461DB3"/>
-    <w:pPr>
-      <w:spacing w:line="384" w:lineRule="auto"/>
-      <w:textAlignment w:val="baseline"/>
-    </w:pPr>
-    <w:rPr>
-      <w:rFonts w:ascii="굴림" w:eastAsia="굴림" w:hAnsi="굴림" w:cs="굴림"/>
-      <w:color w:val="000000"/>
-      <w:kern w:val="0"/>
-      <w:szCs w:val="20"/>
-    </w:rPr>
-  </w:style>
-</w:styles>
-</file>
-
-<file path=word/stylesWithEffects.xml><?xml version="1.0" encoding="utf-8"?>
-<w:styles xmlns:wpc="http://schemas.microsoft.com/office/word/2010/wordprocessingCanvas" xmlns:mc="http://schemas.openxmlformats.org/markup-compatibility/2006" xmlns:o="urn:schemas-microsoft-com:office:office" xmlns:r="http://schemas.openxmlformats.org/officeDocument/2006/relationships" xmlns:m="http://schemas.openxmlformats.org/officeDocument/2006/math" xmlns:v="urn:schemas-microsoft-com:vml" xmlns:wp14="http://schemas.microsoft.com/office/word/2010/wordprocessingDrawing" xmlns:wp="http://schemas.openxmlformats.org/drawingml/2006/wordprocessingDrawing" xmlns:w10="urn:schemas-microsoft-com:office:word" xmlns:w="http://schemas.openxmlformats.org/wordprocessingml/2006/main" xmlns:w14="http://schemas.microsoft.com/office/word/2010/wordml" xmlns:wpg="http://schemas.microsoft.com/office/word/2010/wordprocessingGroup" xmlns:wpi="http://schemas.microsoft.com/office/word/2010/wordprocessingInk" xmlns:wne="http://schemas.microsoft.com/office/word/2006/wordml" xmlns:wps="http://schemas.microsoft.com/office/word/2010/wordprocessingShape" mc:Ignorable="w14 wp14">
-  <w:docDefaults>
-    <w:rPrDefault>
-      <w:rPr>
-        <w:rFonts w:ascii="맑은 고딕" w:eastAsia="맑은 고딕" w:hAnsi="맑은 고딕" w:cs="Times New Roman"/>
-        <w:lang w:val="en-US" w:eastAsia="ko-KR" w:bidi="ar-SA"/>
-      </w:rPr>
-    </w:rPrDefault>
-    <w:pPrDefault/>
-  </w:docDefaults>
-  <w:latentStyles w:defLockedState="0" w:defUIPriority="99" w:defSemiHidden="1" w:defUnhideWhenUsed="1" w:defQFormat="0" w:count="267">
-    <w:lsdException w:name="Normal" w:semiHidden="0" w:uiPriority="0" w:unhideWhenUsed="0" w:qFormat="1"/>
-    <w:lsdException w:name="heading 1" w:semiHidden="0" w:uiPriority="9" w:unhideWhenUsed="0" w:qFormat="1"/>
-    <w:lsdException w:name="heading 2" w:uiPriority="9" w:qFormat="1"/>
-    <w:lsdException w:name="heading 3" w:uiPriority="9" w:qFormat="1"/>
-    <w:lsdException w:name="heading 4" w:uiPriority="9" w:qFormat="1"/>
-    <w:lsdException w:name="heading 5" w:uiPriority="9" w:qFormat="1"/>
-    <w:lsdException w:name="heading 6" w:uiPriority="9" w:qFormat="1"/>
-    <w:lsdException w:name="heading 7" w:uiPriority="9" w:qFormat="1"/>
-    <w:lsdException w:name="heading 8" w:uiPriority="9" w:qFormat="1"/>
-    <w:lsdException w:name="heading 9" w:uiPriority="9" w:qFormat="1"/>
-    <w:lsdException w:name="toc 1" w:uiPriority="39"/>
-    <w:lsdException w:name="toc 2" w:uiPriority="39"/>
-    <w:lsdException w:name="toc 3" w:uiPriority="39"/>
-    <w:lsdException w:name="toc 4" w:uiPriority="39"/>
-    <w:lsdException w:name="toc 5" w:uiPriority="39"/>
-    <w:lsdException w:name="toc 6" w:uiPriority="39"/>
-    <w:lsdException w:name="toc 7" w:uiPriority="39"/>
-    <w:lsdException w:name="toc 8" w:uiPriority="39"/>
-    <w:lsdException w:name="toc 9" w:uiPriority="39"/>
-    <w:lsdException w:name="footer" w:uiPriority="0"/>
-    <w:lsdException w:name="caption" w:uiPriority="35" w:qFormat="1"/>
-    <w:lsdException w:name="Title" w:semiHidden="0" w:uiPriority="10" w:unhideWhenUsed="0" w:qFormat="1"/>
-    <w:lsdException w:name="Default Paragraph Font" w:uiPriority="1"/>
-    <w:lsdException w:name="Subtitle" w:semiHidden="0" w:uiPriority="11" w:unhideWhenUsed="0" w:qFormat="1"/>
-    <w:lsdException w:name="Strong" w:semiHidden="0" w:uiPriority="22" w:unhideWhenUsed="0" w:qFormat="1"/>
-    <w:lsdException w:name="Emphasis" w:semiHidden="0" w:uiPriority="20" w:unhideWhenUsed="0" w:qFormat="1"/>
-    <w:lsdException w:name="Table Grid" w:semiHidden="0" w:uiPriority="59" w:unhideWhenUsed="0"/>
-    <w:lsdException w:name="Placeholder Text" w:unhideWhenUsed="0"/>
-    <w:lsdException w:name="No Spacing" w:semiHidden="0" w:uiPriority="1" w:unhideWhenUsed="0" w:qFormat="1"/>
-    <w:lsdException w:name="Light Shading" w:semiHidden="0" w:uiPriority="60" w:unhideWhenUsed="0"/>
-    <w:lsdException w:name="Light List" w:semiHidden="0" w:uiPriority="61" w:unhideWhenUsed="0"/>
-    <w:lsdException w:name="Light Grid" w:semiHidden="0" w:uiPriority="62" w:unhideWhenUsed="0"/>
-    <w:lsdException w:name="Medium Shading 1" w:semiHidden="0" w:uiPriority="63" w:unhideWhenUsed="0"/>
-    <w:lsdException w:name="Medium Shading 2" w:semiHidden="0" w:uiPriority="64" w:unhideWhenUsed="0"/>
-    <w:lsdException w:name="Medium List 1" w:semiHidden="0" w:uiPriority="65" w:unhideWhenUsed="0"/>
-    <w:lsdException w:name="Medium List 2" w:semiHidden="0" w:uiPriority="66" w:unhideWhenUsed="0"/>
-    <w:lsdException w:name="Medium Grid 1" w:semiHidden="0" w:uiPriority="67" w:unhideWhenUsed="0"/>
-    <w:lsdException w:name="Medium Grid 2" w:semiHidden="0" w:uiPriority="68" w:unhideWhenUsed="0"/>
-    <w:lsdException w:name="Medium Grid 3" w:semiHidden="0" w:uiPriority="69" w:unhideWhenUsed="0"/>
-    <w:lsdException w:name="Dark List" w:semiHidden="0" w:uiPriority="70" w:unhideWhenUsed="0"/>
-    <w:lsdException w:name="Colorful Shading" w:semiHidden="0" w:uiPriority="71" w:unhideWhenUsed="0"/>
-    <w:lsdException w:name="Colorful List" w:semiHidden="0" w:uiPriority="72" w:unhideWhenUsed="0"/>
-    <w:lsdException w:name="Colorful Grid" w:semiHidden="0" w:uiPriority="73" w:unhideWhenUsed="0"/>
-    <w:lsdException w:name="Light Shading Accent 1" w:semiHidden="0" w:uiPriority="60" w:unhideWhenUsed="0"/>
-    <w:lsdException w:name="Light List Accent 1" w:semiHidden="0" w:uiPriority="61" w:unhideWhenUsed="0"/>
-    <w:lsdException w:name="Light Grid Accent 1" w:semiHidden="0" w:uiPriority="62" w:unhideWhenUsed="0"/>
-    <w:lsdException w:name="Medium Shading 1 Accent 1" w:semiHidden="0" w:uiPriority="63" w:unhideWhenUsed="0"/>
-    <w:lsdException w:name="Medium Shading 2 Accent 1" w:semiHidden="0" w:uiPriority="64" w:unhideWhenUsed="0"/>
-    <w:lsdException w:name="Medium List 1 Accent 1" w:semiHidden="0" w:uiPriority="65" w:unhideWhenUsed="0"/>
-    <w:lsdException w:name="Revision" w:unhideWhenUsed="0"/>
-    <w:lsdException w:name="List Paragraph" w:semiHidden="0" w:uiPriority="34" w:unhideWhenUsed="0" w:qFormat="1"/>
-    <w:lsdException w:name="Quote" w:semiHidden="0" w:uiPriority="29" w:unhideWhenUsed="0" w:qFormat="1"/>
-    <w:lsdException w:name="Intense Quote" w:semiHidden="0" w:uiPriority="30" w:unhideWhenUsed="0" w:qFormat="1"/>
-    <w:lsdException w:name="Medium List 2 Accent 1" w:semiHidden="0" w:uiPriority="66" w:unhideWhenUsed="0"/>
-    <w:lsdException w:name="Medium Grid 1 Accent 1" w:semiHidden="0" w:uiPriority="67" w:unhideWhenUsed="0"/>
-    <w:lsdException w:name="Medium Grid 2 Accent 1" w:semiHidden="0" w:uiPriority="68" w:unhideWhenUsed="0"/>
-    <w:lsdException w:name="Medium Grid 3 Accent 1" w:semiHidden="0" w:uiPriority="69" w:unhideWhenUsed="0"/>
-    <w:lsdException w:name="Dark List Accent 1" w:semiHidden="0" w:uiPriority="70" w:unhideWhenUsed="0"/>
-    <w:lsdException w:name="Colorful Shading Accent 1" w:semiHidden="0" w:uiPriority="71" w:unhideWhenUsed="0"/>
-    <w:lsdException w:name="Colorful List Accent 1" w:semiHidden="0" w:uiPriority="72" w:unhideWhenUsed="0"/>
-    <w:lsdException w:name="Colorful Grid Accent 1" w:semiHidden="0" w:uiPriority="73" w:unhideWhenUsed="0"/>
-    <w:lsdException w:name="Light Shading Accent 2" w:semiHidden="0" w:uiPriority="60" w:unhideWhenUsed="0"/>
-    <w:lsdException w:name="Light List Accent 2" w:semiHidden="0" w:uiPriority="61" w:unhideWhenUsed="0"/>
-    <w:lsdException w:name="Light Grid Accent 2" w:semiHidden="0" w:uiPriority="62" w:unhideWhenUsed="0"/>
-    <w:lsdException w:name="Medium Shading 1 Accent 2" w:semiHidden="0" w:uiPriority="63" w:unhideWhenUsed="0"/>
-    <w:lsdException w:name="Medium Shading 2 Accent 2" w:semiHidden="0" w:uiPriority="64" w:unhideWhenUsed="0"/>
-    <w:lsdException w:name="Medium List 1 Accent 2" w:semiHidden="0" w:uiPriority="65" w:unhideWhenUsed="0"/>
-    <w:lsdException w:name="Medium List 2 Accent 2" w:semiHidden="0" w:uiPriority="66" w:unhideWhenUsed="0"/>
-    <w:lsdException w:name="Medium Grid 1 Accent 2" w:semiHidden="0" w:uiPriority="67" w:unhideWhenUsed="0"/>
-    <w:lsdException w:name="Medium Grid 2 Accent 2" w:semiHidden="0" w:uiPriority="68" w:unhideWhenUsed="0"/>
-    <w:lsdException w:name="Medium Grid 3 Accent 2" w:semiHidden="0" w:uiPriority="69" w:unhideWhenUsed="0"/>
-    <w:lsdException w:name="Dark List Accent 2" w:semiHidden="0" w:uiPriority="70" w:unhideWhenUsed="0"/>
-    <w:lsdException w:name="Colorful Shading Accent 2" w:semiHidden="0" w:uiPriority="71" w:unhideWhenUsed="0"/>
-    <w:lsdException w:name="Colorful List Accent 2" w:semiHidden="0" w:uiPriority="72" w:unhideWhenUsed="0"/>
-    <w:lsdException w:name="Colorful Grid Accent 2" w:semiHidden="0" w:uiPriority="73" w:unhideWhenUsed="0"/>
-    <w:lsdException w:name="Light Shading Accent 3" w:semiHidden="0" w:uiPriority="60" w:unhideWhenUsed="0"/>
-    <w:lsdException w:name="Light List Accent 3" w:semiHidden="0" w:uiPriority="61" w:unhideWhenUsed="0"/>
-    <w:lsdException w:name="Light Grid Accent 3" w:semiHidden="0" w:uiPriority="62" w:unhideWhenUsed="0"/>
-    <w:lsdException w:name="Medium Shading 1 Accent 3" w:semiHidden="0" w:uiPriority="63" w:unhideWhenUsed="0"/>
-    <w:lsdException w:name="Medium Shading 2 Accent 3" w:semiHidden="0" w:uiPriority="64" w:unhideWhenUsed="0"/>
-    <w:lsdException w:name="Medium List 1 Accent 3" w:semiHidden="0" w:uiPriority="65" w:unhideWhenUsed="0"/>
-    <w:lsdException w:name="Medium List 2 Accent 3" w:semiHidden="0" w:uiPriority="66" w:unhideWhenUsed="0"/>
-    <w:lsdException w:name="Medium Grid 1 Accent 3" w:semiHidden="0" w:uiPriority="67" w:unhideWhenUsed="0"/>
-    <w:lsdException w:name="Medium Grid 2 Accent 3" w:semiHidden="0" w:uiPriority="68" w:unhideWhenUsed="0"/>
-    <w:lsdException w:name="Medium Grid 3 Accent 3" w:semiHidden="0" w:uiPriority="69" w:unhideWhenUsed="0"/>
-    <w:lsdException w:name="Dark List Accent 3" w:semiHidden="0" w:uiPriority="70" w:unhideWhenUsed="0"/>
-    <w:lsdException w:name="Colorful Shading Accent 3" w:semiHidden="0" w:uiPriority="71" w:unhideWhenUsed="0"/>
-    <w:lsdException w:name="Colorful List Accent 3" w:semiHidden="0" w:uiPriority="72" w:unhideWhenUsed="0"/>
-    <w:lsdException w:name="Colorful Grid Accent 3" w:semiHidden="0" w:uiPriority="73" w:unhideWhenUsed="0"/>
-    <w:lsdException w:name="Light Shading Accent 4" w:semiHidden="0" w:uiPriority="60" w:unhideWhenUsed="0"/>
-    <w:lsdException w:name="Light List Accent 4" w:semiHidden="0" w:uiPriority="61" w:unhideWhenUsed="0"/>
-    <w:lsdException w:name="Light Grid Accent 4" w:semiHidden="0" w:uiPriority="62" w:unhideWhenUsed="0"/>
-    <w:lsdException w:name="Medium Shading 1 Accent 4" w:semiHidden="0" w:uiPriority="63" w:unhideWhenUsed="0"/>
-    <w:lsdException w:name="Medium Shading 2 Accent 4" w:semiHidden="0" w:uiPriority="64" w:unhideWhenUsed="0"/>
-    <w:lsdException w:name="Medium List 1 Accent 4" w:semiHidden="0" w:uiPriority="65" w:unhideWhenUsed="0"/>
-    <w:lsdException w:name="Medium List 2 Accent 4" w:semiHidden="0" w:uiPriority="66" w:unhideWhenUsed="0"/>
-    <w:lsdException w:name="Medium Grid 1 Accent 4" w:semiHidden="0" w:uiPriority="67" w:unhideWhenUsed="0"/>
-    <w:lsdException w:name="Medium Grid 2 Accent 4" w:semiHidden="0" w:uiPriority="68" w:unhideWhenUsed="0"/>
-    <w:lsdException w:name="Medium Grid 3 Accent 4" w:semiHidden="0" w:uiPriority="69" w:unhideWhenUsed="0"/>
-    <w:lsdException w:name="Dark List Accent 4" w:semiHidden="0" w:uiPriority="70" w:unhideWhenUsed="0"/>
-    <w:lsdException w:name="Colorful Shading Accent 4" w:semiHidden="0" w:uiPriority="71" w:unhideWhenUsed="0"/>
-    <w:lsdException w:name="Colorful List Accent 4" w:semiHidden="0" w:uiPriority="72" w:unhideWhenUsed="0"/>
-    <w:lsdException w:name="Colorful Grid Accent 4" w:semiHidden="0" w:uiPriority="73" w:unhideWhenUsed="0"/>
-    <w:lsdException w:name="Light Shading Accent 5" w:semiHidden="0" w:uiPriority="60" w:unhideWhenUsed="0"/>
-    <w:lsdException w:name="Light List Accent 5" w:semiHidden="0" w:uiPriority="61" w:unhideWhenUsed="0"/>
-    <w:lsdException w:name="Light Grid Accent 5" w:semiHidden="0" w:uiPriority="62" w:unhideWhenUsed="0"/>
-    <w:lsdException w:name="Medium Shading 1 Accent 5" w:semiHidden="0" w:uiPriority="63" w:unhideWhenUsed="0"/>
-    <w:lsdException w:name="Medium Shading 2 Accent 5" w:semiHidden="0" w:uiPriority="64" w:unhideWhenUsed="0"/>
-    <w:lsdException w:name="Medium List 1 Accent 5" w:semiHidden="0" w:uiPriority="65" w:unhideWhenUsed="0"/>
-    <w:lsdException w:name="Medium List 2 Accent 5" w:semiHidden="0" w:uiPriority="66" w:unhideWhenUsed="0"/>
-    <w:lsdException w:name="Medium Grid 1 Accent 5" w:semiHidden="0" w:uiPriority="67" w:unhideWhenUsed="0"/>
-    <w:lsdException w:name="Medium Grid 2 Accent 5" w:semiHidden="0" w:uiPriority="68" w:unhideWhenUsed="0"/>
-    <w:lsdException w:name="Medium Grid 3 Accent 5" w:semiHidden="0" w:uiPriority="69" w:unhideWhenUsed="0"/>
-    <w:lsdException w:name="Dark List Accent 5" w:semiHidden="0" w:uiPriority="70" w:unhideWhenUsed="0"/>
-    <w:lsdException w:name="Colorful Shading Accent 5" w:semiHidden="0" w:uiPriority="71" w:unhideWhenUsed="0"/>
-    <w:lsdException w:name="Colorful List Accent 5" w:semiHidden="0" w:uiPriority="72" w:unhideWhenUsed="0"/>
-    <w:lsdException w:name="Colorful Grid Accent 5" w:semiHidden="0" w:uiPriority="73" w:unhideWhenUsed="0"/>
-    <w:lsdException w:name="Light Shading Accent 6" w:semiHidden="0" w:uiPriority="60" w:unhideWhenUsed="0"/>
-    <w:lsdException w:name="Light List Accent 6" w:semiHidden="0" w:uiPriority="61" w:unhideWhenUsed="0"/>
-    <w:lsdException w:name="Light Grid Accent 6" w:semiHidden="0" w:uiPriority="62" w:unhideWhenUsed="0"/>
-    <w:lsdException w:name="Medium Shading 1 Accent 6" w:semiHidden="0" w:uiPriority="63" w:unhideWhenUsed="0"/>
-    <w:lsdException w:name="Medium Shading 2 Accent 6" w:semiHidden="0" w:uiPriority="64" w:unhideWhenUsed="0"/>
-    <w:lsdException w:name="Medium List 1 Accent 6" w:semiHidden="0" w:uiPriority="65" w:unhideWhenUsed="0"/>
-    <w:lsdException w:name="Medium List 2 Accent 6" w:semiHidden="0" w:uiPriority="66" w:unhideWhenUsed="0"/>
-    <w:lsdException w:name="Medium Grid 1 Accent 6" w:semiHidden="0" w:uiPriority="67" w:unhideWhenUsed="0"/>
-    <w:lsdException w:name="Medium Grid 2 Accent 6" w:semiHidden="0" w:uiPriority="68" w:unhideWhenUsed="0"/>
-    <w:lsdException w:name="Medium Grid 3 Accent 6" w:semiHidden="0" w:uiPriority="69" w:unhideWhenUsed="0"/>
-    <w:lsdException w:name="Dark List Accent 6" w:semiHidden="0" w:uiPriority="70" w:unhideWhenUsed="0"/>
-    <w:lsdException w:name="Colorful Shading Accent 6" w:semiHidden="0" w:uiPriority="71" w:unhideWhenUsed="0"/>
-    <w:lsdException w:name="Colorful List Accent 6" w:semiHidden="0" w:uiPriority="72" w:unhideWhenUsed="0"/>
-    <w:lsdException w:name="Colorful Grid Accent 6" w:semiHidden="0" w:uiPriority="73" w:unhideWhenUsed="0"/>
-    <w:lsdException w:name="Subtle Emphasis" w:semiHidden="0" w:uiPriority="19" w:unhideWhenUsed="0" w:qFormat="1"/>
-    <w:lsdException w:name="Intense Emphasis" w:semiHidden="0" w:uiPriority="21" w:unhideWhenUsed="0" w:qFormat="1"/>
-    <w:lsdException w:name="Subtle Reference" w:semiHidden="0" w:uiPriority="31" w:unhideWhenUsed="0" w:qFormat="1"/>
-    <w:lsdException w:name="Intense Reference" w:semiHidden="0" w:uiPriority="32" w:unhideWhenUsed="0" w:qFormat="1"/>
-    <w:lsdException w:name="Book Title" w:semiHidden="0" w:uiPriority="33" w:unhideWhenUsed="0" w:qFormat="1"/>
-    <w:lsdException w:name="Bibliography" w:uiPriority="37"/>
-    <w:lsdException w:name="TOC Heading" w:uiPriority="39" w:qFormat="1"/>
-  </w:latentStyles>
-  <w:style w:type="paragraph" w:default="1" w:styleId="a">
-    <w:name w:val="Normal"/>
-    <w:qFormat/>
-    <w:rsid w:val="0004046D"/>
-    <w:pPr>
-      <w:widowControl w:val="0"/>
-      <w:wordWrap w:val="0"/>
-      <w:autoSpaceDE w:val="0"/>
-      <w:autoSpaceDN w:val="0"/>
-      <w:jc w:val="both"/>
-    </w:pPr>
-    <w:rPr>
-      <w:kern w:val="2"/>
-      <w:szCs w:val="22"/>
-    </w:rPr>
-  </w:style>
-  <w:style w:type="character" w:default="1" w:styleId="a0">
-    <w:name w:val="Default Paragraph Font"/>
-    <w:uiPriority w:val="1"/>
-    <w:semiHidden/>
-    <w:unhideWhenUsed/>
-  </w:style>
-  <w:style w:type="table" w:default="1" w:styleId="a1">
-    <w:name w:val="Normal Table"/>
-    <w:uiPriority w:val="99"/>
-    <w:semiHidden/>
-    <w:unhideWhenUsed/>
-    <w:tblPr>
-      <w:tblInd w:w="0" w:type="dxa"/>
-      <w:tblCellMar>
-        <w:top w:w="0" w:type="dxa"/>
-        <w:left w:w="108" w:type="dxa"/>
-        <w:bottom w:w="0" w:type="dxa"/>
-        <w:right w:w="108" w:type="dxa"/>
-      </w:tblCellMar>
-    </w:tblPr>
-  </w:style>
-  <w:style w:type="numbering" w:default="1" w:styleId="a2">
-    <w:name w:val="No List"/>
-    <w:uiPriority w:val="99"/>
-    <w:semiHidden/>
-    <w:unhideWhenUsed/>
-  </w:style>
-  <w:style w:type="paragraph" w:styleId="a3">
-    <w:name w:val="header"/>
-    <w:basedOn w:val="a"/>
-    <w:link w:val="Char"/>
-    <w:uiPriority w:val="99"/>
-    <w:unhideWhenUsed/>
-    <w:rsid w:val="00B9472C"/>
-    <w:pPr>
-      <w:tabs>
-        <w:tab w:val="center" w:pos="4513"/>
-        <w:tab w:val="right" w:pos="9026"/>
-      </w:tabs>
-      <w:snapToGrid w:val="0"/>
-    </w:pPr>
-  </w:style>
-  <w:style w:type="character" w:customStyle="1" w:styleId="Char">
-    <w:name w:val="머리글 Char"/>
-    <w:basedOn w:val="a0"/>
-    <w:link w:val="a3"/>
-    <w:uiPriority w:val="99"/>
-    <w:rsid w:val="00B9472C"/>
-  </w:style>
-  <w:style w:type="paragraph" w:styleId="a4">
-    <w:name w:val="footer"/>
-    <w:basedOn w:val="a"/>
-    <w:link w:val="Char0"/>
-    <w:unhideWhenUsed/>
-    <w:rsid w:val="00B9472C"/>
-    <w:pPr>
-      <w:tabs>
-        <w:tab w:val="center" w:pos="4513"/>
-        <w:tab w:val="right" w:pos="9026"/>
-      </w:tabs>
-      <w:snapToGrid w:val="0"/>
-    </w:pPr>
-  </w:style>
-  <w:style w:type="character" w:customStyle="1" w:styleId="Char0">
-    <w:name w:val="바닥글 Char"/>
-    <w:basedOn w:val="a0"/>
-    <w:link w:val="a4"/>
-    <w:uiPriority w:val="99"/>
-    <w:rsid w:val="00B9472C"/>
-  </w:style>
-  <w:style w:type="table" w:styleId="a5">
-    <w:name w:val="Table Grid"/>
-    <w:basedOn w:val="a1"/>
-    <w:uiPriority w:val="59"/>
-    <w:rsid w:val="00B9472C"/>
-    <w:tblPr>
-      <w:tblInd w:w="0" w:type="dxa"/>
-      <w:tblBorders>
-        <w:top w:val="single" w:sz="4" w:space="0" w:color="auto"/>
-        <w:left w:val="single" w:sz="4" w:space="0" w:color="auto"/>
-        <w:bottom w:val="single" w:sz="4" w:space="0" w:color="auto"/>
-        <w:right w:val="single" w:sz="4" w:space="0" w:color="auto"/>
-        <w:insideH w:val="single" w:sz="4" w:space="0" w:color="auto"/>
-        <w:insideV w:val="single" w:sz="4" w:space="0" w:color="auto"/>
-      </w:tblBorders>
-      <w:tblCellMar>
-        <w:top w:w="0" w:type="dxa"/>
-        <w:left w:w="108" w:type="dxa"/>
-        <w:bottom w:w="0" w:type="dxa"/>
-        <w:right w:w="108" w:type="dxa"/>
-      </w:tblCellMar>
     </w:tblPr>
   </w:style>
   <w:style w:type="paragraph" w:styleId="a6">
@@ -9409,7 +9782,7 @@
   <a:extraClrSchemeLst/>
   <a:extLst>
     <a:ext uri="{05A4C25C-085E-4340-85A3-A5531E510DB2}">
-      <thm15:themeFamily xmlns:thm15="http://schemas.microsoft.com/office/thememl/2012/main" xmlns="" name="Office Theme" id="{62F939B6-93AF-4DB8-9C6B-D6C7DFDC589F}" vid="{4A3C46E8-61CC-4603-A589-7422A47A8E4A}"/>
+      <thm15:themeFamily xmlns:thm15="http://schemas.microsoft.com/office/thememl/2012/main" name="Office Theme" id="{62F939B6-93AF-4DB8-9C6B-D6C7DFDC589F}" vid="{4A3C46E8-61CC-4603-A589-7422A47A8E4A}"/>
     </a:ext>
   </a:extLst>
 </a:theme>

--- a/docs/(에스원) 입사지원서(이력서)_로봇비전개발_김진민.docx
+++ b/docs/(에스원) 입사지원서(이력서)_로봇비전개발_김진민.docx
@@ -3029,7 +3029,23 @@
                 <w:sz w:val="22"/>
                 <w:szCs w:val="22"/>
               </w:rPr>
-              <w:t>7,000만원 (원천징수)</w:t>
+              <w:t>7,</w:t>
+            </w:r>
+            <w:r>
+              <w:rPr>
+                <w:rFonts w:asciiTheme="majorHAnsi" w:eastAsiaTheme="majorHAnsi" w:hAnsiTheme="majorHAnsi" w:hint="eastAsia"/>
+                <w:sz w:val="22"/>
+                <w:szCs w:val="22"/>
+              </w:rPr>
+              <w:t>5</w:t>
+            </w:r>
+            <w:r>
+              <w:rPr>
+                <w:rFonts w:asciiTheme="majorHAnsi" w:eastAsiaTheme="majorHAnsi" w:hAnsiTheme="majorHAnsi" w:hint="eastAsia"/>
+                <w:sz w:val="22"/>
+                <w:szCs w:val="22"/>
+              </w:rPr>
+              <w:t>00만원 (원천징수)</w:t>
             </w:r>
           </w:p>
         </w:tc>
@@ -3087,7 +3103,31 @@
                 <w:sz w:val="22"/>
                 <w:szCs w:val="22"/>
               </w:rPr>
-              <w:t>6,500만원 (원천징수)</w:t>
+              <w:t>7</w:t>
+            </w:r>
+            <w:r>
+              <w:rPr>
+                <w:rFonts w:asciiTheme="majorHAnsi" w:eastAsiaTheme="majorHAnsi" w:hAnsiTheme="majorHAnsi" w:hint="eastAsia"/>
+                <w:sz w:val="22"/>
+                <w:szCs w:val="22"/>
+              </w:rPr>
+              <w:t>,</w:t>
+            </w:r>
+            <w:r>
+              <w:rPr>
+                <w:rFonts w:asciiTheme="majorHAnsi" w:eastAsiaTheme="majorHAnsi" w:hAnsiTheme="majorHAnsi" w:hint="eastAsia"/>
+                <w:sz w:val="22"/>
+                <w:szCs w:val="22"/>
+              </w:rPr>
+              <w:t>0</w:t>
+            </w:r>
+            <w:r>
+              <w:rPr>
+                <w:rFonts w:asciiTheme="majorHAnsi" w:eastAsiaTheme="majorHAnsi" w:hAnsiTheme="majorHAnsi" w:hint="eastAsia"/>
+                <w:sz w:val="22"/>
+                <w:szCs w:val="22"/>
+              </w:rPr>
+              <w:t>00만원 (원천징수)</w:t>
             </w:r>
           </w:p>
         </w:tc>
@@ -3533,7 +3573,7 @@
               <w:spacing w:line="240" w:lineRule="auto"/>
               <w:jc w:val="center"/>
               <w:rPr>
-                <w:rFonts w:asciiTheme="majorHAnsi" w:eastAsiaTheme="majorHAnsi" w:hAnsiTheme="majorHAnsi"/>
+                <w:rFonts w:asciiTheme="majorHAnsi" w:eastAsiaTheme="majorHAnsi" w:hAnsiTheme="majorHAnsi" w:hint="eastAsia"/>
               </w:rPr>
             </w:pPr>
             <w:r>
@@ -3815,7 +3855,7 @@
               <w:spacing w:line="240" w:lineRule="auto"/>
               <w:jc w:val="center"/>
               <w:rPr>
-                <w:rFonts w:asciiTheme="majorHAnsi" w:eastAsiaTheme="majorHAnsi" w:hAnsiTheme="majorHAnsi" w:hint="eastAsia"/>
+                <w:rFonts w:asciiTheme="majorHAnsi" w:eastAsiaTheme="majorHAnsi" w:hAnsiTheme="majorHAnsi"/>
               </w:rPr>
             </w:pPr>
             <w:proofErr w:type="spellStart"/>
@@ -6808,25 +6848,21 @@
             </w:pPr>
             <w:r>
               <w:t>저는 현재 ㈜디지트랙에서 무인지게차의 비전 기반 객체탐지와 비주얼 서보잉을 개발하는 한편, 수술 내비게이션 분야에서 0.2mm급의 3차원 좌표 정합과 실시간 위치추적을 함께 담당하고 있습니다. 이는 에스원이 요구하는 ‘실시간 객체 추적, 3D 좌표 변환, 로봇 비전 시스템 개발’ 직무와 정확히 맞닿아 있으며, 제가 가장 자신 있게 깊이 기여할 수 있는 영역입니다. 카메라로 인지한 2차원 정보를 정밀한 3차원 좌표로 변환하고 그 위에서 오차를 보정하며 실시간으로 로봇을 제어해 온 경험이 에스원의 로봇 비전 개발에 곧바로 활용될 수 있다고 확신하여 지원하게 되었습니다.</w:t>
+            </w:r>
+            <w:r>
               <w:br/>
+            </w:r>
+            <w:r>
               <w:br/>
               <w:t>지금까지 의료와 산업을 아우르는 다양한 비전 과제를 수행하며 폭넓은 경험을 쌓았지만, 이제는 한 분야에 집중하여 전문성을 한층 더 깊이 발전시키고자 하는 마음이 커졌습니다. 특히 대규모로 양산되는 로봇 플랫폼 위에서 비전 시스템을 처음부터 끝까지 책임지고 고도화하는 일은 제 커리어가 지향해 온 방향과 일치하며, 에스원은 그러한 규모와 깊이를 모두 경험할 수 있는 최적의 환경이라 판단했습니다.</w:t>
+            </w:r>
+            <w:r>
               <w:br/>
+            </w:r>
+            <w:r>
               <w:br/>
               <w:t>입사 후에는 비주얼 서보잉과 Foundation Model 통합, 카메라 캘리브레이션, 3D 좌표 변환에 대한 실무 경험을 바탕으로 에스원 로봇 비전 파이프라인의 인식 정확도와 실시간성, 그리고 현장 강건성을 끌어올리는 데 기여하겠습니다. 아울러 ROS2 기반 임베디드(Linux) 개발과 VLM 등 보강이 필요한 영역은 빠르게 학습하여, 기술적 깊이와 협업 역량을 두루 갖춘 책임급 엔지니어로 성장하겠습니다.</w:t>
             </w:r>
-            <w:proofErr w:type="spellStart"/>
-            <w:proofErr w:type="spellEnd"/>
-            <w:proofErr w:type="spellStart"/>
-            <w:proofErr w:type="spellEnd"/>
-            <w:proofErr w:type="spellStart"/>
-            <w:proofErr w:type="spellEnd"/>
-            <w:proofErr w:type="spellStart"/>
-            <w:proofErr w:type="spellEnd"/>
-            <w:proofErr w:type="spellStart"/>
-            <w:proofErr w:type="spellEnd"/>
-            <w:proofErr w:type="spellStart"/>
-            <w:proofErr w:type="spellEnd"/>
           </w:p>
         </w:tc>
       </w:tr>
@@ -6942,27 +6978,30 @@
               </w:rPr>
             </w:pPr>
             <w:r>
+              <w:lastRenderedPageBreak/>
               <w:t>저는 ‘로봇이 세상을 어떻게 보고 움직이는가’에 매료되어 한 방향으로 꾸준히 길을 걸어왔습니다. 금오공과대학교 기계시스템공학과에서는 5절 링크 구조의 4족 보행 로봇을 직접 설계·제작하여 특허 출원과 공학 페어 수상을 이루었고, 학부 비전 연구실 활동을 통해 로봇과 영상처리의 기초 체력을 다졌습니다.</w:t>
+            </w:r>
+            <w:r>
               <w:br/>
+            </w:r>
+            <w:r>
               <w:br/>
               <w:t>이후 DGIST 로봇및기계전자공학 석사과정의 수술로봇·증강현실 연구실에서 의료 영상처리와 카메라 기하학, 골절 복원 최적화를 연구했습니다. 그 결과를 SCI(e) 국제 저널에 게재하고 ACCAS 2022 국제 학회에서 발표했으며, 대한의료로봇학회 우수논문상을 수상하는 등 비전·기하 분야의 수학적 기반과 연구 역량을 인정받았습니다.</w:t>
+            </w:r>
+            <w:r>
               <w:br/>
+            </w:r>
+            <w:r>
               <w:br/>
               <w:t>㈜디지트랙에서는 연구가 실제 제품과 현장으로 이어지는 전 과정을 경험했습니다. 고정밀 스테레오 카메라와 광학 트래킹·수술 내비게이션을 개발해 0.2mm급 정밀도를 구현했고, 최근에는 무인지게차의 비전 객체탐지와 비주얼 서보잉을 맡아 인식 모듈을 실시간 제어와 결합해 왔습니다.</w:t>
+            </w:r>
+            <w:r>
               <w:br/>
+            </w:r>
+            <w:r>
               <w:br/>
               <w:t>이처럼 ‘카메라로 본 2차원 영상을 정밀한 3차원 좌표로 옮기고, 그 위에서 실시간으로 제어한다’는 주제가 학부 시절부터 현재까지 제 커리어를 일관되게 관통하고 있습니다. 탄탄한 수학적 기반과 시스템 통합 능력, 그리고 새로운 모델을 빠르게 흡수해 현장에 응용하는 실행력이 저의 가장 큰 강점입니다.</w:t>
             </w:r>
-            <w:proofErr w:type="spellStart"/>
-            <w:proofErr w:type="spellEnd"/>
-            <w:proofErr w:type="spellStart"/>
-            <w:proofErr w:type="spellEnd"/>
-            <w:proofErr w:type="spellStart"/>
-            <w:proofErr w:type="spellEnd"/>
-            <w:proofErr w:type="spellStart"/>
-            <w:proofErr w:type="spellEnd"/>
-            <w:proofErr w:type="spellStart"/>
-            <w:proofErr w:type="spellEnd"/>
           </w:p>
         </w:tc>
       </w:tr>
@@ -7075,29 +7114,21 @@
             </w:pPr>
             <w:r>
               <w:t>가장 대표적인 실적은 현재 진행 중인 무인지게차 비전 인식 모듈입니다. SAM3, DUSt3R와 같은 Foundation Model과 Roboflow 기반 커스텀 학습 모델을 자사 파이프라인에 통합하여 초기 정렬 인식을 약 500~700ms 수준으로 구현했고, 직접 어노테이션으로 개발했을 경우 대비 1개월 이상의 개발 기간과 비용을 절감했습니다. 또한 수술 내비게이션에서는 스테레오 카메라 기반 광학 트래킹과 3D 좌표계 정합(ICP·PCA·CLPSO)으로 약 0.2mm의 통합 오차를 3년 이상의 정부과제를 통해 달성했습니다. 이러한 성과를 바탕으로 특허 3건과 SCI(e) 논문 1편, ACCAS 2022 발표, 대한의료로봇학회 우수논문상 및 의료메타버스학회 우수포스터상을 거두었습니다.</w:t>
+            </w:r>
+            <w:r>
               <w:br/>
+            </w:r>
+            <w:r>
               <w:br/>
               <w:t>입사 후에는 첫째 ROS2 및 DDS 기반 비전 소프트웨어 아키텍처 설계에 기여하고, 둘째 카메라 인터페이스와 캘리브레이션, 영상 파이프라인을 최적화하며, 셋째 Foundation Model과 VLM의 인지 결과를 3차원 좌표로 변환하는 모듈을 고도화하고, 넷째 비주얼 서보잉과 오차 보정 피드백을 통해 실시간 객체 추적의 정밀도와 강건성을 높이는 일에 집중하겠습니다.</w:t>
+            </w:r>
+            <w:r>
               <w:br/>
+            </w:r>
+            <w:r>
               <w:br/>
               <w:t>부족한 임베디드(Linux 카메라 드라이버)와 VLM 영역은 사내 협업과 자기주도 학습으로 빠르게 보완하여, 맡은 비전 시스템을 끝까지 책임지는 책임급 엔지니어로서 에스원의 로봇 사업 성장에 기여하겠습니다.</w:t>
             </w:r>
-            <w:proofErr w:type="spellStart"/>
-            <w:proofErr w:type="spellEnd"/>
-            <w:proofErr w:type="spellStart"/>
-            <w:proofErr w:type="spellEnd"/>
-            <w:proofErr w:type="gramStart"/>
-            <w:proofErr w:type="gramEnd"/>
-            <w:proofErr w:type="gramStart"/>
-            <w:proofErr w:type="gramEnd"/>
-            <w:proofErr w:type="gramStart"/>
-            <w:proofErr w:type="gramEnd"/>
-            <w:proofErr w:type="gramStart"/>
-            <w:proofErr w:type="gramEnd"/>
-            <w:proofErr w:type="spellStart"/>
-            <w:proofErr w:type="spellEnd"/>
-            <w:proofErr w:type="spellStart"/>
-            <w:proofErr w:type="spellEnd"/>
           </w:p>
         </w:tc>
       </w:tr>

--- a/docs/(에스원) 입사지원서(이력서)_로봇비전개발_김진민.docx
+++ b/docs/(에스원) 입사지원서(이력서)_로봇비전개발_김진민.docx
@@ -4906,458 +4906,66 @@
                 <w:sz w:val="24"/>
                 <w:szCs w:val="24"/>
               </w:rPr>
-              <w:t>■ [</w:t>
+              <w:t>■ [무인지게차 비전·비주얼 서보잉] (현재) RGB-D 카메라 기반 객체탐지 및 오차 기반 피드백 비주얼 서보잉 제어 개발 — 초기 정렬·정밀 정렬 2단계 구조로 설계하고, 정밀 정렬은 경량 모델로 실시간 처리. Foundation Model(SAM3·DUSt3R) 및 Roboflow 커스텀 학습 모델을 자사 파이프라인에 통합하여 초기 정렬 인식 약 500~700ms 달성, 직접 어노테이션 대비 1개월 이상의 개발 기간·비용 절감. LiDAR·ToF 기반 장애물 인지 병행.</w:t>
+              <w:br/>
+              <w:t>■ [카메라 캘리브레이션·3D 좌표 변환] RGB 카메라 intrinsic 캘리브레이션 및 RGB–ToF extrinsic 정합을 직접 수행, 2D 인식 결과를 로봇·대상 좌표계로 변환하는 3D 좌표 변환 파이프라인 구축.</w:t>
+              <w:br/>
+              <w:t>■ [고정밀 광학 트래킹·수술 내비게이션] 스테레오 카메라 기반 광학 트래킹과 3D 좌표계 정합(ICP·PCA·CLPSO)·실시간 위치추적으로 통합오차 약 0.2mm 달성(3년 이상 정부과제 수행). 관련 특허 3건(스테레오 카메라 2축 구동 장치 / 좌표계 정합 / 위치추적).</w:t>
+              <w:br/>
+              <w:t>■ [로봇 SW 아키텍처] Isaac Sim·ROS2 기반 방사능 제염 디지털트윈 시뮬레이터 개발(ROS2 사용 경험 보유). 현 직장에서는 ROS2 구조를 모사한 DDS 분산 미들웨어와 trajectory_follower 등 로봇 서비스를 C/C++로 직접 설계·구현하여 산업용 팬리스 PC 환경에 양산 적용.</w:t>
+              <w:br/>
+              <w:t>■ [XR 인터페이스·시뮬레이션] HoloLens·Meta Quest·Galaxy XR 기반 수술 내비게이션 XR 인터페이스 및 스마트팩토리(AGV·AMR·로봇팔·드론) 시뮬레이션 자동화 개발.</w:t>
+              <w:br/>
+              <w:t>■ [현장 설치·시운전·운영] 무인지게차 솔루션을 고객 현장에 직접 설치·배치하고, 현장 조명·공간·팔레트 조건에 맞춰 카메라·센서 캘리브레이션과 파라미터 튜닝, 시운전(commissioning)·안정화, 운영자 교육·현장 트러블슈팅까지 수행 — 개발부터 납품·운영까지 전 주기를 책임진 경험.</w:t>
+              <w:br/>
+              <w:t>■ [개발 생산성·협업] Claude Code 등 AI 코딩 에이전트를 비전 파이프라인 프로토타이핑, 코드 생성·리팩터링·디버깅, 자동화 도구 제작, 문서화·테스트에 적극 활용해 개발 생산성을 향상. Git 기반 브랜치 전략·코드리뷰·이슈 트래킹으로 팀과 협업.</w:t>
             </w:r>
             <w:proofErr w:type="spellStart"/>
-            <w:r>
-              <w:rPr>
-                <w:rFonts w:asciiTheme="majorHAnsi" w:eastAsiaTheme="majorHAnsi" w:hAnsiTheme="majorHAnsi" w:hint="eastAsia"/>
-                <w:sz w:val="24"/>
-                <w:szCs w:val="24"/>
-              </w:rPr>
-              <w:t>무인지게차</w:t>
-            </w:r>
             <w:proofErr w:type="spellEnd"/>
-            <w:r>
-              <w:rPr>
-                <w:rFonts w:asciiTheme="majorHAnsi" w:eastAsiaTheme="majorHAnsi" w:hAnsiTheme="majorHAnsi" w:hint="eastAsia"/>
-                <w:sz w:val="24"/>
-                <w:szCs w:val="24"/>
-              </w:rPr>
-              <w:t xml:space="preserve"> </w:t>
-            </w:r>
             <w:proofErr w:type="spellStart"/>
-            <w:r>
-              <w:rPr>
-                <w:rFonts w:asciiTheme="majorHAnsi" w:eastAsiaTheme="majorHAnsi" w:hAnsiTheme="majorHAnsi" w:hint="eastAsia"/>
-                <w:sz w:val="24"/>
-                <w:szCs w:val="24"/>
-              </w:rPr>
-              <w:t>비전·비주얼</w:t>
-            </w:r>
             <w:proofErr w:type="spellEnd"/>
-            <w:r>
-              <w:rPr>
-                <w:rFonts w:asciiTheme="majorHAnsi" w:eastAsiaTheme="majorHAnsi" w:hAnsiTheme="majorHAnsi" w:hint="eastAsia"/>
-                <w:sz w:val="24"/>
-                <w:szCs w:val="24"/>
-              </w:rPr>
-              <w:t xml:space="preserve"> </w:t>
-            </w:r>
             <w:proofErr w:type="spellStart"/>
-            <w:r>
-              <w:rPr>
-                <w:rFonts w:asciiTheme="majorHAnsi" w:eastAsiaTheme="majorHAnsi" w:hAnsiTheme="majorHAnsi" w:hint="eastAsia"/>
-                <w:sz w:val="24"/>
-                <w:szCs w:val="24"/>
-              </w:rPr>
-              <w:t>서보잉</w:t>
-            </w:r>
             <w:proofErr w:type="spellEnd"/>
-            <w:r>
-              <w:rPr>
-                <w:rFonts w:asciiTheme="majorHAnsi" w:eastAsiaTheme="majorHAnsi" w:hAnsiTheme="majorHAnsi" w:hint="eastAsia"/>
-                <w:sz w:val="24"/>
-                <w:szCs w:val="24"/>
-              </w:rPr>
-              <w:t xml:space="preserve">] (현재) RGB-D 카메라 기반 객체탐지 및 오차 기반 피드백 비주얼 </w:t>
-            </w:r>
             <w:proofErr w:type="spellStart"/>
-            <w:r>
-              <w:rPr>
-                <w:rFonts w:asciiTheme="majorHAnsi" w:eastAsiaTheme="majorHAnsi" w:hAnsiTheme="majorHAnsi" w:hint="eastAsia"/>
-                <w:sz w:val="24"/>
-                <w:szCs w:val="24"/>
-              </w:rPr>
-              <w:t>서보잉</w:t>
-            </w:r>
             <w:proofErr w:type="spellEnd"/>
-            <w:r>
-              <w:rPr>
-                <w:rFonts w:asciiTheme="majorHAnsi" w:eastAsiaTheme="majorHAnsi" w:hAnsiTheme="majorHAnsi" w:hint="eastAsia"/>
-                <w:sz w:val="24"/>
-                <w:szCs w:val="24"/>
-              </w:rPr>
-              <w:t xml:space="preserve"> 제어 개발 — 초기 </w:t>
-            </w:r>
             <w:proofErr w:type="spellStart"/>
-            <w:r>
-              <w:rPr>
-                <w:rFonts w:asciiTheme="majorHAnsi" w:eastAsiaTheme="majorHAnsi" w:hAnsiTheme="majorHAnsi" w:hint="eastAsia"/>
-                <w:sz w:val="24"/>
-                <w:szCs w:val="24"/>
-              </w:rPr>
-              <w:t>정렬·정밀</w:t>
-            </w:r>
             <w:proofErr w:type="spellEnd"/>
-            <w:r>
-              <w:rPr>
-                <w:rFonts w:asciiTheme="majorHAnsi" w:eastAsiaTheme="majorHAnsi" w:hAnsiTheme="majorHAnsi" w:hint="eastAsia"/>
-                <w:sz w:val="24"/>
-                <w:szCs w:val="24"/>
-              </w:rPr>
-              <w:t xml:space="preserve"> 정렬 2단계 구조로 설계하고, 정밀 정렬은 경량 모델로 실시간 처리. Foundation Model(SAM3·DUSt3R) 및 </w:t>
-            </w:r>
             <w:proofErr w:type="spellStart"/>
-            <w:r>
-              <w:rPr>
-                <w:rFonts w:asciiTheme="majorHAnsi" w:eastAsiaTheme="majorHAnsi" w:hAnsiTheme="majorHAnsi" w:hint="eastAsia"/>
-                <w:sz w:val="24"/>
-                <w:szCs w:val="24"/>
-              </w:rPr>
-              <w:t>Roboflow</w:t>
-            </w:r>
             <w:proofErr w:type="spellEnd"/>
-            <w:r>
-              <w:rPr>
-                <w:rFonts w:asciiTheme="majorHAnsi" w:eastAsiaTheme="majorHAnsi" w:hAnsiTheme="majorHAnsi" w:hint="eastAsia"/>
-                <w:sz w:val="24"/>
-                <w:szCs w:val="24"/>
-              </w:rPr>
-              <w:t xml:space="preserve"> 커스텀 학습 모델을 자사 파이프라인에 통합하여 초기 정렬 인식 약 500~700ms 달성, 직접 </w:t>
-            </w:r>
             <w:proofErr w:type="spellStart"/>
-            <w:r>
-              <w:rPr>
-                <w:rFonts w:asciiTheme="majorHAnsi" w:eastAsiaTheme="majorHAnsi" w:hAnsiTheme="majorHAnsi" w:hint="eastAsia"/>
-                <w:sz w:val="24"/>
-                <w:szCs w:val="24"/>
-              </w:rPr>
-              <w:t>어노테이션</w:t>
-            </w:r>
             <w:proofErr w:type="spellEnd"/>
-            <w:r>
-              <w:rPr>
-                <w:rFonts w:asciiTheme="majorHAnsi" w:eastAsiaTheme="majorHAnsi" w:hAnsiTheme="majorHAnsi" w:hint="eastAsia"/>
-                <w:sz w:val="24"/>
-                <w:szCs w:val="24"/>
-              </w:rPr>
-              <w:t xml:space="preserve"> 대비 1개월 이상의 개발 </w:t>
-            </w:r>
             <w:proofErr w:type="spellStart"/>
-            <w:r>
-              <w:rPr>
-                <w:rFonts w:asciiTheme="majorHAnsi" w:eastAsiaTheme="majorHAnsi" w:hAnsiTheme="majorHAnsi" w:hint="eastAsia"/>
-                <w:sz w:val="24"/>
-                <w:szCs w:val="24"/>
-              </w:rPr>
-              <w:t>기간·비용</w:t>
-            </w:r>
             <w:proofErr w:type="spellEnd"/>
-            <w:r>
-              <w:rPr>
-                <w:rFonts w:asciiTheme="majorHAnsi" w:eastAsiaTheme="majorHAnsi" w:hAnsiTheme="majorHAnsi" w:hint="eastAsia"/>
-                <w:sz w:val="24"/>
-                <w:szCs w:val="24"/>
-              </w:rPr>
-              <w:t xml:space="preserve"> 절감. LiDAR·</w:t>
-            </w:r>
             <w:proofErr w:type="spellStart"/>
-            <w:r>
-              <w:rPr>
-                <w:rFonts w:asciiTheme="majorHAnsi" w:eastAsiaTheme="majorHAnsi" w:hAnsiTheme="majorHAnsi" w:hint="eastAsia"/>
-                <w:sz w:val="24"/>
-                <w:szCs w:val="24"/>
-              </w:rPr>
-              <w:t>ToF</w:t>
-            </w:r>
             <w:proofErr w:type="spellEnd"/>
-            <w:r>
-              <w:rPr>
-                <w:rFonts w:asciiTheme="majorHAnsi" w:eastAsiaTheme="majorHAnsi" w:hAnsiTheme="majorHAnsi" w:hint="eastAsia"/>
-                <w:sz w:val="24"/>
-                <w:szCs w:val="24"/>
-              </w:rPr>
-              <w:t xml:space="preserve"> 기반 장애물 인지 병행.</w:t>
-            </w:r>
-            <w:r>
-              <w:rPr>
-                <w:rFonts w:asciiTheme="majorHAnsi" w:eastAsiaTheme="majorHAnsi" w:hAnsiTheme="majorHAnsi" w:hint="eastAsia"/>
-                <w:sz w:val="24"/>
-                <w:szCs w:val="24"/>
-              </w:rPr>
-              <w:br/>
-              <w:t>■ [카메라 캘리브레이션·3D 좌표 변환] RGB 카메라 intrinsic 캘리브레이션 및 RGB–</w:t>
-            </w:r>
             <w:proofErr w:type="spellStart"/>
-            <w:r>
-              <w:rPr>
-                <w:rFonts w:asciiTheme="majorHAnsi" w:eastAsiaTheme="majorHAnsi" w:hAnsiTheme="majorHAnsi" w:hint="eastAsia"/>
-                <w:sz w:val="24"/>
-                <w:szCs w:val="24"/>
-              </w:rPr>
-              <w:t>ToF</w:t>
-            </w:r>
             <w:proofErr w:type="spellEnd"/>
-            <w:r>
-              <w:rPr>
-                <w:rFonts w:asciiTheme="majorHAnsi" w:eastAsiaTheme="majorHAnsi" w:hAnsiTheme="majorHAnsi" w:hint="eastAsia"/>
-                <w:sz w:val="24"/>
-                <w:szCs w:val="24"/>
-              </w:rPr>
-              <w:t xml:space="preserve"> extrinsic 정합을 직접 수행, 2D 인식 결과를 </w:t>
-            </w:r>
             <w:proofErr w:type="spellStart"/>
-            <w:r>
-              <w:rPr>
-                <w:rFonts w:asciiTheme="majorHAnsi" w:eastAsiaTheme="majorHAnsi" w:hAnsiTheme="majorHAnsi" w:hint="eastAsia"/>
-                <w:sz w:val="24"/>
-                <w:szCs w:val="24"/>
-              </w:rPr>
-              <w:t>로봇·대상</w:t>
-            </w:r>
             <w:proofErr w:type="spellEnd"/>
-            <w:r>
-              <w:rPr>
-                <w:rFonts w:asciiTheme="majorHAnsi" w:eastAsiaTheme="majorHAnsi" w:hAnsiTheme="majorHAnsi" w:hint="eastAsia"/>
-                <w:sz w:val="24"/>
-                <w:szCs w:val="24"/>
-              </w:rPr>
-              <w:t xml:space="preserve"> 좌표계로 변환하는 3D 좌표 변환 파이프라인 구축.</w:t>
-            </w:r>
-            <w:r>
-              <w:rPr>
-                <w:rFonts w:asciiTheme="majorHAnsi" w:eastAsiaTheme="majorHAnsi" w:hAnsiTheme="majorHAnsi" w:hint="eastAsia"/>
-                <w:sz w:val="24"/>
-                <w:szCs w:val="24"/>
-              </w:rPr>
-              <w:br/>
-              <w:t>■ [</w:t>
-            </w:r>
             <w:proofErr w:type="spellStart"/>
-            <w:r>
-              <w:rPr>
-                <w:rFonts w:asciiTheme="majorHAnsi" w:eastAsiaTheme="majorHAnsi" w:hAnsiTheme="majorHAnsi" w:hint="eastAsia"/>
-                <w:sz w:val="24"/>
-                <w:szCs w:val="24"/>
-              </w:rPr>
-              <w:t>고정밀</w:t>
-            </w:r>
             <w:proofErr w:type="spellEnd"/>
-            <w:r>
-              <w:rPr>
-                <w:rFonts w:asciiTheme="majorHAnsi" w:eastAsiaTheme="majorHAnsi" w:hAnsiTheme="majorHAnsi" w:hint="eastAsia"/>
-                <w:sz w:val="24"/>
-                <w:szCs w:val="24"/>
-              </w:rPr>
-              <w:t xml:space="preserve"> 광학 </w:t>
-            </w:r>
             <w:proofErr w:type="spellStart"/>
-            <w:r>
-              <w:rPr>
-                <w:rFonts w:asciiTheme="majorHAnsi" w:eastAsiaTheme="majorHAnsi" w:hAnsiTheme="majorHAnsi" w:hint="eastAsia"/>
-                <w:sz w:val="24"/>
-                <w:szCs w:val="24"/>
-              </w:rPr>
-              <w:t>트래킹·수술</w:t>
-            </w:r>
             <w:proofErr w:type="spellEnd"/>
-            <w:r>
-              <w:rPr>
-                <w:rFonts w:asciiTheme="majorHAnsi" w:eastAsiaTheme="majorHAnsi" w:hAnsiTheme="majorHAnsi" w:hint="eastAsia"/>
-                <w:sz w:val="24"/>
-                <w:szCs w:val="24"/>
-              </w:rPr>
-              <w:t xml:space="preserve"> 내비게이션] 스테레오 카메라 기반 광학 </w:t>
-            </w:r>
             <w:proofErr w:type="spellStart"/>
-            <w:r>
-              <w:rPr>
-                <w:rFonts w:asciiTheme="majorHAnsi" w:eastAsiaTheme="majorHAnsi" w:hAnsiTheme="majorHAnsi" w:hint="eastAsia"/>
-                <w:sz w:val="24"/>
-                <w:szCs w:val="24"/>
-              </w:rPr>
-              <w:t>트래킹과</w:t>
-            </w:r>
             <w:proofErr w:type="spellEnd"/>
-            <w:r>
-              <w:rPr>
-                <w:rFonts w:asciiTheme="majorHAnsi" w:eastAsiaTheme="majorHAnsi" w:hAnsiTheme="majorHAnsi" w:hint="eastAsia"/>
-                <w:sz w:val="24"/>
-                <w:szCs w:val="24"/>
-              </w:rPr>
-              <w:t xml:space="preserve"> 3D 좌표계 정합(ICP·PCA·CLPSO)·실시간 위치추적으로 통합오차 약 0.2mm 달성(3년 이상 정부과제 수행). 관련 특허 3건(스테레오 카메라 2축 구동 </w:t>
-            </w:r>
             <w:proofErr w:type="gramStart"/>
-            <w:r>
-              <w:rPr>
-                <w:rFonts w:asciiTheme="majorHAnsi" w:eastAsiaTheme="majorHAnsi" w:hAnsiTheme="majorHAnsi" w:hint="eastAsia"/>
-                <w:sz w:val="24"/>
-                <w:szCs w:val="24"/>
-              </w:rPr>
-              <w:t>장치 /</w:t>
-            </w:r>
             <w:proofErr w:type="gramEnd"/>
-            <w:r>
-              <w:rPr>
-                <w:rFonts w:asciiTheme="majorHAnsi" w:eastAsiaTheme="majorHAnsi" w:hAnsiTheme="majorHAnsi" w:hint="eastAsia"/>
-                <w:sz w:val="24"/>
-                <w:szCs w:val="24"/>
-              </w:rPr>
-              <w:t xml:space="preserve"> 좌표계 </w:t>
-            </w:r>
             <w:proofErr w:type="gramStart"/>
-            <w:r>
-              <w:rPr>
-                <w:rFonts w:asciiTheme="majorHAnsi" w:eastAsiaTheme="majorHAnsi" w:hAnsiTheme="majorHAnsi" w:hint="eastAsia"/>
-                <w:sz w:val="24"/>
-                <w:szCs w:val="24"/>
-              </w:rPr>
-              <w:t>정합 /</w:t>
-            </w:r>
             <w:proofErr w:type="gramEnd"/>
-            <w:r>
-              <w:rPr>
-                <w:rFonts w:asciiTheme="majorHAnsi" w:eastAsiaTheme="majorHAnsi" w:hAnsiTheme="majorHAnsi" w:hint="eastAsia"/>
-                <w:sz w:val="24"/>
-                <w:szCs w:val="24"/>
-              </w:rPr>
-              <w:t xml:space="preserve"> 위치추적).</w:t>
-            </w:r>
-            <w:r>
-              <w:rPr>
-                <w:rFonts w:asciiTheme="majorHAnsi" w:eastAsiaTheme="majorHAnsi" w:hAnsiTheme="majorHAnsi" w:hint="eastAsia"/>
-                <w:sz w:val="24"/>
-                <w:szCs w:val="24"/>
-              </w:rPr>
-              <w:br/>
-              <w:t xml:space="preserve">■ [로봇 SW 아키텍처] Isaac Sim·ROS2 기반 방사능 제염 </w:t>
-            </w:r>
             <w:proofErr w:type="spellStart"/>
-            <w:r>
-              <w:rPr>
-                <w:rFonts w:asciiTheme="majorHAnsi" w:eastAsiaTheme="majorHAnsi" w:hAnsiTheme="majorHAnsi" w:hint="eastAsia"/>
-                <w:sz w:val="24"/>
-                <w:szCs w:val="24"/>
-              </w:rPr>
-              <w:t>디지털트윈</w:t>
-            </w:r>
             <w:proofErr w:type="spellEnd"/>
-            <w:r>
-              <w:rPr>
-                <w:rFonts w:asciiTheme="majorHAnsi" w:eastAsiaTheme="majorHAnsi" w:hAnsiTheme="majorHAnsi" w:hint="eastAsia"/>
-                <w:sz w:val="24"/>
-                <w:szCs w:val="24"/>
-              </w:rPr>
-              <w:t xml:space="preserve"> 시뮬레이터 개발(ROS2 사용 경험 보유). 현 직장에서는 ROS2 구조를 모사한 DDS 분산 미들웨어와 </w:t>
-            </w:r>
             <w:proofErr w:type="spellStart"/>
-            <w:r>
-              <w:rPr>
-                <w:rFonts w:asciiTheme="majorHAnsi" w:eastAsiaTheme="majorHAnsi" w:hAnsiTheme="majorHAnsi" w:hint="eastAsia"/>
-                <w:sz w:val="24"/>
-                <w:szCs w:val="24"/>
-              </w:rPr>
-              <w:t>trajectory_follower</w:t>
-            </w:r>
             <w:proofErr w:type="spellEnd"/>
-            <w:r>
-              <w:rPr>
-                <w:rFonts w:asciiTheme="majorHAnsi" w:eastAsiaTheme="majorHAnsi" w:hAnsiTheme="majorHAnsi" w:hint="eastAsia"/>
-                <w:sz w:val="24"/>
-                <w:szCs w:val="24"/>
-              </w:rPr>
-              <w:t xml:space="preserve"> 등 로봇 서비스를 C/C++로 직접 </w:t>
-            </w:r>
             <w:proofErr w:type="spellStart"/>
-            <w:r>
-              <w:rPr>
-                <w:rFonts w:asciiTheme="majorHAnsi" w:eastAsiaTheme="majorHAnsi" w:hAnsiTheme="majorHAnsi" w:hint="eastAsia"/>
-                <w:sz w:val="24"/>
-                <w:szCs w:val="24"/>
-              </w:rPr>
-              <w:t>설계·구현하여</w:t>
-            </w:r>
             <w:proofErr w:type="spellEnd"/>
-            <w:r>
-              <w:rPr>
-                <w:rFonts w:asciiTheme="majorHAnsi" w:eastAsiaTheme="majorHAnsi" w:hAnsiTheme="majorHAnsi" w:hint="eastAsia"/>
-                <w:sz w:val="24"/>
-                <w:szCs w:val="24"/>
-              </w:rPr>
-              <w:t xml:space="preserve"> 산업용 </w:t>
-            </w:r>
             <w:proofErr w:type="spellStart"/>
-            <w:r>
-              <w:rPr>
-                <w:rFonts w:asciiTheme="majorHAnsi" w:eastAsiaTheme="majorHAnsi" w:hAnsiTheme="majorHAnsi" w:hint="eastAsia"/>
-                <w:sz w:val="24"/>
-                <w:szCs w:val="24"/>
-              </w:rPr>
-              <w:t>팬리스</w:t>
-            </w:r>
             <w:proofErr w:type="spellEnd"/>
-            <w:r>
-              <w:rPr>
-                <w:rFonts w:asciiTheme="majorHAnsi" w:eastAsiaTheme="majorHAnsi" w:hAnsiTheme="majorHAnsi" w:hint="eastAsia"/>
-                <w:sz w:val="24"/>
-                <w:szCs w:val="24"/>
-              </w:rPr>
-              <w:t xml:space="preserve"> PC 환경에 양산 적용.</w:t>
-            </w:r>
-            <w:r>
-              <w:rPr>
-                <w:rFonts w:asciiTheme="majorHAnsi" w:eastAsiaTheme="majorHAnsi" w:hAnsiTheme="majorHAnsi" w:hint="eastAsia"/>
-                <w:sz w:val="24"/>
-                <w:szCs w:val="24"/>
-              </w:rPr>
-              <w:br/>
-              <w:t xml:space="preserve">■ [XR </w:t>
-            </w:r>
             <w:proofErr w:type="spellStart"/>
-            <w:r>
-              <w:rPr>
-                <w:rFonts w:asciiTheme="majorHAnsi" w:eastAsiaTheme="majorHAnsi" w:hAnsiTheme="majorHAnsi" w:hint="eastAsia"/>
-                <w:sz w:val="24"/>
-                <w:szCs w:val="24"/>
-              </w:rPr>
-              <w:t>인터페이스·시뮬레이션</w:t>
-            </w:r>
             <w:proofErr w:type="spellEnd"/>
-            <w:r>
-              <w:rPr>
-                <w:rFonts w:asciiTheme="majorHAnsi" w:eastAsiaTheme="majorHAnsi" w:hAnsiTheme="majorHAnsi" w:hint="eastAsia"/>
-                <w:sz w:val="24"/>
-                <w:szCs w:val="24"/>
-              </w:rPr>
-              <w:t xml:space="preserve">] HoloLens·Meta Quest·Galaxy XR 기반 수술 내비게이션 XR 인터페이스 및 </w:t>
-            </w:r>
             <w:proofErr w:type="spellStart"/>
-            <w:r>
-              <w:rPr>
-                <w:rFonts w:asciiTheme="majorHAnsi" w:eastAsiaTheme="majorHAnsi" w:hAnsiTheme="majorHAnsi" w:hint="eastAsia"/>
-                <w:sz w:val="24"/>
-                <w:szCs w:val="24"/>
-              </w:rPr>
-              <w:t>스마트팩토리</w:t>
-            </w:r>
             <w:proofErr w:type="spellEnd"/>
-            <w:r>
-              <w:rPr>
-                <w:rFonts w:asciiTheme="majorHAnsi" w:eastAsiaTheme="majorHAnsi" w:hAnsiTheme="majorHAnsi" w:hint="eastAsia"/>
-                <w:sz w:val="24"/>
-                <w:szCs w:val="24"/>
-              </w:rPr>
-              <w:t>(AGV·AMR·</w:t>
-            </w:r>
             <w:proofErr w:type="spellStart"/>
-            <w:r>
-              <w:rPr>
-                <w:rFonts w:asciiTheme="majorHAnsi" w:eastAsiaTheme="majorHAnsi" w:hAnsiTheme="majorHAnsi" w:hint="eastAsia"/>
-                <w:sz w:val="24"/>
-                <w:szCs w:val="24"/>
-              </w:rPr>
-              <w:t>로봇팔·드론</w:t>
-            </w:r>
             <w:proofErr w:type="spellEnd"/>
-            <w:r>
-              <w:rPr>
-                <w:rFonts w:asciiTheme="majorHAnsi" w:eastAsiaTheme="majorHAnsi" w:hAnsiTheme="majorHAnsi" w:hint="eastAsia"/>
-                <w:sz w:val="24"/>
-                <w:szCs w:val="24"/>
-              </w:rPr>
-              <w:t>) 시뮬레이션 자동화 개발.</w:t>
-            </w:r>
           </w:p>
         </w:tc>
       </w:tr>
@@ -6847,21 +6455,13 @@
               </w:rPr>
             </w:pPr>
             <w:r>
-              <w:t>저는 현재 ㈜디지트랙에서 무인지게차의 비전 기반 객체탐지와 비주얼 서보잉을 개발하는 한편, 수술 내비게이션 분야에서 0.2mm급의 3차원 좌표 정합과 실시간 위치추적을 함께 담당하고 있습니다. 이는 에스원이 요구하는 ‘실시간 객체 추적, 3D 좌표 변환, 로봇 비전 시스템 개발’ 직무와 정확히 맞닿아 있으며, 제가 가장 자신 있게 깊이 기여할 수 있는 영역입니다. 카메라로 인지한 2차원 정보를 정밀한 3차원 좌표로 변환하고 그 위에서 오차를 보정하며 실시간으로 로봇을 제어해 온 경험이 에스원의 로봇 비전 개발에 곧바로 활용될 수 있다고 확신하여 지원하게 되었습니다.</w:t>
-            </w:r>
-            <w:r>
+              <w:t>저는 현재 ㈜디지트랙에서 무인지게차의 비전 기반 객체탐지와 비주얼 서보잉을 개발하는 한편, 수술 내비게이션 분야에서 0.2mm급의 3차원 좌표 정합과 실시간 위치추적을 함께 담당하고 있습니다. 사람의 안전과 자산이 걸린 환경에서는 비전 시스템의 정밀도와 실시간성, 그리고 강건성이 곧 신뢰가 된다는 것을 현장에서 체득해 왔으며, 이는 에스원이 추구하는 가치와 맞닿아 있다고 생각합니다. 카메라로 인지한 2차원 정보를 정밀한 3차원 좌표로 변환하고 그 위에서 오차를 보정하며 실시간으로 로봇을 제어해 온 경험이, 실시간 객체 추적과 3D 좌표 변환을 요구하는 로봇 비전 직무에 곧바로 기여할 수 있다고 확신하여 지원하게 되었습니다.</w:t>
               <w:br/>
-            </w:r>
-            <w:r>
               <w:br/>
-              <w:t>지금까지 의료와 산업을 아우르는 다양한 비전 과제를 수행하며 폭넓은 경험을 쌓았지만, 이제는 한 분야에 집중하여 전문성을 한층 더 깊이 발전시키고자 하는 마음이 커졌습니다. 특히 대규모로 양산되는 로봇 플랫폼 위에서 비전 시스템을 처음부터 끝까지 책임지고 고도화하는 일은 제 커리어가 지향해 온 방향과 일치하며, 에스원은 그러한 규모와 깊이를 모두 경험할 수 있는 최적의 환경이라 판단했습니다.</w:t>
-            </w:r>
-            <w:r>
+              <w:t>지금까지 의료와 산업을 아우르는 다양한 비전 과제를 수행하며 폭넓은 경험을 쌓았지만, 이제는 한 분야에 집중하여 전문성을 한층 더 깊이 발전시키고자 하는 마음이 큽니다. 특히 고정된 시야의 감시를 넘어 스스로 이동하며 판단하는 지능형 로봇으로 비전 기술이 진화하는 흐름 속에서, 대규모로 양산되는 플랫폼 위에 비전 시스템을 처음부터 끝까지 책임지고 고도화하는 일은 변화를 앞장서 이끌고 싶은 제 지향과 정확히 일치합니다. 에스원은 그러한 규모와 깊이를 모두 경험할 수 있는 최적의 환경이라 판단했습니다.</w:t>
               <w:br/>
-            </w:r>
-            <w:r>
               <w:br/>
-              <w:t>입사 후에는 비주얼 서보잉과 Foundation Model 통합, 카메라 캘리브레이션, 3D 좌표 변환에 대한 실무 경험을 바탕으로 에스원 로봇 비전 파이프라인의 인식 정확도와 실시간성, 그리고 현장 강건성을 끌어올리는 데 기여하겠습니다. 아울러 ROS2 기반 임베디드(Linux) 개발과 VLM 등 보강이 필요한 영역은 빠르게 학습하여, 기술적 깊이와 협업 역량을 두루 갖춘 책임급 엔지니어로 성장하겠습니다.</w:t>
+              <w:t>입사 후에는 비주얼 서보잉과 Foundation Model 통합, 카메라 캘리브레이션, 3D 좌표 변환 경험에 더해, AI 코딩 에이전트를 활용한 빠른 개발과 Git 기반 협업 역량을 살려 로봇 비전 파이프라인의 인식 정확도와 실시간성, 현장 강건성을 끌어올리는 데 기여하겠습니다. 나아가 개발에 그치지 않고 현장 설치와 시운전, 안정화까지 책임지며, 사용자가 안심하고 믿을 수 있는 시스템을 끝까지 완성하는 책임급 엔지니어로 성장하겠습니다.</w:t>
             </w:r>
           </w:p>
         </w:tc>
@@ -6978,29 +6578,16 @@
               </w:rPr>
             </w:pPr>
             <w:r>
-              <w:lastRenderedPageBreak/>
               <w:t>저는 ‘로봇이 세상을 어떻게 보고 움직이는가’에 매료되어 한 방향으로 꾸준히 길을 걸어왔습니다. 금오공과대학교 기계시스템공학과에서는 5절 링크 구조의 4족 보행 로봇을 직접 설계·제작하여 특허 출원과 공학 페어 수상을 이루었고, 학부 비전 연구실 활동을 통해 로봇과 영상처리의 기초 체력을 다졌습니다.</w:t>
-            </w:r>
-            <w:r>
               <w:br/>
-            </w:r>
-            <w:r>
               <w:br/>
               <w:t>이후 DGIST 로봇및기계전자공학 석사과정의 수술로봇·증강현실 연구실에서 의료 영상처리와 카메라 기하학, 골절 복원 최적화를 연구했습니다. 그 결과를 SCI(e) 국제 저널에 게재하고 ACCAS 2022 국제 학회에서 발표했으며, 대한의료로봇학회 우수논문상을 수상하는 등 비전·기하 분야의 수학적 기반과 연구 역량을 인정받았습니다.</w:t>
-            </w:r>
-            <w:r>
               <w:br/>
-            </w:r>
-            <w:r>
               <w:br/>
-              <w:t>㈜디지트랙에서는 연구가 실제 제품과 현장으로 이어지는 전 과정을 경험했습니다. 고정밀 스테레오 카메라와 광학 트래킹·수술 내비게이션을 개발해 0.2mm급 정밀도를 구현했고, 최근에는 무인지게차의 비전 객체탐지와 비주얼 서보잉을 맡아 인식 모듈을 실시간 제어와 결합해 왔습니다.</w:t>
-            </w:r>
-            <w:r>
+              <w:t>㈜디지트랙에서는 연구가 실제 제품과 현장으로 이어지는 전 과정을 경험했습니다. 고정밀 스테레오 카메라와 광학 트래킹·수술 내비게이션을 개발해 0.2mm급 정밀도를 구현했고, 최근에는 무인지게차의 비전 객체탐지와 비주얼 서보잉을 맡아 인식 모듈을 실시간 제어와 결합해 왔습니다. 또한 개발한 솔루션을 고객 현장에 직접 설치하고, 현장 조건에 맞춘 카메라·센서 캘리브레이션과 시운전·안정화, 운영자 교육까지 수행하며 개발실의 결과물이 실제 환경에서 신뢰성 있게 동작하도록 끝까지 책임지는 경험을 쌓았습니다.</w:t>
               <w:br/>
-            </w:r>
-            <w:r>
               <w:br/>
-              <w:t>이처럼 ‘카메라로 본 2차원 영상을 정밀한 3차원 좌표로 옮기고, 그 위에서 실시간으로 제어한다’는 주제가 학부 시절부터 현재까지 제 커리어를 일관되게 관통하고 있습니다. 탄탄한 수학적 기반과 시스템 통합 능력, 그리고 새로운 모델을 빠르게 흡수해 현장에 응용하는 실행력이 저의 가장 큰 강점입니다.</w:t>
+              <w:t>이처럼 ‘카메라로 본 2차원 영상을 정밀한 3차원 좌표로 옮기고, 그 위에서 실시간으로 제어한다’는 주제가 학부 시절부터 현재까지 제 커리어를 일관되게 관통하고 있습니다. 여기에 더해 Claude Code와 같은 AI 코딩 에이전트를 일상적으로 활용해 프로토타이핑부터 리팩터링·문서화까지 개발 생산성을 크게 높이고, Git 기반의 코드리뷰와 이슈 트래킹으로 팀과 함께 성과를 만들어 가는 일하는 방식 또한 저의 강점입니다. 탄탄한 수학적 기반과 시스템 통합 능력, 그리고 새로운 도구를 빠르게 흡수해 현장에 응용하는 실행력으로 변화에 앞장서겠습니다.</w:t>
             </w:r>
           </w:p>
         </w:tc>
@@ -7113,21 +6700,13 @@
               </w:rPr>
             </w:pPr>
             <w:r>
-              <w:t>가장 대표적인 실적은 현재 진행 중인 무인지게차 비전 인식 모듈입니다. SAM3, DUSt3R와 같은 Foundation Model과 Roboflow 기반 커스텀 학습 모델을 자사 파이프라인에 통합하여 초기 정렬 인식을 약 500~700ms 수준으로 구현했고, 직접 어노테이션으로 개발했을 경우 대비 1개월 이상의 개발 기간과 비용을 절감했습니다. 또한 수술 내비게이션에서는 스테레오 카메라 기반 광학 트래킹과 3D 좌표계 정합(ICP·PCA·CLPSO)으로 약 0.2mm의 통합 오차를 3년 이상의 정부과제를 통해 달성했습니다. 이러한 성과를 바탕으로 특허 3건과 SCI(e) 논문 1편, ACCAS 2022 발표, 대한의료로봇학회 우수논문상 및 의료메타버스학회 우수포스터상을 거두었습니다.</w:t>
-            </w:r>
-            <w:r>
+              <w:t>가장 대표적인 실적은 현재 진행 중인 무인지게차 비전 인식 모듈입니다. SAM3, DUSt3R와 같은 Foundation Model과 Roboflow 기반 커스텀 학습 모델을 자사 파이프라인에 통합하여 초기 정렬 인식을 약 500~700ms 수준으로 구현했고, 직접 어노테이션으로 개발했을 경우 대비 1개월 이상의 개발 기간과 비용을 절감했습니다. 이 과정에서 AI 코딩 에이전트를 적극 활용해 프로토타이핑과 자동화 도구 제작 속도를 끌어올렸고, 개발한 솔루션을 고객 현장에 직접 설치·시운전·안정화하여 실제 환경에서의 신뢰성까지 확보했습니다. 또한 수술 내비게이션에서는 스테레오 카메라 기반 광학 트래킹과 3D 좌표계 정합(ICP·PCA·CLPSO)으로 약 0.2mm의 통합 오차를 3년 이상의 정부과제를 통해 달성했으며, 특허 3건과 SCI(e) 논문 1편, ACCAS 2022 발표, 대한의료로봇학회 우수논문상 및 의료메타버스학회 우수포스터상을 거두었습니다.</w:t>
               <w:br/>
-            </w:r>
-            <w:r>
               <w:br/>
-              <w:t>입사 후에는 첫째 ROS2 및 DDS 기반 비전 소프트웨어 아키텍처 설계에 기여하고, 둘째 카메라 인터페이스와 캘리브레이션, 영상 파이프라인을 최적화하며, 셋째 Foundation Model과 VLM의 인지 결과를 3차원 좌표로 변환하는 모듈을 고도화하고, 넷째 비주얼 서보잉과 오차 보정 피드백을 통해 실시간 객체 추적의 정밀도와 강건성을 높이는 일에 집중하겠습니다.</w:t>
-            </w:r>
-            <w:r>
+              <w:t>입사 후에는 첫째 ROS2 및 DDS 기반 비전 소프트웨어 아키텍처 설계에 기여하고, 둘째 카메라 인터페이스와 캘리브레이션, 영상 파이프라인을 최적화하며, 셋째 Foundation Model과 VLM의 인지 결과를 3차원 좌표로 변환하는 모듈을 고도화하고, 넷째 비주얼 서보잉과 오차 보정 피드백을 통해 실시간 객체 추적의 정밀도와 강건성을 높이겠습니다. 또한 개발한 비전 시스템을 현장 설치와 시운전, 안정화까지 책임지며 실제 운영 환경에서 안정적으로 동작하도록 만들겠습니다.</w:t>
               <w:br/>
-            </w:r>
-            <w:r>
               <w:br/>
-              <w:t>부족한 임베디드(Linux 카메라 드라이버)와 VLM 영역은 사내 협업과 자기주도 학습으로 빠르게 보완하여, 맡은 비전 시스템을 끝까지 책임지는 책임급 엔지니어로서 에스원의 로봇 사업 성장에 기여하겠습니다.</w:t>
+              <w:t>부족한 임베디드(Linux 카메라 드라이버)와 VLM 영역은 사내 협업과 자기주도 학습, 그리고 AI 에이전트를 활용한 빠른 학습으로 신속히 보완하여, 맡은 비전 시스템을 끝까지 책임지고 사용자가 신뢰할 수 있는 결과로 완성하는 책임급 엔지니어로서 에스원의 로봇 사업 성장에 기여하겠습니다.</w:t>
             </w:r>
           </w:p>
         </w:tc>

--- a/docs/(에스원) 입사지원서(이력서)_로봇비전개발_김진민.docx
+++ b/docs/(에스원) 입사지원서(이력서)_로봇비전개발_김진민.docx
@@ -3573,7 +3573,7 @@
               <w:spacing w:line="240" w:lineRule="auto"/>
               <w:jc w:val="center"/>
               <w:rPr>
-                <w:rFonts w:asciiTheme="majorHAnsi" w:eastAsiaTheme="majorHAnsi" w:hAnsiTheme="majorHAnsi" w:hint="eastAsia"/>
+                <w:rFonts w:asciiTheme="majorHAnsi" w:eastAsiaTheme="majorHAnsi" w:hAnsiTheme="majorHAnsi"/>
               </w:rPr>
             </w:pPr>
             <w:r>
@@ -4918,54 +4918,8 @@
               <w:br/>
               <w:t>■ [현장 설치·시운전·운영] 무인지게차 솔루션을 고객 현장에 직접 설치·배치하고, 현장 조명·공간·팔레트 조건에 맞춰 카메라·센서 캘리브레이션과 파라미터 튜닝, 시운전(commissioning)·안정화, 운영자 교육·현장 트러블슈팅까지 수행 — 개발부터 납품·운영까지 전 주기를 책임진 경험.</w:t>
               <w:br/>
-              <w:t>■ [개발 생산성·협업] Claude Code 등 AI 코딩 에이전트를 비전 파이프라인 프로토타이핑, 코드 생성·리팩터링·디버깅, 자동화 도구 제작, 문서화·테스트에 적극 활용해 개발 생산성을 향상. Git 기반 브랜치 전략·코드리뷰·이슈 트래킹으로 팀과 협업.</w:t>
-            </w:r>
-            <w:proofErr w:type="spellStart"/>
-            <w:proofErr w:type="spellEnd"/>
-            <w:proofErr w:type="spellStart"/>
-            <w:proofErr w:type="spellEnd"/>
-            <w:proofErr w:type="spellStart"/>
-            <w:proofErr w:type="spellEnd"/>
-            <w:proofErr w:type="spellStart"/>
-            <w:proofErr w:type="spellEnd"/>
-            <w:proofErr w:type="spellStart"/>
-            <w:proofErr w:type="spellEnd"/>
-            <w:proofErr w:type="spellStart"/>
-            <w:proofErr w:type="spellEnd"/>
-            <w:proofErr w:type="spellStart"/>
-            <w:proofErr w:type="spellEnd"/>
-            <w:proofErr w:type="spellStart"/>
-            <w:proofErr w:type="spellEnd"/>
-            <w:proofErr w:type="spellStart"/>
-            <w:proofErr w:type="spellEnd"/>
-            <w:proofErr w:type="spellStart"/>
-            <w:proofErr w:type="spellEnd"/>
-            <w:proofErr w:type="spellStart"/>
-            <w:proofErr w:type="spellEnd"/>
-            <w:proofErr w:type="spellStart"/>
-            <w:proofErr w:type="spellEnd"/>
-            <w:proofErr w:type="spellStart"/>
-            <w:proofErr w:type="spellEnd"/>
-            <w:proofErr w:type="spellStart"/>
-            <w:proofErr w:type="spellEnd"/>
-            <w:proofErr w:type="gramStart"/>
-            <w:proofErr w:type="gramEnd"/>
-            <w:proofErr w:type="gramStart"/>
-            <w:proofErr w:type="gramEnd"/>
-            <w:proofErr w:type="spellStart"/>
-            <w:proofErr w:type="spellEnd"/>
-            <w:proofErr w:type="spellStart"/>
-            <w:proofErr w:type="spellEnd"/>
-            <w:proofErr w:type="spellStart"/>
-            <w:proofErr w:type="spellEnd"/>
-            <w:proofErr w:type="spellStart"/>
-            <w:proofErr w:type="spellEnd"/>
-            <w:proofErr w:type="spellStart"/>
-            <w:proofErr w:type="spellEnd"/>
-            <w:proofErr w:type="spellStart"/>
-            <w:proofErr w:type="spellEnd"/>
-            <w:proofErr w:type="spellStart"/>
-            <w:proofErr w:type="spellEnd"/>
+              <w:t>■ [AI 에이전트 기반 개발 — 핵심 역량] Claude Code 등 AI 코딩 에이전트를 개발의 중심 도구로 삼아 비전 파이프라인 프로토타이핑·알고리즘 실험부터 코드 생성·리팩터링·디버깅, 자동화 도구 제작, 문서화·테스트까지 전 과정을 가속. 혼자서도 여러 모듈을 빠르게 구현·검증해 개발 생산성을 비약적으로 끌어올렸고, AI 에이전트 기반 워크플로를 팀 내에 전파. Git 기반 브랜치 전략·코드리뷰·이슈 트래킹으로 협업.</w:t>
+            </w:r>
           </w:p>
         </w:tc>
       </w:tr>
@@ -6461,7 +6415,7 @@
               <w:t>지금까지 의료와 산업을 아우르는 다양한 비전 과제를 수행하며 폭넓은 경험을 쌓았지만, 이제는 한 분야에 집중하여 전문성을 한층 더 깊이 발전시키고자 하는 마음이 큽니다. 특히 고정된 시야의 감시를 넘어 스스로 이동하며 판단하는 지능형 로봇으로 비전 기술이 진화하는 흐름 속에서, 대규모로 양산되는 플랫폼 위에 비전 시스템을 처음부터 끝까지 책임지고 고도화하는 일은 변화를 앞장서 이끌고 싶은 제 지향과 정확히 일치합니다. 에스원은 그러한 규모와 깊이를 모두 경험할 수 있는 최적의 환경이라 판단했습니다.</w:t>
               <w:br/>
               <w:br/>
-              <w:t>입사 후에는 비주얼 서보잉과 Foundation Model 통합, 카메라 캘리브레이션, 3D 좌표 변환 경험에 더해, AI 코딩 에이전트를 활용한 빠른 개발과 Git 기반 협업 역량을 살려 로봇 비전 파이프라인의 인식 정확도와 실시간성, 현장 강건성을 끌어올리는 데 기여하겠습니다. 나아가 개발에 그치지 않고 현장 설치와 시운전, 안정화까지 책임지며, 사용자가 안심하고 믿을 수 있는 시스템을 끝까지 완성하는 책임급 엔지니어로 성장하겠습니다.</w:t>
+              <w:t>무엇보다 저는 AI 코딩 에이전트를 개발의 중심에 두고 일하는 엔지니어입니다. Claude Code와 같은 에이전트로 아이디어를 즉시 프로토타이핑하고 반복 실험과 자동화로 개발 속도를 배가해 왔으며, 이러한 일하는 방식이 곧 저의 가장 큰 경쟁력이라 생각합니다. 입사 후에는 이 생산성을 비주얼 서보잉·Foundation Model 통합·카메라 캘리브레이션·3D 좌표 변환 경험과 결합하여 로봇 비전 파이프라인의 인식 정확도와 실시간성, 현장 강건성을 빠르게 끌어올리겠습니다. 나아가 개발에 그치지 않고 현장 설치와 시운전, 안정화까지 책임지며, 사용자가 안심하고 믿을 수 있는 시스템을 끝까지 완성하는 책임급 엔지니어로 성장하겠습니다.</w:t>
             </w:r>
           </w:p>
         </w:tc>
@@ -6587,7 +6541,7 @@
               <w:t>㈜디지트랙에서는 연구가 실제 제품과 현장으로 이어지는 전 과정을 경험했습니다. 고정밀 스테레오 카메라와 광학 트래킹·수술 내비게이션을 개발해 0.2mm급 정밀도를 구현했고, 최근에는 무인지게차의 비전 객체탐지와 비주얼 서보잉을 맡아 인식 모듈을 실시간 제어와 결합해 왔습니다. 또한 개발한 솔루션을 고객 현장에 직접 설치하고, 현장 조건에 맞춘 카메라·센서 캘리브레이션과 시운전·안정화, 운영자 교육까지 수행하며 개발실의 결과물이 실제 환경에서 신뢰성 있게 동작하도록 끝까지 책임지는 경험을 쌓았습니다.</w:t>
               <w:br/>
               <w:br/>
-              <w:t>이처럼 ‘카메라로 본 2차원 영상을 정밀한 3차원 좌표로 옮기고, 그 위에서 실시간으로 제어한다’는 주제가 학부 시절부터 현재까지 제 커리어를 일관되게 관통하고 있습니다. 여기에 더해 Claude Code와 같은 AI 코딩 에이전트를 일상적으로 활용해 프로토타이핑부터 리팩터링·문서화까지 개발 생산성을 크게 높이고, Git 기반의 코드리뷰와 이슈 트래킹으로 팀과 함께 성과를 만들어 가는 일하는 방식 또한 저의 강점입니다. 탄탄한 수학적 기반과 시스템 통합 능력, 그리고 새로운 도구를 빠르게 흡수해 현장에 응용하는 실행력으로 변화에 앞장서겠습니다.</w:t>
+              <w:t>이처럼 ‘카메라로 본 2차원 영상을 정밀한 3차원 좌표로 옮기고, 그 위에서 실시간으로 제어한다’는 주제가 학부 시절부터 지금까지 제 커리어를 일관되게 관통합니다. 그리고 저를 가장 잘 설명하는 또 하나의 정체성은 ‘AI 에이전트를 개발의 중심에 두고 누구보다 적극적으로 활용하는 엔지니어’라는 점입니다. Claude Code와 같은 AI 코딩 에이전트를 단순 보조 도구가 아니라 핵심 동력으로 삼아, 프로토타이핑부터 리팩터링·자동화·문서화까지 전 과정을 가속하며 한 사람이 낼 수 있는 산출의 한계를 끊임없이 넓혀 왔습니다. 탄탄한 수학적 기반과 시스템 통합 능력에 이러한 AI 활용 생산성과 Git 기반 협업이 더해질 때, 저는 누구보다 빠르게 배우고 만들며 변화에 앞장서는 엔지니어가 된다고 믿습니다.</w:t>
             </w:r>
           </w:p>
         </w:tc>
@@ -6700,10 +6654,10 @@
               </w:rPr>
             </w:pPr>
             <w:r>
-              <w:t>가장 대표적인 실적은 현재 진행 중인 무인지게차 비전 인식 모듈입니다. SAM3, DUSt3R와 같은 Foundation Model과 Roboflow 기반 커스텀 학습 모델을 자사 파이프라인에 통합하여 초기 정렬 인식을 약 500~700ms 수준으로 구현했고, 직접 어노테이션으로 개발했을 경우 대비 1개월 이상의 개발 기간과 비용을 절감했습니다. 이 과정에서 AI 코딩 에이전트를 적극 활용해 프로토타이핑과 자동화 도구 제작 속도를 끌어올렸고, 개발한 솔루션을 고객 현장에 직접 설치·시운전·안정화하여 실제 환경에서의 신뢰성까지 확보했습니다. 또한 수술 내비게이션에서는 스테레오 카메라 기반 광학 트래킹과 3D 좌표계 정합(ICP·PCA·CLPSO)으로 약 0.2mm의 통합 오차를 3년 이상의 정부과제를 통해 달성했으며, 특허 3건과 SCI(e) 논문 1편, ACCAS 2022 발표, 대한의료로봇학회 우수논문상 및 의료메타버스학회 우수포스터상을 거두었습니다.</w:t>
+              <w:t>가장 대표적인 실적은 현재 진행 중인 무인지게차 비전 인식 모듈입니다. SAM3, DUSt3R와 같은 Foundation Model과 Roboflow 기반 커스텀 학습 모델을 자사 파이프라인에 통합하여 초기 정렬 인식을 약 500~700ms 수준으로 구현했고, 직접 어노테이션으로 개발했을 경우 대비 1개월 이상의 개발 기간과 비용을 절감했습니다. 이 모든 과정을 AI 코딩 에이전트를 중심으로 진행하여 Foundation Model 검토부터 프로토타이핑·자동화 도구 제작까지의 속도를 비약적으로 단축한 것이 핵심 동력이었으며, 개발한 솔루션을 고객 현장에 직접 설치·시운전·안정화하여 실제 환경에서의 신뢰성까지 확보했습니다. 또한 수술 내비게이션에서는 스테레오 카메라 기반 광학 트래킹과 3D 좌표계 정합(ICP·PCA·CLPSO)으로 약 0.2mm의 통합 오차를 3년 이상의 정부과제를 통해 달성했으며, 특허 3건과 SCI(e) 논문 1편, ACCAS 2022 발표, 대한의료로봇학회 우수논문상 및 의료메타버스학회 우수포스터상을 거두었습니다.</w:t>
               <w:br/>
               <w:br/>
-              <w:t>입사 후에는 첫째 ROS2 및 DDS 기반 비전 소프트웨어 아키텍처 설계에 기여하고, 둘째 카메라 인터페이스와 캘리브레이션, 영상 파이프라인을 최적화하며, 셋째 Foundation Model과 VLM의 인지 결과를 3차원 좌표로 변환하는 모듈을 고도화하고, 넷째 비주얼 서보잉과 오차 보정 피드백을 통해 실시간 객체 추적의 정밀도와 강건성을 높이겠습니다. 또한 개발한 비전 시스템을 현장 설치와 시운전, 안정화까지 책임지며 실제 운영 환경에서 안정적으로 동작하도록 만들겠습니다.</w:t>
+              <w:t>입사 후에는 첫째 ROS2 및 DDS 기반 비전 소프트웨어 아키텍처 설계에 기여하고, 둘째 카메라 인터페이스와 캘리브레이션, 영상 파이프라인을 최적화하며, 셋째 Foundation Model과 VLM의 인지 결과를 3차원 좌표로 변환하는 모듈을 고도화하고, 넷째 비주얼 서보잉과 오차 보정 피드백을 통해 실시간 객체 추적의 정밀도와 강건성을 높이겠습니다. 이 모든 과정에 AI 코딩 에이전트 기반의 개발 방식을 적극 도입해 저뿐 아니라 팀 전체의 개발 속도를 함께 끌어올리고, 개발한 비전 시스템을 현장 설치와 시운전, 안정화까지 책임지며 실제 운영 환경에서 안정적으로 동작하도록 만들겠습니다.</w:t>
               <w:br/>
               <w:br/>
               <w:t>부족한 임베디드(Linux 카메라 드라이버)와 VLM 영역은 사내 협업과 자기주도 학습, 그리고 AI 에이전트를 활용한 빠른 학습으로 신속히 보완하여, 맡은 비전 시스템을 끝까지 책임지고 사용자가 신뢰할 수 있는 결과로 완성하는 책임급 엔지니어로서 에스원의 로봇 사업 성장에 기여하겠습니다.</w:t>

--- a/docs/(에스원) 입사지원서(이력서)_로봇비전개발_김진민.docx
+++ b/docs/(에스원) 입사지원서(이력서)_로봇비전개발_김진민.docx
@@ -4918,7 +4918,7 @@
               <w:br/>
               <w:t>■ [현장 설치·시운전·운영] 무인지게차 솔루션을 고객 현장에 직접 설치·배치하고, 현장 조명·공간·팔레트 조건에 맞춰 카메라·센서 캘리브레이션과 파라미터 튜닝, 시운전(commissioning)·안정화, 운영자 교육·현장 트러블슈팅까지 수행 — 개발부터 납품·운영까지 전 주기를 책임진 경험.</w:t>
               <w:br/>
-              <w:t>■ [AI 에이전트 기반 개발 — 핵심 역량] Claude Code 등 AI 코딩 에이전트를 개발의 중심 도구로 삼아 비전 파이프라인 프로토타이핑·알고리즘 실험부터 코드 생성·리팩터링·디버깅, 자동화 도구 제작, 문서화·테스트까지 전 과정을 가속. 혼자서도 여러 모듈을 빠르게 구현·검증해 개발 생산성을 비약적으로 끌어올렸고, AI 에이전트 기반 워크플로를 팀 내에 전파. Git 기반 브랜치 전략·코드리뷰·이슈 트래킹으로 협업.</w:t>
+              <w:t>■ [AI 에이전트 기반 개발 — 핵심 역량] AI 코딩 에이전트(Claude Code 등)를 단순히 쓰는 데 그치지 않고 직접 ‘구성·개발’해 활용함. ① 반복 워크플로를 커스텀 Skill·슬래시 커맨드로 제작해 자동화, ② MCP 서버를 연동해 사내 도구·이슈/문서 시스템을 에이전트에 통합, ③ CLAUDE.md 등 원칙·컨텍스트 문서를 작성해 에이전트가 일관되고 재현 가능하게 동작하도록 설계, ④ 계획 우선(plan-first)으로 작업 단계를 먼저 정의하고 산출물을 검증하는 루프를 운용. 이를 통해 혼자서도 여러 모듈을 빠르게 구현·검증하고, 정립한 AI 워크플로를 팀에 전파함. Git 기반 브랜치 전략·코드리뷰·이슈 트래킹으로 협업.</w:t>
             </w:r>
           </w:p>
         </w:tc>
@@ -6415,7 +6415,7 @@
               <w:t>지금까지 의료와 산업을 아우르는 다양한 비전 과제를 수행하며 폭넓은 경험을 쌓았지만, 이제는 한 분야에 집중하여 전문성을 한층 더 깊이 발전시키고자 하는 마음이 큽니다. 특히 고정된 시야의 감시를 넘어 스스로 이동하며 판단하는 지능형 로봇으로 비전 기술이 진화하는 흐름 속에서, 대규모로 양산되는 플랫폼 위에 비전 시스템을 처음부터 끝까지 책임지고 고도화하는 일은 변화를 앞장서 이끌고 싶은 제 지향과 정확히 일치합니다. 에스원은 그러한 규모와 깊이를 모두 경험할 수 있는 최적의 환경이라 판단했습니다.</w:t>
               <w:br/>
               <w:br/>
-              <w:t>무엇보다 저는 AI 코딩 에이전트를 개발의 중심에 두고 일하는 엔지니어입니다. Claude Code와 같은 에이전트로 아이디어를 즉시 프로토타이핑하고 반복 실험과 자동화로 개발 속도를 배가해 왔으며, 이러한 일하는 방식이 곧 저의 가장 큰 경쟁력이라 생각합니다. 입사 후에는 이 생산성을 비주얼 서보잉·Foundation Model 통합·카메라 캘리브레이션·3D 좌표 변환 경험과 결합하여 로봇 비전 파이프라인의 인식 정확도와 실시간성, 현장 강건성을 빠르게 끌어올리겠습니다. 나아가 개발에 그치지 않고 현장 설치와 시운전, 안정화까지 책임지며, 사용자가 안심하고 믿을 수 있는 시스템을 끝까지 완성하는 책임급 엔지니어로 성장하겠습니다.</w:t>
+              <w:t>무엇보다 저는 AI 코딩 에이전트를 직접 구성·개발해 개발의 중심에 두고 일하는 엔지니어입니다. 아이디어를 즉시 프로토타이핑하고 반복 작업을 자동화해 개발 속도를 배가해 왔으며, 이러한 일하는 방식이 곧 저의 가장 큰 경쟁력이라 생각합니다. 입사 후에는 이 생산성을 비주얼 서보잉·Foundation Model 통합·카메라 캘리브레이션·3D 좌표 변환 경험과 결합하여 로봇 비전 파이프라인의 인식 정확도와 실시간성, 현장 강건성을 빠르게 끌어올리겠습니다. 나아가 개발에 그치지 않고 현장 설치와 시운전, 안정화까지 책임지며, 사용자가 안심하고 믿을 수 있는 시스템을 끝까지 완성하는 책임급 엔지니어로 성장하겠습니다.</w:t>
             </w:r>
           </w:p>
         </w:tc>
@@ -6541,7 +6541,7 @@
               <w:t>㈜디지트랙에서는 연구가 실제 제품과 현장으로 이어지는 전 과정을 경험했습니다. 고정밀 스테레오 카메라와 광학 트래킹·수술 내비게이션을 개발해 0.2mm급 정밀도를 구현했고, 최근에는 무인지게차의 비전 객체탐지와 비주얼 서보잉을 맡아 인식 모듈을 실시간 제어와 결합해 왔습니다. 또한 개발한 솔루션을 고객 현장에 직접 설치하고, 현장 조건에 맞춘 카메라·센서 캘리브레이션과 시운전·안정화, 운영자 교육까지 수행하며 개발실의 결과물이 실제 환경에서 신뢰성 있게 동작하도록 끝까지 책임지는 경험을 쌓았습니다.</w:t>
               <w:br/>
               <w:br/>
-              <w:t>이처럼 ‘카메라로 본 2차원 영상을 정밀한 3차원 좌표로 옮기고, 그 위에서 실시간으로 제어한다’는 주제가 학부 시절부터 지금까지 제 커리어를 일관되게 관통합니다. 그리고 저를 가장 잘 설명하는 또 하나의 정체성은 ‘AI 에이전트를 개발의 중심에 두고 누구보다 적극적으로 활용하는 엔지니어’라는 점입니다. Claude Code와 같은 AI 코딩 에이전트를 단순 보조 도구가 아니라 핵심 동력으로 삼아, 프로토타이핑부터 리팩터링·자동화·문서화까지 전 과정을 가속하며 한 사람이 낼 수 있는 산출의 한계를 끊임없이 넓혀 왔습니다. 탄탄한 수학적 기반과 시스템 통합 능력에 이러한 AI 활용 생산성과 Git 기반 협업이 더해질 때, 저는 누구보다 빠르게 배우고 만들며 변화에 앞장서는 엔지니어가 된다고 믿습니다.</w:t>
+              <w:t>이처럼 ‘카메라로 본 2차원 영상을 정밀한 3차원 좌표로 옮기고, 그 위에서 실시간으로 제어한다’는 주제가 학부 시절부터 지금까지 제 커리어를 일관되게 관통합니다. 그리고 저를 가장 잘 설명하는 또 하나의 정체성은 ‘AI 에이전트를 직접 구성해 일하는 엔지니어’라는 점입니다. 저는 에이전트를 단순 보조 도구로 쓰지 않고, 반복 작업을 커스텀 Skill로 자동화하고 MCP로 사내 도구·데이터를 연결하며, CLAUDE.md 같은 원칙·컨텍스트 문서로 에이전트가 일관되게 동작하도록 ‘판을 설계’합니다. 작업은 늘 계획을 먼저 세우고(plan-first) 산출물을 검증하는 원칙을 지키되, 아이디어가 떠오르면 즉시 프로토타이핑해 빠르게 실험합니다. 원칙을 세워 체계적으로 자동화하면서도 실행은 빠른 이 방식이, 한 사람이 낼 수 있는 산출의 한계를 끊임없이 넓혀 온 저의 가장 큰 경쟁력입니다.</w:t>
             </w:r>
           </w:p>
         </w:tc>
@@ -6657,7 +6657,7 @@
               <w:t>가장 대표적인 실적은 현재 진행 중인 무인지게차 비전 인식 모듈입니다. SAM3, DUSt3R와 같은 Foundation Model과 Roboflow 기반 커스텀 학습 모델을 자사 파이프라인에 통합하여 초기 정렬 인식을 약 500~700ms 수준으로 구현했고, 직접 어노테이션으로 개발했을 경우 대비 1개월 이상의 개발 기간과 비용을 절감했습니다. 이 모든 과정을 AI 코딩 에이전트를 중심으로 진행하여 Foundation Model 검토부터 프로토타이핑·자동화 도구 제작까지의 속도를 비약적으로 단축한 것이 핵심 동력이었으며, 개발한 솔루션을 고객 현장에 직접 설치·시운전·안정화하여 실제 환경에서의 신뢰성까지 확보했습니다. 또한 수술 내비게이션에서는 스테레오 카메라 기반 광학 트래킹과 3D 좌표계 정합(ICP·PCA·CLPSO)으로 약 0.2mm의 통합 오차를 3년 이상의 정부과제를 통해 달성했으며, 특허 3건과 SCI(e) 논문 1편, ACCAS 2022 발표, 대한의료로봇학회 우수논문상 및 의료메타버스학회 우수포스터상을 거두었습니다.</w:t>
               <w:br/>
               <w:br/>
-              <w:t>입사 후에는 첫째 ROS2 및 DDS 기반 비전 소프트웨어 아키텍처 설계에 기여하고, 둘째 카메라 인터페이스와 캘리브레이션, 영상 파이프라인을 최적화하며, 셋째 Foundation Model과 VLM의 인지 결과를 3차원 좌표로 변환하는 모듈을 고도화하고, 넷째 비주얼 서보잉과 오차 보정 피드백을 통해 실시간 객체 추적의 정밀도와 강건성을 높이겠습니다. 이 모든 과정에 AI 코딩 에이전트 기반의 개발 방식을 적극 도입해 저뿐 아니라 팀 전체의 개발 속도를 함께 끌어올리고, 개발한 비전 시스템을 현장 설치와 시운전, 안정화까지 책임지며 실제 운영 환경에서 안정적으로 동작하도록 만들겠습니다.</w:t>
+              <w:t>입사 후에는 첫째 ROS2 및 DDS 기반 비전 소프트웨어 아키텍처 설계에 기여하고, 둘째 카메라 인터페이스와 캘리브레이션, 영상 파이프라인을 최적화하며, 셋째 Foundation Model과 VLM의 인지 결과를 3차원 좌표로 변환하는 모듈을 고도화하고, 넷째 비주얼 서보잉과 오차 보정 피드백을 통해 실시간 객체 추적의 정밀도와 강건성을 높이겠습니다. 이 과정에 제가 정립한 AI 에이전트 기반 개발 방식을 도입해 저뿐 아니라 팀 전체의 개발 속도를 함께 끌어올리고, 개발한 비전 시스템을 현장 설치와 시운전, 안정화까지 책임지며 실제 운영 환경에서 안정적으로 동작하도록 만들겠습니다.</w:t>
               <w:br/>
               <w:br/>
               <w:t>부족한 임베디드(Linux 카메라 드라이버)와 VLM 영역은 사내 협업과 자기주도 학습, 그리고 AI 에이전트를 활용한 빠른 학습으로 신속히 보완하여, 맡은 비전 시스템을 끝까지 책임지고 사용자가 신뢰할 수 있는 결과로 완성하는 책임급 엔지니어로서 에스원의 로봇 사업 성장에 기여하겠습니다.</w:t>

--- a/docs/(에스원) 입사지원서(이력서)_로봇비전개발_김진민.docx
+++ b/docs/(에스원) 입사지원서(이력서)_로봇비전개발_김진민.docx
@@ -4906,6 +4906,8 @@
                 <w:sz w:val="24"/>
                 <w:szCs w:val="24"/>
               </w:rPr>
+              <w:t>■ 주요 프로젝트 — ① 무인지게차 비전·비주얼 서보잉(현재) ② 광학 트래킹·수술 내비게이션 ③ 로봇 SW 아키텍처(DDS·ROS2) ④ XR·스마트팩토리 시뮬레이션. 아래에 각 프로젝트 기여와 공통 역량(캘리브레이션·현장 운영·AI 에이전트 개발)을 정리합니다.</w:t>
+              <w:br/>
               <w:t>■ [무인지게차 비전·비주얼 서보잉] (현재) RGB-D 카메라 기반 객체탐지 및 오차 기반 피드백 비주얼 서보잉 제어 개발 — 초기 정렬·정밀 정렬 2단계 구조로 설계하고, 정밀 정렬은 경량 모델로 실시간 처리. Foundation Model(SAM3·DUSt3R) 및 Roboflow 커스텀 학습 모델을 자사 파이프라인에 통합하여 초기 정렬 인식 약 500~700ms 달성, 직접 어노테이션 대비 1개월 이상의 개발 기간·비용 절감. LiDAR·ToF 기반 장애물 인지 병행.</w:t>
               <w:br/>
               <w:t>■ [카메라 캘리브레이션·3D 좌표 변환] RGB 카메라 intrinsic 캘리브레이션 및 RGB–ToF extrinsic 정합을 직접 수행, 2D 인식 결과를 로봇·대상 좌표계로 변환하는 3D 좌표 변환 파이프라인 구축.</w:t>
@@ -4919,132 +4921,6 @@
               <w:t>■ [현장 설치·시운전·운영] 무인지게차 솔루션을 고객 현장에 직접 설치·배치하고, 현장 조명·공간·팔레트 조건에 맞춰 카메라·센서 캘리브레이션과 파라미터 튜닝, 시운전(commissioning)·안정화, 운영자 교육·현장 트러블슈팅까지 수행 — 개발부터 납품·운영까지 전 주기를 책임진 경험.</w:t>
               <w:br/>
               <w:t>■ [AI 에이전트 기반 개발 — 핵심 역량] AI 코딩 에이전트(Claude Code 등)를 단순히 쓰는 데 그치지 않고 직접 ‘구성·개발’해 활용함. ① 반복 워크플로를 커스텀 Skill·슬래시 커맨드로 제작해 자동화, ② MCP 서버를 연동해 사내 도구·이슈/문서 시스템을 에이전트에 통합, ③ CLAUDE.md 등 원칙·컨텍스트 문서를 작성해 에이전트가 일관되고 재현 가능하게 동작하도록 설계, ④ 계획 우선(plan-first)으로 작업 단계를 먼저 정의하고 산출물을 검증하는 루프를 운용. 이를 통해 혼자서도 여러 모듈을 빠르게 구현·검증하고, 정립한 AI 워크플로를 팀에 전파함. Git 기반 브랜치 전략·코드리뷰·이슈 트래킹으로 협업.</w:t>
-            </w:r>
-          </w:p>
-        </w:tc>
-      </w:tr>
-      <w:tr>
-        <w:tc>
-          <w:tcPr>
-            <w:tcW w:w="10490" w:type="dxa"/>
-            <w:gridSpan w:val="6"/>
-          </w:tcPr>
-          <w:p>
-            <w:pPr>
-              <w:pStyle w:val="a6"/>
-              <w:ind w:leftChars="0" w:left="0"/>
-              <w:rPr>
-                <w:rFonts w:asciiTheme="majorHAnsi" w:eastAsiaTheme="majorHAnsi" w:hAnsiTheme="majorHAnsi"/>
-                <w:sz w:val="24"/>
-                <w:szCs w:val="24"/>
-              </w:rPr>
-            </w:pPr>
-            <w:r>
-              <w:rPr>
-                <w:rFonts w:asciiTheme="majorHAnsi" w:eastAsiaTheme="majorHAnsi" w:hAnsiTheme="majorHAnsi" w:hint="eastAsia"/>
-                <w:sz w:val="24"/>
-                <w:szCs w:val="24"/>
-              </w:rPr>
-              <w:t xml:space="preserve">- </w:t>
-            </w:r>
-            <w:proofErr w:type="spellStart"/>
-            <w:r>
-              <w:rPr>
-                <w:rFonts w:asciiTheme="majorHAnsi" w:eastAsiaTheme="majorHAnsi" w:hAnsiTheme="majorHAnsi" w:hint="eastAsia"/>
-                <w:sz w:val="24"/>
-                <w:szCs w:val="24"/>
-              </w:rPr>
-              <w:t>의료·산업</w:t>
-            </w:r>
-            <w:proofErr w:type="spellEnd"/>
-            <w:r>
-              <w:rPr>
-                <w:rFonts w:asciiTheme="majorHAnsi" w:eastAsiaTheme="majorHAnsi" w:hAnsiTheme="majorHAnsi" w:hint="eastAsia"/>
-                <w:sz w:val="24"/>
-                <w:szCs w:val="24"/>
-              </w:rPr>
-              <w:t xml:space="preserve"> 비전, XR, 로봇 시뮬레이션 등 넓은 범위의 SI성 단기 과제를 수행하며 폭넓은 경험을 쌓았으나, 특정 분야의 전문성을 깊이 있게 심화하는 데에는 한계를 느낌. </w:t>
-            </w:r>
-          </w:p>
-          <w:p>
-            <w:pPr>
-              <w:pStyle w:val="a6"/>
-              <w:ind w:leftChars="0" w:left="0"/>
-              <w:rPr>
-                <w:rFonts w:asciiTheme="majorHAnsi" w:eastAsiaTheme="majorHAnsi" w:hAnsiTheme="majorHAnsi"/>
-                <w:sz w:val="24"/>
-                <w:szCs w:val="24"/>
-              </w:rPr>
-            </w:pPr>
-            <w:r>
-              <w:rPr>
-                <w:rFonts w:asciiTheme="majorHAnsi" w:eastAsiaTheme="majorHAnsi" w:hAnsiTheme="majorHAnsi" w:hint="eastAsia"/>
-                <w:sz w:val="24"/>
-                <w:szCs w:val="24"/>
-              </w:rPr>
-              <w:t xml:space="preserve">- </w:t>
-            </w:r>
-            <w:r>
-              <w:rPr>
-                <w:rFonts w:asciiTheme="majorHAnsi" w:eastAsiaTheme="majorHAnsi" w:hAnsiTheme="majorHAnsi" w:hint="eastAsia"/>
-                <w:sz w:val="24"/>
-                <w:szCs w:val="24"/>
-              </w:rPr>
-              <w:t>로봇 비전(</w:t>
-            </w:r>
-            <w:proofErr w:type="spellStart"/>
-            <w:r>
-              <w:rPr>
-                <w:rFonts w:asciiTheme="majorHAnsi" w:eastAsiaTheme="majorHAnsi" w:hAnsiTheme="majorHAnsi" w:hint="eastAsia"/>
-                <w:sz w:val="24"/>
-                <w:szCs w:val="24"/>
-              </w:rPr>
-              <w:t>객체탐지·비주얼</w:t>
-            </w:r>
-            <w:proofErr w:type="spellEnd"/>
-            <w:r>
-              <w:rPr>
-                <w:rFonts w:asciiTheme="majorHAnsi" w:eastAsiaTheme="majorHAnsi" w:hAnsiTheme="majorHAnsi" w:hint="eastAsia"/>
-                <w:sz w:val="24"/>
-                <w:szCs w:val="24"/>
-              </w:rPr>
-              <w:t xml:space="preserve"> </w:t>
-            </w:r>
-            <w:proofErr w:type="spellStart"/>
-            <w:r>
-              <w:rPr>
-                <w:rFonts w:asciiTheme="majorHAnsi" w:eastAsiaTheme="majorHAnsi" w:hAnsiTheme="majorHAnsi" w:hint="eastAsia"/>
-                <w:sz w:val="24"/>
-                <w:szCs w:val="24"/>
-              </w:rPr>
-              <w:t>서보잉</w:t>
-            </w:r>
-            <w:proofErr w:type="spellEnd"/>
-            <w:r>
-              <w:rPr>
-                <w:rFonts w:asciiTheme="majorHAnsi" w:eastAsiaTheme="majorHAnsi" w:hAnsiTheme="majorHAnsi" w:hint="eastAsia"/>
-                <w:sz w:val="24"/>
-                <w:szCs w:val="24"/>
-              </w:rPr>
-              <w:t xml:space="preserve">·3D 좌표 변환) 분야에 집중하여, </w:t>
-            </w:r>
-            <w:proofErr w:type="spellStart"/>
-            <w:r>
-              <w:rPr>
-                <w:rFonts w:asciiTheme="majorHAnsi" w:eastAsiaTheme="majorHAnsi" w:hAnsiTheme="majorHAnsi" w:hint="eastAsia"/>
-                <w:sz w:val="24"/>
-                <w:szCs w:val="24"/>
-              </w:rPr>
-              <w:t>대규모·양산형</w:t>
-            </w:r>
-            <w:proofErr w:type="spellEnd"/>
-            <w:r>
-              <w:rPr>
-                <w:rFonts w:asciiTheme="majorHAnsi" w:eastAsiaTheme="majorHAnsi" w:hAnsiTheme="majorHAnsi" w:hint="eastAsia"/>
-                <w:sz w:val="24"/>
-                <w:szCs w:val="24"/>
-              </w:rPr>
-              <w:t xml:space="preserve"> 로봇 플랫폼에서 비전 시스템을 end-to-end로 책임지며 전문성을 심화하고자 이직을 결심함.</w:t>
             </w:r>
           </w:p>
         </w:tc>
@@ -6410,10 +6286,18 @@
             </w:pPr>
             <w:r>
               <w:t>저는 현재 ㈜디지트랙에서 무인지게차의 비전 기반 객체탐지와 비주얼 서보잉을 개발하는 한편, 수술 내비게이션 분야에서 0.2mm급의 3차원 좌표 정합과 실시간 위치추적을 함께 담당하고 있습니다. 사람의 안전과 자산이 걸린 환경에서는 비전 시스템의 정밀도와 실시간성, 그리고 강건성이 곧 신뢰가 된다는 것을 현장에서 체득해 왔으며, 이는 에스원이 추구하는 가치와 맞닿아 있다고 생각합니다. 카메라로 인지한 2차원 정보를 정밀한 3차원 좌표로 변환하고 그 위에서 오차를 보정하며 실시간으로 로봇을 제어해 온 경험이, 실시간 객체 추적과 3D 좌표 변환을 요구하는 로봇 비전 직무에 곧바로 기여할 수 있다고 확신하여 지원하게 되었습니다.</w:t>
+            </w:r>
+            <w:r>
               <w:br/>
+            </w:r>
+            <w:r>
               <w:br/>
               <w:t>지금까지 의료와 산업을 아우르는 다양한 비전 과제를 수행하며 폭넓은 경험을 쌓았지만, 이제는 한 분야에 집중하여 전문성을 한층 더 깊이 발전시키고자 하는 마음이 큽니다. 특히 고정된 시야의 감시를 넘어 스스로 이동하며 판단하는 지능형 로봇으로 비전 기술이 진화하는 흐름 속에서, 대규모로 양산되는 플랫폼 위에 비전 시스템을 처음부터 끝까지 책임지고 고도화하는 일은 변화를 앞장서 이끌고 싶은 제 지향과 정확히 일치합니다. 에스원은 그러한 규모와 깊이를 모두 경험할 수 있는 최적의 환경이라 판단했습니다.</w:t>
+            </w:r>
+            <w:r>
               <w:br/>
+            </w:r>
+            <w:r>
               <w:br/>
               <w:t>무엇보다 저는 AI 코딩 에이전트를 직접 구성·개발해 개발의 중심에 두고 일하는 엔지니어입니다. 아이디어를 즉시 프로토타이핑하고 반복 작업을 자동화해 개발 속도를 배가해 왔으며, 이러한 일하는 방식이 곧 저의 가장 큰 경쟁력이라 생각합니다. 입사 후에는 이 생산성을 비주얼 서보잉·Foundation Model 통합·카메라 캘리브레이션·3D 좌표 변환 경험과 결합하여 로봇 비전 파이프라인의 인식 정확도와 실시간성, 현장 강건성을 빠르게 끌어올리겠습니다. 나아가 개발에 그치지 않고 현장 설치와 시운전, 안정화까지 책임지며, 사용자가 안심하고 믿을 수 있는 시스템을 끝까지 완성하는 책임급 엔지니어로 성장하겠습니다.</w:t>
             </w:r>
@@ -6532,16 +6416,16 @@
               </w:rPr>
             </w:pPr>
             <w:r>
-              <w:t>저는 ‘로봇이 세상을 어떻게 보고 움직이는가’에 매료되어 한 방향으로 꾸준히 길을 걸어왔습니다. 금오공과대학교 기계시스템공학과에서는 5절 링크 구조의 4족 보행 로봇을 직접 설계·제작하여 특허 출원과 공학 페어 수상을 이루었고, 학부 비전 연구실 활동을 통해 로봇과 영상처리의 기초 체력을 다졌습니다.</w:t>
+              <w:t>저는 ‘직접 만들어 세상에서 움직이게 한다’는 말로 스스로를 설명합니다. 학부 때 5절 링크 4족 보행 로봇을 직접 설계·제작해 제 손으로 걷게 만들었을 때의 희열이 출발점이었고(특허 출원·공학 페어 수상), 로봇이 스스로 보고 판단해 움직이게 만드는 그 즐거움이 지금까지 저를 로봇 비전 한 길로 이끌어 왔습니다.</w:t>
               <w:br/>
               <w:br/>
-              <w:t>이후 DGIST 로봇및기계전자공학 석사과정의 수술로봇·증강현실 연구실에서 의료 영상처리와 카메라 기하학, 골절 복원 최적화를 연구했습니다. 그 결과를 SCI(e) 국제 저널에 게재하고 ACCAS 2022 국제 학회에서 발표했으며, 대한의료로봇학회 우수논문상을 수상하는 등 비전·기하 분야의 수학적 기반과 연구 역량을 인정받았습니다.</w:t>
+              <w:t>첫째, 저는 영상기하와 3차원 좌표 변환의 ‘근본’을 직접 파고드는 엔지니어입니다. DGIST 석사과정에서 카메라 기하와 골절 복원 최적화를 연구해 SCI(e) 저널·국제학회(ACCAS 2022)에서 인정받았고, ㈜디지트랙에서는 ICP·PCA·CLPSO 기반 3D 좌표계 정합으로 통합 오차 0.2mm급 정밀도를 구현했습니다. 카메라 캘리브레이션과 2차원 인식을 3차원 좌표로 변환하는 일은 로봇 비전 직무의 한가운데에 있으며, 원리를 알기에 저는 현장의 조명·왜곡·노이즈 속에서도 쉽게 무너지지 않는 시스템을 만들 수 있습니다.</w:t>
               <w:br/>
               <w:br/>
-              <w:t>㈜디지트랙에서는 연구가 실제 제품과 현장으로 이어지는 전 과정을 경험했습니다. 고정밀 스테레오 카메라와 광학 트래킹·수술 내비게이션을 개발해 0.2mm급 정밀도를 구현했고, 최근에는 무인지게차의 비전 객체탐지와 비주얼 서보잉을 맡아 인식 모듈을 실시간 제어와 결합해 왔습니다. 또한 개발한 솔루션을 고객 현장에 직접 설치하고, 현장 조건에 맞춘 카메라·센서 캘리브레이션과 시운전·안정화, 운영자 교육까지 수행하며 개발실의 결과물이 실제 환경에서 신뢰성 있게 동작하도록 끝까지 책임지는 경험을 쌓았습니다.</w:t>
+              <w:t>둘째, 저는 연구실의 결과를 양산 제품과 현장에서 실제로 ‘작동’시켜 끝까지 책임지는 사람입니다. 무인지게차의 비전 객체탐지와 비주얼 서보잉을 산업용 팬리스 PC에 올려 양산에 적용했고, 솔루션을 고객 현장에 직접 설치해 현장 조건에 맞춘 카메라·센서 캘리브레이션과 시운전·안정화, 운영자 교육까지 수행했습니다. 개발실에서 되는 것과 현장에서 사람이 믿고 쓰는 것은 다른 일임을 체득했기에, 비전 시스템을 처음부터 끝까지 책임지는 책임급의 역할에 자신이 있습니다.</w:t>
               <w:br/>
               <w:br/>
-              <w:t>이처럼 ‘카메라로 본 2차원 영상을 정밀한 3차원 좌표로 옮기고, 그 위에서 실시간으로 제어한다’는 주제가 학부 시절부터 지금까지 제 커리어를 일관되게 관통합니다. 그리고 저를 가장 잘 설명하는 또 하나의 정체성은 ‘AI 에이전트를 직접 구성해 일하는 엔지니어’라는 점입니다. 저는 에이전트를 단순 보조 도구로 쓰지 않고, 반복 작업을 커스텀 Skill로 자동화하고 MCP로 사내 도구·데이터를 연결하며, CLAUDE.md 같은 원칙·컨텍스트 문서로 에이전트가 일관되게 동작하도록 ‘판을 설계’합니다. 작업은 늘 계획을 먼저 세우고(plan-first) 산출물을 검증하는 원칙을 지키되, 아이디어가 떠오르면 즉시 프로토타이핑해 빠르게 실험합니다. 원칙을 세워 체계적으로 자동화하면서도 실행은 빠른 이 방식이, 한 사람이 낼 수 있는 산출의 한계를 끊임없이 넓혀 온 저의 가장 큰 경쟁력입니다.</w:t>
+              <w:t>셋째, 저는 로봇만이 아니라 ‘일하는 방식’ 자체도 직접 만드는 사람입니다. 학부 때 로봇을 손수 만들었듯, 지금은 AI 코딩 에이전트를 직접 구성해 개발의 중심에 둡니다. 반복 작업은 커스텀 Skill로 자동화하고, MCP로 사내 도구·데이터를 연결하며, CLAUDE.md 같은 원칙·컨텍스트 문서로 에이전트가 일관되게 동작할 ‘판’을 설계합니다. 늘 계획을 먼저 세우되(plan-first) 산출물을 검증하고, 아이디어는 즉시 프로토타이핑해 빠르게 실험하며, 이 방식을 팀에 전파해 함께 속도를 끌어올립니다. 근본을 파고드는 깊이, 현장까지 책임지는 끈기, 더 나은 방식을 직접 만들어 앞장서는 태도 — 이 세 가지가 곧 저이며, 모두 양산 로봇 플랫폼에서 비전 시스템을 책임지는 직무에 곧바로 쓰일 강점입니다.</w:t>
             </w:r>
           </w:p>
         </w:tc>
@@ -6655,10 +6539,18 @@
             </w:pPr>
             <w:r>
               <w:t>가장 대표적인 실적은 현재 진행 중인 무인지게차 비전 인식 모듈입니다. SAM3, DUSt3R와 같은 Foundation Model과 Roboflow 기반 커스텀 학습 모델을 자사 파이프라인에 통합하여 초기 정렬 인식을 약 500~700ms 수준으로 구현했고, 직접 어노테이션으로 개발했을 경우 대비 1개월 이상의 개발 기간과 비용을 절감했습니다. 이 모든 과정을 AI 코딩 에이전트를 중심으로 진행하여 Foundation Model 검토부터 프로토타이핑·자동화 도구 제작까지의 속도를 비약적으로 단축한 것이 핵심 동력이었으며, 개발한 솔루션을 고객 현장에 직접 설치·시운전·안정화하여 실제 환경에서의 신뢰성까지 확보했습니다. 또한 수술 내비게이션에서는 스테레오 카메라 기반 광학 트래킹과 3D 좌표계 정합(ICP·PCA·CLPSO)으로 약 0.2mm의 통합 오차를 3년 이상의 정부과제를 통해 달성했으며, 특허 3건과 SCI(e) 논문 1편, ACCAS 2022 발표, 대한의료로봇학회 우수논문상 및 의료메타버스학회 우수포스터상을 거두었습니다.</w:t>
+            </w:r>
+            <w:r>
               <w:br/>
+            </w:r>
+            <w:r>
               <w:br/>
               <w:t>입사 후에는 첫째 ROS2 및 DDS 기반 비전 소프트웨어 아키텍처 설계에 기여하고, 둘째 카메라 인터페이스와 캘리브레이션, 영상 파이프라인을 최적화하며, 셋째 Foundation Model과 VLM의 인지 결과를 3차원 좌표로 변환하는 모듈을 고도화하고, 넷째 비주얼 서보잉과 오차 보정 피드백을 통해 실시간 객체 추적의 정밀도와 강건성을 높이겠습니다. 이 과정에 제가 정립한 AI 에이전트 기반 개발 방식을 도입해 저뿐 아니라 팀 전체의 개발 속도를 함께 끌어올리고, 개발한 비전 시스템을 현장 설치와 시운전, 안정화까지 책임지며 실제 운영 환경에서 안정적으로 동작하도록 만들겠습니다.</w:t>
+            </w:r>
+            <w:r>
               <w:br/>
+            </w:r>
+            <w:r>
               <w:br/>
               <w:t>부족한 임베디드(Linux 카메라 드라이버)와 VLM 영역은 사내 협업과 자기주도 학습, 그리고 AI 에이전트를 활용한 빠른 학습으로 신속히 보완하여, 맡은 비전 시스템을 끝까지 책임지고 사용자가 신뢰할 수 있는 결과로 완성하는 책임급 엔지니어로서 에스원의 로봇 사업 성장에 기여하겠습니다.</w:t>
             </w:r>

--- a/docs/(에스원) 입사지원서(이력서)_로봇비전개발_김진민.docx
+++ b/docs/(에스원) 입사지원서(이력서)_로봇비전개발_김진민.docx
@@ -3580,7 +3580,7 @@
               <w:rPr>
                 <w:rFonts w:asciiTheme="majorHAnsi" w:eastAsiaTheme="majorHAnsi" w:hAnsiTheme="majorHAnsi" w:hint="eastAsia"/>
               </w:rPr>
-              <w:t>자연</w:t>
+              <w:t>-</w:t>
             </w:r>
           </w:p>
         </w:tc>
@@ -4325,7 +4325,7 @@
               <w:spacing w:line="240" w:lineRule="auto"/>
               <w:jc w:val="center"/>
               <w:rPr>
-                <w:rFonts w:asciiTheme="majorHAnsi" w:eastAsiaTheme="majorHAnsi" w:hAnsiTheme="majorHAnsi"/>
+                <w:rFonts w:asciiTheme="majorHAnsi" w:eastAsiaTheme="majorHAnsi" w:hAnsiTheme="majorHAnsi" w:hint="eastAsia"/>
                 <w:sz w:val="22"/>
                 <w:szCs w:val="22"/>
               </w:rPr>
@@ -4364,19 +4364,32 @@
             </w:r>
             <w:proofErr w:type="spellEnd"/>
             <w:r>
-              <w:t xml:space="preserve"> /</w:t>
+              <w:t xml:space="preserve"> </w:t>
+            </w:r>
+            <w:r>
+              <w:rPr>
+                <w:rFonts w:hint="eastAsia"/>
+              </w:rPr>
+              <w:t>/</w:t>
             </w:r>
             <w:proofErr w:type="gramEnd"/>
             <w:r>
-              <w:t xml:space="preserve"> </w:t>
-            </w:r>
-            <w:proofErr w:type="spellStart"/>
-            <w:r>
-              <w:t>스마트팩토리</w:t>
-            </w:r>
-            <w:proofErr w:type="spellEnd"/>
-            <w:r>
-              <w:t xml:space="preserve"> 시뮬레이션</w:t>
+              <w:rPr>
+                <w:rFonts w:hint="eastAsia"/>
+              </w:rPr>
+              <w:t xml:space="preserve"> AGV 실증 현장 </w:t>
+            </w:r>
+            <w:r>
+              <w:rPr>
+                <w:rFonts w:hint="eastAsia"/>
+              </w:rPr>
+              <w:t xml:space="preserve">셋업 및 </w:t>
+            </w:r>
+            <w:r>
+              <w:rPr>
+                <w:rFonts w:hint="eastAsia"/>
+              </w:rPr>
+              <w:t>오퍼레이션</w:t>
             </w:r>
           </w:p>
         </w:tc>
@@ -4429,14 +4442,6 @@
                 <w:szCs w:val="22"/>
               </w:rPr>
               <w:t>3년</w:t>
-            </w:r>
-            <w:r>
-              <w:rPr>
-                <w:rFonts w:asciiTheme="majorHAnsi" w:eastAsiaTheme="majorHAnsi" w:hAnsiTheme="majorHAnsi" w:hint="eastAsia"/>
-                <w:sz w:val="22"/>
-                <w:szCs w:val="22"/>
-              </w:rPr>
-              <w:t>+</w:t>
             </w:r>
           </w:p>
         </w:tc>
@@ -4906,22 +4911,36 @@
                 <w:sz w:val="24"/>
                 <w:szCs w:val="24"/>
               </w:rPr>
-              <w:t>■ 주요 프로젝트 — ① 무인지게차 비전·비주얼 서보잉(현재) ② 광학 트래킹·수술 내비게이션 ③ 로봇 SW 아키텍처(DDS·ROS2) ④ XR·스마트팩토리 시뮬레이션. 아래에 각 프로젝트 기여와 공통 역량(캘리브레이션·현장 운영·AI 에이전트 개발)을 정리합니다.</w:t>
+              <w:t>■ [무인지게차 비전·비주얼 서보잉] (현재) RGB-D 카메라 기반 객체탐지 및 오차 기반 피드백 비주얼 서보잉 제어 개발 — 초기 정렬·정밀 정렬 2단계 구조로 설계하고, 정밀 정렬은 경량 모델로 실시간 처리. Foundation Model(SAM3·DUSt3R) 및 Roboflow 커스텀 학습 모델을 자사 파이프라인에 통합하여 초기 정렬 인식 약 500~700ms 달성, 직접 어노테이션 대비 1개월 이상의 개발 기간·비용 절감. LiDAR·ToF 기반 장애물 인지 병행.</w:t>
               <w:br/>
-              <w:t>■ [무인지게차 비전·비주얼 서보잉] (현재) RGB-D 카메라 기반 객체탐지 및 오차 기반 피드백 비주얼 서보잉 제어 개발 — 초기 정렬·정밀 정렬 2단계 구조로 설계하고, 정밀 정렬은 경량 모델로 실시간 처리. Foundation Model(SAM3·DUSt3R) 및 Roboflow 커스텀 학습 모델을 자사 파이프라인에 통합하여 초기 정렬 인식 약 500~700ms 달성, 직접 어노테이션 대비 1개월 이상의 개발 기간·비용 절감. LiDAR·ToF 기반 장애물 인지 병행.</w:t>
               <w:br/>
               <w:t>■ [카메라 캘리브레이션·3D 좌표 변환] RGB 카메라 intrinsic 캘리브레이션 및 RGB–ToF extrinsic 정합을 직접 수행, 2D 인식 결과를 로봇·대상 좌표계로 변환하는 3D 좌표 변환 파이프라인 구축.</w:t>
               <w:br/>
-              <w:t>■ [고정밀 광학 트래킹·수술 내비게이션] 스테레오 카메라 기반 광학 트래킹과 3D 좌표계 정합(ICP·PCA·CLPSO)·실시간 위치추적으로 통합오차 약 0.2mm 달성(3년 이상 정부과제 수행). 관련 특허 3건(스테레오 카메라 2축 구동 장치 / 좌표계 정합 / 위치추적).</w:t>
+              <w:br/>
+              <w:t>■ [고정밀 광학 트래킹·수술 내비게이션] 수술 내비게이션 SW를 단독으로 개발하며, 스테레오 카메라 기반 광학 트래킹과 3D 좌표계 정합(ICP·PCA·CLPSO)·실시간 위치추적으로 통합오차 약 0.2mm 달성(3년 이상 정부과제 수행). 관련 특허 3건(스테레오 카메라 2축 구동 장치 / 좌표계 정합 / 위치추적).</w:t>
+              <w:br/>
               <w:br/>
               <w:t>■ [로봇 SW 아키텍처] Isaac Sim·ROS2 기반 방사능 제염 디지털트윈 시뮬레이터 개발(ROS2 사용 경험 보유). 현 직장에서는 ROS2 구조를 모사한 DDS 분산 미들웨어와 trajectory_follower 등 로봇 서비스를 C/C++로 직접 설계·구현하여 산업용 팬리스 PC 환경에 양산 적용.</w:t>
               <w:br/>
+              <w:br/>
               <w:t>■ [XR 인터페이스·시뮬레이션] HoloLens·Meta Quest·Galaxy XR 기반 수술 내비게이션 XR 인터페이스 및 스마트팩토리(AGV·AMR·로봇팔·드론) 시뮬레이션 자동화 개발.</w:t>
               <w:br/>
-              <w:t>■ [현장 설치·시운전·운영] 무인지게차 솔루션을 고객 현장에 직접 설치·배치하고, 현장 조명·공간·팔레트 조건에 맞춰 카메라·센서 캘리브레이션과 파라미터 튜닝, 시운전(commissioning)·안정화, 운영자 교육·현장 트러블슈팅까지 수행 — 개발부터 납품·운영까지 전 주기를 책임진 경험.</w:t>
               <w:br/>
-              <w:t>■ [AI 에이전트 기반 개발 — 핵심 역량] AI 코딩 에이전트(Claude Code 등)를 단순히 쓰는 데 그치지 않고 직접 ‘구성·개발’해 활용함. ① 반복 워크플로를 커스텀 Skill·슬래시 커맨드로 제작해 자동화, ② MCP 서버를 연동해 사내 도구·이슈/문서 시스템을 에이전트에 통합, ③ CLAUDE.md 등 원칙·컨텍스트 문서를 작성해 에이전트가 일관되고 재현 가능하게 동작하도록 설계, ④ 계획 우선(plan-first)으로 작업 단계를 먼저 정의하고 산출물을 검증하는 루프를 운용. 이를 통해 혼자서도 여러 모듈을 빠르게 구현·검증하고, 정립한 AI 워크플로를 팀에 전파함. Git 기반 브랜치 전략·코드리뷰·이슈 트래킹으로 협업.</w:t>
-            </w:r>
+              <w:t>■ [현장 설치·시운전·운영] 무인지게차 솔루션을 고객 현장에 직접 설치·배치하고, 현장 조명·공간·팔레트 조건에 맞춰 카메라·센서 캘리브레이션과 파라미터 튜닝, 시운전·안정화, 운영자 교육·현장 트러블슈팅까지 수행.</w:t>
+              <w:br/>
+              <w:br/>
+              <w:t>■ [AI 에이전트 기반 개발] AI 코딩 에이전트(Claude Code 등)를 직접 구성·개발해 활용 — 반복 워크플로를 커스텀 Skill·슬래시 커맨드로 자동화, MCP 서버로 사내 도구·이슈/문서 시스템 연동, CLAUDE.md 원칙·컨텍스트 문서로 일관·재현성 확보, 계획 우선·검증 루프 운용. 혼자서도 여러 모듈을 빠르게 구현·검증하고 정립한 워크플로를 팀에 전파. Git 기반 브랜치·코드리뷰·이슈 트래킹 협업.</w:t>
+            </w:r>
+            <w:proofErr w:type="spellStart"/>
+            <w:proofErr w:type="spellEnd"/>
+            <w:proofErr w:type="spellStart"/>
+            <w:proofErr w:type="spellEnd"/>
+            <w:proofErr w:type="spellStart"/>
+            <w:proofErr w:type="spellEnd"/>
+            <w:proofErr w:type="spellStart"/>
+            <w:proofErr w:type="spellEnd"/>
+            <w:proofErr w:type="spellStart"/>
+            <w:proofErr w:type="spellEnd"/>
           </w:p>
         </w:tc>
       </w:tr>
@@ -6276,6 +6295,7 @@
           </w:tcPr>
           <w:p>
             <w:pPr>
+              <w:ind w:firstLineChars="200" w:firstLine="400"/>
               <w:textAlignment w:val="baseline"/>
               <w:rPr>
                 <w:rFonts w:asciiTheme="majorHAnsi" w:eastAsiaTheme="majorHAnsi" w:hAnsiTheme="majorHAnsi" w:cs="굴림"/>
@@ -6285,22 +6305,19 @@
               </w:rPr>
             </w:pPr>
             <w:r>
-              <w:t>저는 현재 ㈜디지트랙에서 무인지게차의 비전 기반 객체탐지와 비주얼 서보잉을 개발하는 한편, 수술 내비게이션 분야에서 0.2mm급의 3차원 좌표 정합과 실시간 위치추적을 함께 담당하고 있습니다. 사람의 안전과 자산이 걸린 환경에서는 비전 시스템의 정밀도와 실시간성, 그리고 강건성이 곧 신뢰가 된다는 것을 현장에서 체득해 왔으며, 이는 에스원이 추구하는 가치와 맞닿아 있다고 생각합니다. 카메라로 인지한 2차원 정보를 정밀한 3차원 좌표로 변환하고 그 위에서 오차를 보정하며 실시간으로 로봇을 제어해 온 경험이, 실시간 객체 추적과 3D 좌표 변환을 요구하는 로봇 비전 직무에 곧바로 기여할 수 있다고 확신하여 지원하게 되었습니다.</w:t>
-            </w:r>
-            <w:r>
+              <w:t>지난 3년간 의료와 산업을 넘나드는 다양한 비전 과제를 맡으며 한 가지를 분명히 알게 되었습니다. 저는 여러 분야를 폭넓게 훑을 때보다, 하나의 시스템을 깊이 파고들어 끝까지 책임질 때 가장 큰 성취를 느끼는 사람입니다. 다만 그동안의 과제들은 대체로 짧은 호흡의 단기 프로젝트였기에, 이제는 더 큰 규모의 무대에서 비전 시스템을 처음부터 끝까지 책임지며 전문성을 깊이 쌓고 싶다는 갈증이 큽니다.</w:t>
               <w:br/>
-            </w:r>
-            <w:r>
               <w:br/>
-              <w:t>지금까지 의료와 산업을 아우르는 다양한 비전 과제를 수행하며 폭넓은 경험을 쌓았지만, 이제는 한 분야에 집중하여 전문성을 한층 더 깊이 발전시키고자 하는 마음이 큽니다. 특히 고정된 시야의 감시를 넘어 스스로 이동하며 판단하는 지능형 로봇으로 비전 기술이 진화하는 흐름 속에서, 대규모로 양산되는 플랫폼 위에 비전 시스템을 처음부터 끝까지 책임지고 고도화하는 일은 변화를 앞장서 이끌고 싶은 제 지향과 정확히 일치합니다. 에스원은 그러한 규모와 깊이를 모두 경험할 수 있는 최적의 환경이라 판단했습니다.</w:t>
-            </w:r>
-            <w:r>
-              <w:br/>
-            </w:r>
-            <w:r>
-              <w:br/>
-              <w:t>무엇보다 저는 AI 코딩 에이전트를 직접 구성·개발해 개발의 중심에 두고 일하는 엔지니어입니다. 아이디어를 즉시 프로토타이핑하고 반복 작업을 자동화해 개발 속도를 배가해 왔으며, 이러한 일하는 방식이 곧 저의 가장 큰 경쟁력이라 생각합니다. 입사 후에는 이 생산성을 비주얼 서보잉·Foundation Model 통합·카메라 캘리브레이션·3D 좌표 변환 경험과 결합하여 로봇 비전 파이프라인의 인식 정확도와 실시간성, 현장 강건성을 빠르게 끌어올리겠습니다. 나아가 개발에 그치지 않고 현장 설치와 시운전, 안정화까지 책임지며, 사용자가 안심하고 믿을 수 있는 시스템을 끝까지 완성하는 책임급 엔지니어로 성장하겠습니다.</w:t>
-            </w:r>
+              <w:t>에스원은 그 갈증을 풀 수 있는 최적의 무대라고 판단했습니다. 단발성 과제가 아니라 대규모로 양산되어 실제 사용자에게 닿는 로봇 플랫폼 위에서, 비전 시스템의 인식과 제어를 오래 붙들고 고도화할 수 있는 환경이기 때문입니다. 저는 이곳에서 한 분야의 깊이를 제대로 쌓아, 맡은 비전 시스템을 끝까지 책임지는 책임급 엔지니어로 성장하고자 지원했습니다.</w:t>
+            </w:r>
+            <w:proofErr w:type="spellStart"/>
+            <w:proofErr w:type="spellEnd"/>
+            <w:proofErr w:type="spellStart"/>
+            <w:proofErr w:type="spellEnd"/>
+            <w:proofErr w:type="spellStart"/>
+            <w:proofErr w:type="spellEnd"/>
+            <w:proofErr w:type="spellStart"/>
+            <w:proofErr w:type="spellEnd"/>
           </w:p>
         </w:tc>
       </w:tr>
@@ -6409,24 +6426,26 @@
             <w:pPr>
               <w:pStyle w:val="a7"/>
               <w:spacing w:line="240" w:lineRule="auto"/>
-              <w:rPr>
-                <w:rFonts w:asciiTheme="majorHAnsi" w:eastAsiaTheme="majorHAnsi" w:hAnsiTheme="majorHAnsi"/>
-                <w:sz w:val="22"/>
-                <w:szCs w:val="22"/>
-              </w:rPr>
-            </w:pPr>
-            <w:r>
-              <w:t>저는 ‘직접 만들어 세상에서 움직이게 한다’는 말로 스스로를 설명합니다. 학부 때 5절 링크 4족 보행 로봇을 직접 설계·제작해 제 손으로 걷게 만들었을 때의 희열이 출발점이었고(특허 출원·공학 페어 수상), 로봇이 스스로 보고 판단해 움직이게 만드는 그 즐거움이 지금까지 저를 로봇 비전 한 길로 이끌어 왔습니다.</w:t>
+              <w:ind w:firstLineChars="100" w:firstLine="200"/>
+              <w:rPr>
+                <w:rFonts w:hint="eastAsia"/>
+              </w:rPr>
+            </w:pPr>
+            <w:r>
+              <w:t>저는 무언가를 직접 만들어 제 손으로 작동시킬 때 가장 살아있음을 느끼는 사람입니다. 학부 시절 누가 시키지도 않았는데 5절 링크 구조의 4족 보행 로봇을 직접 설계하고 깎아 만들어 끝내 걷게 했을 때의 짜릿함을 아직 기억합니다. 머릿속 아이디어가 실제로 움직이는 물체가 되는 그 순간이 좋아서, 저는 늘 ‘쓰는 사람’보다 ‘만드는 사람’ 쪽에 서 왔습니다.</w:t>
               <w:br/>
               <w:br/>
-              <w:t>첫째, 저는 영상기하와 3차원 좌표 변환의 ‘근본’을 직접 파고드는 엔지니어입니다. DGIST 석사과정에서 카메라 기하와 골절 복원 최적화를 연구해 SCI(e) 저널·국제학회(ACCAS 2022)에서 인정받았고, ㈜디지트랙에서는 ICP·PCA·CLPSO 기반 3D 좌표계 정합으로 통합 오차 0.2mm급 정밀도를 구현했습니다. 카메라 캘리브레이션과 2차원 인식을 3차원 좌표로 변환하는 일은 로봇 비전 직무의 한가운데에 있으며, 원리를 알기에 저는 현장의 조명·왜곡·노이즈 속에서도 쉽게 무너지지 않는 시스템을 만들 수 있습니다.</w:t>
+              <w:t>그 기질은 지금 일하는 방식에도 그대로 드러납니다. 저는 주어진 도구를 그대로 쓰기보다 제가 일할 환경과 도구 자체를 직접 설계해 만드는 편입니다. 최근에는 AI 코딩 에이전트마저 단순한 보조 도구가 아니라 제 손으로 빚는 대상으로 삼아, 제가 세운 원칙대로 에이전트가 일관되게 일하고 반복 업무를 스스로 처리하도록 판을 짜 두었습니다. 덕분에 한 사람이 낼 수 있는 산출의 한계를 꾸준히 넓혀 왔고, 이렇게 만든 방식을 동료들과 나누는 일에서도 즐거움을 느낍니다.</w:t>
               <w:br/>
               <w:br/>
-              <w:t>둘째, 저는 연구실의 결과를 양산 제품과 현장에서 실제로 ‘작동’시켜 끝까지 책임지는 사람입니다. 무인지게차의 비전 객체탐지와 비주얼 서보잉을 산업용 팬리스 PC에 올려 양산에 적용했고, 솔루션을 고객 현장에 직접 설치해 현장 조건에 맞춘 카메라·센서 캘리브레이션과 시운전·안정화, 운영자 교육까지 수행했습니다. 개발실에서 되는 것과 현장에서 사람이 믿고 쓰는 것은 다른 일임을 체득했기에, 비전 시스템을 처음부터 끝까지 책임지는 책임급의 역할에 자신이 있습니다.</w:t>
-              <w:br/>
-              <w:br/>
-              <w:t>셋째, 저는 로봇만이 아니라 ‘일하는 방식’ 자체도 직접 만드는 사람입니다. 학부 때 로봇을 손수 만들었듯, 지금은 AI 코딩 에이전트를 직접 구성해 개발의 중심에 둡니다. 반복 작업은 커스텀 Skill로 자동화하고, MCP로 사내 도구·데이터를 연결하며, CLAUDE.md 같은 원칙·컨텍스트 문서로 에이전트가 일관되게 동작할 ‘판’을 설계합니다. 늘 계획을 먼저 세우되(plan-first) 산출물을 검증하고, 아이디어는 즉시 프로토타이핑해 빠르게 실험하며, 이 방식을 팀에 전파해 함께 속도를 끌어올립니다. 근본을 파고드는 깊이, 현장까지 책임지는 끈기, 더 나은 방식을 직접 만들어 앞장서는 태도 — 이 세 가지가 곧 저이며, 모두 양산 로봇 플랫폼에서 비전 시스템을 책임지는 직무에 곧바로 쓰일 강점입니다.</w:t>
-            </w:r>
+              <w:t>새로운 문제를 만나면 저는 먼저 ‘이걸 어떻게 직접 만들어 작동시킬까’를 떠올립니다. 만들고 싶어 깊이 파고들고, 만들었기에 끝까지 책임지는 이 태도가 로봇이 세상을 보고 스스로 움직이게 만드는 일에 저를 잘 맞는 사람으로 만들어 준다고 믿습니다.</w:t>
+            </w:r>
+            <w:proofErr w:type="spellStart"/>
+            <w:proofErr w:type="spellEnd"/>
+            <w:proofErr w:type="spellStart"/>
+            <w:proofErr w:type="spellEnd"/>
+            <w:proofErr w:type="spellStart"/>
+            <w:proofErr w:type="spellEnd"/>
           </w:p>
         </w:tc>
       </w:tr>
@@ -6538,22 +6557,15 @@
               </w:rPr>
             </w:pPr>
             <w:r>
-              <w:t>가장 대표적인 실적은 현재 진행 중인 무인지게차 비전 인식 모듈입니다. SAM3, DUSt3R와 같은 Foundation Model과 Roboflow 기반 커스텀 학습 모델을 자사 파이프라인에 통합하여 초기 정렬 인식을 약 500~700ms 수준으로 구현했고, 직접 어노테이션으로 개발했을 경우 대비 1개월 이상의 개발 기간과 비용을 절감했습니다. 이 모든 과정을 AI 코딩 에이전트를 중심으로 진행하여 Foundation Model 검토부터 프로토타이핑·자동화 도구 제작까지의 속도를 비약적으로 단축한 것이 핵심 동력이었으며, 개발한 솔루션을 고객 현장에 직접 설치·시운전·안정화하여 실제 환경에서의 신뢰성까지 확보했습니다. 또한 수술 내비게이션에서는 스테레오 카메라 기반 광학 트래킹과 3D 좌표계 정합(ICP·PCA·CLPSO)으로 약 0.2mm의 통합 오차를 3년 이상의 정부과제를 통해 달성했으며, 특허 3건과 SCI(e) 논문 1편, ACCAS 2022 발표, 대한의료로봇학회 우수논문상 및 의료메타버스학회 우수포스터상을 거두었습니다.</w:t>
-            </w:r>
-            <w:r>
+              <w:t>가장 대표적인 성과는 두 가지입니다. 첫째는 현재 진행 중인 무인지게차 비전 인식 모듈입니다. SAM3·DUSt3R 같은 Foundation Model과 커스텀 학습 모델을 자사 파이프라인에 통합해 초기 정렬 인식을 약 500~700ms로 구현했고, 직접 어노테이션 방식 대비 한 달 이상의 개발 기간을 단축했습니다. 나아가 이 솔루션을 고객 현장에 직접 설치·안정화해 개발실의 결과가 실제 운영 환경에서도 신뢰성 있게 동작하도록 끝까지 책임졌습니다. 둘째는 수술 내비게이션 분야로, 스테레오 카메라 기반 광학 트래킹으로 통합 오차 약 0.2mm의 정밀도를 3년 이상의 정부과제를 통해 달성했고 특허 출원 7건과 SCI(e) 논문, 국제 학회 발표, 학회 우수논문·우수포스터상으로 성과를 인정받았습니다.</w:t>
               <w:br/>
-            </w:r>
-            <w:r>
               <w:br/>
-              <w:t>입사 후에는 첫째 ROS2 및 DDS 기반 비전 소프트웨어 아키텍처 설계에 기여하고, 둘째 카메라 인터페이스와 캘리브레이션, 영상 파이프라인을 최적화하며, 셋째 Foundation Model과 VLM의 인지 결과를 3차원 좌표로 변환하는 모듈을 고도화하고, 넷째 비주얼 서보잉과 오차 보정 피드백을 통해 실시간 객체 추적의 정밀도와 강건성을 높이겠습니다. 이 과정에 제가 정립한 AI 에이전트 기반 개발 방식을 도입해 저뿐 아니라 팀 전체의 개발 속도를 함께 끌어올리고, 개발한 비전 시스템을 현장 설치와 시운전, 안정화까지 책임지며 실제 운영 환경에서 안정적으로 동작하도록 만들겠습니다.</w:t>
-            </w:r>
-            <w:r>
-              <w:br/>
-            </w:r>
-            <w:r>
-              <w:br/>
-              <w:t>부족한 임베디드(Linux 카메라 드라이버)와 VLM 영역은 사내 협업과 자기주도 학습, 그리고 AI 에이전트를 활용한 빠른 학습으로 신속히 보완하여, 맡은 비전 시스템을 끝까지 책임지고 사용자가 신뢰할 수 있는 결과로 완성하는 책임급 엔지니어로서 에스원의 로봇 사업 성장에 기여하겠습니다.</w:t>
-            </w:r>
+              <w:t>입사 후에는 이 두 갈래 — 빠르게 양산까지 끌고 간 실행력과 0.2mm를 다투던 정밀함 — 을 로봇 비전 플랫폼에 결합하고자 합니다. 비전 소프트웨어 아키텍처 설계에 기여하고, 카메라 입력부터 인식·좌표 변환·실시간 제어로 이어지는 파이프라인을 한층 정교하게 다듬겠습니다. 부족한 임베디드(Linux 카메라 드라이버)와 최신 인식 모델 영역은 빠른 학습으로 보완하여, 맡은 비전 시스템을 끝까지 책임지는 책임급 엔지니어로서 에스원의 로봇 사업에 기여하겠습니다.</w:t>
+            </w:r>
+            <w:proofErr w:type="spellStart"/>
+            <w:proofErr w:type="spellEnd"/>
+            <w:proofErr w:type="spellStart"/>
+            <w:proofErr w:type="spellEnd"/>
           </w:p>
         </w:tc>
       </w:tr>

--- a/docs/(에스원) 입사지원서(이력서)_로봇비전개발_김진민.docx
+++ b/docs/(에스원) 입사지원서(이력서)_로봇비전개발_김진민.docx
@@ -329,28 +329,13 @@
           <w:rFonts w:hint="eastAsia"/>
           <w:szCs w:val="20"/>
         </w:rPr>
-        <w:t xml:space="preserve">  - 수집 </w:t>
-      </w:r>
-      <w:proofErr w:type="gramStart"/>
-      <w:r>
-        <w:rPr>
-          <w:rFonts w:hint="eastAsia"/>
-          <w:szCs w:val="20"/>
-        </w:rPr>
-        <w:t xml:space="preserve">항목 </w:t>
-      </w:r>
-      <w:r>
-        <w:rPr>
-          <w:szCs w:val="20"/>
-        </w:rPr>
-        <w:t>:</w:t>
-      </w:r>
-      <w:proofErr w:type="gramEnd"/>
-      <w:r>
-        <w:rPr>
-          <w:szCs w:val="20"/>
-        </w:rPr>
-        <w:t xml:space="preserve"> </w:t>
+        <w:t xml:space="preserve">  - 수집 항목 </w:t>
+      </w:r>
+      <w:r>
+        <w:rPr>
+          <w:szCs w:val="20"/>
+        </w:rPr>
+        <w:t xml:space="preserve">: </w:t>
       </w:r>
       <w:r>
         <w:rPr>
@@ -716,28 +701,13 @@
           <w:rFonts w:hint="eastAsia"/>
           <w:szCs w:val="20"/>
         </w:rPr>
-        <w:t xml:space="preserve">- 수집 </w:t>
-      </w:r>
-      <w:proofErr w:type="gramStart"/>
-      <w:r>
-        <w:rPr>
-          <w:rFonts w:hint="eastAsia"/>
-          <w:szCs w:val="20"/>
-        </w:rPr>
-        <w:t xml:space="preserve">방법 </w:t>
-      </w:r>
-      <w:r>
-        <w:rPr>
-          <w:szCs w:val="20"/>
-        </w:rPr>
-        <w:t>:</w:t>
-      </w:r>
-      <w:proofErr w:type="gramEnd"/>
-      <w:r>
-        <w:rPr>
-          <w:szCs w:val="20"/>
-        </w:rPr>
-        <w:t xml:space="preserve"> </w:t>
+        <w:t xml:space="preserve">- 수집 방법 </w:t>
+      </w:r>
+      <w:r>
+        <w:rPr>
+          <w:szCs w:val="20"/>
+        </w:rPr>
+        <w:t xml:space="preserve">: </w:t>
       </w:r>
       <w:r>
         <w:rPr>
@@ -789,28 +759,13 @@
           <w:rFonts w:hint="eastAsia"/>
           <w:szCs w:val="20"/>
         </w:rPr>
-        <w:t xml:space="preserve">- 수집 및 이용 </w:t>
-      </w:r>
-      <w:proofErr w:type="gramStart"/>
-      <w:r>
-        <w:rPr>
-          <w:rFonts w:hint="eastAsia"/>
-          <w:szCs w:val="20"/>
-        </w:rPr>
-        <w:t xml:space="preserve">목적 </w:t>
-      </w:r>
-      <w:r>
-        <w:rPr>
-          <w:szCs w:val="20"/>
-        </w:rPr>
-        <w:t>:</w:t>
-      </w:r>
-      <w:proofErr w:type="gramEnd"/>
-      <w:r>
-        <w:rPr>
-          <w:szCs w:val="20"/>
-        </w:rPr>
-        <w:t xml:space="preserve"> </w:t>
+        <w:t xml:space="preserve">- 수집 및 이용 목적 </w:t>
+      </w:r>
+      <w:r>
+        <w:rPr>
+          <w:szCs w:val="20"/>
+        </w:rPr>
+        <w:t xml:space="preserve">: </w:t>
       </w:r>
       <w:r>
         <w:rPr>
@@ -842,28 +797,13 @@
           <w:rFonts w:hint="eastAsia"/>
           <w:szCs w:val="20"/>
         </w:rPr>
-        <w:t xml:space="preserve">보유 및 이용 </w:t>
-      </w:r>
-      <w:proofErr w:type="gramStart"/>
-      <w:r>
-        <w:rPr>
-          <w:rFonts w:hint="eastAsia"/>
-          <w:szCs w:val="20"/>
-        </w:rPr>
-        <w:t xml:space="preserve">기간 </w:t>
-      </w:r>
-      <w:r>
-        <w:rPr>
-          <w:szCs w:val="20"/>
-        </w:rPr>
-        <w:t>:</w:t>
-      </w:r>
-      <w:proofErr w:type="gramEnd"/>
-      <w:r>
-        <w:rPr>
-          <w:szCs w:val="20"/>
-        </w:rPr>
-        <w:t xml:space="preserve"> </w:t>
+        <w:t xml:space="preserve">보유 및 이용 기간 </w:t>
+      </w:r>
+      <w:r>
+        <w:rPr>
+          <w:szCs w:val="20"/>
+        </w:rPr>
+        <w:t xml:space="preserve">: </w:t>
       </w:r>
       <w:r>
         <w:rPr>
@@ -916,18 +856,8 @@
           <w:color w:val="0000FF"/>
           <w:szCs w:val="20"/>
         </w:rPr>
-        <w:t xml:space="preserve">*본인은 회사가 위와 같이 개인정보를 수집 및 이용하는 것을 충분히 이해하고 이에 동의합니다. </w:t>
-      </w:r>
-      <w:proofErr w:type="gramStart"/>
-      <w:r>
-        <w:rPr>
-          <w:rFonts w:hint="eastAsia"/>
-          <w:color w:val="0000FF"/>
-          <w:szCs w:val="20"/>
-        </w:rPr>
-        <w:t>(  예  )</w:t>
-      </w:r>
-      <w:proofErr w:type="gramEnd"/>
+        <w:t>*본인은 회사가 위와 같이 개인정보를 수집 및 이용하는 것을 충분히 이해하고 이에 동의합니다. (  예  )</w:t>
+      </w:r>
     </w:p>
     <w:p>
       <w:pPr>
@@ -963,15 +893,7 @@
           <w:rFonts w:hint="eastAsia"/>
           <w:szCs w:val="20"/>
         </w:rPr>
-        <w:t xml:space="preserve">개인 정보의 </w:t>
-      </w:r>
-      <w:proofErr w:type="gramStart"/>
-      <w:r>
-        <w:rPr>
-          <w:rFonts w:hint="eastAsia"/>
-          <w:szCs w:val="20"/>
-        </w:rPr>
-        <w:t xml:space="preserve">제 </w:t>
+        <w:t xml:space="preserve">개인 정보의 제 </w:t>
       </w:r>
       <w:r>
         <w:rPr>
@@ -979,7 +901,6 @@
         </w:rPr>
         <w:t>3</w:t>
       </w:r>
-      <w:proofErr w:type="gramEnd"/>
       <w:r>
         <w:rPr>
           <w:rFonts w:hint="eastAsia"/>
@@ -1099,28 +1020,13 @@
           <w:rFonts w:hint="eastAsia"/>
           <w:szCs w:val="20"/>
         </w:rPr>
-        <w:t xml:space="preserve">     - </w:t>
-      </w:r>
-      <w:proofErr w:type="gramStart"/>
-      <w:r>
-        <w:rPr>
-          <w:rFonts w:hint="eastAsia"/>
-          <w:szCs w:val="20"/>
-        </w:rPr>
-        <w:t xml:space="preserve">제공대상 </w:t>
-      </w:r>
-      <w:r>
-        <w:rPr>
-          <w:szCs w:val="20"/>
-        </w:rPr>
-        <w:t>:</w:t>
-      </w:r>
-      <w:proofErr w:type="gramEnd"/>
-      <w:r>
-        <w:rPr>
-          <w:szCs w:val="20"/>
-        </w:rPr>
-        <w:t xml:space="preserve"> </w:t>
+        <w:t xml:space="preserve">     - 제공대상 </w:t>
+      </w:r>
+      <w:r>
+        <w:rPr>
+          <w:szCs w:val="20"/>
+        </w:rPr>
+        <w:t xml:space="preserve">: </w:t>
       </w:r>
       <w:r>
         <w:rPr>
@@ -1152,28 +1058,13 @@
           <w:rFonts w:hint="eastAsia"/>
           <w:szCs w:val="20"/>
         </w:rPr>
-        <w:t xml:space="preserve">제공하는 </w:t>
-      </w:r>
-      <w:proofErr w:type="gramStart"/>
-      <w:r>
-        <w:rPr>
-          <w:rFonts w:hint="eastAsia"/>
-          <w:szCs w:val="20"/>
-        </w:rPr>
-        <w:t xml:space="preserve">개인정보 </w:t>
-      </w:r>
-      <w:r>
-        <w:rPr>
-          <w:szCs w:val="20"/>
-        </w:rPr>
-        <w:t>:</w:t>
-      </w:r>
-      <w:proofErr w:type="gramEnd"/>
-      <w:r>
-        <w:rPr>
-          <w:szCs w:val="20"/>
-        </w:rPr>
-        <w:t xml:space="preserve"> </w:t>
+        <w:t xml:space="preserve">제공하는 개인정보 </w:t>
+      </w:r>
+      <w:r>
+        <w:rPr>
+          <w:szCs w:val="20"/>
+        </w:rPr>
+        <w:t xml:space="preserve">: </w:t>
       </w:r>
       <w:r>
         <w:rPr>
@@ -1297,28 +1188,13 @@
           <w:rFonts w:hint="eastAsia"/>
           <w:szCs w:val="20"/>
         </w:rPr>
-        <w:t xml:space="preserve">개인정보 </w:t>
-      </w:r>
-      <w:proofErr w:type="gramStart"/>
-      <w:r>
-        <w:rPr>
-          <w:rFonts w:hint="eastAsia"/>
-          <w:szCs w:val="20"/>
-        </w:rPr>
-        <w:t xml:space="preserve">제공목적 </w:t>
-      </w:r>
-      <w:r>
-        <w:rPr>
-          <w:szCs w:val="20"/>
-        </w:rPr>
-        <w:t>:</w:t>
-      </w:r>
-      <w:proofErr w:type="gramEnd"/>
-      <w:r>
-        <w:rPr>
-          <w:szCs w:val="20"/>
-        </w:rPr>
-        <w:t xml:space="preserve"> </w:t>
+        <w:t xml:space="preserve">개인정보 제공목적 </w:t>
+      </w:r>
+      <w:r>
+        <w:rPr>
+          <w:szCs w:val="20"/>
+        </w:rPr>
+        <w:t xml:space="preserve">: </w:t>
       </w:r>
       <w:r>
         <w:rPr>
@@ -1344,17 +1220,8 @@
           <w:rFonts w:hint="eastAsia"/>
           <w:szCs w:val="20"/>
         </w:rPr>
-        <w:t xml:space="preserve">     - 개인정보 보유 및 </w:t>
-      </w:r>
-      <w:proofErr w:type="gramStart"/>
-      <w:r>
-        <w:rPr>
-          <w:rFonts w:hint="eastAsia"/>
-          <w:szCs w:val="20"/>
-        </w:rPr>
-        <w:t>이용기간 :</w:t>
-      </w:r>
-      <w:proofErr w:type="gramEnd"/>
+        <w:t xml:space="preserve">     - 개인정보 보유 및 이용기간 :</w:t>
+      </w:r>
       <w:r>
         <w:rPr>
           <w:szCs w:val="20"/>
@@ -1466,15 +1333,7 @@
           <w:rFonts w:hint="eastAsia"/>
           <w:szCs w:val="20"/>
         </w:rPr>
-        <w:t xml:space="preserve">    - </w:t>
-      </w:r>
-      <w:proofErr w:type="gramStart"/>
-      <w:r>
-        <w:rPr>
-          <w:rFonts w:hint="eastAsia"/>
-          <w:szCs w:val="20"/>
-        </w:rPr>
-        <w:t xml:space="preserve">제공대상 </w:t>
+        <w:t xml:space="preserve">    - 제공대상 </w:t>
       </w:r>
       <w:r>
         <w:rPr>
@@ -1482,7 +1341,6 @@
         </w:rPr>
         <w:t>:</w:t>
       </w:r>
-      <w:proofErr w:type="gramEnd"/>
       <w:r>
         <w:rPr>
           <w:rFonts w:hint="eastAsia"/>
@@ -1513,28 +1371,13 @@
           <w:rFonts w:hint="eastAsia"/>
           <w:szCs w:val="20"/>
         </w:rPr>
-        <w:t xml:space="preserve">제공하는 </w:t>
-      </w:r>
-      <w:proofErr w:type="gramStart"/>
-      <w:r>
-        <w:rPr>
-          <w:rFonts w:hint="eastAsia"/>
-          <w:szCs w:val="20"/>
-        </w:rPr>
-        <w:t xml:space="preserve">개인정보 </w:t>
-      </w:r>
-      <w:r>
-        <w:rPr>
-          <w:szCs w:val="20"/>
-        </w:rPr>
-        <w:t>:</w:t>
-      </w:r>
-      <w:proofErr w:type="gramEnd"/>
-      <w:r>
-        <w:rPr>
-          <w:szCs w:val="20"/>
-        </w:rPr>
-        <w:t xml:space="preserve"> </w:t>
+        <w:t xml:space="preserve">제공하는 개인정보 </w:t>
+      </w:r>
+      <w:r>
+        <w:rPr>
+          <w:szCs w:val="20"/>
+        </w:rPr>
+        <w:t xml:space="preserve">: </w:t>
       </w:r>
       <w:r>
         <w:rPr>
@@ -1662,28 +1505,13 @@
           <w:rFonts w:hint="eastAsia"/>
           <w:szCs w:val="20"/>
         </w:rPr>
-        <w:t xml:space="preserve">개인정보 </w:t>
-      </w:r>
-      <w:proofErr w:type="gramStart"/>
-      <w:r>
-        <w:rPr>
-          <w:rFonts w:hint="eastAsia"/>
-          <w:szCs w:val="20"/>
-        </w:rPr>
-        <w:t xml:space="preserve">제공목적 </w:t>
-      </w:r>
-      <w:r>
-        <w:rPr>
-          <w:szCs w:val="20"/>
-        </w:rPr>
-        <w:t>:</w:t>
-      </w:r>
-      <w:proofErr w:type="gramEnd"/>
-      <w:r>
-        <w:rPr>
-          <w:szCs w:val="20"/>
-        </w:rPr>
-        <w:t xml:space="preserve"> </w:t>
+        <w:t xml:space="preserve">개인정보 제공목적 </w:t>
+      </w:r>
+      <w:r>
+        <w:rPr>
+          <w:szCs w:val="20"/>
+        </w:rPr>
+        <w:t xml:space="preserve">: </w:t>
       </w:r>
       <w:r>
         <w:rPr>
@@ -1715,28 +1543,13 @@
           <w:rFonts w:hint="eastAsia"/>
           <w:szCs w:val="20"/>
         </w:rPr>
-        <w:t xml:space="preserve">개인정보 보유 및 </w:t>
-      </w:r>
-      <w:proofErr w:type="gramStart"/>
-      <w:r>
-        <w:rPr>
-          <w:rFonts w:hint="eastAsia"/>
-          <w:szCs w:val="20"/>
-        </w:rPr>
-        <w:t xml:space="preserve">이용기간 </w:t>
-      </w:r>
-      <w:r>
-        <w:rPr>
-          <w:szCs w:val="20"/>
-        </w:rPr>
-        <w:t>:</w:t>
-      </w:r>
-      <w:proofErr w:type="gramEnd"/>
-      <w:r>
-        <w:rPr>
-          <w:szCs w:val="20"/>
-        </w:rPr>
-        <w:t xml:space="preserve"> </w:t>
+        <w:t xml:space="preserve">개인정보 보유 및 이용기간 </w:t>
+      </w:r>
+      <w:r>
+        <w:rPr>
+          <w:szCs w:val="20"/>
+        </w:rPr>
+        <w:t xml:space="preserve">: </w:t>
       </w:r>
       <w:r>
         <w:rPr>
@@ -1809,61 +1622,7 @@
           <w:color w:val="0000FF"/>
           <w:szCs w:val="20"/>
         </w:rPr>
-        <w:t xml:space="preserve">* 본인은 회사가 위와 같이 개인정보를 </w:t>
-      </w:r>
-      <w:proofErr w:type="gramStart"/>
-      <w:r>
-        <w:rPr>
-          <w:rFonts w:hint="eastAsia"/>
-          <w:color w:val="0000FF"/>
-          <w:szCs w:val="20"/>
-        </w:rPr>
-        <w:t>제 3</w:t>
-      </w:r>
-      <w:proofErr w:type="gramEnd"/>
-      <w:r>
-        <w:rPr>
-          <w:rFonts w:hint="eastAsia"/>
-          <w:color w:val="0000FF"/>
-          <w:szCs w:val="20"/>
-        </w:rPr>
-        <w:t xml:space="preserve">자에게 제공하는 것을 충분히 이해하고 이에 </w:t>
-      </w:r>
-      <w:proofErr w:type="gramStart"/>
-      <w:r>
-        <w:rPr>
-          <w:rFonts w:hint="eastAsia"/>
-          <w:color w:val="0000FF"/>
-          <w:szCs w:val="20"/>
-        </w:rPr>
-        <w:t>동의합니다.(</w:t>
-      </w:r>
-      <w:proofErr w:type="gramEnd"/>
-      <w:r>
-        <w:rPr>
-          <w:rFonts w:hint="eastAsia"/>
-          <w:color w:val="0000FF"/>
-          <w:szCs w:val="20"/>
-        </w:rPr>
-        <w:t xml:space="preserve">  </w:t>
-      </w:r>
-      <w:proofErr w:type="gramStart"/>
-      <w:r>
-        <w:rPr>
-          <w:rFonts w:hint="eastAsia"/>
-          <w:color w:val="0000FF"/>
-          <w:szCs w:val="20"/>
-        </w:rPr>
-        <w:t>예  )</w:t>
-      </w:r>
-      <w:proofErr w:type="gramEnd"/>
-      <w:r>
-        <w:rPr>
-          <w:rFonts w:hint="eastAsia"/>
-          <w:color w:val="0000FF"/>
-          <w:szCs w:val="20"/>
-        </w:rPr>
-        <w:t xml:space="preserve"> </w:t>
+        <w:t xml:space="preserve">* 본인은 회사가 위와 같이 개인정보를 제 3자에게 제공하는 것을 충분히 이해하고 이에 동의합니다.(  예  ) </w:t>
       </w:r>
     </w:p>
     <w:p>
@@ -1898,67 +1657,7 @@
           <w:spacing w:val="-18"/>
           <w:szCs w:val="20"/>
         </w:rPr>
-        <w:t>2026</w:t>
-      </w:r>
-      <w:proofErr w:type="gramStart"/>
-      <w:r>
-        <w:rPr>
-          <w:rFonts w:hint="eastAsia"/>
-          <w:b/>
-          <w:spacing w:val="-18"/>
-          <w:szCs w:val="20"/>
-        </w:rPr>
-        <w:t>년  6월  13</w:t>
-      </w:r>
-      <w:proofErr w:type="gramEnd"/>
-      <w:r>
-        <w:rPr>
-          <w:rFonts w:hint="eastAsia"/>
-          <w:b/>
-          <w:spacing w:val="-18"/>
-          <w:szCs w:val="20"/>
-        </w:rPr>
-        <w:t xml:space="preserve">일                </w:t>
-      </w:r>
-      <w:proofErr w:type="gramStart"/>
-      <w:r>
-        <w:rPr>
-          <w:rFonts w:hint="eastAsia"/>
-          <w:b/>
-          <w:spacing w:val="-18"/>
-          <w:szCs w:val="20"/>
-        </w:rPr>
-        <w:t>성명 :</w:t>
-      </w:r>
-      <w:proofErr w:type="gramEnd"/>
-      <w:r>
-        <w:rPr>
-          <w:rFonts w:hint="eastAsia"/>
-          <w:b/>
-          <w:spacing w:val="-18"/>
-          <w:szCs w:val="20"/>
-        </w:rPr>
-        <w:t xml:space="preserve"> </w:t>
-      </w:r>
-      <w:proofErr w:type="gramStart"/>
-      <w:r>
-        <w:rPr>
-          <w:rFonts w:hint="eastAsia"/>
-          <w:b/>
-          <w:spacing w:val="-18"/>
-          <w:szCs w:val="20"/>
-        </w:rPr>
-        <w:t>김진민  (</w:t>
-      </w:r>
-      <w:proofErr w:type="gramEnd"/>
-      <w:r>
-        <w:rPr>
-          <w:rFonts w:hint="eastAsia"/>
-          <w:b/>
-          <w:spacing w:val="-18"/>
-          <w:szCs w:val="20"/>
-        </w:rPr>
-        <w:t>인)</w:t>
+        <w:t>2026년  6월  13일                성명 : 김진민  (인)</w:t>
       </w:r>
     </w:p>
     <w:p>
@@ -2948,30 +2647,14 @@
                 <w:rFonts w:asciiTheme="majorHAnsi" w:eastAsiaTheme="majorHAnsi" w:hAnsiTheme="majorHAnsi" w:hint="eastAsia"/>
                 <w:sz w:val="22"/>
               </w:rPr>
-              <w:t xml:space="preserve">일본어 회화 </w:t>
-            </w:r>
-            <w:proofErr w:type="gramStart"/>
-            <w:r>
-              <w:rPr>
-                <w:rFonts w:asciiTheme="majorHAnsi" w:eastAsiaTheme="majorHAnsi" w:hAnsiTheme="majorHAnsi" w:hint="eastAsia"/>
-                <w:sz w:val="22"/>
-              </w:rPr>
-              <w:t>중급</w:t>
-            </w:r>
-            <w:r>
-              <w:rPr>
-                <w:rFonts w:asciiTheme="majorHAnsi" w:eastAsiaTheme="majorHAnsi" w:hAnsiTheme="majorHAnsi" w:hint="eastAsia"/>
-                <w:sz w:val="22"/>
-              </w:rPr>
-              <w:t xml:space="preserve"> /</w:t>
-            </w:r>
-            <w:proofErr w:type="gramEnd"/>
-            <w:r>
-              <w:rPr>
-                <w:rFonts w:asciiTheme="majorHAnsi" w:eastAsiaTheme="majorHAnsi" w:hAnsiTheme="majorHAnsi" w:hint="eastAsia"/>
-                <w:sz w:val="22"/>
-              </w:rPr>
-              <w:t xml:space="preserve"> 영어 회화 중급</w:t>
+              <w:t>일본어 회화 중급</w:t>
+            </w:r>
+            <w:r>
+              <w:rPr>
+                <w:rFonts w:asciiTheme="majorHAnsi" w:eastAsiaTheme="majorHAnsi" w:hAnsiTheme="majorHAnsi" w:hint="eastAsia"/>
+                <w:sz w:val="22"/>
+              </w:rPr>
+              <w:t xml:space="preserve"> / 영어 회화 중급</w:t>
             </w:r>
           </w:p>
         </w:tc>
@@ -4325,7 +4008,7 @@
               <w:spacing w:line="240" w:lineRule="auto"/>
               <w:jc w:val="center"/>
               <w:rPr>
-                <w:rFonts w:asciiTheme="majorHAnsi" w:eastAsiaTheme="majorHAnsi" w:hAnsiTheme="majorHAnsi" w:hint="eastAsia"/>
+                <w:rFonts w:asciiTheme="majorHAnsi" w:eastAsiaTheme="majorHAnsi" w:hAnsiTheme="majorHAnsi"/>
                 <w:sz w:val="22"/>
                 <w:szCs w:val="22"/>
               </w:rPr>
@@ -4339,45 +4022,29 @@
             </w:r>
             <w:proofErr w:type="spellEnd"/>
             <w:r>
-              <w:t xml:space="preserve">·수술 내비게이션 </w:t>
-            </w:r>
-            <w:proofErr w:type="gramStart"/>
-            <w:r>
-              <w:t>SW /</w:t>
-            </w:r>
-            <w:proofErr w:type="gramEnd"/>
+              <w:t xml:space="preserve">·수술 내비게이션 SW / </w:t>
+            </w:r>
+            <w:proofErr w:type="spellStart"/>
+            <w:r>
+              <w:t>무인지게차</w:t>
+            </w:r>
+            <w:proofErr w:type="spellEnd"/>
+            <w:r>
+              <w:t xml:space="preserve"> 비전·비주얼 </w:t>
+            </w:r>
+            <w:proofErr w:type="spellStart"/>
+            <w:r>
+              <w:t>서보잉</w:t>
+            </w:r>
+            <w:proofErr w:type="spellEnd"/>
             <w:r>
               <w:t xml:space="preserve"> </w:t>
             </w:r>
-            <w:proofErr w:type="spellStart"/>
-            <w:r>
-              <w:t>무인지게차</w:t>
-            </w:r>
-            <w:proofErr w:type="spellEnd"/>
-            <w:r>
-              <w:t xml:space="preserve"> 비전·비주얼 </w:t>
-            </w:r>
-            <w:proofErr w:type="spellStart"/>
-            <w:proofErr w:type="gramStart"/>
-            <w:r>
-              <w:t>서보잉</w:t>
-            </w:r>
-            <w:proofErr w:type="spellEnd"/>
-            <w:r>
-              <w:t xml:space="preserve"> </w:t>
-            </w:r>
             <w:r>
               <w:rPr>
                 <w:rFonts w:hint="eastAsia"/>
               </w:rPr>
-              <w:t>/</w:t>
-            </w:r>
-            <w:proofErr w:type="gramEnd"/>
-            <w:r>
-              <w:rPr>
-                <w:rFonts w:hint="eastAsia"/>
-              </w:rPr>
-              <w:t xml:space="preserve"> AGV 실증 현장 </w:t>
+              <w:t xml:space="preserve">/ AGV 실증 현장 </w:t>
             </w:r>
             <w:r>
               <w:rPr>
@@ -4561,27 +4228,7 @@
           <w:sz w:val="32"/>
           <w:szCs w:val="32"/>
         </w:rPr>
-        <w:t xml:space="preserve">1. </w:t>
-      </w:r>
-      <w:proofErr w:type="gramStart"/>
-      <w:r>
-        <w:rPr>
-          <w:rFonts w:asciiTheme="majorHAnsi" w:eastAsiaTheme="majorHAnsi" w:hAnsiTheme="majorHAnsi" w:hint="eastAsia"/>
-          <w:b/>
-          <w:sz w:val="32"/>
-          <w:szCs w:val="32"/>
-        </w:rPr>
-        <w:t>회사명 :</w:t>
-      </w:r>
-      <w:proofErr w:type="gramEnd"/>
-      <w:r>
-        <w:rPr>
-          <w:rFonts w:asciiTheme="majorHAnsi" w:eastAsiaTheme="majorHAnsi" w:hAnsiTheme="majorHAnsi" w:hint="eastAsia"/>
-          <w:b/>
-          <w:sz w:val="32"/>
-          <w:szCs w:val="32"/>
-        </w:rPr>
-        <w:t xml:space="preserve"> ㈜</w:t>
+        <w:t>1. 회사명 : ㈜</w:t>
       </w:r>
       <w:proofErr w:type="spellStart"/>
       <w:r>
@@ -4912,35 +4559,118 @@
                 <w:szCs w:val="24"/>
               </w:rPr>
               <w:t>■ [무인지게차 비전·비주얼 서보잉] (현재) RGB-D 카메라 기반 객체탐지 및 오차 기반 피드백 비주얼 서보잉 제어 개발 — 초기 정렬·정밀 정렬 2단계 구조로 설계하고, 정밀 정렬은 경량 모델로 실시간 처리. Foundation Model(SAM3·DUSt3R) 및 Roboflow 커스텀 학습 모델을 자사 파이프라인에 통합하여 초기 정렬 인식 약 500~700ms 달성, 직접 어노테이션 대비 1개월 이상의 개발 기간·비용 절감. LiDAR·ToF 기반 장애물 인지 병행.</w:t>
+            </w:r>
+            <w:r>
+              <w:rPr>
+                <w:rFonts w:asciiTheme="majorHAnsi" w:eastAsiaTheme="majorHAnsi" w:hAnsiTheme="majorHAnsi" w:hint="eastAsia"/>
+                <w:sz w:val="24"/>
+                <w:szCs w:val="24"/>
+              </w:rPr>
               <w:br/>
+            </w:r>
+            <w:r>
+              <w:rPr>
+                <w:rFonts w:asciiTheme="majorHAnsi" w:eastAsiaTheme="majorHAnsi" w:hAnsiTheme="majorHAnsi" w:hint="eastAsia"/>
+                <w:sz w:val="24"/>
+                <w:szCs w:val="24"/>
+              </w:rPr>
               <w:br/>
               <w:t>■ [카메라 캘리브레이션·3D 좌표 변환] RGB 카메라 intrinsic 캘리브레이션 및 RGB–ToF extrinsic 정합을 직접 수행, 2D 인식 결과를 로봇·대상 좌표계로 변환하는 3D 좌표 변환 파이프라인 구축.</w:t>
+            </w:r>
+            <w:r>
+              <w:rPr>
+                <w:rFonts w:asciiTheme="majorHAnsi" w:eastAsiaTheme="majorHAnsi" w:hAnsiTheme="majorHAnsi" w:hint="eastAsia"/>
+                <w:sz w:val="24"/>
+                <w:szCs w:val="24"/>
+              </w:rPr>
               <w:br/>
+            </w:r>
+            <w:r>
+              <w:rPr>
+                <w:rFonts w:asciiTheme="majorHAnsi" w:eastAsiaTheme="majorHAnsi" w:hAnsiTheme="majorHAnsi" w:hint="eastAsia"/>
+                <w:sz w:val="24"/>
+                <w:szCs w:val="24"/>
+              </w:rPr>
               <w:br/>
               <w:t>■ [고정밀 광학 트래킹·수술 내비게이션] 수술 내비게이션 SW를 단독으로 개발하며, 스테레오 카메라 기반 광학 트래킹과 3D 좌표계 정합(ICP·PCA·CLPSO)·실시간 위치추적으로 통합오차 약 0.2mm 달성(3년 이상 정부과제 수행). 관련 특허 3건(스테레오 카메라 2축 구동 장치 / 좌표계 정합 / 위치추적).</w:t>
+            </w:r>
+            <w:r>
+              <w:rPr>
+                <w:rFonts w:asciiTheme="majorHAnsi" w:eastAsiaTheme="majorHAnsi" w:hAnsiTheme="majorHAnsi" w:hint="eastAsia"/>
+                <w:sz w:val="24"/>
+                <w:szCs w:val="24"/>
+              </w:rPr>
               <w:br/>
+            </w:r>
+            <w:r>
+              <w:rPr>
+                <w:rFonts w:asciiTheme="majorHAnsi" w:eastAsiaTheme="majorHAnsi" w:hAnsiTheme="majorHAnsi" w:hint="eastAsia"/>
+                <w:sz w:val="24"/>
+                <w:szCs w:val="24"/>
+              </w:rPr>
               <w:br/>
               <w:t>■ [로봇 SW 아키텍처] Isaac Sim·ROS2 기반 방사능 제염 디지털트윈 시뮬레이터 개발(ROS2 사용 경험 보유). 현 직장에서는 ROS2 구조를 모사한 DDS 분산 미들웨어와 trajectory_follower 등 로봇 서비스를 C/C++로 직접 설계·구현하여 산업용 팬리스 PC 환경에 양산 적용.</w:t>
+            </w:r>
+            <w:r>
+              <w:rPr>
+                <w:rFonts w:asciiTheme="majorHAnsi" w:eastAsiaTheme="majorHAnsi" w:hAnsiTheme="majorHAnsi" w:hint="eastAsia"/>
+                <w:sz w:val="24"/>
+                <w:szCs w:val="24"/>
+              </w:rPr>
               <w:br/>
+            </w:r>
+            <w:r>
+              <w:rPr>
+                <w:rFonts w:asciiTheme="majorHAnsi" w:eastAsiaTheme="majorHAnsi" w:hAnsiTheme="majorHAnsi" w:hint="eastAsia"/>
+                <w:sz w:val="24"/>
+                <w:szCs w:val="24"/>
+              </w:rPr>
               <w:br/>
               <w:t>■ [XR 인터페이스·시뮬레이션] HoloLens·Meta Quest·Galaxy XR 기반 수술 내비게이션 XR 인터페이스 및 스마트팩토리(AGV·AMR·로봇팔·드론) 시뮬레이션 자동화 개발.</w:t>
+            </w:r>
+            <w:r>
+              <w:rPr>
+                <w:rFonts w:asciiTheme="majorHAnsi" w:eastAsiaTheme="majorHAnsi" w:hAnsiTheme="majorHAnsi" w:hint="eastAsia"/>
+                <w:sz w:val="24"/>
+                <w:szCs w:val="24"/>
+              </w:rPr>
               <w:br/>
+            </w:r>
+            <w:r>
+              <w:rPr>
+                <w:rFonts w:asciiTheme="majorHAnsi" w:eastAsiaTheme="majorHAnsi" w:hAnsiTheme="majorHAnsi" w:hint="eastAsia"/>
+                <w:sz w:val="24"/>
+                <w:szCs w:val="24"/>
+              </w:rPr>
               <w:br/>
               <w:t>■ [현장 설치·시운전·운영] 무인지게차 솔루션을 고객 현장에 직접 설치·배치하고, 현장 조명·공간·팔레트 조건에 맞춰 카메라·센서 캘리브레이션과 파라미터 튜닝, 시운전·안정화, 운영자 교육·현장 트러블슈팅까지 수행.</w:t>
+            </w:r>
+            <w:r>
+              <w:rPr>
+                <w:rFonts w:asciiTheme="majorHAnsi" w:eastAsiaTheme="majorHAnsi" w:hAnsiTheme="majorHAnsi" w:hint="eastAsia"/>
+                <w:sz w:val="24"/>
+                <w:szCs w:val="24"/>
+              </w:rPr>
               <w:br/>
+            </w:r>
+            <w:r>
+              <w:rPr>
+                <w:rFonts w:asciiTheme="majorHAnsi" w:eastAsiaTheme="majorHAnsi" w:hAnsiTheme="majorHAnsi" w:hint="eastAsia"/>
+                <w:sz w:val="24"/>
+                <w:szCs w:val="24"/>
+              </w:rPr>
               <w:br/>
-              <w:t>■ [AI 에이전트 기반 개발] AI 코딩 에이전트(Claude Code 등)를 직접 구성·개발해 활용 — 반복 워크플로를 커스텀 Skill·슬래시 커맨드로 자동화, MCP 서버로 사내 도구·이슈/문서 시스템 연동, CLAUDE.md 원칙·컨텍스트 문서로 일관·재현성 확보, 계획 우선·검증 루프 운용. 혼자서도 여러 모듈을 빠르게 구현·검증하고 정립한 워크플로를 팀에 전파. Git 기반 브랜치·코드리뷰·이슈 트래킹 협업.</w:t>
-            </w:r>
-            <w:proofErr w:type="spellStart"/>
-            <w:proofErr w:type="spellEnd"/>
-            <w:proofErr w:type="spellStart"/>
-            <w:proofErr w:type="spellEnd"/>
-            <w:proofErr w:type="spellStart"/>
-            <w:proofErr w:type="spellEnd"/>
-            <w:proofErr w:type="spellStart"/>
-            <w:proofErr w:type="spellEnd"/>
-            <w:proofErr w:type="spellStart"/>
-            <w:proofErr w:type="spellEnd"/>
+              <w:t xml:space="preserve">■ [AI 에이전트 기반 개발] AI 코딩 에이전트(Claude Code 등)를 직접 구성·개발해 활용 — </w:t>
+            </w:r>
+            <w:r>
+              <w:rPr>
+                <w:rFonts w:asciiTheme="majorHAnsi" w:eastAsiaTheme="majorHAnsi" w:hAnsiTheme="majorHAnsi" w:hint="eastAsia"/>
+                <w:sz w:val="24"/>
+                <w:szCs w:val="24"/>
+              </w:rPr>
+              <w:lastRenderedPageBreak/>
+              <w:t>반복 워크플로를 커스텀 Skill·슬래시 커맨드로 자동화, MCP 서버로 사내 도구·이슈/문서 시스템 연동, CLAUDE.md 원칙·컨텍스트 문서로 일관·재현성 확보, 계획 우선·검증 루프 운용. 혼자서도 여러 모듈을 빠르게 구현·검증하고 정립한 워크플로를 팀에 전파. Git 기반 브랜치·코드리뷰·이슈 트래킹 협업.</w:t>
+            </w:r>
           </w:p>
         </w:tc>
       </w:tr>
@@ -6177,13 +5907,8 @@
                 <w:szCs w:val="22"/>
               </w:rPr>
             </w:pPr>
-            <w:proofErr w:type="gramStart"/>
-            <w:r>
-              <w:t>일본국제교류기금 /</w:t>
-            </w:r>
-            <w:proofErr w:type="gramEnd"/>
-            <w:r>
-              <w:t xml:space="preserve"> JEES</w:t>
+            <w:r>
+              <w:t>일본국제교류기금 / JEES</w:t>
             </w:r>
           </w:p>
         </w:tc>
@@ -6306,18 +6031,21 @@
             </w:pPr>
             <w:r>
               <w:t>지난 3년간 의료와 산업을 넘나드는 다양한 비전 과제를 맡으며 한 가지를 분명히 알게 되었습니다. 저는 여러 분야를 폭넓게 훑을 때보다, 하나의 시스템을 깊이 파고들어 끝까지 책임질 때 가장 큰 성취를 느끼는 사람입니다. 다만 그동안의 과제들은 대체로 짧은 호흡의 단기 프로젝트였기에, 이제는 더 큰 규모의 무대에서 비전 시스템을 처음부터 끝까지 책임지며 전문성을 깊이 쌓고 싶다는 갈증이 큽니다.</w:t>
-              <w:br/>
-              <w:br/>
-              <w:t>에스원은 그 갈증을 풀 수 있는 최적의 무대라고 판단했습니다. 단발성 과제가 아니라 대규모로 양산되어 실제 사용자에게 닿는 로봇 플랫폼 위에서, 비전 시스템의 인식과 제어를 오래 붙들고 고도화할 수 있는 환경이기 때문입니다. 저는 이곳에서 한 분야의 깊이를 제대로 쌓아, 맡은 비전 시스템을 끝까지 책임지는 책임급 엔지니어로 성장하고자 지원했습니다.</w:t>
+            </w:r>
+            <w:r>
+              <w:rPr>
+                <w:rFonts w:hint="eastAsia"/>
+              </w:rPr>
+              <w:t xml:space="preserve"> </w:t>
             </w:r>
             <w:proofErr w:type="spellStart"/>
+            <w:r>
+              <w:t>에스원은</w:t>
+            </w:r>
             <w:proofErr w:type="spellEnd"/>
-            <w:proofErr w:type="spellStart"/>
-            <w:proofErr w:type="spellEnd"/>
-            <w:proofErr w:type="spellStart"/>
-            <w:proofErr w:type="spellEnd"/>
-            <w:proofErr w:type="spellStart"/>
-            <w:proofErr w:type="spellEnd"/>
+            <w:r>
+              <w:t xml:space="preserve"> 그 갈증을 풀 수 있는 최적의 무대라고 판단했습니다. 단발성 과제가 아니라 대규모로 양산되어 실제 사용자에게 닿는 로봇 플랫폼 위에서, 비전 시스템의 인식과 제어를 오래 붙들고 고도화할 수 있는 환경이기 때문입니다. 저는 이곳에서 한 분야의 깊이를 제대로 쌓아, 맡은 비전 시스템을 끝까지 책임지는 책임급 엔지니어로 성장하고자 지원했습니다.</w:t>
+            </w:r>
           </w:p>
         </w:tc>
       </w:tr>
@@ -6427,25 +6155,43 @@
               <w:pStyle w:val="a7"/>
               <w:spacing w:line="240" w:lineRule="auto"/>
               <w:ind w:firstLineChars="100" w:firstLine="200"/>
+            </w:pPr>
+            <w:r>
+              <w:lastRenderedPageBreak/>
+              <w:t>저는 무언가를 직접 만들어 제 손으로 작동시킬 때 가장 살아있음을 느끼는 사람입니다. 학부 시절 5절 링크 구조의 4족 보행 로봇을 직접 설계하고 만들어 걷게 했을 때의 짜릿함을 아직 기억합니다. 머릿속 아이디어가 실제로 움직이는 물체가 되는 그 순간이 좋아서, 저는 늘 ‘쓰는 사람’보다 ‘만드는 사람’ 쪽에 서 왔습니다.</w:t>
+            </w:r>
+            <w:r>
+              <w:br/>
+            </w:r>
+            <w:r>
+              <w:br/>
+              <w:t>그 기질은 지금 일하는 방식에도 그대로 드러</w:t>
+            </w:r>
+            <w:r>
               <w:rPr>
                 <w:rFonts w:hint="eastAsia"/>
               </w:rPr>
-            </w:pPr>
-            <w:r>
-              <w:t>저는 무언가를 직접 만들어 제 손으로 작동시킬 때 가장 살아있음을 느끼는 사람입니다. 학부 시절 누가 시키지도 않았는데 5절 링크 구조의 4족 보행 로봇을 직접 설계하고 깎아 만들어 끝내 걷게 했을 때의 짜릿함을 아직 기억합니다. 머릿속 아이디어가 실제로 움직이는 물체가 되는 그 순간이 좋아서, 저는 늘 ‘쓰는 사람’보다 ‘만드는 사람’ 쪽에 서 왔습니다.</w:t>
+              <w:t xml:space="preserve">나, </w:t>
+            </w:r>
+            <w:r>
+              <w:t>주어진 도구를 그대로 쓰기보다 제가 일할 환경과 도구 자체를 직접 설계해 만드는 편입니다. 최근에는 AI 코딩 에이전트마저 단순한 보조 도구가 아니라 제 손으로 빚는 대상으로 삼아, 제가 세운 원칙대로 에이전트가 일관되게 일하고 반복 업무를 스스로 처리하도록 판을 짜 두었습니다. 덕분에 한 사람이 낼 수 있는 산출의 한계를 꾸준히 넓혀 왔고, 이렇게 만든 방식을 동료들과 나누는 일에서도 즐거움을 느낍니다.</w:t>
+            </w:r>
+            <w:r>
               <w:br/>
+            </w:r>
+            <w:r>
               <w:br/>
-              <w:t>그 기질은 지금 일하는 방식에도 그대로 드러납니다. 저는 주어진 도구를 그대로 쓰기보다 제가 일할 환경과 도구 자체를 직접 설계해 만드는 편입니다. 최근에는 AI 코딩 에이전트마저 단순한 보조 도구가 아니라 제 손으로 빚는 대상으로 삼아, 제가 세운 원칙대로 에이전트가 일관되게 일하고 반복 업무를 스스로 처리하도록 판을 짜 두었습니다. 덕분에 한 사람이 낼 수 있는 산출의 한계를 꾸준히 넓혀 왔고, 이렇게 만든 방식을 동료들과 나누는 일에서도 즐거움을 느낍니다.</w:t>
-              <w:br/>
-              <w:br/>
-              <w:t>새로운 문제를 만나면 저는 먼저 ‘이걸 어떻게 직접 만들어 작동시킬까’를 떠올립니다. 만들고 싶어 깊이 파고들고, 만들었기에 끝까지 책임지는 이 태도가 로봇이 세상을 보고 스스로 움직이게 만드는 일에 저를 잘 맞는 사람으로 만들어 준다고 믿습니다.</w:t>
-            </w:r>
-            <w:proofErr w:type="spellStart"/>
-            <w:proofErr w:type="spellEnd"/>
-            <w:proofErr w:type="spellStart"/>
-            <w:proofErr w:type="spellEnd"/>
-            <w:proofErr w:type="spellStart"/>
-            <w:proofErr w:type="spellEnd"/>
+              <w:t>새로운 문제를 만나면 저는 먼저 ‘이걸 어떻게 직접 만들어 작동시킬까’를 떠올립니다. 만들고 싶어 깊이 파고들고, 만들었기에 끝까지 책임지는 이 태도가 로봇이 세상을 보고 스스로 움직이게 만드는 일에 저를 잘 맞는 사람으로 만들어 준다고 믿</w:t>
+            </w:r>
+            <w:r>
+              <w:rPr>
+                <w:rFonts w:hint="eastAsia"/>
+              </w:rPr>
+              <w:t>고 있습</w:t>
+            </w:r>
+            <w:r>
+              <w:t>니다.</w:t>
+            </w:r>
           </w:p>
         </w:tc>
       </w:tr>
@@ -6557,13 +6303,11 @@
               </w:rPr>
             </w:pPr>
             <w:r>
-              <w:t>가장 대표적인 성과는 두 가지입니다. 첫째는 현재 진행 중인 무인지게차 비전 인식 모듈입니다. SAM3·DUSt3R 같은 Foundation Model과 커스텀 학습 모델을 자사 파이프라인에 통합해 초기 정렬 인식을 약 500~700ms로 구현했고, 직접 어노테이션 방식 대비 한 달 이상의 개발 기간을 단축했습니다. 나아가 이 솔루션을 고객 현장에 직접 설치·안정화해 개발실의 결과가 실제 운영 환경에서도 신뢰성 있게 동작하도록 끝까지 책임졌습니다. 둘째는 수술 내비게이션 분야로, 스테레오 카메라 기반 광학 트래킹으로 통합 오차 약 0.2mm의 정밀도를 3년 이상의 정부과제를 통해 달성했고 특허 출원 7건과 SCI(e) 논문, 국제 학회 발표, 학회 우수논문·우수포스터상으로 성과를 인정받았습니다.</w:t>
+              <w:t>가장 대표적인 성과는 두 가지입니다. 첫째는 현재 진행 중인 무인지게차 비전 인식 모듈입니다. SAM3·DUSt3R 같은 Foundation Model과 커스텀 학습 모델을 자사 파이프라인에 통합해 초기 정렬 인식을 구현했습니다. 이를 직접 어노테이션 방식 대비 한 달 이상의 개발 기간을 단축했습니다. 나아가 이 솔루션을 고객 현장에 직접 설치·안정화해 개발실의 결과가 실제 운영 환경에서도 신뢰성 있게 동작하도록 끝까지 책임졌습니다. 둘째는 수술 내비게이션 분야로, 스테레오 카메라 기반 광학 트래킹으로 통합 오차 약 0.2mm의 정밀도를 3년 이상의 정부과제를 통해 달성했고 특허 출원 7건과 SCI(e) 논문, 국제 학회 발표, 학회 우수논문·우수포스터상으로 성과를 인정받았습니다. 특히 의료 영상은 사람의 안전이 걸려 있어 산업 현장보다 더 높은 정밀도와 까다로운 조건을 요구합니다. 가장 엄격한 기준에서 비전 기술을 검증해 온 경험은 산업·로봇 분야로 확장하기가 오히려 수월하다고 믿으며, 저는 이 높은 기준을 로봇 비전에 그대로 가져가고자 합니다.</w:t>
               <w:br/>
               <w:br/>
-              <w:t>입사 후에는 이 두 갈래 — 빠르게 양산까지 끌고 간 실행력과 0.2mm를 다투던 정밀함 — 을 로봇 비전 플랫폼에 결합하고자 합니다. 비전 소프트웨어 아키텍처 설계에 기여하고, 카메라 입력부터 인식·좌표 변환·실시간 제어로 이어지는 파이프라인을 한층 정교하게 다듬겠습니다. 부족한 임베디드(Linux 카메라 드라이버)와 최신 인식 모델 영역은 빠른 학습으로 보완하여, 맡은 비전 시스템을 끝까지 책임지는 책임급 엔지니어로서 에스원의 로봇 사업에 기여하겠습니다.</w:t>
-            </w:r>
-            <w:proofErr w:type="spellStart"/>
-            <w:proofErr w:type="spellEnd"/>
+              <w:t>입사 후에는 이 두 갈래 — 빠르게 양산까지 끌고 간 실행력과 0.1mm를 다투던 정밀함 — 을 로봇 비전 플랫폼에 결합하고자 합니다. 비전 소프트웨어 아키텍처 설계에 기여하고, 카메라 입력부터 인식·좌표 변환·실시간 제어로 이어지는 파이프라인을 한층 정교하게 다듬겠습니다. 부족한 임베디드(Linux 카메라 드라이버)와 최신 인식 모델 영역은 빠른 학습으로 보완하여, 맡은 비전 시스템을 끝까지 책임지는 책임급 엔지니어로서 에스원의 로봇 사업에 기여하겠습니다.</w:t>
+            </w:r>
             <w:proofErr w:type="spellStart"/>
             <w:proofErr w:type="spellEnd"/>
           </w:p>

--- a/docs/(에스원) 입사지원서(이력서)_로봇비전개발_김진민.docx
+++ b/docs/(에스원) 입사지원서(이력서)_로봇비전개발_김진민.docx
@@ -329,13 +329,28 @@
           <w:rFonts w:hint="eastAsia"/>
           <w:szCs w:val="20"/>
         </w:rPr>
-        <w:t xml:space="preserve">  - 수집 항목 </w:t>
-      </w:r>
-      <w:r>
-        <w:rPr>
-          <w:szCs w:val="20"/>
-        </w:rPr>
-        <w:t xml:space="preserve">: </w:t>
+        <w:t xml:space="preserve">  - 수집 </w:t>
+      </w:r>
+      <w:proofErr w:type="gramStart"/>
+      <w:r>
+        <w:rPr>
+          <w:rFonts w:hint="eastAsia"/>
+          <w:szCs w:val="20"/>
+        </w:rPr>
+        <w:t xml:space="preserve">항목 </w:t>
+      </w:r>
+      <w:r>
+        <w:rPr>
+          <w:szCs w:val="20"/>
+        </w:rPr>
+        <w:t>:</w:t>
+      </w:r>
+      <w:proofErr w:type="gramEnd"/>
+      <w:r>
+        <w:rPr>
+          <w:szCs w:val="20"/>
+        </w:rPr>
+        <w:t xml:space="preserve"> </w:t>
       </w:r>
       <w:r>
         <w:rPr>
@@ -701,13 +716,28 @@
           <w:rFonts w:hint="eastAsia"/>
           <w:szCs w:val="20"/>
         </w:rPr>
-        <w:t xml:space="preserve">- 수집 방법 </w:t>
-      </w:r>
-      <w:r>
-        <w:rPr>
-          <w:szCs w:val="20"/>
-        </w:rPr>
-        <w:t xml:space="preserve">: </w:t>
+        <w:t xml:space="preserve">- 수집 </w:t>
+      </w:r>
+      <w:proofErr w:type="gramStart"/>
+      <w:r>
+        <w:rPr>
+          <w:rFonts w:hint="eastAsia"/>
+          <w:szCs w:val="20"/>
+        </w:rPr>
+        <w:t xml:space="preserve">방법 </w:t>
+      </w:r>
+      <w:r>
+        <w:rPr>
+          <w:szCs w:val="20"/>
+        </w:rPr>
+        <w:t>:</w:t>
+      </w:r>
+      <w:proofErr w:type="gramEnd"/>
+      <w:r>
+        <w:rPr>
+          <w:szCs w:val="20"/>
+        </w:rPr>
+        <w:t xml:space="preserve"> </w:t>
       </w:r>
       <w:r>
         <w:rPr>
@@ -759,13 +789,28 @@
           <w:rFonts w:hint="eastAsia"/>
           <w:szCs w:val="20"/>
         </w:rPr>
-        <w:t xml:space="preserve">- 수집 및 이용 목적 </w:t>
-      </w:r>
-      <w:r>
-        <w:rPr>
-          <w:szCs w:val="20"/>
-        </w:rPr>
-        <w:t xml:space="preserve">: </w:t>
+        <w:t xml:space="preserve">- 수집 및 이용 </w:t>
+      </w:r>
+      <w:proofErr w:type="gramStart"/>
+      <w:r>
+        <w:rPr>
+          <w:rFonts w:hint="eastAsia"/>
+          <w:szCs w:val="20"/>
+        </w:rPr>
+        <w:t xml:space="preserve">목적 </w:t>
+      </w:r>
+      <w:r>
+        <w:rPr>
+          <w:szCs w:val="20"/>
+        </w:rPr>
+        <w:t>:</w:t>
+      </w:r>
+      <w:proofErr w:type="gramEnd"/>
+      <w:r>
+        <w:rPr>
+          <w:szCs w:val="20"/>
+        </w:rPr>
+        <w:t xml:space="preserve"> </w:t>
       </w:r>
       <w:r>
         <w:rPr>
@@ -797,13 +842,28 @@
           <w:rFonts w:hint="eastAsia"/>
           <w:szCs w:val="20"/>
         </w:rPr>
-        <w:t xml:space="preserve">보유 및 이용 기간 </w:t>
-      </w:r>
-      <w:r>
-        <w:rPr>
-          <w:szCs w:val="20"/>
-        </w:rPr>
-        <w:t xml:space="preserve">: </w:t>
+        <w:t xml:space="preserve">보유 및 이용 </w:t>
+      </w:r>
+      <w:proofErr w:type="gramStart"/>
+      <w:r>
+        <w:rPr>
+          <w:rFonts w:hint="eastAsia"/>
+          <w:szCs w:val="20"/>
+        </w:rPr>
+        <w:t xml:space="preserve">기간 </w:t>
+      </w:r>
+      <w:r>
+        <w:rPr>
+          <w:szCs w:val="20"/>
+        </w:rPr>
+        <w:t>:</w:t>
+      </w:r>
+      <w:proofErr w:type="gramEnd"/>
+      <w:r>
+        <w:rPr>
+          <w:szCs w:val="20"/>
+        </w:rPr>
+        <w:t xml:space="preserve"> </w:t>
       </w:r>
       <w:r>
         <w:rPr>
@@ -856,8 +916,18 @@
           <w:color w:val="0000FF"/>
           <w:szCs w:val="20"/>
         </w:rPr>
-        <w:t>*본인은 회사가 위와 같이 개인정보를 수집 및 이용하는 것을 충분히 이해하고 이에 동의합니다. (  예  )</w:t>
-      </w:r>
+        <w:t xml:space="preserve">*본인은 회사가 위와 같이 개인정보를 수집 및 이용하는 것을 충분히 이해하고 이에 동의합니다. </w:t>
+      </w:r>
+      <w:proofErr w:type="gramStart"/>
+      <w:r>
+        <w:rPr>
+          <w:rFonts w:hint="eastAsia"/>
+          <w:color w:val="0000FF"/>
+          <w:szCs w:val="20"/>
+        </w:rPr>
+        <w:t>(  예  )</w:t>
+      </w:r>
+      <w:proofErr w:type="gramEnd"/>
     </w:p>
     <w:p>
       <w:pPr>
@@ -893,7 +963,15 @@
           <w:rFonts w:hint="eastAsia"/>
           <w:szCs w:val="20"/>
         </w:rPr>
-        <w:t xml:space="preserve">개인 정보의 제 </w:t>
+        <w:t xml:space="preserve">개인 정보의 </w:t>
+      </w:r>
+      <w:proofErr w:type="gramStart"/>
+      <w:r>
+        <w:rPr>
+          <w:rFonts w:hint="eastAsia"/>
+          <w:szCs w:val="20"/>
+        </w:rPr>
+        <w:t xml:space="preserve">제 </w:t>
       </w:r>
       <w:r>
         <w:rPr>
@@ -901,6 +979,7 @@
         </w:rPr>
         <w:t>3</w:t>
       </w:r>
+      <w:proofErr w:type="gramEnd"/>
       <w:r>
         <w:rPr>
           <w:rFonts w:hint="eastAsia"/>
@@ -1020,13 +1099,28 @@
           <w:rFonts w:hint="eastAsia"/>
           <w:szCs w:val="20"/>
         </w:rPr>
-        <w:t xml:space="preserve">     - 제공대상 </w:t>
-      </w:r>
-      <w:r>
-        <w:rPr>
-          <w:szCs w:val="20"/>
-        </w:rPr>
-        <w:t xml:space="preserve">: </w:t>
+        <w:t xml:space="preserve">     - </w:t>
+      </w:r>
+      <w:proofErr w:type="gramStart"/>
+      <w:r>
+        <w:rPr>
+          <w:rFonts w:hint="eastAsia"/>
+          <w:szCs w:val="20"/>
+        </w:rPr>
+        <w:t xml:space="preserve">제공대상 </w:t>
+      </w:r>
+      <w:r>
+        <w:rPr>
+          <w:szCs w:val="20"/>
+        </w:rPr>
+        <w:t>:</w:t>
+      </w:r>
+      <w:proofErr w:type="gramEnd"/>
+      <w:r>
+        <w:rPr>
+          <w:szCs w:val="20"/>
+        </w:rPr>
+        <w:t xml:space="preserve"> </w:t>
       </w:r>
       <w:r>
         <w:rPr>
@@ -1058,13 +1152,28 @@
           <w:rFonts w:hint="eastAsia"/>
           <w:szCs w:val="20"/>
         </w:rPr>
-        <w:t xml:space="preserve">제공하는 개인정보 </w:t>
-      </w:r>
-      <w:r>
-        <w:rPr>
-          <w:szCs w:val="20"/>
-        </w:rPr>
-        <w:t xml:space="preserve">: </w:t>
+        <w:t xml:space="preserve">제공하는 </w:t>
+      </w:r>
+      <w:proofErr w:type="gramStart"/>
+      <w:r>
+        <w:rPr>
+          <w:rFonts w:hint="eastAsia"/>
+          <w:szCs w:val="20"/>
+        </w:rPr>
+        <w:t xml:space="preserve">개인정보 </w:t>
+      </w:r>
+      <w:r>
+        <w:rPr>
+          <w:szCs w:val="20"/>
+        </w:rPr>
+        <w:t>:</w:t>
+      </w:r>
+      <w:proofErr w:type="gramEnd"/>
+      <w:r>
+        <w:rPr>
+          <w:szCs w:val="20"/>
+        </w:rPr>
+        <w:t xml:space="preserve"> </w:t>
       </w:r>
       <w:r>
         <w:rPr>
@@ -1188,13 +1297,28 @@
           <w:rFonts w:hint="eastAsia"/>
           <w:szCs w:val="20"/>
         </w:rPr>
-        <w:t xml:space="preserve">개인정보 제공목적 </w:t>
-      </w:r>
-      <w:r>
-        <w:rPr>
-          <w:szCs w:val="20"/>
-        </w:rPr>
-        <w:t xml:space="preserve">: </w:t>
+        <w:t xml:space="preserve">개인정보 </w:t>
+      </w:r>
+      <w:proofErr w:type="gramStart"/>
+      <w:r>
+        <w:rPr>
+          <w:rFonts w:hint="eastAsia"/>
+          <w:szCs w:val="20"/>
+        </w:rPr>
+        <w:t xml:space="preserve">제공목적 </w:t>
+      </w:r>
+      <w:r>
+        <w:rPr>
+          <w:szCs w:val="20"/>
+        </w:rPr>
+        <w:t>:</w:t>
+      </w:r>
+      <w:proofErr w:type="gramEnd"/>
+      <w:r>
+        <w:rPr>
+          <w:szCs w:val="20"/>
+        </w:rPr>
+        <w:t xml:space="preserve"> </w:t>
       </w:r>
       <w:r>
         <w:rPr>
@@ -1220,8 +1344,17 @@
           <w:rFonts w:hint="eastAsia"/>
           <w:szCs w:val="20"/>
         </w:rPr>
-        <w:t xml:space="preserve">     - 개인정보 보유 및 이용기간 :</w:t>
-      </w:r>
+        <w:t xml:space="preserve">     - 개인정보 보유 및 </w:t>
+      </w:r>
+      <w:proofErr w:type="gramStart"/>
+      <w:r>
+        <w:rPr>
+          <w:rFonts w:hint="eastAsia"/>
+          <w:szCs w:val="20"/>
+        </w:rPr>
+        <w:t>이용기간 :</w:t>
+      </w:r>
+      <w:proofErr w:type="gramEnd"/>
       <w:r>
         <w:rPr>
           <w:szCs w:val="20"/>
@@ -1333,7 +1466,15 @@
           <w:rFonts w:hint="eastAsia"/>
           <w:szCs w:val="20"/>
         </w:rPr>
-        <w:t xml:space="preserve">    - 제공대상 </w:t>
+        <w:t xml:space="preserve">    - </w:t>
+      </w:r>
+      <w:proofErr w:type="gramStart"/>
+      <w:r>
+        <w:rPr>
+          <w:rFonts w:hint="eastAsia"/>
+          <w:szCs w:val="20"/>
+        </w:rPr>
+        <w:t xml:space="preserve">제공대상 </w:t>
       </w:r>
       <w:r>
         <w:rPr>
@@ -1341,6 +1482,7 @@
         </w:rPr>
         <w:t>:</w:t>
       </w:r>
+      <w:proofErr w:type="gramEnd"/>
       <w:r>
         <w:rPr>
           <w:rFonts w:hint="eastAsia"/>
@@ -1371,13 +1513,28 @@
           <w:rFonts w:hint="eastAsia"/>
           <w:szCs w:val="20"/>
         </w:rPr>
-        <w:t xml:space="preserve">제공하는 개인정보 </w:t>
-      </w:r>
-      <w:r>
-        <w:rPr>
-          <w:szCs w:val="20"/>
-        </w:rPr>
-        <w:t xml:space="preserve">: </w:t>
+        <w:t xml:space="preserve">제공하는 </w:t>
+      </w:r>
+      <w:proofErr w:type="gramStart"/>
+      <w:r>
+        <w:rPr>
+          <w:rFonts w:hint="eastAsia"/>
+          <w:szCs w:val="20"/>
+        </w:rPr>
+        <w:t xml:space="preserve">개인정보 </w:t>
+      </w:r>
+      <w:r>
+        <w:rPr>
+          <w:szCs w:val="20"/>
+        </w:rPr>
+        <w:t>:</w:t>
+      </w:r>
+      <w:proofErr w:type="gramEnd"/>
+      <w:r>
+        <w:rPr>
+          <w:szCs w:val="20"/>
+        </w:rPr>
+        <w:t xml:space="preserve"> </w:t>
       </w:r>
       <w:r>
         <w:rPr>
@@ -1505,13 +1662,28 @@
           <w:rFonts w:hint="eastAsia"/>
           <w:szCs w:val="20"/>
         </w:rPr>
-        <w:t xml:space="preserve">개인정보 제공목적 </w:t>
-      </w:r>
-      <w:r>
-        <w:rPr>
-          <w:szCs w:val="20"/>
-        </w:rPr>
-        <w:t xml:space="preserve">: </w:t>
+        <w:t xml:space="preserve">개인정보 </w:t>
+      </w:r>
+      <w:proofErr w:type="gramStart"/>
+      <w:r>
+        <w:rPr>
+          <w:rFonts w:hint="eastAsia"/>
+          <w:szCs w:val="20"/>
+        </w:rPr>
+        <w:t xml:space="preserve">제공목적 </w:t>
+      </w:r>
+      <w:r>
+        <w:rPr>
+          <w:szCs w:val="20"/>
+        </w:rPr>
+        <w:t>:</w:t>
+      </w:r>
+      <w:proofErr w:type="gramEnd"/>
+      <w:r>
+        <w:rPr>
+          <w:szCs w:val="20"/>
+        </w:rPr>
+        <w:t xml:space="preserve"> </w:t>
       </w:r>
       <w:r>
         <w:rPr>
@@ -1543,13 +1715,28 @@
           <w:rFonts w:hint="eastAsia"/>
           <w:szCs w:val="20"/>
         </w:rPr>
-        <w:t xml:space="preserve">개인정보 보유 및 이용기간 </w:t>
-      </w:r>
-      <w:r>
-        <w:rPr>
-          <w:szCs w:val="20"/>
-        </w:rPr>
-        <w:t xml:space="preserve">: </w:t>
+        <w:t xml:space="preserve">개인정보 보유 및 </w:t>
+      </w:r>
+      <w:proofErr w:type="gramStart"/>
+      <w:r>
+        <w:rPr>
+          <w:rFonts w:hint="eastAsia"/>
+          <w:szCs w:val="20"/>
+        </w:rPr>
+        <w:t xml:space="preserve">이용기간 </w:t>
+      </w:r>
+      <w:r>
+        <w:rPr>
+          <w:szCs w:val="20"/>
+        </w:rPr>
+        <w:t>:</w:t>
+      </w:r>
+      <w:proofErr w:type="gramEnd"/>
+      <w:r>
+        <w:rPr>
+          <w:szCs w:val="20"/>
+        </w:rPr>
+        <w:t xml:space="preserve"> </w:t>
       </w:r>
       <w:r>
         <w:rPr>
@@ -1622,7 +1809,61 @@
           <w:color w:val="0000FF"/>
           <w:szCs w:val="20"/>
         </w:rPr>
-        <w:t xml:space="preserve">* 본인은 회사가 위와 같이 개인정보를 제 3자에게 제공하는 것을 충분히 이해하고 이에 동의합니다.(  예  ) </w:t>
+        <w:t xml:space="preserve">* 본인은 회사가 위와 같이 개인정보를 </w:t>
+      </w:r>
+      <w:proofErr w:type="gramStart"/>
+      <w:r>
+        <w:rPr>
+          <w:rFonts w:hint="eastAsia"/>
+          <w:color w:val="0000FF"/>
+          <w:szCs w:val="20"/>
+        </w:rPr>
+        <w:t>제 3</w:t>
+      </w:r>
+      <w:proofErr w:type="gramEnd"/>
+      <w:r>
+        <w:rPr>
+          <w:rFonts w:hint="eastAsia"/>
+          <w:color w:val="0000FF"/>
+          <w:szCs w:val="20"/>
+        </w:rPr>
+        <w:t xml:space="preserve">자에게 제공하는 것을 충분히 이해하고 이에 </w:t>
+      </w:r>
+      <w:proofErr w:type="gramStart"/>
+      <w:r>
+        <w:rPr>
+          <w:rFonts w:hint="eastAsia"/>
+          <w:color w:val="0000FF"/>
+          <w:szCs w:val="20"/>
+        </w:rPr>
+        <w:t>동의합니다.(</w:t>
+      </w:r>
+      <w:proofErr w:type="gramEnd"/>
+      <w:r>
+        <w:rPr>
+          <w:rFonts w:hint="eastAsia"/>
+          <w:color w:val="0000FF"/>
+          <w:szCs w:val="20"/>
+        </w:rPr>
+        <w:t xml:space="preserve">  </w:t>
+      </w:r>
+      <w:proofErr w:type="gramStart"/>
+      <w:r>
+        <w:rPr>
+          <w:rFonts w:hint="eastAsia"/>
+          <w:color w:val="0000FF"/>
+          <w:szCs w:val="20"/>
+        </w:rPr>
+        <w:t>예  )</w:t>
+      </w:r>
+      <w:proofErr w:type="gramEnd"/>
+      <w:r>
+        <w:rPr>
+          <w:rFonts w:hint="eastAsia"/>
+          <w:color w:val="0000FF"/>
+          <w:szCs w:val="20"/>
+        </w:rPr>
+        <w:t xml:space="preserve"> </w:t>
       </w:r>
     </w:p>
     <w:p>
@@ -1657,7 +1898,76 @@
           <w:spacing w:val="-18"/>
           <w:szCs w:val="20"/>
         </w:rPr>
-        <w:t>2026년  6월  13일                성명 : 김진민  (인)</w:t>
+        <w:t>2026</w:t>
+      </w:r>
+      <w:proofErr w:type="gramStart"/>
+      <w:r>
+        <w:rPr>
+          <w:rFonts w:hint="eastAsia"/>
+          <w:b/>
+          <w:spacing w:val="-18"/>
+          <w:szCs w:val="20"/>
+        </w:rPr>
+        <w:t>년  6월  1</w:t>
+      </w:r>
+      <w:r>
+        <w:rPr>
+          <w:rFonts w:hint="eastAsia"/>
+          <w:b/>
+          <w:spacing w:val="-18"/>
+          <w:szCs w:val="20"/>
+        </w:rPr>
+        <w:t>4</w:t>
+      </w:r>
+      <w:proofErr w:type="gramEnd"/>
+      <w:r>
+        <w:rPr>
+          <w:rFonts w:hint="eastAsia"/>
+          <w:b/>
+          <w:spacing w:val="-18"/>
+          <w:szCs w:val="20"/>
+        </w:rPr>
+        <w:t xml:space="preserve">일                </w:t>
+      </w:r>
+      <w:proofErr w:type="gramStart"/>
+      <w:r>
+        <w:rPr>
+          <w:rFonts w:hint="eastAsia"/>
+          <w:b/>
+          <w:spacing w:val="-18"/>
+          <w:szCs w:val="20"/>
+        </w:rPr>
+        <w:t>성명 :</w:t>
+      </w:r>
+      <w:proofErr w:type="gramEnd"/>
+      <w:r>
+        <w:rPr>
+          <w:rFonts w:hint="eastAsia"/>
+          <w:b/>
+          <w:spacing w:val="-18"/>
+          <w:szCs w:val="20"/>
+        </w:rPr>
+        <w:t xml:space="preserve"> </w:t>
+      </w:r>
+      <w:proofErr w:type="gramStart"/>
+      <w:r>
+        <w:rPr>
+          <w:rFonts w:hint="eastAsia"/>
+          <w:b/>
+          <w:spacing w:val="-18"/>
+          <w:szCs w:val="20"/>
+        </w:rPr>
+        <w:t>김진민  (</w:t>
+      </w:r>
+      <w:proofErr w:type="gramEnd"/>
+      <w:r>
+        <w:rPr>
+          <w:rFonts w:hint="eastAsia"/>
+          <w:b/>
+          <w:spacing w:val="-18"/>
+          <w:szCs w:val="20"/>
+        </w:rPr>
+        <w:t>인)</w:t>
       </w:r>
     </w:p>
     <w:p>
@@ -2477,14 +2787,17 @@
                 <w:szCs w:val="22"/>
               </w:rPr>
             </w:pPr>
-            <w:r>
-              <w:rPr>
-                <w:rFonts w:asciiTheme="majorHAnsi" w:eastAsiaTheme="majorHAnsi" w:hAnsiTheme="majorHAnsi" w:hint="eastAsia"/>
-                <w:sz w:val="22"/>
-                <w:szCs w:val="22"/>
-              </w:rPr>
-              <w:t>uiop3847@naver.com</w:t>
-            </w:r>
+            <w:hyperlink r:id="rId8" w:history="1">
+              <w:r>
+                <w:rPr>
+                  <w:rStyle w:val="a8"/>
+                  <w:rFonts w:asciiTheme="majorHAnsi" w:eastAsiaTheme="majorHAnsi" w:hAnsiTheme="majorHAnsi" w:hint="eastAsia"/>
+                  <w:sz w:val="22"/>
+                  <w:szCs w:val="22"/>
+                </w:rPr>
+                <w:t>uiop3847@naver.com</w:t>
+              </w:r>
+            </w:hyperlink>
           </w:p>
         </w:tc>
       </w:tr>
@@ -2528,18 +2841,44 @@
               <w:pStyle w:val="a7"/>
               <w:spacing w:line="240" w:lineRule="auto"/>
               <w:rPr>
-                <w:rFonts w:asciiTheme="majorHAnsi" w:eastAsiaTheme="majorHAnsi" w:hAnsiTheme="majorHAnsi"/>
-                <w:sz w:val="22"/>
-                <w:szCs w:val="22"/>
-              </w:rPr>
-            </w:pPr>
-            <w:r>
-              <w:rPr>
-                <w:rFonts w:asciiTheme="majorHAnsi" w:eastAsiaTheme="majorHAnsi" w:hAnsiTheme="majorHAnsi" w:hint="eastAsia"/>
-                <w:sz w:val="22"/>
-                <w:szCs w:val="22"/>
-              </w:rPr>
-              <w:t>대구광역시 남구</w:t>
+                <w:rFonts w:asciiTheme="majorHAnsi" w:eastAsiaTheme="majorHAnsi" w:hAnsiTheme="majorHAnsi" w:hint="eastAsia"/>
+                <w:sz w:val="22"/>
+                <w:szCs w:val="22"/>
+              </w:rPr>
+            </w:pPr>
+            <w:r>
+              <w:rPr>
+                <w:rFonts w:asciiTheme="majorHAnsi" w:eastAsiaTheme="majorHAnsi" w:hAnsiTheme="majorHAnsi" w:hint="eastAsia"/>
+                <w:sz w:val="22"/>
+                <w:szCs w:val="22"/>
+              </w:rPr>
+              <w:t>대구 남구</w:t>
+            </w:r>
+            <w:r>
+              <w:rPr>
+                <w:rFonts w:asciiTheme="majorHAnsi" w:eastAsiaTheme="majorHAnsi" w:hAnsiTheme="majorHAnsi" w:hint="eastAsia"/>
+                <w:sz w:val="22"/>
+                <w:szCs w:val="22"/>
+              </w:rPr>
+              <w:t xml:space="preserve"> </w:t>
+            </w:r>
+            <w:proofErr w:type="spellStart"/>
+            <w:r>
+              <w:rPr>
+                <w:rFonts w:asciiTheme="majorHAnsi" w:eastAsiaTheme="majorHAnsi" w:hAnsiTheme="majorHAnsi" w:hint="eastAsia"/>
+                <w:sz w:val="22"/>
+                <w:szCs w:val="22"/>
+              </w:rPr>
+              <w:t>명덕로</w:t>
+            </w:r>
+            <w:proofErr w:type="spellEnd"/>
+            <w:r>
+              <w:rPr>
+                <w:rFonts w:asciiTheme="majorHAnsi" w:eastAsiaTheme="majorHAnsi" w:hAnsiTheme="majorHAnsi" w:hint="eastAsia"/>
+                <w:sz w:val="22"/>
+                <w:szCs w:val="22"/>
+              </w:rPr>
+              <w:t xml:space="preserve"> 200</w:t>
             </w:r>
           </w:p>
         </w:tc>
@@ -2647,14 +2986,30 @@
                 <w:rFonts w:asciiTheme="majorHAnsi" w:eastAsiaTheme="majorHAnsi" w:hAnsiTheme="majorHAnsi" w:hint="eastAsia"/>
                 <w:sz w:val="22"/>
               </w:rPr>
-              <w:t>일본어 회화 중급</w:t>
-            </w:r>
-            <w:r>
-              <w:rPr>
-                <w:rFonts w:asciiTheme="majorHAnsi" w:eastAsiaTheme="majorHAnsi" w:hAnsiTheme="majorHAnsi" w:hint="eastAsia"/>
-                <w:sz w:val="22"/>
-              </w:rPr>
-              <w:t xml:space="preserve"> / 영어 회화 중급</w:t>
+              <w:t xml:space="preserve">일본어 회화 </w:t>
+            </w:r>
+            <w:proofErr w:type="gramStart"/>
+            <w:r>
+              <w:rPr>
+                <w:rFonts w:asciiTheme="majorHAnsi" w:eastAsiaTheme="majorHAnsi" w:hAnsiTheme="majorHAnsi" w:hint="eastAsia"/>
+                <w:sz w:val="22"/>
+              </w:rPr>
+              <w:t>중급</w:t>
+            </w:r>
+            <w:r>
+              <w:rPr>
+                <w:rFonts w:asciiTheme="majorHAnsi" w:eastAsiaTheme="majorHAnsi" w:hAnsiTheme="majorHAnsi" w:hint="eastAsia"/>
+                <w:sz w:val="22"/>
+              </w:rPr>
+              <w:t xml:space="preserve"> /</w:t>
+            </w:r>
+            <w:proofErr w:type="gramEnd"/>
+            <w:r>
+              <w:rPr>
+                <w:rFonts w:asciiTheme="majorHAnsi" w:eastAsiaTheme="majorHAnsi" w:hAnsiTheme="majorHAnsi" w:hint="eastAsia"/>
+                <w:sz w:val="22"/>
+              </w:rPr>
+              <w:t xml:space="preserve"> 영어 회화 중급</w:t>
             </w:r>
           </w:p>
         </w:tc>
@@ -4022,7 +4377,15 @@
             </w:r>
             <w:proofErr w:type="spellEnd"/>
             <w:r>
-              <w:t xml:space="preserve">·수술 내비게이션 SW / </w:t>
+              <w:t xml:space="preserve">·수술 내비게이션 </w:t>
+            </w:r>
+            <w:proofErr w:type="gramStart"/>
+            <w:r>
+              <w:t>SW /</w:t>
+            </w:r>
+            <w:proofErr w:type="gramEnd"/>
+            <w:r>
+              <w:t xml:space="preserve"> </w:t>
             </w:r>
             <w:proofErr w:type="spellStart"/>
             <w:r>
@@ -4033,6 +4396,7 @@
               <w:t xml:space="preserve"> 비전·비주얼 </w:t>
             </w:r>
             <w:proofErr w:type="spellStart"/>
+            <w:proofErr w:type="gramStart"/>
             <w:r>
               <w:t>서보잉</w:t>
             </w:r>
@@ -4044,7 +4408,14 @@
               <w:rPr>
                 <w:rFonts w:hint="eastAsia"/>
               </w:rPr>
-              <w:t xml:space="preserve">/ AGV 실증 현장 </w:t>
+              <w:t>/</w:t>
+            </w:r>
+            <w:proofErr w:type="gramEnd"/>
+            <w:r>
+              <w:rPr>
+                <w:rFonts w:hint="eastAsia"/>
+              </w:rPr>
+              <w:t xml:space="preserve"> AGV 실증 현장 </w:t>
             </w:r>
             <w:r>
               <w:rPr>
@@ -4228,7 +4599,27 @@
           <w:sz w:val="32"/>
           <w:szCs w:val="32"/>
         </w:rPr>
-        <w:t>1. 회사명 : ㈜</w:t>
+        <w:t xml:space="preserve">1. </w:t>
+      </w:r>
+      <w:proofErr w:type="gramStart"/>
+      <w:r>
+        <w:rPr>
+          <w:rFonts w:asciiTheme="majorHAnsi" w:eastAsiaTheme="majorHAnsi" w:hAnsiTheme="majorHAnsi" w:hint="eastAsia"/>
+          <w:b/>
+          <w:sz w:val="32"/>
+          <w:szCs w:val="32"/>
+        </w:rPr>
+        <w:t>회사명 :</w:t>
+      </w:r>
+      <w:proofErr w:type="gramEnd"/>
+      <w:r>
+        <w:rPr>
+          <w:rFonts w:asciiTheme="majorHAnsi" w:eastAsiaTheme="majorHAnsi" w:hAnsiTheme="majorHAnsi" w:hint="eastAsia"/>
+          <w:b/>
+          <w:sz w:val="32"/>
+          <w:szCs w:val="32"/>
+        </w:rPr>
+        <w:t xml:space="preserve"> ㈜</w:t>
       </w:r>
       <w:proofErr w:type="spellStart"/>
       <w:r>
@@ -4592,22 +4983,58 @@
                 <w:szCs w:val="24"/>
               </w:rPr>
               <w:br/>
-              <w:t>■ [고정밀 광학 트래킹·수술 내비게이션] 수술 내비게이션 SW를 단독으로 개발하며, 스테레오 카메라 기반 광학 트래킹과 3D 좌표계 정합(ICP·PCA·CLPSO)·실시간 위치추적으로 통합오차 약 0.2mm 달성(3년 이상 정부과제 수행). 관련 특허 3건(스테레오 카메라 2축 구동 장치 / 좌표계 정합 / 위치추적).</w:t>
-            </w:r>
+              <w:t xml:space="preserve">■ [고정밀 광학 트래킹·수술 내비게이션] 수술 내비게이션 SW를 단독으로 개발하며, 스테레오 카메라 기반 광학 트래킹과 3D 좌표계 정합(ICP·PCA·CLPSO)·실시간 위치추적으로 통합오차 약 0.2mm 달성(3년 이상 정부과제 수행). 관련 특허 3건(스테레오 카메라 2축 구동 </w:t>
+            </w:r>
+            <w:proofErr w:type="gramStart"/>
             <w:r>
               <w:rPr>
                 <w:rFonts w:asciiTheme="majorHAnsi" w:eastAsiaTheme="majorHAnsi" w:hAnsiTheme="majorHAnsi" w:hint="eastAsia"/>
                 <w:sz w:val="24"/>
                 <w:szCs w:val="24"/>
               </w:rPr>
-              <w:br/>
-            </w:r>
+              <w:t>장치 /</w:t>
+            </w:r>
+            <w:proofErr w:type="gramEnd"/>
             <w:r>
               <w:rPr>
                 <w:rFonts w:asciiTheme="majorHAnsi" w:eastAsiaTheme="majorHAnsi" w:hAnsiTheme="majorHAnsi" w:hint="eastAsia"/>
                 <w:sz w:val="24"/>
                 <w:szCs w:val="24"/>
               </w:rPr>
+              <w:t xml:space="preserve"> 좌표계 </w:t>
+            </w:r>
+            <w:proofErr w:type="gramStart"/>
+            <w:r>
+              <w:rPr>
+                <w:rFonts w:asciiTheme="majorHAnsi" w:eastAsiaTheme="majorHAnsi" w:hAnsiTheme="majorHAnsi" w:hint="eastAsia"/>
+                <w:sz w:val="24"/>
+                <w:szCs w:val="24"/>
+              </w:rPr>
+              <w:t>정합 /</w:t>
+            </w:r>
+            <w:proofErr w:type="gramEnd"/>
+            <w:r>
+              <w:rPr>
+                <w:rFonts w:asciiTheme="majorHAnsi" w:eastAsiaTheme="majorHAnsi" w:hAnsiTheme="majorHAnsi" w:hint="eastAsia"/>
+                <w:sz w:val="24"/>
+                <w:szCs w:val="24"/>
+              </w:rPr>
+              <w:t xml:space="preserve"> 위치추적).</w:t>
+            </w:r>
+            <w:r>
+              <w:rPr>
+                <w:rFonts w:asciiTheme="majorHAnsi" w:eastAsiaTheme="majorHAnsi" w:hAnsiTheme="majorHAnsi" w:hint="eastAsia"/>
+                <w:sz w:val="24"/>
+                <w:szCs w:val="24"/>
+              </w:rPr>
+              <w:br/>
+            </w:r>
+            <w:r>
+              <w:rPr>
+                <w:rFonts w:asciiTheme="majorHAnsi" w:eastAsiaTheme="majorHAnsi" w:hAnsiTheme="majorHAnsi" w:hint="eastAsia"/>
+                <w:sz w:val="24"/>
+                <w:szCs w:val="24"/>
+              </w:rPr>
               <w:br/>
               <w:t>■ [로봇 SW 아키텍처] Isaac Sim·ROS2 기반 방사능 제염 디지털트윈 시뮬레이터 개발(ROS2 사용 경험 보유). 현 직장에서는 ROS2 구조를 모사한 DDS 분산 미들웨어와 trajectory_follower 등 로봇 서비스를 C/C++로 직접 설계·구현하여 산업용 팬리스 PC 환경에 양산 적용.</w:t>
             </w:r>
@@ -4660,7 +5087,41 @@
                 <w:szCs w:val="24"/>
               </w:rPr>
               <w:br/>
-              <w:t xml:space="preserve">■ [AI 에이전트 기반 개발] AI 코딩 에이전트(Claude Code 등)를 직접 구성·개발해 활용 — </w:t>
+              <w:t xml:space="preserve">■ [AI 에이전트 기반 개발] AI 코딩 에이전트(Claude Code 등)를 직접 </w:t>
+            </w:r>
+            <w:proofErr w:type="spellStart"/>
+            <w:r>
+              <w:rPr>
+                <w:rFonts w:asciiTheme="majorHAnsi" w:eastAsiaTheme="majorHAnsi" w:hAnsiTheme="majorHAnsi" w:hint="eastAsia"/>
+                <w:sz w:val="24"/>
+                <w:szCs w:val="24"/>
+              </w:rPr>
+              <w:t>구성·개발해</w:t>
+            </w:r>
+            <w:proofErr w:type="spellEnd"/>
+            <w:r>
+              <w:rPr>
+                <w:rFonts w:asciiTheme="majorHAnsi" w:eastAsiaTheme="majorHAnsi" w:hAnsiTheme="majorHAnsi" w:hint="eastAsia"/>
+                <w:sz w:val="24"/>
+                <w:szCs w:val="24"/>
+              </w:rPr>
+              <w:t xml:space="preserve"> 활용</w:t>
+            </w:r>
+            <w:r>
+              <w:rPr>
+                <w:rFonts w:asciiTheme="majorHAnsi" w:eastAsiaTheme="majorHAnsi" w:hAnsiTheme="majorHAnsi" w:hint="eastAsia"/>
+                <w:sz w:val="24"/>
+                <w:szCs w:val="24"/>
+              </w:rPr>
+              <w:t xml:space="preserve">함. </w:t>
+            </w:r>
+            <w:r>
+              <w:rPr>
+                <w:rFonts w:asciiTheme="majorHAnsi" w:eastAsiaTheme="majorHAnsi" w:hAnsiTheme="majorHAnsi" w:hint="eastAsia"/>
+                <w:sz w:val="24"/>
+                <w:szCs w:val="24"/>
+              </w:rPr>
+              <w:t xml:space="preserve"> </w:t>
             </w:r>
             <w:r>
               <w:rPr>
@@ -5907,8 +6368,13 @@
                 <w:szCs w:val="22"/>
               </w:rPr>
             </w:pPr>
-            <w:r>
-              <w:t>일본국제교류기금 / JEES</w:t>
+            <w:proofErr w:type="gramStart"/>
+            <w:r>
+              <w:t>일본국제교류기금 /</w:t>
+            </w:r>
+            <w:proofErr w:type="gramEnd"/>
+            <w:r>
+              <w:t xml:space="preserve"> JEES</w:t>
             </w:r>
           </w:p>
         </w:tc>
@@ -6165,6 +6631,14 @@
             </w:r>
             <w:r>
               <w:br/>
+            </w:r>
+            <w:r>
+              <w:rPr>
+                <w:rFonts w:hint="eastAsia"/>
+              </w:rPr>
+              <w:t xml:space="preserve">  </w:t>
+            </w:r>
+            <w:r>
               <w:t>그 기질은 지금 일하는 방식에도 그대로 드러</w:t>
             </w:r>
             <w:r>
@@ -6181,6 +6655,14 @@
             </w:r>
             <w:r>
               <w:br/>
+            </w:r>
+            <w:r>
+              <w:rPr>
+                <w:rFonts w:hint="eastAsia"/>
+              </w:rPr>
+              <w:t xml:space="preserve">  </w:t>
+            </w:r>
+            <w:r>
               <w:t>새로운 문제를 만나면 저는 먼저 ‘이걸 어떻게 직접 만들어 작동시킬까’를 떠올립니다. 만들고 싶어 깊이 파고들고, 만들었기에 끝까지 책임지는 이 태도가 로봇이 세상을 보고 스스로 움직이게 만드는 일에 저를 잘 맞는 사람으로 만들어 준다고 믿</w:t>
             </w:r>
             <w:r>
@@ -6296,20 +6778,132 @@
           </w:tcPr>
           <w:p>
             <w:pPr>
-              <w:rPr>
-                <w:rFonts w:asciiTheme="majorHAnsi" w:eastAsiaTheme="majorHAnsi" w:hAnsiTheme="majorHAnsi"/>
-                <w:b/>
-                <w:sz w:val="22"/>
-              </w:rPr>
-            </w:pPr>
-            <w:r>
-              <w:t>가장 대표적인 성과는 두 가지입니다. 첫째는 현재 진행 중인 무인지게차 비전 인식 모듈입니다. SAM3·DUSt3R 같은 Foundation Model과 커스텀 학습 모델을 자사 파이프라인에 통합해 초기 정렬 인식을 구현했습니다. 이를 직접 어노테이션 방식 대비 한 달 이상의 개발 기간을 단축했습니다. 나아가 이 솔루션을 고객 현장에 직접 설치·안정화해 개발실의 결과가 실제 운영 환경에서도 신뢰성 있게 동작하도록 끝까지 책임졌습니다. 둘째는 수술 내비게이션 분야로, 스테레오 카메라 기반 광학 트래킹으로 통합 오차 약 0.2mm의 정밀도를 3년 이상의 정부과제를 통해 달성했고 특허 출원 7건과 SCI(e) 논문, 국제 학회 발표, 학회 우수논문·우수포스터상으로 성과를 인정받았습니다. 특히 의료 영상은 사람의 안전이 걸려 있어 산업 현장보다 더 높은 정밀도와 까다로운 조건을 요구합니다. 가장 엄격한 기준에서 비전 기술을 검증해 온 경험은 산업·로봇 분야로 확장하기가 오히려 수월하다고 믿으며, 저는 이 높은 기준을 로봇 비전에 그대로 가져가고자 합니다.</w:t>
-              <w:br/>
-              <w:br/>
-              <w:t>입사 후에는 이 두 갈래 — 빠르게 양산까지 끌고 간 실행력과 0.1mm를 다투던 정밀함 — 을 로봇 비전 플랫폼에 결합하고자 합니다. 비전 소프트웨어 아키텍처 설계에 기여하고, 카메라 입력부터 인식·좌표 변환·실시간 제어로 이어지는 파이프라인을 한층 정교하게 다듬겠습니다. 부족한 임베디드(Linux 카메라 드라이버)와 최신 인식 모델 영역은 빠른 학습으로 보완하여, 맡은 비전 시스템을 끝까지 책임지는 책임급 엔지니어로서 에스원의 로봇 사업에 기여하겠습니다.</w:t>
+              <w:ind w:firstLineChars="200" w:firstLine="400"/>
+            </w:pPr>
+            <w:r>
+              <w:t xml:space="preserve">가장 대표적인 성과는 두 가지입니다. 첫째는 현재 진행 중인 무인지게차 비전 인식 모듈입니다. SAM3·DUSt3R 같은 Foundation Model과 커스텀 학습 모델을 자사 파이프라인에 통합해 초기 정렬 인식을 구현했습니다. 이를 직접 어노테이션 방식 대비 한 달 이상의 개발 기간을 단축했습니다. 나아가 이 솔루션을 고객 현장에 직접 설치·안정화해 개발실의 결과가 실제 운영 환경에서도 신뢰성 있게 동작하도록 끝까지 책임졌습니다. 둘째는 수술 내비게이션 분야로, 스테레오 카메라 기반 광학 </w:t>
             </w:r>
             <w:proofErr w:type="spellStart"/>
+            <w:r>
+              <w:t>트래킹으로</w:t>
+            </w:r>
             <w:proofErr w:type="spellEnd"/>
+            <w:r>
+              <w:t xml:space="preserve"> 통합 오차 약 0.2mm의 정밀도를 3년 이상의 정부과제를 통해 달성했고 특허 출원 7건과 SCI(e) 논문</w:t>
+            </w:r>
+            <w:r>
+              <w:rPr>
+                <w:rFonts w:hint="eastAsia"/>
+              </w:rPr>
+              <w:t xml:space="preserve"> 1건</w:t>
+            </w:r>
+            <w:r>
+              <w:t>, 국제 학회 발표</w:t>
+            </w:r>
+            <w:r>
+              <w:rPr>
+                <w:rFonts w:hint="eastAsia"/>
+              </w:rPr>
+              <w:t xml:space="preserve"> 1건</w:t>
+            </w:r>
+            <w:r>
+              <w:t>, 학회 우수논문·우수포스터상</w:t>
+            </w:r>
+            <w:r>
+              <w:rPr>
+                <w:rFonts w:hint="eastAsia"/>
+              </w:rPr>
+              <w:t xml:space="preserve"> 2</w:t>
+            </w:r>
+            <w:proofErr w:type="gramStart"/>
+            <w:r>
+              <w:rPr>
+                <w:rFonts w:hint="eastAsia"/>
+              </w:rPr>
+              <w:t xml:space="preserve">건 </w:t>
+            </w:r>
+            <w:r>
+              <w:t>으로</w:t>
+            </w:r>
+            <w:proofErr w:type="gramEnd"/>
+            <w:r>
+              <w:t xml:space="preserve"> 성과를 인정받았습니다. </w:t>
+            </w:r>
+          </w:p>
+          <w:p/>
+          <w:p>
+            <w:pPr>
+              <w:ind w:firstLineChars="200" w:firstLine="400"/>
+              <w:rPr>
+                <w:rFonts w:asciiTheme="majorHAnsi" w:eastAsiaTheme="majorHAnsi" w:hAnsiTheme="majorHAnsi"/>
+                <w:b/>
+                <w:sz w:val="22"/>
+              </w:rPr>
+            </w:pPr>
+            <w:r>
+              <w:t>의료</w:t>
+            </w:r>
+            <w:r>
+              <w:rPr>
+                <w:rFonts w:hint="eastAsia"/>
+              </w:rPr>
+              <w:t>분야의 비전</w:t>
+            </w:r>
+            <w:r>
+              <w:t>은 사람의 안전이 걸려 있어 산업 현장보다 더 높은 정밀도와 까다로운 조건을 요구합니다. 가장 엄격한 기준에서 비전 기술을 검증해 온 경험은 산업·로봇 분야로 확장하기가 오히려 수</w:t>
+            </w:r>
+            <w:r>
+              <w:rPr>
+                <w:rFonts w:hint="eastAsia"/>
+              </w:rPr>
+              <w:t>월할 것이라</w:t>
+            </w:r>
+            <w:r>
+              <w:t xml:space="preserve"> </w:t>
+            </w:r>
+            <w:r>
+              <w:rPr>
+                <w:rFonts w:hint="eastAsia"/>
+              </w:rPr>
+              <w:t>생각합니다.</w:t>
+            </w:r>
+            <w:r>
+              <w:t xml:space="preserve"> </w:t>
+            </w:r>
+            <w:r>
+              <w:t xml:space="preserve">입사 후에는 빠르게 양산까지 끌고 간 실행력과 0.1mm를 다투던 정밀함을 로봇 비전 플랫폼에 결합하고자 합니다. 비전 소프트웨어 아키텍처 설계에 기여하고, 카메라 입력부터 인식·좌표 변환·실시간 제어로 이어지는 파이프라인을 한층 정교하게 다듬겠습니다. 부족한 임베디드와 최신 </w:t>
+            </w:r>
+            <w:r>
+              <w:rPr>
+                <w:rFonts w:hint="eastAsia"/>
+              </w:rPr>
+              <w:t>AI</w:t>
+            </w:r>
+            <w:r>
+              <w:rPr>
+                <w:rFonts w:hint="eastAsia"/>
+              </w:rPr>
+              <w:t>영상처리</w:t>
+            </w:r>
+            <w:r>
+              <w:t xml:space="preserve"> 모델 영역은 빠른 학습으로 보완하여, 맡은 비전 시스템을 끝까지 책임지는 </w:t>
+            </w:r>
+            <w:proofErr w:type="spellStart"/>
+            <w:r>
+              <w:t>책임급</w:t>
+            </w:r>
+            <w:proofErr w:type="spellEnd"/>
+            <w:r>
+              <w:t xml:space="preserve"> 엔지니어로서 </w:t>
+            </w:r>
+            <w:proofErr w:type="spellStart"/>
+            <w:r>
+              <w:t>에스원의</w:t>
+            </w:r>
+            <w:proofErr w:type="spellEnd"/>
+            <w:r>
+              <w:t xml:space="preserve"> 로봇 사업에 기여하겠습니다.</w:t>
+            </w:r>
           </w:p>
         </w:tc>
       </w:tr>
@@ -6324,7 +6918,7 @@
       </w:pPr>
     </w:p>
     <w:sectPr>
-      <w:footerReference w:type="default" r:id="rId8"/>
+      <w:footerReference w:type="default" r:id="rId9"/>
       <w:pgSz w:w="11906" w:h="16838"/>
       <w:pgMar w:top="720" w:right="720" w:bottom="720" w:left="720" w:header="851" w:footer="992" w:gutter="0"/>
       <w:cols w:space="425"/>
@@ -8736,6 +9330,29 @@
       <w:szCs w:val="20"/>
     </w:rPr>
   </w:style>
+  <w:style w:type="character" w:styleId="a8">
+    <w:name w:val="Hyperlink"/>
+    <w:basedOn w:val="a0"/>
+    <w:uiPriority w:val="99"/>
+    <w:unhideWhenUsed/>
+    <w:rsid w:val="003D522B"/>
+    <w:rPr>
+      <w:color w:val="0563C1" w:themeColor="hyperlink"/>
+      <w:u w:val="single"/>
+    </w:rPr>
+  </w:style>
+  <w:style w:type="character" w:styleId="a9">
+    <w:name w:val="Unresolved Mention"/>
+    <w:basedOn w:val="a0"/>
+    <w:uiPriority w:val="99"/>
+    <w:semiHidden/>
+    <w:unhideWhenUsed/>
+    <w:rsid w:val="003D522B"/>
+    <w:rPr>
+      <w:color w:val="605E5C"/>
+      <w:shd w:val="clear" w:color="auto" w:fill="E1DFDD"/>
+    </w:rPr>
+  </w:style>
 </w:styles>
 </file>
 
